--- a/informe/INFORME_PROYECTO_FINAL.docx
+++ b/informe/INFORME_PROYECTO_FINAL.docx
@@ -326,6 +326,8 @@
           <w:rFonts w:ascii="Arial" w:eastAsia="Arial" w:hAnsi="Arial" w:cs="Arial"/>
           <w:b/>
           <w:bCs/>
+          <w:i w:val="0"/>
+          <w:color w:val="000000"/>
           <w:lang w:val="es-PE"/>
         </w:rPr>
         <w:t>TÍTULO</w:t>
@@ -335,6 +337,8 @@
           <w:rFonts w:ascii="Arial" w:eastAsia="Arial" w:hAnsi="Arial" w:cs="Arial"/>
           <w:b/>
           <w:bCs/>
+          <w:i w:val="0"/>
+          <w:color w:val="000000"/>
           <w:lang w:val="es-PE"/>
         </w:rPr>
         <w:t>:</w:t>
@@ -342,6 +346,8 @@
       <w:r>
         <w:rPr>
           <w:rFonts w:ascii="Arial" w:eastAsia="Arial" w:hAnsi="Arial" w:cs="Arial"/>
+          <w:i w:val="0"/>
+          <w:color w:val="000000"/>
           <w:lang w:val="es-PE"/>
         </w:rPr>
         <w:t xml:space="preserve"> </w:t>
@@ -349,10 +355,11 @@
       <w:r>
         <w:rPr>
           <w:rFonts w:ascii="Arial" w:eastAsia="Arial" w:hAnsi="Arial" w:cs="Arial"/>
-          <w:color w:val="BFBFBF" w:themeColor="background1" w:themeShade="BF"/>
+          <w:i w:val="0"/>
+          <w:color w:val="000000"/>
           <w:lang w:val="es-PE"/>
         </w:rPr>
-        <w:t>Desarrollo de Software para la Gestión de Ventas en la Empresa XYZ S.A., en Lince - Lima</w:t>
+        <w:t>Desarrollo de Software para el Registro de Mascotas y Atenciones en la Veterinaria Mr. Pet</w:t>
       </w:r>
     </w:p>
     <w:p>
@@ -369,6 +376,8 @@
           <w:rFonts w:ascii="Arial" w:eastAsia="Arial" w:hAnsi="Arial" w:cs="Arial"/>
           <w:b/>
           <w:bCs/>
+          <w:i w:val="0"/>
+          <w:color w:val="000000"/>
           <w:lang w:val="es-PE"/>
         </w:rPr>
         <w:t>CURSO:</w:t>
@@ -376,6 +385,8 @@
       <w:r>
         <w:rPr>
           <w:rFonts w:ascii="Arial" w:eastAsia="Arial" w:hAnsi="Arial" w:cs="Arial"/>
+          <w:i w:val="0"/>
+          <w:color w:val="000000"/>
           <w:lang w:val="es-PE"/>
         </w:rPr>
         <w:t xml:space="preserve"> </w:t>
@@ -383,7 +394,8 @@
       <w:r>
         <w:rPr>
           <w:rFonts w:ascii="Arial" w:eastAsia="Arial" w:hAnsi="Arial" w:cs="Arial"/>
-          <w:color w:val="BFBFBF" w:themeColor="background1" w:themeShade="BF"/>
+          <w:i w:val="0"/>
+          <w:color w:val="000000"/>
           <w:lang w:val="es-PE"/>
         </w:rPr>
         <w:t>TÉCNICAS DE PROGRAMACIÓN ORIENTADA A OBJETOS</w:t>
@@ -3749,6 +3761,9 @@
                 <w:lang w:eastAsia="es-VE"/>
               </w:rPr>
             </w:pPr>
+            <w:r>
+              <w:t>23/10/26</w:t>
+            </w:r>
           </w:p>
         </w:tc>
         <w:tc>
@@ -3766,6 +3781,9 @@
                 <w:lang w:eastAsia="es-VE"/>
               </w:rPr>
             </w:pPr>
+            <w:r>
+              <w:t>1.0</w:t>
+            </w:r>
           </w:p>
         </w:tc>
         <w:tc>
@@ -3783,6 +3801,7 @@
                 <w:lang w:eastAsia="es-VE"/>
               </w:rPr>
             </w:pPr>
+            <w:r/>
           </w:p>
         </w:tc>
         <w:tc>
@@ -3800,6 +3819,9 @@
                 <w:lang w:eastAsia="es-VE"/>
               </w:rPr>
             </w:pPr>
+            <w:r>
+              <w:t>POO - UPN</w:t>
+            </w:r>
           </w:p>
         </w:tc>
         <w:tc>
@@ -3817,6 +3839,9 @@
                 <w:lang w:eastAsia="es-VE"/>
               </w:rPr>
             </w:pPr>
+            <w:r>
+              <w:t>Versión inicial: secciones 1 a 6 del informe</w:t>
+            </w:r>
           </w:p>
         </w:tc>
       </w:tr>
@@ -3836,6 +3861,7 @@
                 <w:lang w:eastAsia="es-VE"/>
               </w:rPr>
             </w:pPr>
+            <w:r/>
           </w:p>
         </w:tc>
         <w:tc>
@@ -3853,6 +3879,7 @@
                 <w:lang w:eastAsia="es-VE"/>
               </w:rPr>
             </w:pPr>
+            <w:r/>
           </w:p>
         </w:tc>
         <w:tc>
@@ -3870,6 +3897,7 @@
                 <w:lang w:eastAsia="es-VE"/>
               </w:rPr>
             </w:pPr>
+            <w:r/>
           </w:p>
         </w:tc>
         <w:tc>
@@ -3887,6 +3915,7 @@
                 <w:lang w:eastAsia="es-VE"/>
               </w:rPr>
             </w:pPr>
+            <w:r/>
           </w:p>
         </w:tc>
         <w:tc>
@@ -3904,6 +3933,7 @@
                 <w:lang w:eastAsia="es-VE"/>
               </w:rPr>
             </w:pPr>
+            <w:r/>
           </w:p>
         </w:tc>
       </w:tr>
@@ -3923,6 +3953,7 @@
                 <w:lang w:eastAsia="es-VE"/>
               </w:rPr>
             </w:pPr>
+            <w:r/>
           </w:p>
         </w:tc>
         <w:tc>
@@ -3940,6 +3971,7 @@
                 <w:lang w:eastAsia="es-VE"/>
               </w:rPr>
             </w:pPr>
+            <w:r/>
           </w:p>
         </w:tc>
         <w:tc>
@@ -3957,6 +3989,7 @@
                 <w:lang w:eastAsia="es-VE"/>
               </w:rPr>
             </w:pPr>
+            <w:r/>
           </w:p>
         </w:tc>
         <w:tc>
@@ -3974,6 +4007,7 @@
                 <w:lang w:eastAsia="es-VE"/>
               </w:rPr>
             </w:pPr>
+            <w:r/>
           </w:p>
         </w:tc>
         <w:tc>
@@ -3991,6 +4025,7 @@
                 <w:lang w:eastAsia="es-VE"/>
               </w:rPr>
             </w:pPr>
+            <w:r/>
           </w:p>
         </w:tc>
       </w:tr>
@@ -4010,17 +4045,7 @@
                 <w:lang w:eastAsia="es-VE"/>
               </w:rPr>
             </w:pPr>
-            <w:r>
-              <w:rPr>
-                <w:rFonts w:ascii="Calibri" w:hAnsi="Calibri" w:cs="Arial"/>
-                <w:b/>
-                <w:color w:val="000000"/>
-                <w:sz w:val="22"/>
-                <w:lang w:eastAsia="es-VE"/>
-              </w:rPr>
-              <w:lastRenderedPageBreak/>
-              <w:t>3/05/2023</w:t>
-            </w:r>
+            <w:r/>
           </w:p>
         </w:tc>
         <w:tc>
@@ -4038,16 +4063,7 @@
                 <w:lang w:eastAsia="es-VE"/>
               </w:rPr>
             </w:pPr>
-            <w:r>
-              <w:rPr>
-                <w:rFonts w:ascii="Calibri" w:hAnsi="Calibri" w:cs="Arial"/>
-                <w:b/>
-                <w:color w:val="000000"/>
-                <w:sz w:val="22"/>
-                <w:lang w:eastAsia="es-VE"/>
-              </w:rPr>
-              <w:t>6</w:t>
-            </w:r>
+            <w:r/>
           </w:p>
         </w:tc>
         <w:tc>
@@ -4065,6 +4081,7 @@
                 <w:lang w:eastAsia="es-VE"/>
               </w:rPr>
             </w:pPr>
+            <w:r/>
           </w:p>
         </w:tc>
         <w:tc>
@@ -4082,16 +4099,7 @@
                 <w:lang w:eastAsia="es-VE"/>
               </w:rPr>
             </w:pPr>
-            <w:r>
-              <w:rPr>
-                <w:rFonts w:ascii="Calibri" w:hAnsi="Calibri" w:cs="Arial"/>
-                <w:b/>
-                <w:color w:val="000000"/>
-                <w:sz w:val="22"/>
-                <w:lang w:eastAsia="es-VE"/>
-              </w:rPr>
-              <w:t>POO - UPN</w:t>
-            </w:r>
+            <w:r/>
           </w:p>
         </w:tc>
         <w:tc>
@@ -4109,7 +4117,11 @@
                 <w:lang w:eastAsia="es-VE"/>
               </w:rPr>
             </w:pPr>
-            <w:r>
+            <w:r/>
+          </w:p>
+          <w:p>
+            <w:pPr>
+              <w:jc w:val="center"/>
               <w:rPr>
                 <w:rFonts w:ascii="Calibri" w:hAnsi="Calibri" w:cs="Arial"/>
                 <w:b/>
@@ -4117,20 +4129,8 @@
                 <w:sz w:val="22"/>
                 <w:lang w:eastAsia="es-VE"/>
               </w:rPr>
-              <w:t>4.1. Agregamos colecciones</w:t>
-            </w:r>
-          </w:p>
-          <w:p>
-            <w:pPr>
-              <w:jc w:val="center"/>
-              <w:rPr>
-                <w:rFonts w:ascii="Calibri" w:hAnsi="Calibri" w:cs="Arial"/>
-                <w:b/>
-                <w:color w:val="000000"/>
-                <w:sz w:val="22"/>
-                <w:lang w:eastAsia="es-VE"/>
-              </w:rPr>
             </w:pPr>
+            <w:r/>
           </w:p>
         </w:tc>
       </w:tr>
@@ -4150,16 +4150,7 @@
                 <w:lang w:eastAsia="es-VE"/>
               </w:rPr>
             </w:pPr>
-            <w:r>
-              <w:rPr>
-                <w:rFonts w:ascii="Calibri" w:hAnsi="Calibri" w:cs="Arial"/>
-                <w:b/>
-                <w:color w:val="000000"/>
-                <w:sz w:val="22"/>
-                <w:lang w:eastAsia="es-VE"/>
-              </w:rPr>
-              <w:t>10/05/2023</w:t>
-            </w:r>
+            <w:r/>
           </w:p>
         </w:tc>
         <w:tc>
@@ -4177,16 +4168,7 @@
                 <w:lang w:eastAsia="es-VE"/>
               </w:rPr>
             </w:pPr>
-            <w:r>
-              <w:rPr>
-                <w:rFonts w:ascii="Calibri" w:hAnsi="Calibri" w:cs="Arial"/>
-                <w:b/>
-                <w:color w:val="000000"/>
-                <w:sz w:val="22"/>
-                <w:lang w:eastAsia="es-VE"/>
-              </w:rPr>
-              <w:t>7</w:t>
-            </w:r>
+            <w:r/>
           </w:p>
         </w:tc>
         <w:tc>
@@ -4204,6 +4186,7 @@
                 <w:lang w:eastAsia="es-VE"/>
               </w:rPr>
             </w:pPr>
+            <w:r/>
           </w:p>
         </w:tc>
         <w:tc>
@@ -4221,6 +4204,7 @@
                 <w:lang w:eastAsia="es-VE"/>
               </w:rPr>
             </w:pPr>
+            <w:r/>
           </w:p>
         </w:tc>
         <w:tc>
@@ -4238,18 +4222,7 @@
                 <w:lang w:eastAsia="es-VE"/>
               </w:rPr>
             </w:pPr>
-            <w:proofErr w:type="spellStart"/>
-            <w:r>
-              <w:rPr>
-                <w:rFonts w:ascii="Calibri" w:hAnsi="Calibri" w:cs="Arial"/>
-                <w:b/>
-                <w:color w:val="000000"/>
-                <w:sz w:val="22"/>
-                <w:lang w:eastAsia="es-VE"/>
-              </w:rPr>
-              <w:t>xyz</w:t>
-            </w:r>
-            <w:proofErr w:type="spellEnd"/>
+            <w:r/>
           </w:p>
         </w:tc>
       </w:tr>
@@ -4344,6 +4317,9 @@
                 <w:lang w:eastAsia="es-VE"/>
               </w:rPr>
             </w:pPr>
+            <w:r>
+              <w:t>Veterinaria Mr. Pet</w:t>
+            </w:r>
           </w:p>
         </w:tc>
       </w:tr>
@@ -4389,6 +4365,9 @@
                 <w:lang w:eastAsia="es-VE"/>
               </w:rPr>
             </w:pPr>
+            <w:r>
+              <w:t>Desarrollo de software para el registro de mascotas y atenciones en la veterinaria Mr. Pet</w:t>
+            </w:r>
           </w:p>
         </w:tc>
       </w:tr>
@@ -4434,6 +4413,9 @@
                 <w:lang w:eastAsia="es-VE"/>
               </w:rPr>
             </w:pPr>
+            <w:r>
+              <w:t>23/10/2026</w:t>
+            </w:r>
           </w:p>
         </w:tc>
       </w:tr>
@@ -4479,6 +4461,9 @@
                 <w:lang w:eastAsia="es-VE"/>
               </w:rPr>
             </w:pPr>
+            <w:r>
+              <w:t>Veterinaria Mr. Pet</w:t>
+            </w:r>
           </w:p>
         </w:tc>
       </w:tr>
@@ -4524,6 +4509,9 @@
                 <w:lang w:eastAsia="es-VE"/>
               </w:rPr>
             </w:pPr>
+            <w:r>
+              <w:t>Propietario(a) de la veterinaria Mr. Pet (por confirmar)</w:t>
+            </w:r>
           </w:p>
         </w:tc>
       </w:tr>
@@ -4569,6 +4557,9 @@
                 <w:lang w:eastAsia="es-VE"/>
               </w:rPr>
             </w:pPr>
+            <w:r>
+              <w:t>Por completar</w:t>
+            </w:r>
           </w:p>
         </w:tc>
       </w:tr>
@@ -4614,6 +4605,9 @@
                 <w:lang w:eastAsia="es-VE"/>
               </w:rPr>
             </w:pPr>
+            <w:r>
+              <w:t>Por completar</w:t>
+            </w:r>
           </w:p>
         </w:tc>
       </w:tr>
@@ -5374,12 +5368,136 @@
       <w:r>
         <w:rPr>
           <w:rFonts w:ascii="Arial" w:hAnsi="Arial" w:cs="Arial"/>
+          <w:i w:val="0"/>
+          <w:color w:val="000000"/>
+          <w:sz w:val="22"/>
+          <w:szCs w:val="22"/>
+        </w:rPr>
+        <w:t>La veterinaria Mr. Pet atiende a mascotas de distintos dueños. Cada atención genera información que debe conservarse: datos del dueño y de la mascota, vacunas, desparasitaciones, diagnósticos, tratamientos y citas. Se plantea que este registro se realiza de forma manual, mediante fichas en papel y cuadernos, lo que provoca información dispersa, datos duplicados, fichas deterioradas o extraviadas y citas que se cruzan.</w:t>
+      </w:r>
+    </w:p>
+    <w:p>
+      <w:pPr>
+        <w:spacing w:before="240" w:after="240" w:line="360" w:lineRule="auto"/>
+        <w:jc w:val="both"/>
+        <w:rPr>
+          <w:rFonts w:ascii="Arial" w:hAnsi="Arial" w:cs="Arial"/>
           <w:i/>
           <w:color w:val="BFBFBF" w:themeColor="background1" w:themeShade="BF"/>
           <w:sz w:val="22"/>
           <w:szCs w:val="22"/>
         </w:rPr>
-        <w:t>Se recomienda describir mediante texto, pero además elaborar Diagrama de Ishikawa (obligatorio).</w:t>
+      </w:pPr>
+      <w:r>
+        <w:rPr>
+          <w:rFonts w:ascii="Arial" w:hAnsi="Arial" w:cs="Arial"/>
+          <w:i w:val="0"/>
+          <w:color w:val="000000"/>
+          <w:sz w:val="22"/>
+          <w:szCs w:val="22"/>
+        </w:rPr>
+        <w:t>Para ordenar las causas se elaboró un Diagrama de Ishikawa, que agrupa los factores en seis categorías: métodos, personas, materiales, tecnología, medición y entorno (Figura 1).</w:t>
+      </w:r>
+    </w:p>
+    <w:p>
+      <w:pPr>
+        <w:spacing w:before="240" w:after="240" w:line="360" w:lineRule="auto"/>
+        <w:jc w:val="center"/>
+        <w:rPr>
+          <w:rFonts w:ascii="Arial" w:hAnsi="Arial" w:cs="Arial"/>
+          <w:i/>
+          <w:color w:val="BFBFBF" w:themeColor="background1" w:themeShade="BF"/>
+          <w:sz w:val="22"/>
+          <w:szCs w:val="22"/>
+        </w:rPr>
+      </w:pPr>
+      <w:r>
+        <w:rPr>
+          <w:rFonts w:ascii="Arial" w:hAnsi="Arial" w:cs="Arial"/>
+          <w:i w:val="0"/>
+          <w:color w:val="000000"/>
+          <w:sz w:val="22"/>
+          <w:szCs w:val="22"/>
+        </w:rPr>
+        <w:t>Figura 1. Diagrama de Ishikawa del problema en la veterinaria Mr. Pet</w:t>
+      </w:r>
+    </w:p>
+    <w:p>
+      <w:pPr>
+        <w:spacing w:before="240" w:after="240" w:line="360" w:lineRule="auto"/>
+        <w:jc w:val="center"/>
+        <w:rPr>
+          <w:rFonts w:ascii="Arial" w:hAnsi="Arial" w:cs="Arial"/>
+          <w:i/>
+          <w:color w:val="BFBFBF" w:themeColor="background1" w:themeShade="BF"/>
+          <w:sz w:val="22"/>
+          <w:szCs w:val="22"/>
+        </w:rPr>
+      </w:pPr>
+      <w:r>
+        <w:rPr>
+          <w:rFonts w:ascii="Arial" w:hAnsi="Arial" w:cs="Arial"/>
+          <w:i w:val="0"/>
+          <w:noProof/>
+          <w:color w:val="000000"/>
+          <w:sz w:val="22"/>
+          <w:szCs w:val="22"/>
+        </w:rPr>
+        <w:drawing>
+          <wp:inline xmlns:a="http://schemas.openxmlformats.org/drawingml/2006/main" xmlns:pic="http://schemas.openxmlformats.org/drawingml/2006/picture">
+            <wp:extent cx="5394960" cy="2502187"/>
+            <wp:docPr id="1473879419" name="Picture 1473879419"/>
+            <wp:cNvGraphicFramePr>
+              <a:graphicFrameLocks noChangeAspect="1"/>
+            </wp:cNvGraphicFramePr>
+            <a:graphic>
+              <a:graphicData uri="http://schemas.openxmlformats.org/drawingml/2006/picture">
+                <pic:pic>
+                  <pic:nvPicPr>
+                    <pic:cNvPr id="0" name="ishikawa.png"/>
+                    <pic:cNvPicPr/>
+                  </pic:nvPicPr>
+                  <pic:blipFill>
+                    <a:blip r:embed="rId16"/>
+                    <a:stretch>
+                      <a:fillRect/>
+                    </a:stretch>
+                  </pic:blipFill>
+                  <pic:spPr>
+                    <a:xfrm>
+                      <a:off x="0" y="0"/>
+                      <a:ext cx="5394960" cy="2502187"/>
+                    </a:xfrm>
+                    <a:prstGeom prst="rect"/>
+                  </pic:spPr>
+                </pic:pic>
+              </a:graphicData>
+            </a:graphic>
+          </wp:inline>
+        </w:drawing>
+      </w:r>
+    </w:p>
+    <w:p>
+      <w:pPr>
+        <w:spacing w:before="240" w:after="240" w:line="360" w:lineRule="auto"/>
+        <w:jc w:val="center"/>
+        <w:rPr>
+          <w:rFonts w:ascii="Arial" w:hAnsi="Arial" w:cs="Arial"/>
+          <w:i/>
+          <w:color w:val="BFBFBF" w:themeColor="background1" w:themeShade="BF"/>
+          <w:sz w:val="22"/>
+          <w:szCs w:val="22"/>
+        </w:rPr>
+      </w:pPr>
+      <w:r>
+        <w:rPr>
+          <w:rFonts w:ascii="Arial" w:hAnsi="Arial" w:cs="Arial"/>
+          <w:i w:val="0"/>
+          <w:color w:val="000000"/>
+          <w:sz w:val="22"/>
+          <w:szCs w:val="22"/>
+        </w:rPr>
+        <w:t>Fuente: elaboración propia</w:t>
       </w:r>
     </w:p>
     <w:p>
@@ -5397,12 +5515,12 @@
       <w:r>
         <w:rPr>
           <w:rFonts w:ascii="Arial" w:hAnsi="Arial" w:cs="Arial"/>
-          <w:i/>
-          <w:color w:val="BFBFBF" w:themeColor="background1" w:themeShade="BF"/>
-          <w:sz w:val="22"/>
-          <w:szCs w:val="22"/>
-        </w:rPr>
-        <w:t>Concluir relatando el problema que abordaremos en el trabajo.</w:t>
+          <w:i w:val="0"/>
+          <w:color w:val="000000"/>
+          <w:sz w:val="22"/>
+          <w:szCs w:val="22"/>
+        </w:rPr>
+        <w:t>En conclusión, el problema que abordará este trabajo es la falta de un sistema que registre de forma centralizada y ordenada a los dueños, las mascotas, sus fichas clínicas y las citas de la veterinaria Mr. Pet. Esta falta ocasiona pérdida de historiales, citas duplicadas y demora en la atención.</w:t>
       </w:r>
     </w:p>
     <w:p>
@@ -5467,12 +5585,58 @@
       <w:r>
         <w:rPr>
           <w:rFonts w:ascii="Arial" w:hAnsi="Arial" w:cs="Arial"/>
+          <w:i w:val="0"/>
+          <w:color w:val="000000"/>
+          <w:sz w:val="22"/>
+          <w:szCs w:val="22"/>
+        </w:rPr>
+        <w:t>Se revisaron trabajos que desarrollaron sistemas de gestión para clínicas veterinarias. Ambos abordan el reemplazo del registro en papel por un sistema informático.</w:t>
+      </w:r>
+    </w:p>
+    <w:p>
+      <w:pPr>
+        <w:spacing w:before="240" w:after="240" w:line="360" w:lineRule="auto"/>
+        <w:jc w:val="left"/>
+        <w:rPr>
+          <w:rFonts w:ascii="Arial" w:hAnsi="Arial" w:cs="Arial"/>
           <w:i/>
           <w:color w:val="BFBFBF" w:themeColor="background1" w:themeShade="BF"/>
           <w:sz w:val="22"/>
           <w:szCs w:val="22"/>
         </w:rPr>
-        <w:t>Primero se debe mencionar y citar (bajo formato APA v6) los antecedentes que existen del software propuesto.</w:t>
+      </w:pPr>
+      <w:r>
+        <w:rPr>
+          <w:rFonts w:ascii="Arial" w:hAnsi="Arial" w:cs="Arial"/>
+          <w:i w:val="0"/>
+          <w:color w:val="000000"/>
+          <w:sz w:val="22"/>
+          <w:szCs w:val="22"/>
+        </w:rPr>
+        <w:t>Jaffar, N. B., &amp; Mohd Zin, N. A. (2021). The development of veterinary clinic management system using structured approach. Applied Information Technology and Computer Science, 2(2), 1555–1567. https://penerbit.uthm.edu.my/periodicals/index.php/aitcs/article/view/2339</w:t>
+      </w:r>
+    </w:p>
+    <w:p>
+      <w:pPr>
+        <w:spacing w:before="240" w:after="240" w:line="360" w:lineRule="auto"/>
+        <w:jc w:val="left"/>
+        <w:rPr>
+          <w:rFonts w:ascii="Arial" w:hAnsi="Arial" w:cs="Arial"/>
+          <w:i/>
+          <w:color w:val="BFBFBF" w:themeColor="background1" w:themeShade="BF"/>
+          <w:sz w:val="22"/>
+          <w:szCs w:val="22"/>
+        </w:rPr>
+      </w:pPr>
+      <w:r>
+        <w:rPr>
+          <w:rFonts w:ascii="Arial" w:hAnsi="Arial" w:cs="Arial"/>
+          <w:i w:val="0"/>
+          <w:color w:val="000000"/>
+          <w:sz w:val="22"/>
+          <w:szCs w:val="22"/>
+        </w:rPr>
+        <w:t>Hernández Pérez, H. (s. f.). Sistema de información para el control de expedientes clínicos para médicos veterinarios. Universidad Central «Marta Abreu» de Las Villas. https://dspace.uclv.edu.cu/handle/123456789/1502</w:t>
       </w:r>
     </w:p>
     <w:p>
@@ -5490,35 +5654,12 @@
       <w:r>
         <w:rPr>
           <w:rFonts w:ascii="Arial" w:hAnsi="Arial" w:cs="Arial"/>
-          <w:i/>
-          <w:color w:val="BFBFBF" w:themeColor="background1" w:themeShade="BF"/>
-          <w:sz w:val="22"/>
-          <w:szCs w:val="22"/>
-        </w:rPr>
-        <w:t>Además, aquí se pueden incluir otros documentos impresos, documentos o direcciones electrónicos que complementen la documentación de requerimientos de software, por ejemplo: Documentos de visión, definición de alcance, otros documentos de especificación de requerimientos de software, flujogramas, políticas, procedimientos de la organización, entre otros.</w:t>
-      </w:r>
-    </w:p>
-    <w:p>
-      <w:pPr>
-        <w:spacing w:before="240" w:after="240" w:line="360" w:lineRule="auto"/>
-        <w:jc w:val="both"/>
-        <w:rPr>
-          <w:rFonts w:ascii="Arial" w:hAnsi="Arial" w:cs="Arial"/>
-          <w:i/>
-          <w:color w:val="BFBFBF" w:themeColor="background1" w:themeShade="BF"/>
-          <w:sz w:val="22"/>
-          <w:szCs w:val="22"/>
-        </w:rPr>
-      </w:pPr>
-      <w:r>
-        <w:rPr>
-          <w:rFonts w:ascii="Arial" w:hAnsi="Arial" w:cs="Arial"/>
-          <w:i/>
-          <w:color w:val="BFBFBF" w:themeColor="background1" w:themeShade="BF"/>
-          <w:sz w:val="22"/>
-          <w:szCs w:val="22"/>
-        </w:rPr>
-        <w:t>Para cada referencia es recomendable incluir el título, autor, versión, fecha y ubicación física o electrónica.</w:t>
+          <w:i w:val="0"/>
+          <w:color w:val="000000"/>
+          <w:sz w:val="22"/>
+          <w:szCs w:val="22"/>
+        </w:rPr>
+        <w:t>El primer trabajo construyó un sistema web para una clínica animal con PHP y MySQL, que incluye reserva de citas y recordatorios para reducir el papeleo. El segundo presenta un sistema para controlar expedientes clínicos veterinarios y sustituir las fichas en papel. Ambos respaldan la propuesta para Mr. Pet.</w:t>
       </w:r>
     </w:p>
     <w:p>
@@ -5645,6 +5786,29 @@
     </w:p>
     <w:p>
       <w:pPr>
+        <w:spacing w:before="240" w:after="240" w:line="360" w:lineRule="auto"/>
+        <w:jc w:val="both"/>
+        <w:rPr>
+          <w:rFonts w:ascii="Arial" w:hAnsi="Arial" w:cs="Arial"/>
+          <w:i/>
+          <w:color w:val="BFBFBF" w:themeColor="background1" w:themeShade="BF"/>
+          <w:sz w:val="22"/>
+          <w:szCs w:val="22"/>
+        </w:rPr>
+      </w:pPr>
+      <w:r>
+        <w:rPr>
+          <w:rFonts w:ascii="Arial" w:hAnsi="Arial" w:cs="Arial"/>
+          <w:i w:val="0"/>
+          <w:color w:val="000000"/>
+          <w:sz w:val="22"/>
+          <w:szCs w:val="22"/>
+        </w:rPr>
+        <w:t>Restricciones: el proyecto debe terminarse dentro del ciclo 2026-02 con entregas en las semanas 2, 4 y 7; se programa en Java, como exige el curso; no hay presupuesto para licencias, por lo que se usan herramientas gratuitas; y el equipo es de estudiantes, por lo que el alcance se limita al registro y las citas. Suposiciones: Mr. Pet registra hoy su información de forma manual, el personal está dispuesto a usar el sistema y se podrá contar con datos de ejemplo. Estos supuestos se validarán con el cliente.</w:t>
+      </w:r>
+    </w:p>
+    <w:p>
+      <w:pPr>
         <w:pStyle w:val="Prrafodelista"/>
         <w:numPr>
           <w:ilvl w:val="1"/>
@@ -5687,6 +5851,29 @@
     </w:p>
     <w:p>
       <w:pPr>
+        <w:spacing w:before="240" w:after="240" w:line="360" w:lineRule="auto"/>
+        <w:jc w:val="both"/>
+        <w:rPr>
+          <w:rFonts w:ascii="Arial" w:hAnsi="Arial" w:cs="Arial"/>
+          <w:i/>
+          <w:color w:val="BFBFBF" w:themeColor="background1" w:themeShade="BF"/>
+          <w:sz w:val="22"/>
+          <w:szCs w:val="22"/>
+        </w:rPr>
+      </w:pPr>
+      <w:r>
+        <w:rPr>
+          <w:rFonts w:ascii="Arial" w:hAnsi="Arial" w:cs="Arial"/>
+          <w:i w:val="0"/>
+          <w:color w:val="000000"/>
+          <w:sz w:val="22"/>
+          <w:szCs w:val="22"/>
+        </w:rPr>
+        <w:t>Se analizaron tres alternativas. A: aplicación de escritorio en Java que guarda los datos en archivos, simple pero con búsquedas lentas. B: aplicación de escritorio en Java con base de datos, que ordena mejor los datos y permite consultas rápidas. C: aplicación web, que exige alojamiento y más tiempo de desarrollo.</w:t>
+      </w:r>
+    </w:p>
+    <w:p>
+      <w:pPr>
         <w:pStyle w:val="Prrafodelista"/>
         <w:numPr>
           <w:ilvl w:val="1"/>
@@ -5747,6 +5934,29 @@
     </w:p>
     <w:p>
       <w:pPr>
+        <w:spacing w:before="240" w:after="240" w:line="360" w:lineRule="auto"/>
+        <w:jc w:val="both"/>
+        <w:rPr>
+          <w:rFonts w:ascii="Arial" w:hAnsi="Arial" w:cs="Arial"/>
+          <w:i/>
+          <w:color w:val="BFBFBF" w:themeColor="background1" w:themeShade="BF"/>
+          <w:sz w:val="22"/>
+          <w:szCs w:val="22"/>
+        </w:rPr>
+      </w:pPr>
+      <w:r>
+        <w:rPr>
+          <w:rFonts w:ascii="Arial" w:hAnsi="Arial" w:cs="Arial"/>
+          <w:i w:val="0"/>
+          <w:color w:val="000000"/>
+          <w:sz w:val="22"/>
+          <w:szCs w:val="22"/>
+        </w:rPr>
+        <w:t>Los criterios fueron: costo (sin licencias de pago), impacto ambiental (menos papel), impacto social (atención más rápida a los dueños), ética y seguridad (protección de los datos personales según la Ley N.° 29733 y acceso por usuario) y viabilidad técnica dentro del ciclo. Se selecciona la alternativa B, porque cumple los criterios con el menor riesgo para el cronograma.</w:t>
+      </w:r>
+    </w:p>
+    <w:p>
+      <w:pPr>
         <w:spacing w:before="100" w:beforeAutospacing="1" w:after="100" w:afterAutospacing="1" w:line="276" w:lineRule="auto"/>
         <w:ind w:left="567"/>
         <w:outlineLvl w:val="0"/>
@@ -5818,12 +6028,12 @@
       <w:r>
         <w:rPr>
           <w:rFonts w:ascii="Arial" w:hAnsi="Arial" w:cs="Arial"/>
-          <w:i/>
-          <w:color w:val="BFBFBF" w:themeColor="background1" w:themeShade="BF"/>
-          <w:sz w:val="22"/>
-          <w:szCs w:val="22"/>
-        </w:rPr>
-        <w:t>Se incluye una corta descripción del alcance del software que se está especificando, incluyendo:</w:t>
+          <w:i w:val="0"/>
+          <w:color w:val="000000"/>
+          <w:sz w:val="22"/>
+          <w:szCs w:val="22"/>
+        </w:rPr>
+        <w:t>El software permitirá registrar y consultar la información de los dueños, las mascotas, sus fichas clínicas y las citas de la veterinaria Mr. Pet.</w:t>
       </w:r>
     </w:p>
     <w:p>
@@ -5846,13 +6056,12 @@
       <w:r>
         <w:rPr>
           <w:rFonts w:ascii="Arial" w:hAnsi="Arial" w:cs="Arial"/>
-          <w:i/>
-          <w:color w:val="BFBFBF" w:themeColor="background1" w:themeShade="BF"/>
-          <w:sz w:val="22"/>
-          <w:szCs w:val="22"/>
-        </w:rPr>
-        <w:lastRenderedPageBreak/>
-        <w:t>Su propósito u objetivo general.</w:t>
+          <w:i w:val="0"/>
+          <w:color w:val="000000"/>
+          <w:sz w:val="22"/>
+          <w:szCs w:val="22"/>
+        </w:rPr>
+        <w:t>Propósito: reemplazar el registro en papel por un sistema centralizado y ordenado.</w:t>
       </w:r>
     </w:p>
     <w:p>
@@ -5875,12 +6084,12 @@
       <w:r>
         <w:rPr>
           <w:rFonts w:ascii="Arial" w:hAnsi="Arial" w:cs="Arial"/>
-          <w:i/>
-          <w:color w:val="BFBFBF" w:themeColor="background1" w:themeShade="BF"/>
-          <w:sz w:val="22"/>
-          <w:szCs w:val="22"/>
-        </w:rPr>
-        <w:t>Beneficios que brinda al área de negocio y organización.</w:t>
+          <w:i w:val="0"/>
+          <w:color w:val="000000"/>
+          <w:sz w:val="22"/>
+          <w:szCs w:val="22"/>
+        </w:rPr>
+        <w:t>Beneficios: recuperar el historial de cada mascota en segundos, evitar citas duplicadas, hacer seguimiento de vacunas y reducir el uso de papel.</w:t>
       </w:r>
     </w:p>
     <w:p>
@@ -5903,12 +6112,12 @@
       <w:r>
         <w:rPr>
           <w:rFonts w:ascii="Arial" w:hAnsi="Arial" w:cs="Arial"/>
-          <w:i/>
-          <w:color w:val="BFBFBF" w:themeColor="background1" w:themeShade="BF"/>
-          <w:sz w:val="22"/>
-          <w:szCs w:val="22"/>
-        </w:rPr>
-        <w:t>Objetivos y metas. Es recomendable establecer la relación de los objetivos del software con los objetivos corporativos y estrategias de negocio.</w:t>
+          <w:i w:val="0"/>
+          <w:color w:val="000000"/>
+          <w:sz w:val="22"/>
+          <w:szCs w:val="22"/>
+        </w:rPr>
+        <w:t>Incluye: registro de dueños y mascotas, ficha clínica con vacunas y tratamientos, programación de citas con veterinarios, consultas y búsquedas.</w:t>
       </w:r>
     </w:p>
     <w:p>
@@ -5931,12 +6140,12 @@
       <w:r>
         <w:rPr>
           <w:rFonts w:ascii="Arial" w:hAnsi="Arial" w:cs="Arial"/>
-          <w:i/>
-          <w:color w:val="BFBFBF" w:themeColor="background1" w:themeShade="BF"/>
-          <w:sz w:val="22"/>
-          <w:szCs w:val="22"/>
-        </w:rPr>
-        <w:t>Se puede hacer referencia a otros documentos, por ejemplo, una definición de alcance u acta de constitución del proyecto.</w:t>
+          <w:i w:val="0"/>
+          <w:color w:val="000000"/>
+          <w:sz w:val="22"/>
+          <w:szCs w:val="22"/>
+        </w:rPr>
+        <w:t>No incluye: facturación electrónica, venta de productos, pagos en línea ni aplicación móvil.</w:t>
       </w:r>
     </w:p>
     <w:p>
@@ -5992,82 +6201,13 @@
       <w:r>
         <w:rPr>
           <w:rFonts w:ascii="Arial" w:hAnsi="Arial" w:cs="Arial"/>
+          <w:i w:val="0"/>
           <w:iCs/>
-          <w:color w:val="BFBFBF" w:themeColor="background1" w:themeShade="BF"/>
-          <w:sz w:val="22"/>
-          <w:szCs w:val="22"/>
-        </w:rPr>
-        <w:t xml:space="preserve">Desarrollar un software de gestión de </w:t>
-      </w:r>
-      <w:r>
-        <w:rPr>
-          <w:rFonts w:ascii="Arial" w:hAnsi="Arial" w:cs="Arial"/>
-          <w:iCs/>
-          <w:color w:val="BFBFBF" w:themeColor="background1" w:themeShade="BF"/>
-          <w:sz w:val="22"/>
-          <w:szCs w:val="22"/>
-          <w:highlight w:val="yellow"/>
-        </w:rPr>
-        <w:t>envíos de paquetes</w:t>
-      </w:r>
-      <w:r>
-        <w:rPr>
-          <w:rFonts w:ascii="Arial" w:hAnsi="Arial" w:cs="Arial"/>
-          <w:iCs/>
-          <w:color w:val="BFBFBF" w:themeColor="background1" w:themeShade="BF"/>
-          <w:sz w:val="22"/>
-          <w:szCs w:val="22"/>
-        </w:rPr>
-        <w:t xml:space="preserve"> para la empresa SHALOM EMPRESARIAL S.A.C.  </w:t>
-      </w:r>
-    </w:p>
-    <w:p>
-      <w:pPr>
-        <w:pStyle w:val="Prrafodelista"/>
-        <w:numPr>
-          <w:ilvl w:val="0"/>
-          <w:numId w:val="48"/>
-        </w:numPr>
-        <w:spacing w:before="240" w:after="240" w:line="360" w:lineRule="auto"/>
-        <w:jc w:val="both"/>
-        <w:rPr>
-          <w:rFonts w:ascii="Arial" w:hAnsi="Arial" w:cs="Arial"/>
-          <w:iCs/>
-          <w:color w:val="BFBFBF" w:themeColor="background1" w:themeShade="BF"/>
-          <w:sz w:val="22"/>
-          <w:szCs w:val="22"/>
-        </w:rPr>
-      </w:pPr>
-      <w:r>
-        <w:rPr>
-          <w:rFonts w:ascii="Arial" w:hAnsi="Arial" w:cs="Arial"/>
-          <w:iCs/>
-          <w:color w:val="BFBFBF" w:themeColor="background1" w:themeShade="BF"/>
-          <w:sz w:val="22"/>
-          <w:szCs w:val="22"/>
-        </w:rPr>
-        <w:t xml:space="preserve">Desarrollar un software de gestión de </w:t>
-      </w:r>
-      <w:r>
-        <w:rPr>
-          <w:rFonts w:ascii="Arial" w:hAnsi="Arial" w:cs="Arial"/>
-          <w:iCs/>
-          <w:color w:val="BFBFBF" w:themeColor="background1" w:themeShade="BF"/>
-          <w:sz w:val="22"/>
-          <w:szCs w:val="22"/>
-          <w:highlight w:val="yellow"/>
-        </w:rPr>
-        <w:t>envíos de paquetes</w:t>
-      </w:r>
-      <w:r>
-        <w:rPr>
-          <w:rFonts w:ascii="Arial" w:hAnsi="Arial" w:cs="Arial"/>
-          <w:iCs/>
-          <w:color w:val="BFBFBF" w:themeColor="background1" w:themeShade="BF"/>
-          <w:sz w:val="22"/>
-          <w:szCs w:val="22"/>
-        </w:rPr>
-        <w:t xml:space="preserve">, para mejorar la gestión de la información de la empresa SHALOM EMPRESARIAL S.A.C.  </w:t>
+          <w:color w:val="000000"/>
+          <w:sz w:val="22"/>
+          <w:szCs w:val="22"/>
+        </w:rPr>
+        <w:t>Desarrollar un software de registro de mascotas y atenciones para la veterinaria Mr. Pet, que permita mejorar la gestión de su información.</w:t>
       </w:r>
     </w:p>
     <w:p>
@@ -6123,12 +6263,13 @@
       <w:r>
         <w:rPr>
           <w:rFonts w:ascii="Arial" w:hAnsi="Arial" w:cs="Arial"/>
+          <w:i w:val="0"/>
           <w:iCs/>
-          <w:color w:val="BFBFBF" w:themeColor="background1" w:themeShade="BF"/>
-          <w:sz w:val="22"/>
-          <w:szCs w:val="22"/>
-        </w:rPr>
-        <w:t>Recopilar y analizar información referente al proceso de envío de paquetes del área de logística.</w:t>
+          <w:color w:val="000000"/>
+          <w:sz w:val="22"/>
+          <w:szCs w:val="22"/>
+        </w:rPr>
+        <w:t>Recopilar y analizar información sobre el proceso de registro de dueños, mascotas, fichas clínicas y citas de la veterinaria Mr. Pet.</w:t>
       </w:r>
     </w:p>
     <w:p>
@@ -6151,12 +6292,13 @@
       <w:r>
         <w:rPr>
           <w:rFonts w:ascii="Arial" w:hAnsi="Arial" w:cs="Arial"/>
+          <w:i w:val="0"/>
           <w:iCs/>
-          <w:color w:val="BFBFBF" w:themeColor="background1" w:themeShade="BF"/>
-          <w:sz w:val="22"/>
-          <w:szCs w:val="22"/>
-        </w:rPr>
-        <w:t>Elaborar un modelo de datos del proceso de envío de paquetes, haciendo uso del sistema de gestión de base de datos MySQL 8.</w:t>
+          <w:color w:val="000000"/>
+          <w:sz w:val="22"/>
+          <w:szCs w:val="22"/>
+        </w:rPr>
+        <w:t>Elaborar el diagrama de clases y el modelo de datos del registro y la atención de mascotas.</w:t>
       </w:r>
     </w:p>
     <w:p>
@@ -6179,12 +6321,13 @@
       <w:r>
         <w:rPr>
           <w:rFonts w:ascii="Arial" w:hAnsi="Arial" w:cs="Arial"/>
+          <w:i w:val="0"/>
           <w:iCs/>
-          <w:color w:val="BFBFBF" w:themeColor="background1" w:themeShade="BF"/>
-          <w:sz w:val="22"/>
-          <w:szCs w:val="22"/>
-        </w:rPr>
-        <w:t>Realizar las actividades de programación del software de envió de paquetes, haciendo uso del lenguaje de programación Java / JavaScript.</w:t>
+          <w:color w:val="000000"/>
+          <w:sz w:val="22"/>
+          <w:szCs w:val="22"/>
+        </w:rPr>
+        <w:t>Programar el software en Java aplicando los conceptos de programación orientada a objetos.</w:t>
       </w:r>
     </w:p>
     <w:p>
@@ -6207,12 +6350,13 @@
       <w:r>
         <w:rPr>
           <w:rFonts w:ascii="Arial" w:hAnsi="Arial" w:cs="Arial"/>
+          <w:i w:val="0"/>
           <w:iCs/>
-          <w:color w:val="BFBFBF" w:themeColor="background1" w:themeShade="BF"/>
-          <w:sz w:val="22"/>
-          <w:szCs w:val="22"/>
-        </w:rPr>
-        <w:t>Realizar las pruebas de software para asegurar la calidad y funcionalidad del software de envió paquetes.</w:t>
+          <w:color w:val="000000"/>
+          <w:sz w:val="22"/>
+          <w:szCs w:val="22"/>
+        </w:rPr>
+        <w:t>Realizar pruebas para asegurar la calidad y el funcionamiento del software.</w:t>
       </w:r>
     </w:p>
     <w:p>
@@ -10376,7 +10520,7 @@
         <w:sz w:val="20"/>
         <w:szCs w:val="20"/>
       </w:rPr>
-      <w:t>&lt;</w:t>
+      <w:t/>
     </w:r>
     <w:r>
       <w:rPr>
@@ -10386,7 +10530,7 @@
         <w:sz w:val="16"/>
         <w:szCs w:val="16"/>
       </w:rPr>
-      <w:t xml:space="preserve">Colocar los apellidos e inicial del primer nombre de los autores en orden alfabético, </w:t>
+      <w:t xml:space="preserve">Apellidos e inicial de los autores (por completar)</w:t>
     </w:r>
   </w:p>
   <w:p>
@@ -10401,7 +10545,7 @@
         <w:sz w:val="16"/>
         <w:szCs w:val="16"/>
       </w:rPr>
-      <w:t>separados por punto y coma</w:t>
+      <w:t/>
     </w:r>
     <w:r>
       <w:rPr>
@@ -10409,7 +10553,7 @@
         <w:sz w:val="18"/>
         <w:szCs w:val="18"/>
       </w:rPr>
-      <w:t>&gt;</w:t>
+      <w:t/>
     </w:r>
     <w:r>
       <w:rPr>
@@ -10612,17 +10756,17 @@
     </w:r>
     <w:r>
       <w:tab/>
-      <w:t xml:space="preserve"> &lt;</w:t>
+      <w:t xml:space="preserve"/>
     </w:r>
     <w:r>
       <w:rPr>
         <w:i/>
         <w:iCs/>
       </w:rPr>
-      <w:t>Título de Proyecto</w:t>
+      <w:t>Veterinaria Mr. Pet</w:t>
     </w:r>
     <w:r>
-      <w:t>&gt;</w:t>
+      <w:t/>
     </w:r>
   </w:p>
   <w:p>

--- a/informe/INFORME_PROYECTO_FINAL.docx
+++ b/informe/INFORME_PROYECTO_FINAL.docx
@@ -489,18 +489,11 @@
       <w:r>
         <w:rPr>
           <w:rFonts w:ascii="Arial" w:eastAsia="Arial" w:hAnsi="Arial" w:cs="Arial"/>
-          <w:color w:val="BFBFBF" w:themeColor="background1" w:themeShade="BF"/>
+          <w:i w:val="0"/>
+          <w:color w:val="000000"/>
           <w:lang w:val="es-PE"/>
         </w:rPr>
-        <w:t>APELLIDOS, Nombres en orden alfabético</w:t>
-      </w:r>
-      <w:r>
-        <w:rPr>
-          <w:rFonts w:ascii="Arial" w:eastAsia="Arial" w:hAnsi="Arial" w:cs="Arial"/>
-          <w:color w:val="BFBFBF" w:themeColor="background1" w:themeShade="BF"/>
-          <w:lang w:val="es-PE"/>
-        </w:rPr>
-        <w:t xml:space="preserve"> (% participación)</w:t>
+        <w:t>CALDERÓN SEVILLANO, Cesar Eduardo (% participación)</w:t>
       </w:r>
     </w:p>
     <w:p>
@@ -521,10 +514,11 @@
       <w:r>
         <w:rPr>
           <w:rFonts w:ascii="Arial" w:eastAsia="Arial" w:hAnsi="Arial" w:cs="Arial"/>
-          <w:color w:val="BFBFBF" w:themeColor="background1" w:themeShade="BF"/>
+          <w:i w:val="0"/>
+          <w:color w:val="000000"/>
           <w:lang w:val="es-PE"/>
         </w:rPr>
-        <w:t>APELLIDOS, Nombres en orden alfabético (% participación)</w:t>
+        <w:t>CARRANZA CASIQUE, Segundo Abel (% participación)</w:t>
       </w:r>
     </w:p>
     <w:p>
@@ -545,10 +539,11 @@
       <w:r>
         <w:rPr>
           <w:rFonts w:ascii="Arial" w:eastAsia="Arial" w:hAnsi="Arial" w:cs="Arial"/>
-          <w:color w:val="BFBFBF" w:themeColor="background1" w:themeShade="BF"/>
+          <w:i w:val="0"/>
+          <w:color w:val="000000"/>
           <w:lang w:val="es-PE"/>
         </w:rPr>
-        <w:t>APELLIDOS, Nombres en orden alfabético (% participación)</w:t>
+        <w:t>GALAS ZAVALETA, Emmanuel Alfredo (% participación)</w:t>
       </w:r>
     </w:p>
     <w:p>
@@ -569,10 +564,11 @@
       <w:r>
         <w:rPr>
           <w:rFonts w:ascii="Arial" w:eastAsia="Arial" w:hAnsi="Arial" w:cs="Arial"/>
-          <w:color w:val="BFBFBF" w:themeColor="background1" w:themeShade="BF"/>
+          <w:i w:val="0"/>
+          <w:color w:val="000000"/>
           <w:lang w:val="es-PE"/>
         </w:rPr>
-        <w:t>APELLIDOS, Nombres en orden alfabético (% participación)</w:t>
+        <w:t>GARCÍA LEIVA, Cristhian Julio (% participación)</w:t>
       </w:r>
     </w:p>
     <w:p>
@@ -593,10 +589,36 @@
       <w:r>
         <w:rPr>
           <w:rFonts w:ascii="Arial" w:eastAsia="Arial" w:hAnsi="Arial" w:cs="Arial"/>
+          <w:i w:val="0"/>
+          <w:color w:val="000000"/>
+          <w:lang w:val="es-PE"/>
+        </w:rPr>
+        <w:t>JULCA MORI, Giancarlo Renato (% participación)</w:t>
+      </w:r>
+    </w:p>
+    <w:p>
+      <w:pPr>
+        <w:pStyle w:val="Prrafodelista"/>
+        <w:numPr>
+          <w:ilvl w:val="0"/>
+          <w:numId w:val="40"/>
+        </w:numPr>
+        <w:spacing w:before="59" w:line="360" w:lineRule="auto"/>
+        <w:ind w:right="118"/>
+        <w:rPr>
+          <w:rFonts w:ascii="Arial" w:eastAsia="Arial" w:hAnsi="Arial" w:cs="Arial"/>
           <w:color w:val="BFBFBF" w:themeColor="background1" w:themeShade="BF"/>
           <w:lang w:val="es-PE"/>
         </w:rPr>
-        <w:t>APELLIDOS, Nombres en orden alfabético (% participación)</w:t>
+      </w:pPr>
+      <w:r>
+        <w:rPr>
+          <w:rFonts w:ascii="Arial" w:eastAsia="Arial" w:hAnsi="Arial" w:cs="Arial"/>
+          <w:i w:val="0"/>
+          <w:color w:val="000000"/>
+          <w:lang w:val="es-PE"/>
+        </w:rPr>
+        <w:t>MINAYA ESPINOZA, Erick David (% participación)</w:t>
       </w:r>
     </w:p>
     <w:p>
@@ -4606,7 +4628,7 @@
               </w:rPr>
             </w:pPr>
             <w:r>
-              <w:t>Por completar</w:t>
+              <w:t>Calderón Sevillano, Cesar Eduardo (n00582070); Carranza Casique, Segundo Abel (n00567615); Galas Zavaleta, Emmanuel Alfredo (n00583759); García Leiva, Cristhian Julio (n00566002); Julca Mori, Giancarlo Renato (n00581930); Minaya Espinoza, Erick David (n00459115)</w:t>
             </w:r>
           </w:p>
         </w:tc>
@@ -10530,7 +10552,7 @@
         <w:sz w:val="16"/>
         <w:szCs w:val="16"/>
       </w:rPr>
-      <w:t xml:space="preserve">Apellidos e inicial de los autores (por completar)</w:t>
+      <w:t xml:space="preserve">Calderón, C.; Carranza, S.; Galas, E.; García, C.; Julca, G.; Minaya, E.</w:t>
     </w:r>
   </w:p>
   <w:p>

--- a/informe/INFORME_PROYECTO_FINAL.docx
+++ b/informe/INFORME_PROYECTO_FINAL.docx
@@ -4580,7 +4580,7 @@
               </w:rPr>
             </w:pPr>
             <w:r>
-              <w:t>Por completar</w:t>
+              <w:t>Galas Zavaleta, Emmanuel Alfredo (delegado del grupo)</w:t>
             </w:r>
           </w:p>
         </w:tc>

--- a/informe/INFORME_PROYECTO_FINAL.docx
+++ b/informe/INFORME_PROYECTO_FINAL.docx
@@ -4484,7 +4484,7 @@
               </w:rPr>
             </w:pPr>
             <w:r>
-              <w:t>Veterinaria Mr. Pet</w:t>
+              <w:t>Veterinaria Mr. Pet (propietario: Saul Perez Sanchez)</w:t>
             </w:r>
           </w:p>
         </w:tc>
@@ -4532,7 +4532,7 @@
               </w:rPr>
             </w:pPr>
             <w:r>
-              <w:t>Propietario(a) de la veterinaria Mr. Pet (por confirmar)</w:t>
+              <w:t>Saul Perez Sanchez (propietario de la veterinaria Mr. Pet)</w:t>
             </w:r>
           </w:p>
         </w:tc>

--- a/informe/INFORME_PROYECTO_FINAL.docx
+++ b/informe/INFORME_PROYECTO_FINAL.docx
@@ -1,6 +1,6 @@
 
 <file path=word/document.xml><?xml version="1.0" encoding="utf-8"?>
-<w:document xmlns:wpc="http://schemas.microsoft.com/office/word/2010/wordprocessingCanvas" xmlns:cx="http://schemas.microsoft.com/office/drawing/2014/chartex" xmlns:cx1="http://schemas.microsoft.com/office/drawing/2015/9/8/chartex" xmlns:cx2="http://schemas.microsoft.com/office/drawing/2015/10/21/chartex" xmlns:cx3="http://schemas.microsoft.com/office/drawing/2016/5/9/chartex" xmlns:cx4="http://schemas.microsoft.com/office/drawing/2016/5/10/chartex" xmlns:cx5="http://schemas.microsoft.com/office/drawing/2016/5/11/chartex" xmlns:cx6="http://schemas.microsoft.com/office/drawing/2016/5/12/chartex" xmlns:cx7="http://schemas.microsoft.com/office/drawing/2016/5/13/chartex" xmlns:cx8="http://schemas.microsoft.com/office/drawing/2016/5/14/chartex" xmlns:mc="http://schemas.openxmlformats.org/markup-compatibility/2006" xmlns:aink="http://schemas.microsoft.com/office/drawing/2016/ink" xmlns:am3d="http://schemas.microsoft.com/office/drawing/2017/model3d" xmlns:o="urn:schemas-microsoft-com:office:office" xmlns:r="http://schemas.openxmlformats.org/officeDocument/2006/relationships" xmlns:m="http://schemas.openxmlformats.org/officeDocument/2006/math" xmlns:v="urn:schemas-microsoft-com:vml" xmlns:wp14="http://schemas.microsoft.com/office/word/2010/wordprocessingDrawing" xmlns:wp="http://schemas.openxmlformats.org/drawingml/2006/wordprocessingDrawing" xmlns:w10="urn:schemas-microsoft-com:office:word" xmlns:w="http://schemas.openxmlformats.org/wordprocessingml/2006/main" xmlns:w14="http://schemas.microsoft.com/office/word/2010/wordml" xmlns:w15="http://schemas.microsoft.com/office/word/2012/wordml" xmlns:w16cex="http://schemas.microsoft.com/office/word/2018/wordml/cex" xmlns:w16cid="http://schemas.microsoft.com/office/word/2016/wordml/cid" xmlns:w16="http://schemas.microsoft.com/office/word/2018/wordml" xmlns:w16sdtdh="http://schemas.microsoft.com/office/word/2020/wordml/sdtdatahash" xmlns:w16se="http://schemas.microsoft.com/office/word/2015/wordml/symex" xmlns:wpg="http://schemas.microsoft.com/office/word/2010/wordprocessingGroup" xmlns:wpi="http://schemas.microsoft.com/office/word/2010/wordprocessingInk" xmlns:wne="http://schemas.microsoft.com/office/word/2006/wordml" xmlns:wps="http://schemas.microsoft.com/office/word/2010/wordprocessingShape" mc:Ignorable="w14 w15 w16se w16cid w16 w16cex w16sdtdh wp14">
+<w:document xmlns:wpc="http://schemas.microsoft.com/office/word/2010/wordprocessingCanvas" xmlns:cx="http://schemas.microsoft.com/office/drawing/2014/chartex" xmlns:cx1="http://schemas.microsoft.com/office/drawing/2015/9/8/chartex" xmlns:cx2="http://schemas.microsoft.com/office/drawing/2015/10/21/chartex" xmlns:cx3="http://schemas.microsoft.com/office/drawing/2016/5/9/chartex" xmlns:cx4="http://schemas.microsoft.com/office/drawing/2016/5/10/chartex" xmlns:cx5="http://schemas.microsoft.com/office/drawing/2016/5/11/chartex" xmlns:cx6="http://schemas.microsoft.com/office/drawing/2016/5/12/chartex" xmlns:cx7="http://schemas.microsoft.com/office/drawing/2016/5/13/chartex" xmlns:cx8="http://schemas.microsoft.com/office/drawing/2016/5/14/chartex" xmlns:mc="http://schemas.openxmlformats.org/markup-compatibility/2006" xmlns:aink="http://schemas.microsoft.com/office/drawing/2016/ink" xmlns:am3d="http://schemas.microsoft.com/office/drawing/2017/model3d" xmlns:o="urn:schemas-microsoft-com:office:office" xmlns:oel="http://schemas.microsoft.com/office/2019/extlst" xmlns:r="http://schemas.openxmlformats.org/officeDocument/2006/relationships" xmlns:m="http://schemas.openxmlformats.org/officeDocument/2006/math" xmlns:v="urn:schemas-microsoft-com:vml" xmlns:wp14="http://schemas.microsoft.com/office/word/2010/wordprocessingDrawing" xmlns:wp="http://schemas.openxmlformats.org/drawingml/2006/wordprocessingDrawing" xmlns:w10="urn:schemas-microsoft-com:office:word" xmlns:w="http://schemas.openxmlformats.org/wordprocessingml/2006/main" xmlns:w14="http://schemas.microsoft.com/office/word/2010/wordml" xmlns:w15="http://schemas.microsoft.com/office/word/2012/wordml" xmlns:w16cex="http://schemas.microsoft.com/office/word/2018/wordml/cex" xmlns:w16cid="http://schemas.microsoft.com/office/word/2016/wordml/cid" xmlns:w16="http://schemas.microsoft.com/office/word/2018/wordml" xmlns:w16du="http://schemas.microsoft.com/office/word/2023/wordml/word16du" xmlns:w16sdtdh="http://schemas.microsoft.com/office/word/2020/wordml/sdtdatahash" xmlns:w16sdtfl="http://schemas.microsoft.com/office/word/2024/wordml/sdtformatlock" xmlns:w16se="http://schemas.microsoft.com/office/word/2015/wordml/symex" xmlns:wpg="http://schemas.microsoft.com/office/word/2010/wordprocessingGroup" xmlns:wpi="http://schemas.microsoft.com/office/word/2010/wordprocessingInk" xmlns:wne="http://schemas.microsoft.com/office/word/2006/wordml" xmlns:wps="http://schemas.microsoft.com/office/word/2010/wordprocessingShape" mc:Ignorable="w14 w15 w16se w16cid w16 w16cex w16sdtdh w16sdtfl w16du wp14">
   <w:body>
     <w:p>
       <w:pPr>
@@ -27,7 +27,7 @@
         <mc:AlternateContent>
           <mc:Choice Requires="wpg">
             <w:drawing>
-              <wp:anchor distT="0" distB="0" distL="114300" distR="114300" simplePos="0" relativeHeight="251659264" behindDoc="1" locked="0" layoutInCell="1" allowOverlap="1" wp14:anchorId="7A40AB78" wp14:editId="3464714F">
+              <wp:anchor distT="0" distB="0" distL="114300" distR="114300" simplePos="0" relativeHeight="251659264" behindDoc="1" locked="0" layoutInCell="1" allowOverlap="1" wp14:anchorId="239DBE54" wp14:editId="759B62B8">
                 <wp:simplePos x="0" y="0"/>
                 <wp:positionH relativeFrom="page">
                   <wp:posOffset>878205</wp:posOffset>
@@ -130,7 +130,7 @@
               </wp:anchor>
             </w:drawing>
           </mc:Choice>
-          <mc:Fallback xmlns:w16du="http://schemas.microsoft.com/office/word/2023/wordml/word16du" xmlns:oel="http://schemas.microsoft.com/office/2019/extlst">
+          <mc:Fallback>
             <w:pict>
               <v:group w14:anchorId="4392A7D1" id="Grupo 4" o:spid="_x0000_s1026" style="position:absolute;margin-left:69.15pt;margin-top:42.25pt;width:429.35pt;height:.1pt;z-index:-251657216;mso-position-horizontal-relative:page" coordorigin="1206,735" coordsize="8587,2" o:gfxdata="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">
                 <v:shape id="Freeform 418" o:spid="_x0000_s1027" style="position:absolute;left:1206;top:735;width:8587;height:2;visibility:visible;mso-wrap-style:square;v-text-anchor:top" coordsize="8587,2" o:gfxdata="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" path="m,l8587,e" filled="f" strokecolor="#fcbf00" strokeweight="1.52pt">
@@ -213,7 +213,7 @@
           <w:lang w:val="es-PE"/>
         </w:rPr>
         <w:drawing>
-          <wp:inline distT="0" distB="0" distL="0" distR="0" wp14:anchorId="4BFA86D6" wp14:editId="203F06FE">
+          <wp:inline distT="0" distB="0" distL="0" distR="0" wp14:anchorId="6527349D" wp14:editId="2C1A49F9">
             <wp:extent cx="2896315" cy="1676400"/>
             <wp:effectExtent l="0" t="0" r="0" b="0"/>
             <wp:docPr id="10" name="Imagen 10" descr="Trabajando en Universidad Privada del Norte (UPN) | Great ..."/>
@@ -297,7 +297,7 @@
           <w:szCs w:val="32"/>
           <w:lang w:val="es-PE"/>
         </w:rPr>
-        <w:t>INFORME DE PROYECTO FINAL</w:t>
+        <w:t xml:space="preserve">INFORME DE PROYECTO </w:t>
       </w:r>
     </w:p>
     <w:p>
@@ -306,6 +306,8 @@
         <w:ind w:right="118"/>
         <w:rPr>
           <w:rFonts w:ascii="Arial" w:eastAsia="Arial" w:hAnsi="Arial" w:cs="Arial"/>
+          <w:b/>
+          <w:bCs/>
           <w:sz w:val="32"/>
           <w:szCs w:val="32"/>
           <w:lang w:val="es-PE"/>
@@ -318,6 +320,7 @@
         <w:ind w:right="118"/>
         <w:rPr>
           <w:rFonts w:ascii="Arial" w:eastAsia="Arial" w:hAnsi="Arial" w:cs="Arial"/>
+          <w:color w:val="000000"/>
           <w:lang w:val="es-PE"/>
         </w:rPr>
       </w:pPr>
@@ -326,7 +329,6 @@
           <w:rFonts w:ascii="Arial" w:eastAsia="Arial" w:hAnsi="Arial" w:cs="Arial"/>
           <w:b/>
           <w:bCs/>
-          <w:i w:val="0"/>
           <w:color w:val="000000"/>
           <w:lang w:val="es-PE"/>
         </w:rPr>
@@ -337,7 +339,6 @@
           <w:rFonts w:ascii="Arial" w:eastAsia="Arial" w:hAnsi="Arial" w:cs="Arial"/>
           <w:b/>
           <w:bCs/>
-          <w:i w:val="0"/>
           <w:color w:val="000000"/>
           <w:lang w:val="es-PE"/>
         </w:rPr>
@@ -346,7 +347,6 @@
       <w:r>
         <w:rPr>
           <w:rFonts w:ascii="Arial" w:eastAsia="Arial" w:hAnsi="Arial" w:cs="Arial"/>
-          <w:i w:val="0"/>
           <w:color w:val="000000"/>
           <w:lang w:val="es-PE"/>
         </w:rPr>
@@ -355,12 +355,31 @@
       <w:r>
         <w:rPr>
           <w:rFonts w:ascii="Arial" w:eastAsia="Arial" w:hAnsi="Arial" w:cs="Arial"/>
-          <w:i w:val="0"/>
           <w:color w:val="000000"/>
           <w:lang w:val="es-PE"/>
         </w:rPr>
-        <w:t>Desarrollo de Software para el Registro de Mascotas y Atenciones en la Veterinaria Mr. Pet</w:t>
+        <w:t xml:space="preserve">Desarrollo de Software para el Registro de Mascotas y Atenciones en la Veterinaria Mr. </w:t>
       </w:r>
+      <w:proofErr w:type="spellStart"/>
+      <w:r>
+        <w:rPr>
+          <w:rFonts w:ascii="Arial" w:eastAsia="Arial" w:hAnsi="Arial" w:cs="Arial"/>
+          <w:color w:val="000000"/>
+          <w:lang w:val="es-PE"/>
+        </w:rPr>
+        <w:t>Pet</w:t>
+      </w:r>
+      <w:proofErr w:type="spellEnd"/>
+    </w:p>
+    <w:p>
+      <w:pPr>
+        <w:spacing w:before="59" w:line="360" w:lineRule="auto"/>
+        <w:ind w:right="118"/>
+        <w:rPr>
+          <w:rFonts w:ascii="Arial" w:eastAsia="Arial" w:hAnsi="Arial" w:cs="Arial"/>
+          <w:lang w:val="es-PE"/>
+        </w:rPr>
+      </w:pPr>
     </w:p>
     <w:p>
       <w:pPr>
@@ -376,7 +395,6 @@
           <w:rFonts w:ascii="Arial" w:eastAsia="Arial" w:hAnsi="Arial" w:cs="Arial"/>
           <w:b/>
           <w:bCs/>
-          <w:i w:val="0"/>
           <w:color w:val="000000"/>
           <w:lang w:val="es-PE"/>
         </w:rPr>
@@ -385,7 +403,6 @@
       <w:r>
         <w:rPr>
           <w:rFonts w:ascii="Arial" w:eastAsia="Arial" w:hAnsi="Arial" w:cs="Arial"/>
-          <w:i w:val="0"/>
           <w:color w:val="000000"/>
           <w:lang w:val="es-PE"/>
         </w:rPr>
@@ -394,7 +411,6 @@
       <w:r>
         <w:rPr>
           <w:rFonts w:ascii="Arial" w:eastAsia="Arial" w:hAnsi="Arial" w:cs="Arial"/>
-          <w:i w:val="0"/>
           <w:color w:val="000000"/>
           <w:lang w:val="es-PE"/>
         </w:rPr>
@@ -405,8 +421,11 @@
       <w:pPr>
         <w:spacing w:before="59" w:line="360" w:lineRule="auto"/>
         <w:ind w:right="118"/>
+        <w:jc w:val="center"/>
         <w:rPr>
           <w:rFonts w:ascii="Arial" w:eastAsia="Arial" w:hAnsi="Arial" w:cs="Arial"/>
+          <w:sz w:val="20"/>
+          <w:szCs w:val="20"/>
           <w:lang w:val="es-PE"/>
         </w:rPr>
       </w:pPr>
@@ -415,6 +434,8 @@
           <w:rFonts w:ascii="Arial" w:eastAsia="Arial" w:hAnsi="Arial" w:cs="Arial"/>
           <w:b/>
           <w:bCs/>
+          <w:sz w:val="20"/>
+          <w:szCs w:val="20"/>
           <w:lang w:val="es-PE"/>
         </w:rPr>
         <w:t>DOCENTE DEL CURSO:</w:t>
@@ -422,6 +443,8 @@
       <w:r>
         <w:rPr>
           <w:rFonts w:ascii="Arial" w:eastAsia="Arial" w:hAnsi="Arial" w:cs="Arial"/>
+          <w:sz w:val="20"/>
+          <w:szCs w:val="20"/>
           <w:lang w:val="es-PE"/>
         </w:rPr>
         <w:t xml:space="preserve"> </w:t>
@@ -429,6 +452,8 @@
       <w:r>
         <w:rPr>
           <w:rFonts w:ascii="Arial" w:eastAsia="Arial" w:hAnsi="Arial" w:cs="Arial"/>
+          <w:sz w:val="20"/>
+          <w:szCs w:val="20"/>
           <w:lang w:val="es-PE"/>
         </w:rPr>
         <w:t xml:space="preserve">Ing. </w:t>
@@ -436,6 +461,8 @@
       <w:r>
         <w:rPr>
           <w:rFonts w:ascii="Arial" w:eastAsia="Arial" w:hAnsi="Arial" w:cs="Arial"/>
+          <w:sz w:val="20"/>
+          <w:szCs w:val="20"/>
           <w:lang w:val="es-PE"/>
         </w:rPr>
         <w:t>Carlos Calderón Sulca</w:t>
@@ -449,6 +476,8 @@
           <w:rFonts w:ascii="Arial" w:eastAsia="Arial" w:hAnsi="Arial" w:cs="Arial"/>
           <w:b/>
           <w:bCs/>
+          <w:sz w:val="18"/>
+          <w:szCs w:val="18"/>
           <w:lang w:val="es-PE"/>
         </w:rPr>
       </w:pPr>
@@ -457,6 +486,8 @@
           <w:rFonts w:ascii="Arial" w:eastAsia="Arial" w:hAnsi="Arial" w:cs="Arial"/>
           <w:b/>
           <w:bCs/>
+          <w:sz w:val="18"/>
+          <w:szCs w:val="18"/>
           <w:lang w:val="es-PE"/>
         </w:rPr>
         <w:t>AUTORES</w:t>
@@ -466,6 +497,8 @@
           <w:rFonts w:ascii="Arial" w:eastAsia="Arial" w:hAnsi="Arial" w:cs="Arial"/>
           <w:b/>
           <w:bCs/>
+          <w:sz w:val="18"/>
+          <w:szCs w:val="18"/>
           <w:lang w:val="es-PE"/>
         </w:rPr>
         <w:t>:</w:t>
@@ -483,17 +516,20 @@
         <w:rPr>
           <w:rFonts w:ascii="Arial" w:eastAsia="Arial" w:hAnsi="Arial" w:cs="Arial"/>
           <w:color w:val="BFBFBF" w:themeColor="background1" w:themeShade="BF"/>
+          <w:sz w:val="18"/>
+          <w:szCs w:val="18"/>
           <w:lang w:val="es-PE"/>
         </w:rPr>
       </w:pPr>
       <w:r>
         <w:rPr>
           <w:rFonts w:ascii="Arial" w:eastAsia="Arial" w:hAnsi="Arial" w:cs="Arial"/>
-          <w:i w:val="0"/>
           <w:color w:val="000000"/>
+          <w:sz w:val="18"/>
+          <w:szCs w:val="18"/>
           <w:lang w:val="es-PE"/>
         </w:rPr>
-        <w:t>CALDERÓN SEVILLANO, Cesar Eduardo (% participación)</w:t>
+        <w:t>GALAS ZAVALETA, Emmanuel Alfredo</w:t>
       </w:r>
     </w:p>
     <w:p>
@@ -508,17 +544,20 @@
         <w:rPr>
           <w:rFonts w:ascii="Arial" w:eastAsia="Arial" w:hAnsi="Arial" w:cs="Arial"/>
           <w:color w:val="BFBFBF" w:themeColor="background1" w:themeShade="BF"/>
+          <w:sz w:val="18"/>
+          <w:szCs w:val="18"/>
           <w:lang w:val="es-PE"/>
         </w:rPr>
       </w:pPr>
       <w:r>
         <w:rPr>
           <w:rFonts w:ascii="Arial" w:eastAsia="Arial" w:hAnsi="Arial" w:cs="Arial"/>
-          <w:i w:val="0"/>
           <w:color w:val="000000"/>
+          <w:sz w:val="18"/>
+          <w:szCs w:val="18"/>
           <w:lang w:val="es-PE"/>
         </w:rPr>
-        <w:t>CARRANZA CASIQUE, Segundo Abel (% participación)</w:t>
+        <w:t>CALDERÓN SEVILLANO, Cesar Eduardo</w:t>
       </w:r>
     </w:p>
     <w:p>
@@ -533,17 +572,20 @@
         <w:rPr>
           <w:rFonts w:ascii="Arial" w:eastAsia="Arial" w:hAnsi="Arial" w:cs="Arial"/>
           <w:color w:val="BFBFBF" w:themeColor="background1" w:themeShade="BF"/>
+          <w:sz w:val="18"/>
+          <w:szCs w:val="18"/>
           <w:lang w:val="es-PE"/>
         </w:rPr>
       </w:pPr>
       <w:r>
         <w:rPr>
           <w:rFonts w:ascii="Arial" w:eastAsia="Arial" w:hAnsi="Arial" w:cs="Arial"/>
-          <w:i w:val="0"/>
           <w:color w:val="000000"/>
+          <w:sz w:val="18"/>
+          <w:szCs w:val="18"/>
           <w:lang w:val="es-PE"/>
         </w:rPr>
-        <w:t>GALAS ZAVALETA, Emmanuel Alfredo (% participación)</w:t>
+        <w:t>CARRANZA CASIQUE, Segundo Abel</w:t>
       </w:r>
     </w:p>
     <w:p>
@@ -558,17 +600,20 @@
         <w:rPr>
           <w:rFonts w:ascii="Arial" w:eastAsia="Arial" w:hAnsi="Arial" w:cs="Arial"/>
           <w:color w:val="BFBFBF" w:themeColor="background1" w:themeShade="BF"/>
+          <w:sz w:val="18"/>
+          <w:szCs w:val="18"/>
           <w:lang w:val="es-PE"/>
         </w:rPr>
       </w:pPr>
       <w:r>
         <w:rPr>
           <w:rFonts w:ascii="Arial" w:eastAsia="Arial" w:hAnsi="Arial" w:cs="Arial"/>
-          <w:i w:val="0"/>
           <w:color w:val="000000"/>
+          <w:sz w:val="18"/>
+          <w:szCs w:val="18"/>
           <w:lang w:val="es-PE"/>
         </w:rPr>
-        <w:t>GARCÍA LEIVA, Cristhian Julio (% participación)</w:t>
+        <w:t>GARCÍA LEIVA, Cristhian Julio</w:t>
       </w:r>
     </w:p>
     <w:p>
@@ -583,17 +628,20 @@
         <w:rPr>
           <w:rFonts w:ascii="Arial" w:eastAsia="Arial" w:hAnsi="Arial" w:cs="Arial"/>
           <w:color w:val="BFBFBF" w:themeColor="background1" w:themeShade="BF"/>
+          <w:sz w:val="18"/>
+          <w:szCs w:val="18"/>
           <w:lang w:val="es-PE"/>
         </w:rPr>
       </w:pPr>
       <w:r>
         <w:rPr>
           <w:rFonts w:ascii="Arial" w:eastAsia="Arial" w:hAnsi="Arial" w:cs="Arial"/>
-          <w:i w:val="0"/>
           <w:color w:val="000000"/>
+          <w:sz w:val="18"/>
+          <w:szCs w:val="18"/>
           <w:lang w:val="es-PE"/>
         </w:rPr>
-        <w:t>JULCA MORI, Giancarlo Renato (% participación)</w:t>
+        <w:t>JULCA MORI, Giancarlo Renato</w:t>
       </w:r>
     </w:p>
     <w:p>
@@ -608,17 +656,20 @@
         <w:rPr>
           <w:rFonts w:ascii="Arial" w:eastAsia="Arial" w:hAnsi="Arial" w:cs="Arial"/>
           <w:color w:val="BFBFBF" w:themeColor="background1" w:themeShade="BF"/>
+          <w:sz w:val="18"/>
+          <w:szCs w:val="18"/>
           <w:lang w:val="es-PE"/>
         </w:rPr>
       </w:pPr>
       <w:r>
         <w:rPr>
           <w:rFonts w:ascii="Arial" w:eastAsia="Arial" w:hAnsi="Arial" w:cs="Arial"/>
-          <w:i w:val="0"/>
           <w:color w:val="000000"/>
+          <w:sz w:val="18"/>
+          <w:szCs w:val="18"/>
           <w:lang w:val="es-PE"/>
         </w:rPr>
-        <w:t>MINAYA ESPINOZA, Erick David (% participación)</w:t>
+        <w:t>MINAYA ESPINOZA, Erick David</w:t>
       </w:r>
     </w:p>
     <w:p>
@@ -646,7 +697,7 @@
           <w:rFonts w:ascii="Arial" w:eastAsia="Arial" w:hAnsi="Arial" w:cs="Arial"/>
           <w:lang w:val="es-PE"/>
         </w:rPr>
-        <w:t>CHORRILLOS</w:t>
+        <w:t>LIMA</w:t>
       </w:r>
       <w:r>
         <w:rPr>
@@ -658,8 +709,8 @@
     </w:p>
     <w:p>
       <w:pPr>
-        <w:spacing w:before="58" w:line="360" w:lineRule="auto"/>
-        <w:ind w:right="112"/>
+        <w:spacing w:before="59" w:line="360" w:lineRule="auto"/>
+        <w:ind w:right="118"/>
         <w:jc w:val="center"/>
         <w:rPr>
           <w:rFonts w:ascii="Arial" w:eastAsia="Arial" w:hAnsi="Arial" w:cs="Arial"/>
@@ -938,7 +989,7 @@
                 <w:noProof/>
                 <w:webHidden/>
               </w:rPr>
-              <w:t>4</w:t>
+              <w:t>3</w:t>
             </w:r>
             <w:r>
               <w:rPr>
@@ -1012,7 +1063,7 @@
                 <w:noProof/>
                 <w:webHidden/>
               </w:rPr>
-              <w:t>4</w:t>
+              <w:t>3</w:t>
             </w:r>
             <w:r>
               <w:rPr>
@@ -1294,7 +1345,7 @@
                 <w:noProof/>
                 <w:webHidden/>
               </w:rPr>
-              <w:t>5</w:t>
+              <w:t>6</w:t>
             </w:r>
             <w:r>
               <w:rPr>
@@ -1388,7 +1439,7 @@
                 <w:noProof/>
                 <w:webHidden/>
               </w:rPr>
-              <w:t>5</w:t>
+              <w:t>6</w:t>
             </w:r>
             <w:r>
               <w:rPr>
@@ -1482,7 +1533,7 @@
                 <w:noProof/>
                 <w:webHidden/>
               </w:rPr>
-              <w:t>5</w:t>
+              <w:t>7</w:t>
             </w:r>
             <w:r>
               <w:rPr>
@@ -1600,7 +1651,7 @@
                 <w:noProof/>
                 <w:webHidden/>
               </w:rPr>
-              <w:t>5</w:t>
+              <w:t>7</w:t>
             </w:r>
             <w:r>
               <w:rPr>
@@ -1694,7 +1745,7 @@
                 <w:noProof/>
                 <w:webHidden/>
               </w:rPr>
-              <w:t>5</w:t>
+              <w:t>8</w:t>
             </w:r>
             <w:r>
               <w:rPr>
@@ -1788,7 +1839,7 @@
                 <w:noProof/>
                 <w:webHidden/>
               </w:rPr>
-              <w:t>6</w:t>
+              <w:t>8</w:t>
             </w:r>
             <w:r>
               <w:rPr>
@@ -1882,1421 +1933,7 @@
                 <w:noProof/>
                 <w:webHidden/>
               </w:rPr>
-              <w:t>6</w:t>
-            </w:r>
-            <w:r>
-              <w:rPr>
-                <w:noProof/>
-                <w:webHidden/>
-              </w:rPr>
-              <w:fldChar w:fldCharType="end"/>
-            </w:r>
-          </w:hyperlink>
-        </w:p>
-        <w:p>
-          <w:pPr>
-            <w:pStyle w:val="TDC2"/>
-            <w:tabs>
-              <w:tab w:val="left" w:pos="880"/>
-              <w:tab w:val="right" w:leader="dot" w:pos="8495"/>
-            </w:tabs>
-            <w:rPr>
-              <w:rFonts w:asciiTheme="minorHAnsi" w:eastAsiaTheme="minorEastAsia" w:hAnsiTheme="minorHAnsi" w:cstheme="minorBidi"/>
-              <w:noProof/>
-              <w:kern w:val="2"/>
-              <w:lang w:val="es-PE" w:eastAsia="es-PE"/>
-              <w14:ligatures w14:val="standardContextual"/>
-            </w:rPr>
-          </w:pPr>
-          <w:hyperlink w:anchor="_Toc183440612" w:history="1">
-            <w:r>
-              <w:rPr>
-                <w:rStyle w:val="Hipervnculo"/>
-                <w:rFonts w:ascii="Arial" w:hAnsi="Arial" w:cs="Arial"/>
-                <w:b/>
-                <w:noProof/>
-              </w:rPr>
-              <w:t>7.</w:t>
-            </w:r>
-            <w:r>
-              <w:rPr>
-                <w:rFonts w:asciiTheme="minorHAnsi" w:eastAsiaTheme="minorEastAsia" w:hAnsiTheme="minorHAnsi" w:cstheme="minorBidi"/>
-                <w:noProof/>
-                <w:kern w:val="2"/>
-                <w:lang w:val="es-PE" w:eastAsia="es-PE"/>
-                <w14:ligatures w14:val="standardContextual"/>
-              </w:rPr>
-              <w:tab/>
-            </w:r>
-            <w:r>
-              <w:rPr>
-                <w:rStyle w:val="Hipervnculo"/>
-                <w:rFonts w:ascii="Arial" w:hAnsi="Arial" w:cs="Arial"/>
-                <w:b/>
-                <w:noProof/>
-              </w:rPr>
-              <w:t>Estructuras de desglose del proyecto</w:t>
-            </w:r>
-            <w:r>
-              <w:rPr>
-                <w:noProof/>
-                <w:webHidden/>
-              </w:rPr>
-              <w:tab/>
-            </w:r>
-            <w:r>
-              <w:rPr>
-                <w:noProof/>
-                <w:webHidden/>
-              </w:rPr>
-              <w:fldChar w:fldCharType="begin"/>
-            </w:r>
-            <w:r>
-              <w:rPr>
-                <w:noProof/>
-                <w:webHidden/>
-              </w:rPr>
-              <w:instrText xml:space="preserve"> PAGEREF _Toc183440612 \h </w:instrText>
-            </w:r>
-            <w:r>
-              <w:rPr>
-                <w:noProof/>
-                <w:webHidden/>
-              </w:rPr>
-            </w:r>
-            <w:r>
-              <w:rPr>
-                <w:noProof/>
-                <w:webHidden/>
-              </w:rPr>
-              <w:fldChar w:fldCharType="separate"/>
-            </w:r>
-            <w:r>
-              <w:rPr>
-                <w:noProof/>
-                <w:webHidden/>
-              </w:rPr>
-              <w:t>7</w:t>
-            </w:r>
-            <w:r>
-              <w:rPr>
-                <w:noProof/>
-                <w:webHidden/>
-              </w:rPr>
-              <w:fldChar w:fldCharType="end"/>
-            </w:r>
-          </w:hyperlink>
-        </w:p>
-        <w:p>
-          <w:pPr>
-            <w:pStyle w:val="TDC2"/>
-            <w:tabs>
-              <w:tab w:val="left" w:pos="880"/>
-              <w:tab w:val="right" w:leader="dot" w:pos="8495"/>
-            </w:tabs>
-            <w:rPr>
-              <w:rFonts w:asciiTheme="minorHAnsi" w:eastAsiaTheme="minorEastAsia" w:hAnsiTheme="minorHAnsi" w:cstheme="minorBidi"/>
-              <w:noProof/>
-              <w:kern w:val="2"/>
-              <w:lang w:val="es-PE" w:eastAsia="es-PE"/>
-              <w14:ligatures w14:val="standardContextual"/>
-            </w:rPr>
-          </w:pPr>
-          <w:hyperlink w:anchor="_Toc183440613" w:history="1">
-            <w:r>
-              <w:rPr>
-                <w:rStyle w:val="Hipervnculo"/>
-                <w:rFonts w:ascii="Arial" w:hAnsi="Arial" w:cs="Arial"/>
-                <w:b/>
-                <w:noProof/>
-              </w:rPr>
-              <w:t>8.</w:t>
-            </w:r>
-            <w:r>
-              <w:rPr>
-                <w:rFonts w:asciiTheme="minorHAnsi" w:eastAsiaTheme="minorEastAsia" w:hAnsiTheme="minorHAnsi" w:cstheme="minorBidi"/>
-                <w:noProof/>
-                <w:kern w:val="2"/>
-                <w:lang w:val="es-PE" w:eastAsia="es-PE"/>
-                <w14:ligatures w14:val="standardContextual"/>
-              </w:rPr>
-              <w:tab/>
-            </w:r>
-            <w:r>
-              <w:rPr>
-                <w:rStyle w:val="Hipervnculo"/>
-                <w:rFonts w:ascii="Arial" w:hAnsi="Arial" w:cs="Arial"/>
-                <w:b/>
-                <w:noProof/>
-              </w:rPr>
-              <w:t>Herramientas y tecnología utilizada</w:t>
-            </w:r>
-            <w:r>
-              <w:rPr>
-                <w:noProof/>
-                <w:webHidden/>
-              </w:rPr>
-              <w:tab/>
-            </w:r>
-            <w:r>
-              <w:rPr>
-                <w:noProof/>
-                <w:webHidden/>
-              </w:rPr>
-              <w:fldChar w:fldCharType="begin"/>
-            </w:r>
-            <w:r>
-              <w:rPr>
-                <w:noProof/>
-                <w:webHidden/>
-              </w:rPr>
-              <w:instrText xml:space="preserve"> PAGEREF _Toc183440613 \h </w:instrText>
-            </w:r>
-            <w:r>
-              <w:rPr>
-                <w:noProof/>
-                <w:webHidden/>
-              </w:rPr>
-            </w:r>
-            <w:r>
-              <w:rPr>
-                <w:noProof/>
-                <w:webHidden/>
-              </w:rPr>
-              <w:fldChar w:fldCharType="separate"/>
-            </w:r>
-            <w:r>
-              <w:rPr>
-                <w:noProof/>
-                <w:webHidden/>
-              </w:rPr>
-              <w:t>7</w:t>
-            </w:r>
-            <w:r>
-              <w:rPr>
-                <w:noProof/>
-                <w:webHidden/>
-              </w:rPr>
-              <w:fldChar w:fldCharType="end"/>
-            </w:r>
-          </w:hyperlink>
-        </w:p>
-        <w:p>
-          <w:pPr>
-            <w:pStyle w:val="TDC2"/>
-            <w:tabs>
-              <w:tab w:val="left" w:pos="880"/>
-              <w:tab w:val="right" w:leader="dot" w:pos="8495"/>
-            </w:tabs>
-            <w:rPr>
-              <w:rFonts w:asciiTheme="minorHAnsi" w:eastAsiaTheme="minorEastAsia" w:hAnsiTheme="minorHAnsi" w:cstheme="minorBidi"/>
-              <w:noProof/>
-              <w:kern w:val="2"/>
-              <w:lang w:val="es-PE" w:eastAsia="es-PE"/>
-              <w14:ligatures w14:val="standardContextual"/>
-            </w:rPr>
-          </w:pPr>
-          <w:hyperlink w:anchor="_Toc183440614" w:history="1">
-            <w:r>
-              <w:rPr>
-                <w:rStyle w:val="Hipervnculo"/>
-                <w:rFonts w:ascii="Arial" w:hAnsi="Arial" w:cs="Arial"/>
-                <w:b/>
-                <w:noProof/>
-              </w:rPr>
-              <w:t>9.</w:t>
-            </w:r>
-            <w:r>
-              <w:rPr>
-                <w:rFonts w:asciiTheme="minorHAnsi" w:eastAsiaTheme="minorEastAsia" w:hAnsiTheme="minorHAnsi" w:cstheme="minorBidi"/>
-                <w:noProof/>
-                <w:kern w:val="2"/>
-                <w:lang w:val="es-PE" w:eastAsia="es-PE"/>
-                <w14:ligatures w14:val="standardContextual"/>
-              </w:rPr>
-              <w:tab/>
-            </w:r>
-            <w:r>
-              <w:rPr>
-                <w:rStyle w:val="Hipervnculo"/>
-                <w:rFonts w:ascii="Arial" w:hAnsi="Arial" w:cs="Arial"/>
-                <w:b/>
-                <w:noProof/>
-              </w:rPr>
-              <w:t>Funcionalidades del producto</w:t>
-            </w:r>
-            <w:r>
-              <w:rPr>
-                <w:noProof/>
-                <w:webHidden/>
-              </w:rPr>
-              <w:tab/>
-            </w:r>
-            <w:r>
-              <w:rPr>
-                <w:noProof/>
-                <w:webHidden/>
-              </w:rPr>
-              <w:fldChar w:fldCharType="begin"/>
-            </w:r>
-            <w:r>
-              <w:rPr>
-                <w:noProof/>
-                <w:webHidden/>
-              </w:rPr>
-              <w:instrText xml:space="preserve"> PAGEREF _Toc183440614 \h </w:instrText>
-            </w:r>
-            <w:r>
-              <w:rPr>
-                <w:noProof/>
-                <w:webHidden/>
-              </w:rPr>
-            </w:r>
-            <w:r>
-              <w:rPr>
-                <w:noProof/>
-                <w:webHidden/>
-              </w:rPr>
-              <w:fldChar w:fldCharType="separate"/>
-            </w:r>
-            <w:r>
-              <w:rPr>
-                <w:noProof/>
-                <w:webHidden/>
-              </w:rPr>
-              <w:t>9</w:t>
-            </w:r>
-            <w:r>
-              <w:rPr>
-                <w:noProof/>
-                <w:webHidden/>
-              </w:rPr>
-              <w:fldChar w:fldCharType="end"/>
-            </w:r>
-          </w:hyperlink>
-        </w:p>
-        <w:p>
-          <w:pPr>
-            <w:pStyle w:val="TDC2"/>
-            <w:tabs>
-              <w:tab w:val="left" w:pos="880"/>
-              <w:tab w:val="right" w:leader="dot" w:pos="8495"/>
-            </w:tabs>
-            <w:rPr>
-              <w:rFonts w:asciiTheme="minorHAnsi" w:eastAsiaTheme="minorEastAsia" w:hAnsiTheme="minorHAnsi" w:cstheme="minorBidi"/>
-              <w:noProof/>
-              <w:kern w:val="2"/>
-              <w:lang w:val="es-PE" w:eastAsia="es-PE"/>
-              <w14:ligatures w14:val="standardContextual"/>
-            </w:rPr>
-          </w:pPr>
-          <w:hyperlink w:anchor="_Toc183440615" w:history="1">
-            <w:r>
-              <w:rPr>
-                <w:rStyle w:val="Hipervnculo"/>
-                <w:rFonts w:ascii="Arial" w:hAnsi="Arial" w:cs="Arial"/>
-                <w:b/>
-                <w:noProof/>
-              </w:rPr>
-              <w:t>10.</w:t>
-            </w:r>
-            <w:r>
-              <w:rPr>
-                <w:rFonts w:asciiTheme="minorHAnsi" w:eastAsiaTheme="minorEastAsia" w:hAnsiTheme="minorHAnsi" w:cstheme="minorBidi"/>
-                <w:noProof/>
-                <w:kern w:val="2"/>
-                <w:lang w:val="es-PE" w:eastAsia="es-PE"/>
-                <w14:ligatures w14:val="standardContextual"/>
-              </w:rPr>
-              <w:tab/>
-            </w:r>
-            <w:r>
-              <w:rPr>
-                <w:rStyle w:val="Hipervnculo"/>
-                <w:rFonts w:ascii="Arial" w:hAnsi="Arial" w:cs="Arial"/>
-                <w:b/>
-                <w:noProof/>
-              </w:rPr>
-              <w:t>Diagrama de clases y relaciones</w:t>
-            </w:r>
-            <w:r>
-              <w:rPr>
-                <w:noProof/>
-                <w:webHidden/>
-              </w:rPr>
-              <w:tab/>
-            </w:r>
-            <w:r>
-              <w:rPr>
-                <w:noProof/>
-                <w:webHidden/>
-              </w:rPr>
-              <w:fldChar w:fldCharType="begin"/>
-            </w:r>
-            <w:r>
-              <w:rPr>
-                <w:noProof/>
-                <w:webHidden/>
-              </w:rPr>
-              <w:instrText xml:space="preserve"> PAGEREF _Toc183440615 \h </w:instrText>
-            </w:r>
-            <w:r>
-              <w:rPr>
-                <w:noProof/>
-                <w:webHidden/>
-              </w:rPr>
-            </w:r>
-            <w:r>
-              <w:rPr>
-                <w:noProof/>
-                <w:webHidden/>
-              </w:rPr>
-              <w:fldChar w:fldCharType="separate"/>
-            </w:r>
-            <w:r>
-              <w:rPr>
-                <w:noProof/>
-                <w:webHidden/>
-              </w:rPr>
-              <w:t>11</w:t>
-            </w:r>
-            <w:r>
-              <w:rPr>
-                <w:noProof/>
-                <w:webHidden/>
-              </w:rPr>
-              <w:fldChar w:fldCharType="end"/>
-            </w:r>
-          </w:hyperlink>
-        </w:p>
-        <w:p>
-          <w:pPr>
-            <w:pStyle w:val="TDC2"/>
-            <w:tabs>
-              <w:tab w:val="left" w:pos="880"/>
-              <w:tab w:val="right" w:leader="dot" w:pos="8495"/>
-            </w:tabs>
-            <w:rPr>
-              <w:rFonts w:asciiTheme="minorHAnsi" w:eastAsiaTheme="minorEastAsia" w:hAnsiTheme="minorHAnsi" w:cstheme="minorBidi"/>
-              <w:noProof/>
-              <w:kern w:val="2"/>
-              <w:lang w:val="es-PE" w:eastAsia="es-PE"/>
-              <w14:ligatures w14:val="standardContextual"/>
-            </w:rPr>
-          </w:pPr>
-          <w:hyperlink w:anchor="_Toc183440616" w:history="1">
-            <w:r>
-              <w:rPr>
-                <w:rStyle w:val="Hipervnculo"/>
-                <w:rFonts w:ascii="Arial" w:hAnsi="Arial" w:cs="Arial"/>
-                <w:b/>
-                <w:noProof/>
-                <w:highlight w:val="yellow"/>
-              </w:rPr>
-              <w:t>11.</w:t>
-            </w:r>
-            <w:r>
-              <w:rPr>
-                <w:rFonts w:asciiTheme="minorHAnsi" w:eastAsiaTheme="minorEastAsia" w:hAnsiTheme="minorHAnsi" w:cstheme="minorBidi"/>
-                <w:noProof/>
-                <w:kern w:val="2"/>
-                <w:lang w:val="es-PE" w:eastAsia="es-PE"/>
-                <w14:ligatures w14:val="standardContextual"/>
-              </w:rPr>
-              <w:tab/>
-            </w:r>
-            <w:r>
-              <w:rPr>
-                <w:rStyle w:val="Hipervnculo"/>
-                <w:rFonts w:ascii="Arial" w:hAnsi="Arial" w:cs="Arial"/>
-                <w:b/>
-                <w:noProof/>
-                <w:highlight w:val="yellow"/>
-              </w:rPr>
-              <w:t>Diccionario de clases</w:t>
-            </w:r>
-            <w:r>
-              <w:rPr>
-                <w:noProof/>
-                <w:webHidden/>
-              </w:rPr>
-              <w:tab/>
-            </w:r>
-            <w:r>
-              <w:rPr>
-                <w:noProof/>
-                <w:webHidden/>
-              </w:rPr>
-              <w:fldChar w:fldCharType="begin"/>
-            </w:r>
-            <w:r>
-              <w:rPr>
-                <w:noProof/>
-                <w:webHidden/>
-              </w:rPr>
-              <w:instrText xml:space="preserve"> PAGEREF _Toc183440616 \h </w:instrText>
-            </w:r>
-            <w:r>
-              <w:rPr>
-                <w:noProof/>
-                <w:webHidden/>
-              </w:rPr>
-            </w:r>
-            <w:r>
-              <w:rPr>
-                <w:noProof/>
-                <w:webHidden/>
-              </w:rPr>
-              <w:fldChar w:fldCharType="separate"/>
-            </w:r>
-            <w:r>
-              <w:rPr>
-                <w:noProof/>
-                <w:webHidden/>
-              </w:rPr>
-              <w:t>12</w:t>
-            </w:r>
-            <w:r>
-              <w:rPr>
-                <w:noProof/>
-                <w:webHidden/>
-              </w:rPr>
-              <w:fldChar w:fldCharType="end"/>
-            </w:r>
-          </w:hyperlink>
-        </w:p>
-        <w:p>
-          <w:pPr>
-            <w:pStyle w:val="TDC2"/>
-            <w:tabs>
-              <w:tab w:val="left" w:pos="880"/>
-              <w:tab w:val="right" w:leader="dot" w:pos="8495"/>
-            </w:tabs>
-            <w:rPr>
-              <w:rFonts w:asciiTheme="minorHAnsi" w:eastAsiaTheme="minorEastAsia" w:hAnsiTheme="minorHAnsi" w:cstheme="minorBidi"/>
-              <w:noProof/>
-              <w:kern w:val="2"/>
-              <w:lang w:val="es-PE" w:eastAsia="es-PE"/>
-              <w14:ligatures w14:val="standardContextual"/>
-            </w:rPr>
-          </w:pPr>
-          <w:hyperlink w:anchor="_Toc183440617" w:history="1">
-            <w:r>
-              <w:rPr>
-                <w:rStyle w:val="Hipervnculo"/>
-                <w:rFonts w:ascii="Arial" w:hAnsi="Arial" w:cs="Arial"/>
-                <w:b/>
-                <w:noProof/>
-              </w:rPr>
-              <w:t>12.</w:t>
-            </w:r>
-            <w:r>
-              <w:rPr>
-                <w:rFonts w:asciiTheme="minorHAnsi" w:eastAsiaTheme="minorEastAsia" w:hAnsiTheme="minorHAnsi" w:cstheme="minorBidi"/>
-                <w:noProof/>
-                <w:kern w:val="2"/>
-                <w:lang w:val="es-PE" w:eastAsia="es-PE"/>
-                <w14:ligatures w14:val="standardContextual"/>
-              </w:rPr>
-              <w:tab/>
-            </w:r>
-            <w:r>
-              <w:rPr>
-                <w:rStyle w:val="Hipervnculo"/>
-                <w:rFonts w:ascii="Arial" w:hAnsi="Arial" w:cs="Arial"/>
-                <w:b/>
-                <w:noProof/>
-              </w:rPr>
-              <w:t>Requerimientos funcionales</w:t>
-            </w:r>
-            <w:r>
-              <w:rPr>
-                <w:noProof/>
-                <w:webHidden/>
-              </w:rPr>
-              <w:tab/>
-            </w:r>
-            <w:r>
-              <w:rPr>
-                <w:noProof/>
-                <w:webHidden/>
-              </w:rPr>
-              <w:fldChar w:fldCharType="begin"/>
-            </w:r>
-            <w:r>
-              <w:rPr>
-                <w:noProof/>
-                <w:webHidden/>
-              </w:rPr>
-              <w:instrText xml:space="preserve"> PAGEREF _Toc183440617 \h </w:instrText>
-            </w:r>
-            <w:r>
-              <w:rPr>
-                <w:noProof/>
-                <w:webHidden/>
-              </w:rPr>
-            </w:r>
-            <w:r>
-              <w:rPr>
-                <w:noProof/>
-                <w:webHidden/>
-              </w:rPr>
-              <w:fldChar w:fldCharType="separate"/>
-            </w:r>
-            <w:r>
-              <w:rPr>
-                <w:noProof/>
-                <w:webHidden/>
-              </w:rPr>
-              <w:t>12</w:t>
-            </w:r>
-            <w:r>
-              <w:rPr>
-                <w:noProof/>
-                <w:webHidden/>
-              </w:rPr>
-              <w:fldChar w:fldCharType="end"/>
-            </w:r>
-          </w:hyperlink>
-        </w:p>
-        <w:p>
-          <w:pPr>
-            <w:pStyle w:val="TDC2"/>
-            <w:tabs>
-              <w:tab w:val="left" w:pos="1100"/>
-              <w:tab w:val="right" w:leader="dot" w:pos="8495"/>
-            </w:tabs>
-            <w:rPr>
-              <w:rFonts w:asciiTheme="minorHAnsi" w:eastAsiaTheme="minorEastAsia" w:hAnsiTheme="minorHAnsi" w:cstheme="minorBidi"/>
-              <w:noProof/>
-              <w:kern w:val="2"/>
-              <w:lang w:val="es-PE" w:eastAsia="es-PE"/>
-              <w14:ligatures w14:val="standardContextual"/>
-            </w:rPr>
-          </w:pPr>
-          <w:hyperlink w:anchor="_Toc183440618" w:history="1">
-            <w:r>
-              <w:rPr>
-                <w:rStyle w:val="Hipervnculo"/>
-                <w:rFonts w:ascii="Calibri" w:hAnsi="Calibri"/>
-                <w:b/>
-                <w:noProof/>
-              </w:rPr>
-              <w:t>12.1.</w:t>
-            </w:r>
-            <w:r>
-              <w:rPr>
-                <w:rFonts w:asciiTheme="minorHAnsi" w:eastAsiaTheme="minorEastAsia" w:hAnsiTheme="minorHAnsi" w:cstheme="minorBidi"/>
-                <w:noProof/>
-                <w:kern w:val="2"/>
-                <w:lang w:val="es-PE" w:eastAsia="es-PE"/>
-                <w14:ligatures w14:val="standardContextual"/>
-              </w:rPr>
-              <w:tab/>
-            </w:r>
-            <w:r>
-              <w:rPr>
-                <w:rStyle w:val="Hipervnculo"/>
-                <w:rFonts w:ascii="Calibri" w:hAnsi="Calibri"/>
-                <w:noProof/>
-                <w:lang w:val="es-VE"/>
-              </w:rPr>
-              <w:t>(Nombre de la funcionalidad 1)</w:t>
-            </w:r>
-            <w:r>
-              <w:rPr>
-                <w:noProof/>
-                <w:webHidden/>
-              </w:rPr>
-              <w:tab/>
-            </w:r>
-            <w:r>
-              <w:rPr>
-                <w:noProof/>
-                <w:webHidden/>
-              </w:rPr>
-              <w:fldChar w:fldCharType="begin"/>
-            </w:r>
-            <w:r>
-              <w:rPr>
-                <w:noProof/>
-                <w:webHidden/>
-              </w:rPr>
-              <w:instrText xml:space="preserve"> PAGEREF _Toc183440618 \h </w:instrText>
-            </w:r>
-            <w:r>
-              <w:rPr>
-                <w:noProof/>
-                <w:webHidden/>
-              </w:rPr>
-            </w:r>
-            <w:r>
-              <w:rPr>
-                <w:noProof/>
-                <w:webHidden/>
-              </w:rPr>
-              <w:fldChar w:fldCharType="separate"/>
-            </w:r>
-            <w:r>
-              <w:rPr>
-                <w:noProof/>
-                <w:webHidden/>
-              </w:rPr>
-              <w:t>13</w:t>
-            </w:r>
-            <w:r>
-              <w:rPr>
-                <w:noProof/>
-                <w:webHidden/>
-              </w:rPr>
-              <w:fldChar w:fldCharType="end"/>
-            </w:r>
-          </w:hyperlink>
-        </w:p>
-        <w:p>
-          <w:pPr>
-            <w:pStyle w:val="TDC2"/>
-            <w:tabs>
-              <w:tab w:val="left" w:pos="1100"/>
-              <w:tab w:val="right" w:leader="dot" w:pos="8495"/>
-            </w:tabs>
-            <w:rPr>
-              <w:rFonts w:asciiTheme="minorHAnsi" w:eastAsiaTheme="minorEastAsia" w:hAnsiTheme="minorHAnsi" w:cstheme="minorBidi"/>
-              <w:noProof/>
-              <w:kern w:val="2"/>
-              <w:lang w:val="es-PE" w:eastAsia="es-PE"/>
-              <w14:ligatures w14:val="standardContextual"/>
-            </w:rPr>
-          </w:pPr>
-          <w:hyperlink w:anchor="_Toc183440619" w:history="1">
-            <w:r>
-              <w:rPr>
-                <w:rStyle w:val="Hipervnculo"/>
-                <w:rFonts w:ascii="Calibri" w:hAnsi="Calibri"/>
-                <w:b/>
-                <w:noProof/>
-                <w:lang w:val="es-VE"/>
-              </w:rPr>
-              <w:t>12.2.</w:t>
-            </w:r>
-            <w:r>
-              <w:rPr>
-                <w:rFonts w:asciiTheme="minorHAnsi" w:eastAsiaTheme="minorEastAsia" w:hAnsiTheme="minorHAnsi" w:cstheme="minorBidi"/>
-                <w:noProof/>
-                <w:kern w:val="2"/>
-                <w:lang w:val="es-PE" w:eastAsia="es-PE"/>
-                <w14:ligatures w14:val="standardContextual"/>
-              </w:rPr>
-              <w:tab/>
-            </w:r>
-            <w:r>
-              <w:rPr>
-                <w:rStyle w:val="Hipervnculo"/>
-                <w:rFonts w:ascii="Calibri" w:hAnsi="Calibri"/>
-                <w:noProof/>
-                <w:lang w:val="es-VE"/>
-              </w:rPr>
-              <w:t>(Nombre de la funcionalidad 2)</w:t>
-            </w:r>
-            <w:r>
-              <w:rPr>
-                <w:noProof/>
-                <w:webHidden/>
-              </w:rPr>
-              <w:tab/>
-            </w:r>
-            <w:r>
-              <w:rPr>
-                <w:noProof/>
-                <w:webHidden/>
-              </w:rPr>
-              <w:fldChar w:fldCharType="begin"/>
-            </w:r>
-            <w:r>
-              <w:rPr>
-                <w:noProof/>
-                <w:webHidden/>
-              </w:rPr>
-              <w:instrText xml:space="preserve"> PAGEREF _Toc183440619 \h </w:instrText>
-            </w:r>
-            <w:r>
-              <w:rPr>
-                <w:noProof/>
-                <w:webHidden/>
-              </w:rPr>
-            </w:r>
-            <w:r>
-              <w:rPr>
-                <w:noProof/>
-                <w:webHidden/>
-              </w:rPr>
-              <w:fldChar w:fldCharType="separate"/>
-            </w:r>
-            <w:r>
-              <w:rPr>
-                <w:noProof/>
-                <w:webHidden/>
-              </w:rPr>
-              <w:t>14</w:t>
-            </w:r>
-            <w:r>
-              <w:rPr>
-                <w:noProof/>
-                <w:webHidden/>
-              </w:rPr>
-              <w:fldChar w:fldCharType="end"/>
-            </w:r>
-          </w:hyperlink>
-        </w:p>
-        <w:p>
-          <w:pPr>
-            <w:pStyle w:val="TDC2"/>
-            <w:tabs>
-              <w:tab w:val="left" w:pos="1100"/>
-              <w:tab w:val="right" w:leader="dot" w:pos="8495"/>
-            </w:tabs>
-            <w:rPr>
-              <w:rFonts w:asciiTheme="minorHAnsi" w:eastAsiaTheme="minorEastAsia" w:hAnsiTheme="minorHAnsi" w:cstheme="minorBidi"/>
-              <w:noProof/>
-              <w:kern w:val="2"/>
-              <w:lang w:val="es-PE" w:eastAsia="es-PE"/>
-              <w14:ligatures w14:val="standardContextual"/>
-            </w:rPr>
-          </w:pPr>
-          <w:hyperlink w:anchor="_Toc183440620" w:history="1">
-            <w:r>
-              <w:rPr>
-                <w:rStyle w:val="Hipervnculo"/>
-                <w:rFonts w:ascii="Calibri" w:hAnsi="Calibri"/>
-                <w:b/>
-                <w:noProof/>
-                <w:lang w:val="es-VE"/>
-              </w:rPr>
-              <w:t>12.3.</w:t>
-            </w:r>
-            <w:r>
-              <w:rPr>
-                <w:rFonts w:asciiTheme="minorHAnsi" w:eastAsiaTheme="minorEastAsia" w:hAnsiTheme="minorHAnsi" w:cstheme="minorBidi"/>
-                <w:noProof/>
-                <w:kern w:val="2"/>
-                <w:lang w:val="es-PE" w:eastAsia="es-PE"/>
-                <w14:ligatures w14:val="standardContextual"/>
-              </w:rPr>
-              <w:tab/>
-            </w:r>
-            <w:r>
-              <w:rPr>
-                <w:rStyle w:val="Hipervnculo"/>
-                <w:rFonts w:ascii="Calibri" w:hAnsi="Calibri"/>
-                <w:noProof/>
-                <w:lang w:val="es-VE"/>
-              </w:rPr>
-              <w:t>(Nombre de la funcionalidad N)</w:t>
-            </w:r>
-            <w:r>
-              <w:rPr>
-                <w:noProof/>
-                <w:webHidden/>
-              </w:rPr>
-              <w:tab/>
-            </w:r>
-            <w:r>
-              <w:rPr>
-                <w:noProof/>
-                <w:webHidden/>
-              </w:rPr>
-              <w:fldChar w:fldCharType="begin"/>
-            </w:r>
-            <w:r>
-              <w:rPr>
-                <w:noProof/>
-                <w:webHidden/>
-              </w:rPr>
-              <w:instrText xml:space="preserve"> PAGEREF _Toc183440620 \h </w:instrText>
-            </w:r>
-            <w:r>
-              <w:rPr>
-                <w:noProof/>
-                <w:webHidden/>
-              </w:rPr>
-            </w:r>
-            <w:r>
-              <w:rPr>
-                <w:noProof/>
-                <w:webHidden/>
-              </w:rPr>
-              <w:fldChar w:fldCharType="separate"/>
-            </w:r>
-            <w:r>
-              <w:rPr>
-                <w:noProof/>
-                <w:webHidden/>
-              </w:rPr>
-              <w:t>14</w:t>
-            </w:r>
-            <w:r>
-              <w:rPr>
-                <w:noProof/>
-                <w:webHidden/>
-              </w:rPr>
-              <w:fldChar w:fldCharType="end"/>
-            </w:r>
-          </w:hyperlink>
-        </w:p>
-        <w:p>
-          <w:pPr>
-            <w:pStyle w:val="TDC2"/>
-            <w:tabs>
-              <w:tab w:val="left" w:pos="880"/>
-              <w:tab w:val="right" w:leader="dot" w:pos="8495"/>
-            </w:tabs>
-            <w:rPr>
-              <w:rFonts w:asciiTheme="minorHAnsi" w:eastAsiaTheme="minorEastAsia" w:hAnsiTheme="minorHAnsi" w:cstheme="minorBidi"/>
-              <w:noProof/>
-              <w:kern w:val="2"/>
-              <w:lang w:val="es-PE" w:eastAsia="es-PE"/>
-              <w14:ligatures w14:val="standardContextual"/>
-            </w:rPr>
-          </w:pPr>
-          <w:hyperlink w:anchor="_Toc183440621" w:history="1">
-            <w:r>
-              <w:rPr>
-                <w:rStyle w:val="Hipervnculo"/>
-                <w:rFonts w:ascii="Arial" w:hAnsi="Arial" w:cs="Arial"/>
-                <w:b/>
-                <w:noProof/>
-              </w:rPr>
-              <w:t>13.</w:t>
-            </w:r>
-            <w:r>
-              <w:rPr>
-                <w:rFonts w:asciiTheme="minorHAnsi" w:eastAsiaTheme="minorEastAsia" w:hAnsiTheme="minorHAnsi" w:cstheme="minorBidi"/>
-                <w:noProof/>
-                <w:kern w:val="2"/>
-                <w:lang w:val="es-PE" w:eastAsia="es-PE"/>
-                <w14:ligatures w14:val="standardContextual"/>
-              </w:rPr>
-              <w:tab/>
-            </w:r>
-            <w:r>
-              <w:rPr>
-                <w:rStyle w:val="Hipervnculo"/>
-                <w:rFonts w:ascii="Arial" w:hAnsi="Arial" w:cs="Arial"/>
-                <w:b/>
-                <w:noProof/>
-              </w:rPr>
-              <w:t>Reglas de negocio</w:t>
-            </w:r>
-            <w:r>
-              <w:rPr>
-                <w:noProof/>
-                <w:webHidden/>
-              </w:rPr>
-              <w:tab/>
-            </w:r>
-            <w:r>
-              <w:rPr>
-                <w:noProof/>
-                <w:webHidden/>
-              </w:rPr>
-              <w:fldChar w:fldCharType="begin"/>
-            </w:r>
-            <w:r>
-              <w:rPr>
-                <w:noProof/>
-                <w:webHidden/>
-              </w:rPr>
-              <w:instrText xml:space="preserve"> PAGEREF _Toc183440621 \h </w:instrText>
-            </w:r>
-            <w:r>
-              <w:rPr>
-                <w:noProof/>
-                <w:webHidden/>
-              </w:rPr>
-            </w:r>
-            <w:r>
-              <w:rPr>
-                <w:noProof/>
-                <w:webHidden/>
-              </w:rPr>
-              <w:fldChar w:fldCharType="separate"/>
-            </w:r>
-            <w:r>
-              <w:rPr>
-                <w:noProof/>
-                <w:webHidden/>
-              </w:rPr>
-              <w:t>14</w:t>
-            </w:r>
-            <w:r>
-              <w:rPr>
-                <w:noProof/>
-                <w:webHidden/>
-              </w:rPr>
-              <w:fldChar w:fldCharType="end"/>
-            </w:r>
-          </w:hyperlink>
-        </w:p>
-        <w:p>
-          <w:pPr>
-            <w:pStyle w:val="TDC2"/>
-            <w:tabs>
-              <w:tab w:val="left" w:pos="880"/>
-              <w:tab w:val="right" w:leader="dot" w:pos="8495"/>
-            </w:tabs>
-            <w:rPr>
-              <w:rFonts w:asciiTheme="minorHAnsi" w:eastAsiaTheme="minorEastAsia" w:hAnsiTheme="minorHAnsi" w:cstheme="minorBidi"/>
-              <w:noProof/>
-              <w:kern w:val="2"/>
-              <w:lang w:val="es-PE" w:eastAsia="es-PE"/>
-              <w14:ligatures w14:val="standardContextual"/>
-            </w:rPr>
-          </w:pPr>
-          <w:hyperlink w:anchor="_Toc183440622" w:history="1">
-            <w:r>
-              <w:rPr>
-                <w:rStyle w:val="Hipervnculo"/>
-                <w:rFonts w:ascii="Arial" w:hAnsi="Arial" w:cs="Arial"/>
-                <w:b/>
-                <w:noProof/>
-              </w:rPr>
-              <w:t>14.</w:t>
-            </w:r>
-            <w:r>
-              <w:rPr>
-                <w:rFonts w:asciiTheme="minorHAnsi" w:eastAsiaTheme="minorEastAsia" w:hAnsiTheme="minorHAnsi" w:cstheme="minorBidi"/>
-                <w:noProof/>
-                <w:kern w:val="2"/>
-                <w:lang w:val="es-PE" w:eastAsia="es-PE"/>
-                <w14:ligatures w14:val="standardContextual"/>
-              </w:rPr>
-              <w:tab/>
-            </w:r>
-            <w:r>
-              <w:rPr>
-                <w:rStyle w:val="Hipervnculo"/>
-                <w:rFonts w:ascii="Arial" w:hAnsi="Arial" w:cs="Arial"/>
-                <w:b/>
-                <w:noProof/>
-              </w:rPr>
-              <w:t>Requerimientos de interfaces externas</w:t>
-            </w:r>
-            <w:r>
-              <w:rPr>
-                <w:noProof/>
-                <w:webHidden/>
-              </w:rPr>
-              <w:tab/>
-            </w:r>
-            <w:r>
-              <w:rPr>
-                <w:noProof/>
-                <w:webHidden/>
-              </w:rPr>
-              <w:fldChar w:fldCharType="begin"/>
-            </w:r>
-            <w:r>
-              <w:rPr>
-                <w:noProof/>
-                <w:webHidden/>
-              </w:rPr>
-              <w:instrText xml:space="preserve"> PAGEREF _Toc183440622 \h </w:instrText>
-            </w:r>
-            <w:r>
-              <w:rPr>
-                <w:noProof/>
-                <w:webHidden/>
-              </w:rPr>
-            </w:r>
-            <w:r>
-              <w:rPr>
-                <w:noProof/>
-                <w:webHidden/>
-              </w:rPr>
-              <w:fldChar w:fldCharType="separate"/>
-            </w:r>
-            <w:r>
-              <w:rPr>
-                <w:noProof/>
-                <w:webHidden/>
-              </w:rPr>
-              <w:t>14</w:t>
-            </w:r>
-            <w:r>
-              <w:rPr>
-                <w:noProof/>
-                <w:webHidden/>
-              </w:rPr>
-              <w:fldChar w:fldCharType="end"/>
-            </w:r>
-          </w:hyperlink>
-        </w:p>
-        <w:p>
-          <w:pPr>
-            <w:pStyle w:val="TDC2"/>
-            <w:tabs>
-              <w:tab w:val="left" w:pos="1100"/>
-              <w:tab w:val="right" w:leader="dot" w:pos="8495"/>
-            </w:tabs>
-            <w:rPr>
-              <w:rFonts w:asciiTheme="minorHAnsi" w:eastAsiaTheme="minorEastAsia" w:hAnsiTheme="minorHAnsi" w:cstheme="minorBidi"/>
-              <w:noProof/>
-              <w:kern w:val="2"/>
-              <w:lang w:val="es-PE" w:eastAsia="es-PE"/>
-              <w14:ligatures w14:val="standardContextual"/>
-            </w:rPr>
-          </w:pPr>
-          <w:hyperlink w:anchor="_Toc183440623" w:history="1">
-            <w:r>
-              <w:rPr>
-                <w:rStyle w:val="Hipervnculo"/>
-                <w:rFonts w:ascii="Arial" w:hAnsi="Arial" w:cs="Arial"/>
-                <w:b/>
-                <w:noProof/>
-              </w:rPr>
-              <w:t>14.1.</w:t>
-            </w:r>
-            <w:r>
-              <w:rPr>
-                <w:rFonts w:asciiTheme="minorHAnsi" w:eastAsiaTheme="minorEastAsia" w:hAnsiTheme="minorHAnsi" w:cstheme="minorBidi"/>
-                <w:noProof/>
-                <w:kern w:val="2"/>
-                <w:lang w:val="es-PE" w:eastAsia="es-PE"/>
-                <w14:ligatures w14:val="standardContextual"/>
-              </w:rPr>
-              <w:tab/>
-            </w:r>
-            <w:r>
-              <w:rPr>
-                <w:rStyle w:val="Hipervnculo"/>
-                <w:rFonts w:ascii="Arial" w:hAnsi="Arial" w:cs="Arial"/>
-                <w:b/>
-                <w:noProof/>
-              </w:rPr>
-              <w:t>Interfaces de usuario</w:t>
-            </w:r>
-            <w:r>
-              <w:rPr>
-                <w:noProof/>
-                <w:webHidden/>
-              </w:rPr>
-              <w:tab/>
-            </w:r>
-            <w:r>
-              <w:rPr>
-                <w:noProof/>
-                <w:webHidden/>
-              </w:rPr>
-              <w:fldChar w:fldCharType="begin"/>
-            </w:r>
-            <w:r>
-              <w:rPr>
-                <w:noProof/>
-                <w:webHidden/>
-              </w:rPr>
-              <w:instrText xml:space="preserve"> PAGEREF _Toc183440623 \h </w:instrText>
-            </w:r>
-            <w:r>
-              <w:rPr>
-                <w:noProof/>
-                <w:webHidden/>
-              </w:rPr>
-            </w:r>
-            <w:r>
-              <w:rPr>
-                <w:noProof/>
-                <w:webHidden/>
-              </w:rPr>
-              <w:fldChar w:fldCharType="separate"/>
-            </w:r>
-            <w:r>
-              <w:rPr>
-                <w:noProof/>
-                <w:webHidden/>
-              </w:rPr>
-              <w:t>14</w:t>
-            </w:r>
-            <w:r>
-              <w:rPr>
-                <w:noProof/>
-                <w:webHidden/>
-              </w:rPr>
-              <w:fldChar w:fldCharType="end"/>
-            </w:r>
-          </w:hyperlink>
-        </w:p>
-        <w:p>
-          <w:pPr>
-            <w:pStyle w:val="TDC2"/>
-            <w:tabs>
-              <w:tab w:val="left" w:pos="880"/>
-              <w:tab w:val="right" w:leader="dot" w:pos="8495"/>
-            </w:tabs>
-            <w:rPr>
-              <w:rFonts w:asciiTheme="minorHAnsi" w:eastAsiaTheme="minorEastAsia" w:hAnsiTheme="minorHAnsi" w:cstheme="minorBidi"/>
-              <w:noProof/>
-              <w:kern w:val="2"/>
-              <w:lang w:val="es-PE" w:eastAsia="es-PE"/>
-              <w14:ligatures w14:val="standardContextual"/>
-            </w:rPr>
-          </w:pPr>
-          <w:hyperlink w:anchor="_Toc183440624" w:history="1">
-            <w:r>
-              <w:rPr>
-                <w:rStyle w:val="Hipervnculo"/>
-                <w:rFonts w:ascii="Arial" w:hAnsi="Arial" w:cs="Arial"/>
-                <w:b/>
-                <w:noProof/>
-              </w:rPr>
-              <w:t>15.</w:t>
-            </w:r>
-            <w:r>
-              <w:rPr>
-                <w:rFonts w:asciiTheme="minorHAnsi" w:eastAsiaTheme="minorEastAsia" w:hAnsiTheme="minorHAnsi" w:cstheme="minorBidi"/>
-                <w:noProof/>
-                <w:kern w:val="2"/>
-                <w:lang w:val="es-PE" w:eastAsia="es-PE"/>
-                <w14:ligatures w14:val="standardContextual"/>
-              </w:rPr>
-              <w:tab/>
-            </w:r>
-            <w:r>
-              <w:rPr>
-                <w:rStyle w:val="Hipervnculo"/>
-                <w:rFonts w:ascii="Arial" w:hAnsi="Arial" w:cs="Arial"/>
-                <w:b/>
-                <w:noProof/>
-              </w:rPr>
-              <w:t>Requerimientos no funcionales</w:t>
-            </w:r>
-            <w:r>
-              <w:rPr>
-                <w:noProof/>
-                <w:webHidden/>
-              </w:rPr>
-              <w:tab/>
-            </w:r>
-            <w:r>
-              <w:rPr>
-                <w:noProof/>
-                <w:webHidden/>
-              </w:rPr>
-              <w:fldChar w:fldCharType="begin"/>
-            </w:r>
-            <w:r>
-              <w:rPr>
-                <w:noProof/>
-                <w:webHidden/>
-              </w:rPr>
-              <w:instrText xml:space="preserve"> PAGEREF _Toc183440624 \h </w:instrText>
-            </w:r>
-            <w:r>
-              <w:rPr>
-                <w:noProof/>
-                <w:webHidden/>
-              </w:rPr>
-            </w:r>
-            <w:r>
-              <w:rPr>
-                <w:noProof/>
-                <w:webHidden/>
-              </w:rPr>
-              <w:fldChar w:fldCharType="separate"/>
-            </w:r>
-            <w:r>
-              <w:rPr>
-                <w:noProof/>
-                <w:webHidden/>
-              </w:rPr>
-              <w:t>15</w:t>
-            </w:r>
-            <w:r>
-              <w:rPr>
-                <w:noProof/>
-                <w:webHidden/>
-              </w:rPr>
-              <w:fldChar w:fldCharType="end"/>
-            </w:r>
-          </w:hyperlink>
-        </w:p>
-        <w:p>
-          <w:pPr>
-            <w:pStyle w:val="TDC2"/>
-            <w:tabs>
-              <w:tab w:val="left" w:pos="880"/>
-              <w:tab w:val="right" w:leader="dot" w:pos="8495"/>
-            </w:tabs>
-            <w:rPr>
-              <w:rFonts w:asciiTheme="minorHAnsi" w:eastAsiaTheme="minorEastAsia" w:hAnsiTheme="minorHAnsi" w:cstheme="minorBidi"/>
-              <w:noProof/>
-              <w:kern w:val="2"/>
-              <w:lang w:val="es-PE" w:eastAsia="es-PE"/>
-              <w14:ligatures w14:val="standardContextual"/>
-            </w:rPr>
-          </w:pPr>
-          <w:hyperlink w:anchor="_Toc183440625" w:history="1">
-            <w:r>
-              <w:rPr>
-                <w:rStyle w:val="Hipervnculo"/>
-                <w:rFonts w:ascii="Arial" w:hAnsi="Arial" w:cs="Arial"/>
-                <w:b/>
-                <w:noProof/>
-              </w:rPr>
-              <w:t>16.</w:t>
-            </w:r>
-            <w:r>
-              <w:rPr>
-                <w:rFonts w:asciiTheme="minorHAnsi" w:eastAsiaTheme="minorEastAsia" w:hAnsiTheme="minorHAnsi" w:cstheme="minorBidi"/>
-                <w:noProof/>
-                <w:kern w:val="2"/>
-                <w:lang w:val="es-PE" w:eastAsia="es-PE"/>
-                <w14:ligatures w14:val="standardContextual"/>
-              </w:rPr>
-              <w:tab/>
-            </w:r>
-            <w:r>
-              <w:rPr>
-                <w:rStyle w:val="Hipervnculo"/>
-                <w:rFonts w:ascii="Arial" w:hAnsi="Arial" w:cs="Arial"/>
-                <w:b/>
-                <w:noProof/>
-              </w:rPr>
-              <w:t>Glosario</w:t>
-            </w:r>
-            <w:r>
-              <w:rPr>
-                <w:noProof/>
-                <w:webHidden/>
-              </w:rPr>
-              <w:tab/>
-            </w:r>
-            <w:r>
-              <w:rPr>
-                <w:noProof/>
-                <w:webHidden/>
-              </w:rPr>
-              <w:fldChar w:fldCharType="begin"/>
-            </w:r>
-            <w:r>
-              <w:rPr>
-                <w:noProof/>
-                <w:webHidden/>
-              </w:rPr>
-              <w:instrText xml:space="preserve"> PAGEREF _Toc183440625 \h </w:instrText>
-            </w:r>
-            <w:r>
-              <w:rPr>
-                <w:noProof/>
-                <w:webHidden/>
-              </w:rPr>
-            </w:r>
-            <w:r>
-              <w:rPr>
-                <w:noProof/>
-                <w:webHidden/>
-              </w:rPr>
-              <w:fldChar w:fldCharType="separate"/>
-            </w:r>
-            <w:r>
-              <w:rPr>
-                <w:noProof/>
-                <w:webHidden/>
-              </w:rPr>
-              <w:t>15</w:t>
-            </w:r>
-            <w:r>
-              <w:rPr>
-                <w:noProof/>
-                <w:webHidden/>
-              </w:rPr>
-              <w:fldChar w:fldCharType="end"/>
-            </w:r>
-          </w:hyperlink>
-        </w:p>
-        <w:p>
-          <w:pPr>
-            <w:pStyle w:val="TDC2"/>
-            <w:tabs>
-              <w:tab w:val="left" w:pos="880"/>
-              <w:tab w:val="right" w:leader="dot" w:pos="8495"/>
-            </w:tabs>
-            <w:rPr>
-              <w:rFonts w:asciiTheme="minorHAnsi" w:eastAsiaTheme="minorEastAsia" w:hAnsiTheme="minorHAnsi" w:cstheme="minorBidi"/>
-              <w:noProof/>
-              <w:kern w:val="2"/>
-              <w:lang w:val="es-PE" w:eastAsia="es-PE"/>
-              <w14:ligatures w14:val="standardContextual"/>
-            </w:rPr>
-          </w:pPr>
-          <w:hyperlink w:anchor="_Toc183440626" w:history="1">
-            <w:r>
-              <w:rPr>
-                <w:rStyle w:val="Hipervnculo"/>
-                <w:rFonts w:ascii="Arial" w:hAnsi="Arial" w:cs="Arial"/>
-                <w:b/>
-                <w:noProof/>
-              </w:rPr>
-              <w:t>17.</w:t>
-            </w:r>
-            <w:r>
-              <w:rPr>
-                <w:rFonts w:asciiTheme="minorHAnsi" w:eastAsiaTheme="minorEastAsia" w:hAnsiTheme="minorHAnsi" w:cstheme="minorBidi"/>
-                <w:noProof/>
-                <w:kern w:val="2"/>
-                <w:lang w:val="es-PE" w:eastAsia="es-PE"/>
-                <w14:ligatures w14:val="standardContextual"/>
-              </w:rPr>
-              <w:tab/>
-            </w:r>
-            <w:r>
-              <w:rPr>
-                <w:rStyle w:val="Hipervnculo"/>
-                <w:rFonts w:ascii="Arial" w:hAnsi="Arial" w:cs="Arial"/>
-                <w:b/>
-                <w:noProof/>
-              </w:rPr>
-              <w:t>Bibliografía</w:t>
-            </w:r>
-            <w:r>
-              <w:rPr>
-                <w:noProof/>
-                <w:webHidden/>
-              </w:rPr>
-              <w:tab/>
-            </w:r>
-            <w:r>
-              <w:rPr>
-                <w:noProof/>
-                <w:webHidden/>
-              </w:rPr>
-              <w:fldChar w:fldCharType="begin"/>
-            </w:r>
-            <w:r>
-              <w:rPr>
-                <w:noProof/>
-                <w:webHidden/>
-              </w:rPr>
-              <w:instrText xml:space="preserve"> PAGEREF _Toc183440626 \h </w:instrText>
-            </w:r>
-            <w:r>
-              <w:rPr>
-                <w:noProof/>
-                <w:webHidden/>
-              </w:rPr>
-            </w:r>
-            <w:r>
-              <w:rPr>
-                <w:noProof/>
-                <w:webHidden/>
-              </w:rPr>
-              <w:fldChar w:fldCharType="separate"/>
-            </w:r>
-            <w:r>
-              <w:rPr>
-                <w:noProof/>
-                <w:webHidden/>
-              </w:rPr>
-              <w:t>15</w:t>
+              <w:t>8</w:t>
             </w:r>
             <w:r>
               <w:rPr>
@@ -3365,9 +2002,29 @@
         <w:rPr>
           <w:rFonts w:ascii="Arial" w:hAnsi="Arial" w:cs="Arial"/>
           <w:bCs/>
+          <w:i w:val="0"/>
+          <w:color w:val="000000"/>
+        </w:rPr>
+        <w:t>Tabla 1. Alternativas de solución analizadas</w:t>
+      </w:r>
+    </w:p>
+    <w:p>
+      <w:pPr>
+        <w:spacing w:before="240" w:after="240" w:line="360" w:lineRule="auto"/>
+        <w:rPr>
+          <w:rFonts w:ascii="Arial" w:hAnsi="Arial" w:cs="Arial"/>
+          <w:bCs/>
           <w:color w:val="A6A6A6" w:themeColor="background1" w:themeShade="A6"/>
         </w:rPr>
-        <w:t>Listar las tablas</w:t>
+      </w:pPr>
+      <w:r>
+        <w:rPr>
+          <w:rFonts w:ascii="Arial" w:hAnsi="Arial" w:cs="Arial"/>
+          <w:bCs/>
+          <w:i w:val="0"/>
+          <w:color w:val="000000"/>
+        </w:rPr>
+        <w:t>Tabla 2. Matriz de selección de la solución</w:t>
       </w:r>
     </w:p>
     <w:p>
@@ -3399,17 +2056,10 @@
         <w:rPr>
           <w:rFonts w:ascii="Arial" w:hAnsi="Arial" w:cs="Arial"/>
           <w:bCs/>
-          <w:color w:val="A6A6A6" w:themeColor="background1" w:themeShade="A6"/>
-        </w:rPr>
-        <w:t xml:space="preserve">Listar las </w:t>
-      </w:r>
-      <w:r>
-        <w:rPr>
-          <w:rFonts w:ascii="Arial" w:hAnsi="Arial" w:cs="Arial"/>
-          <w:bCs/>
-          <w:color w:val="A6A6A6" w:themeColor="background1" w:themeShade="A6"/>
-        </w:rPr>
-        <w:t>figuras</w:t>
+          <w:i w:val="0"/>
+          <w:color w:val="000000"/>
+        </w:rPr>
+        <w:t>Figura 1. Diagrama de Ishikawa del problema en la veterinaria Mr. Pet</w:t>
       </w:r>
     </w:p>
     <w:p>
@@ -3441,142 +2091,16 @@
         <w:rPr>
           <w:rFonts w:ascii="Arial" w:hAnsi="Arial" w:cs="Arial"/>
           <w:bCs/>
-          <w:color w:val="A6A6A6" w:themeColor="background1" w:themeShade="A6"/>
-        </w:rPr>
-        <w:t>Listar l</w:t>
-      </w:r>
-      <w:r>
-        <w:rPr>
-          <w:rFonts w:ascii="Arial" w:hAnsi="Arial" w:cs="Arial"/>
-          <w:bCs/>
-          <w:color w:val="A6A6A6" w:themeColor="background1" w:themeShade="A6"/>
-        </w:rPr>
-        <w:t>os anexos</w:t>
+          <w:i w:val="0"/>
+          <w:color w:val="000000"/>
+        </w:rPr>
+        <w:t>No se incluyen anexos en esta versión.</w:t>
       </w:r>
     </w:p>
     <w:p>
       <w:pPr>
-        <w:spacing w:before="240" w:after="240" w:line="360" w:lineRule="auto"/>
-        <w:rPr>
-          <w:rFonts w:ascii="Arial" w:hAnsi="Arial" w:cs="Arial"/>
-          <w:b/>
-          <w:color w:val="A6A6A6" w:themeColor="background1" w:themeShade="A6"/>
-        </w:rPr>
-      </w:pPr>
-    </w:p>
-    <w:p>
-      <w:pPr>
-        <w:spacing w:before="240" w:after="240" w:line="360" w:lineRule="auto"/>
-        <w:rPr>
-          <w:rFonts w:ascii="Arial" w:hAnsi="Arial" w:cs="Arial"/>
-          <w:b/>
-          <w:color w:val="A6A6A6" w:themeColor="background1" w:themeShade="A6"/>
-        </w:rPr>
-      </w:pPr>
-    </w:p>
-    <w:p>
-      <w:pPr>
-        <w:spacing w:before="240" w:after="240" w:line="360" w:lineRule="auto"/>
-        <w:rPr>
-          <w:rFonts w:ascii="Arial" w:hAnsi="Arial" w:cs="Arial"/>
-          <w:b/>
-          <w:color w:val="A6A6A6" w:themeColor="background1" w:themeShade="A6"/>
-        </w:rPr>
-      </w:pPr>
-    </w:p>
-    <w:p>
-      <w:pPr>
-        <w:spacing w:before="240" w:after="240" w:line="360" w:lineRule="auto"/>
-        <w:rPr>
-          <w:rFonts w:ascii="Arial" w:hAnsi="Arial" w:cs="Arial"/>
-          <w:b/>
-          <w:color w:val="A6A6A6" w:themeColor="background1" w:themeShade="A6"/>
-        </w:rPr>
-      </w:pPr>
-    </w:p>
-    <w:p>
-      <w:pPr>
-        <w:spacing w:before="240" w:after="240" w:line="360" w:lineRule="auto"/>
-        <w:rPr>
-          <w:rFonts w:ascii="Arial" w:hAnsi="Arial" w:cs="Arial"/>
-          <w:b/>
-          <w:color w:val="A6A6A6" w:themeColor="background1" w:themeShade="A6"/>
-        </w:rPr>
-      </w:pPr>
-    </w:p>
-    <w:p>
-      <w:pPr>
-        <w:spacing w:before="240" w:after="240" w:line="360" w:lineRule="auto"/>
-        <w:rPr>
-          <w:rFonts w:ascii="Arial" w:hAnsi="Arial" w:cs="Arial"/>
-          <w:b/>
-          <w:color w:val="A6A6A6" w:themeColor="background1" w:themeShade="A6"/>
-        </w:rPr>
-      </w:pPr>
-    </w:p>
-    <w:p>
-      <w:pPr>
-        <w:spacing w:before="240" w:after="240" w:line="360" w:lineRule="auto"/>
-        <w:rPr>
-          <w:rFonts w:ascii="Arial" w:hAnsi="Arial" w:cs="Arial"/>
-          <w:b/>
-          <w:color w:val="A6A6A6" w:themeColor="background1" w:themeShade="A6"/>
-        </w:rPr>
-      </w:pPr>
-    </w:p>
-    <w:p>
-      <w:pPr>
-        <w:spacing w:before="240" w:after="240" w:line="360" w:lineRule="auto"/>
-        <w:rPr>
-          <w:rFonts w:ascii="Arial" w:hAnsi="Arial" w:cs="Arial"/>
-          <w:b/>
-          <w:color w:val="A6A6A6" w:themeColor="background1" w:themeShade="A6"/>
-        </w:rPr>
-      </w:pPr>
-    </w:p>
-    <w:p>
-      <w:pPr>
-        <w:spacing w:before="240" w:after="240" w:line="360" w:lineRule="auto"/>
-        <w:rPr>
-          <w:rFonts w:ascii="Arial" w:hAnsi="Arial" w:cs="Arial"/>
-          <w:b/>
-          <w:color w:val="A6A6A6" w:themeColor="background1" w:themeShade="A6"/>
-        </w:rPr>
-      </w:pPr>
-    </w:p>
-    <w:p>
-      <w:pPr>
-        <w:spacing w:before="240" w:after="240" w:line="360" w:lineRule="auto"/>
-        <w:rPr>
-          <w:rFonts w:ascii="Arial" w:hAnsi="Arial" w:cs="Arial"/>
-          <w:b/>
-          <w:color w:val="A6A6A6" w:themeColor="background1" w:themeShade="A6"/>
-        </w:rPr>
-      </w:pPr>
-    </w:p>
-    <w:p>
-      <w:pPr>
-        <w:spacing w:before="240" w:after="240" w:line="360" w:lineRule="auto"/>
-        <w:rPr>
-          <w:rFonts w:ascii="Arial" w:hAnsi="Arial" w:cs="Arial"/>
-          <w:b/>
-          <w:color w:val="A6A6A6" w:themeColor="background1" w:themeShade="A6"/>
-        </w:rPr>
-      </w:pPr>
-    </w:p>
-    <w:p>
-      <w:pPr>
-        <w:spacing w:before="240" w:after="240" w:line="360" w:lineRule="auto"/>
-        <w:rPr>
-          <w:rFonts w:ascii="Arial" w:hAnsi="Arial" w:cs="Arial"/>
-          <w:b/>
-          <w:color w:val="A6A6A6" w:themeColor="background1" w:themeShade="A6"/>
-        </w:rPr>
-      </w:pPr>
-    </w:p>
-    <w:p>
-      <w:pPr>
         <w:pStyle w:val="Ttulo1"/>
+        <w:pageBreakBefore/>
         <w:spacing w:after="240" w:line="360" w:lineRule="auto"/>
         <w:jc w:val="both"/>
         <w:rPr>
@@ -3619,11 +2143,11 @@
         <w:tblLook w:val="04A0" w:firstRow="1" w:lastRow="0" w:firstColumn="1" w:lastColumn="0" w:noHBand="0" w:noVBand="1"/>
       </w:tblPr>
       <w:tblGrid>
-        <w:gridCol w:w="1299"/>
-        <w:gridCol w:w="1124"/>
-        <w:gridCol w:w="1601"/>
-        <w:gridCol w:w="1747"/>
-        <w:gridCol w:w="2616"/>
+        <w:gridCol w:w="1083"/>
+        <w:gridCol w:w="1140"/>
+        <w:gridCol w:w="1669"/>
+        <w:gridCol w:w="1774"/>
+        <w:gridCol w:w="2721"/>
       </w:tblGrid>
       <w:tr>
         <w:tc>
@@ -3883,12 +2407,34 @@
                 <w:lang w:eastAsia="es-VE"/>
               </w:rPr>
             </w:pPr>
-            <w:r/>
+            <w:r>
+              <w:t>24/10/26</w:t>
+            </w:r>
           </w:p>
         </w:tc>
         <w:tc>
           <w:tcPr>
             <w:tcW w:w="1183" w:type="dxa"/>
+          </w:tcPr>
+          <w:p>
+            <w:pPr>
+              <w:jc w:val="center"/>
+              <w:rPr>
+                <w:rFonts w:ascii="Calibri" w:hAnsi="Calibri" w:cs="Arial"/>
+                <w:b/>
+                <w:color w:val="000000"/>
+                <w:sz w:val="22"/>
+                <w:lang w:eastAsia="es-VE"/>
+              </w:rPr>
+            </w:pPr>
+            <w:r>
+              <w:t>1.1</w:t>
+            </w:r>
+          </w:p>
+        </w:tc>
+        <w:tc>
+          <w:tcPr>
+            <w:tcW w:w="1843" w:type="dxa"/>
           </w:tcPr>
           <w:p>
             <w:pPr>
@@ -3919,25 +2465,9 @@
                 <w:lang w:eastAsia="es-VE"/>
               </w:rPr>
             </w:pPr>
-            <w:r/>
-          </w:p>
-        </w:tc>
-        <w:tc>
-          <w:tcPr>
-            <w:tcW w:w="1843" w:type="dxa"/>
-          </w:tcPr>
-          <w:p>
-            <w:pPr>
-              <w:jc w:val="center"/>
-              <w:rPr>
-                <w:rFonts w:ascii="Calibri" w:hAnsi="Calibri" w:cs="Arial"/>
-                <w:b/>
-                <w:color w:val="000000"/>
-                <w:sz w:val="22"/>
-                <w:lang w:eastAsia="es-VE"/>
-              </w:rPr>
-            </w:pPr>
-            <w:r/>
+            <w:r>
+              <w:t>POO - UPN</w:t>
+            </w:r>
           </w:p>
         </w:tc>
         <w:tc>
@@ -3955,7 +2485,9 @@
                 <w:lang w:eastAsia="es-VE"/>
               </w:rPr>
             </w:pPr>
-            <w:r/>
+            <w:r>
+              <w:t>Mejora de redacción, antecedentes, matriz de selección y objetivos</w:t>
+            </w:r>
           </w:p>
         </w:tc>
       </w:tr>
@@ -3975,7 +2507,6 @@
                 <w:lang w:eastAsia="es-VE"/>
               </w:rPr>
             </w:pPr>
-            <w:r/>
           </w:p>
         </w:tc>
         <w:tc>
@@ -3993,7 +2524,6 @@
                 <w:lang w:eastAsia="es-VE"/>
               </w:rPr>
             </w:pPr>
-            <w:r/>
           </w:p>
         </w:tc>
         <w:tc>
@@ -4011,7 +2541,6 @@
                 <w:lang w:eastAsia="es-VE"/>
               </w:rPr>
             </w:pPr>
-            <w:r/>
           </w:p>
         </w:tc>
         <w:tc>
@@ -4029,7 +2558,6 @@
                 <w:lang w:eastAsia="es-VE"/>
               </w:rPr>
             </w:pPr>
-            <w:r/>
           </w:p>
         </w:tc>
         <w:tc>
@@ -4047,7 +2575,6 @@
                 <w:lang w:eastAsia="es-VE"/>
               </w:rPr>
             </w:pPr>
-            <w:r/>
           </w:p>
         </w:tc>
       </w:tr>
@@ -4067,7 +2594,6 @@
                 <w:lang w:eastAsia="es-VE"/>
               </w:rPr>
             </w:pPr>
-            <w:r/>
           </w:p>
         </w:tc>
         <w:tc>
@@ -4085,7 +2611,6 @@
                 <w:lang w:eastAsia="es-VE"/>
               </w:rPr>
             </w:pPr>
-            <w:r/>
           </w:p>
         </w:tc>
         <w:tc>
@@ -4103,7 +2628,6 @@
                 <w:lang w:eastAsia="es-VE"/>
               </w:rPr>
             </w:pPr>
-            <w:r/>
           </w:p>
         </w:tc>
         <w:tc>
@@ -4121,7 +2645,6 @@
                 <w:lang w:eastAsia="es-VE"/>
               </w:rPr>
             </w:pPr>
-            <w:r/>
           </w:p>
         </w:tc>
         <w:tc>
@@ -4139,7 +2662,6 @@
                 <w:lang w:eastAsia="es-VE"/>
               </w:rPr>
             </w:pPr>
-            <w:r/>
           </w:p>
           <w:p>
             <w:pPr>
@@ -4152,7 +2674,6 @@
                 <w:lang w:eastAsia="es-VE"/>
               </w:rPr>
             </w:pPr>
-            <w:r/>
           </w:p>
         </w:tc>
       </w:tr>
@@ -4172,7 +2693,6 @@
                 <w:lang w:eastAsia="es-VE"/>
               </w:rPr>
             </w:pPr>
-            <w:r/>
           </w:p>
         </w:tc>
         <w:tc>
@@ -4190,7 +2710,6 @@
                 <w:lang w:eastAsia="es-VE"/>
               </w:rPr>
             </w:pPr>
-            <w:r/>
           </w:p>
         </w:tc>
         <w:tc>
@@ -4208,7 +2727,6 @@
                 <w:lang w:eastAsia="es-VE"/>
               </w:rPr>
             </w:pPr>
-            <w:r/>
           </w:p>
         </w:tc>
         <w:tc>
@@ -4226,7 +2744,6 @@
                 <w:lang w:eastAsia="es-VE"/>
               </w:rPr>
             </w:pPr>
-            <w:r/>
           </w:p>
         </w:tc>
         <w:tc>
@@ -4244,7 +2761,6 @@
                 <w:lang w:eastAsia="es-VE"/>
               </w:rPr>
             </w:pPr>
-            <w:r/>
           </w:p>
         </w:tc>
       </w:tr>
@@ -4294,14 +2810,13 @@
         <w:tblLook w:val="04A0" w:firstRow="1" w:lastRow="0" w:firstColumn="1" w:lastColumn="0" w:noHBand="0" w:noVBand="1"/>
       </w:tblPr>
       <w:tblGrid>
-        <w:gridCol w:w="3137"/>
-        <w:gridCol w:w="5250"/>
+        <w:gridCol w:w="3110"/>
+        <w:gridCol w:w="5277"/>
       </w:tblGrid>
       <w:tr>
         <w:tc>
           <w:tcPr>
             <w:tcW w:w="3261" w:type="dxa"/>
-            <w:shd w:val="clear" w:color="auto" w:fill="auto"/>
           </w:tcPr>
           <w:p>
             <w:pPr>
@@ -4328,7 +2843,6 @@
         <w:tc>
           <w:tcPr>
             <w:tcW w:w="5609" w:type="dxa"/>
-            <w:shd w:val="clear" w:color="auto" w:fill="auto"/>
           </w:tcPr>
           <w:p>
             <w:pPr>
@@ -4349,7 +2863,6 @@
         <w:tc>
           <w:tcPr>
             <w:tcW w:w="3261" w:type="dxa"/>
-            <w:shd w:val="clear" w:color="auto" w:fill="auto"/>
           </w:tcPr>
           <w:p>
             <w:pPr>
@@ -4376,7 +2889,6 @@
         <w:tc>
           <w:tcPr>
             <w:tcW w:w="5609" w:type="dxa"/>
-            <w:shd w:val="clear" w:color="auto" w:fill="auto"/>
           </w:tcPr>
           <w:p>
             <w:pPr>
@@ -4397,7 +2909,6 @@
         <w:tc>
           <w:tcPr>
             <w:tcW w:w="3261" w:type="dxa"/>
-            <w:shd w:val="clear" w:color="auto" w:fill="auto"/>
           </w:tcPr>
           <w:p>
             <w:pPr>
@@ -4424,7 +2935,6 @@
         <w:tc>
           <w:tcPr>
             <w:tcW w:w="5609" w:type="dxa"/>
-            <w:shd w:val="clear" w:color="auto" w:fill="auto"/>
           </w:tcPr>
           <w:p>
             <w:pPr>
@@ -4436,7 +2946,7 @@
               </w:rPr>
             </w:pPr>
             <w:r>
-              <w:t>23/10/2026</w:t>
+              <w:t>24/10/2026</w:t>
             </w:r>
           </w:p>
         </w:tc>
@@ -4445,7 +2955,6 @@
         <w:tc>
           <w:tcPr>
             <w:tcW w:w="3261" w:type="dxa"/>
-            <w:shd w:val="clear" w:color="auto" w:fill="auto"/>
           </w:tcPr>
           <w:p>
             <w:pPr>
@@ -4472,7 +2981,6 @@
         <w:tc>
           <w:tcPr>
             <w:tcW w:w="5609" w:type="dxa"/>
-            <w:shd w:val="clear" w:color="auto" w:fill="auto"/>
           </w:tcPr>
           <w:p>
             <w:pPr>
@@ -4493,7 +3001,6 @@
         <w:tc>
           <w:tcPr>
             <w:tcW w:w="3261" w:type="dxa"/>
-            <w:shd w:val="clear" w:color="auto" w:fill="auto"/>
           </w:tcPr>
           <w:p>
             <w:pPr>
@@ -4520,7 +3027,6 @@
         <w:tc>
           <w:tcPr>
             <w:tcW w:w="5609" w:type="dxa"/>
-            <w:shd w:val="clear" w:color="auto" w:fill="auto"/>
           </w:tcPr>
           <w:p>
             <w:pPr>
@@ -4541,7 +3047,6 @@
         <w:tc>
           <w:tcPr>
             <w:tcW w:w="3261" w:type="dxa"/>
-            <w:shd w:val="clear" w:color="auto" w:fill="auto"/>
           </w:tcPr>
           <w:p>
             <w:pPr>
@@ -4568,7 +3073,6 @@
         <w:tc>
           <w:tcPr>
             <w:tcW w:w="5609" w:type="dxa"/>
-            <w:shd w:val="clear" w:color="auto" w:fill="auto"/>
           </w:tcPr>
           <w:p>
             <w:pPr>
@@ -4589,7 +3093,6 @@
         <w:tc>
           <w:tcPr>
             <w:tcW w:w="3261" w:type="dxa"/>
-            <w:shd w:val="clear" w:color="auto" w:fill="auto"/>
           </w:tcPr>
           <w:p>
             <w:pPr>
@@ -4616,7 +3119,6 @@
         <w:tc>
           <w:tcPr>
             <w:tcW w:w="5609" w:type="dxa"/>
-            <w:shd w:val="clear" w:color="auto" w:fill="auto"/>
           </w:tcPr>
           <w:p>
             <w:pPr>
@@ -5277,28 +3779,6 @@
         <w:spacing w:before="100" w:beforeAutospacing="1" w:after="100" w:afterAutospacing="1" w:line="276" w:lineRule="auto"/>
         <w:outlineLvl w:val="0"/>
         <w:rPr>
-          <w:rFonts w:ascii="Arial" w:hAnsi="Arial" w:cs="Arial"/>
-          <w:b/>
-          <w:color w:val="A6A6A6" w:themeColor="background1" w:themeShade="A6"/>
-        </w:rPr>
-      </w:pPr>
-    </w:p>
-    <w:p>
-      <w:pPr>
-        <w:spacing w:before="100" w:beforeAutospacing="1" w:after="100" w:afterAutospacing="1" w:line="276" w:lineRule="auto"/>
-        <w:outlineLvl w:val="0"/>
-        <w:rPr>
-          <w:rFonts w:ascii="Arial" w:hAnsi="Arial" w:cs="Arial"/>
-          <w:b/>
-          <w:color w:val="A6A6A6" w:themeColor="background1" w:themeShade="A6"/>
-        </w:rPr>
-      </w:pPr>
-    </w:p>
-    <w:p>
-      <w:pPr>
-        <w:spacing w:before="100" w:beforeAutospacing="1" w:after="100" w:afterAutospacing="1" w:line="276" w:lineRule="auto"/>
-        <w:outlineLvl w:val="0"/>
-        <w:rPr>
           <w:rFonts w:ascii="Calibri" w:hAnsi="Calibri" w:cs="Arial"/>
           <w:b/>
           <w:bCs/>
@@ -5312,38 +3792,6 @@
     </w:p>
     <w:p>
       <w:pPr>
-        <w:spacing w:before="100" w:beforeAutospacing="1" w:after="100" w:afterAutospacing="1" w:line="276" w:lineRule="auto"/>
-        <w:outlineLvl w:val="0"/>
-        <w:rPr>
-          <w:rFonts w:ascii="Calibri" w:hAnsi="Calibri" w:cs="Arial"/>
-          <w:b/>
-          <w:bCs/>
-          <w:color w:val="00B050"/>
-          <w:kern w:val="36"/>
-          <w:sz w:val="22"/>
-          <w:szCs w:val="48"/>
-          <w:lang w:val="x-none" w:eastAsia="es-VE"/>
-        </w:rPr>
-      </w:pPr>
-    </w:p>
-    <w:p>
-      <w:pPr>
-        <w:spacing w:before="100" w:beforeAutospacing="1" w:after="100" w:afterAutospacing="1" w:line="276" w:lineRule="auto"/>
-        <w:outlineLvl w:val="0"/>
-        <w:rPr>
-          <w:rFonts w:ascii="Calibri" w:hAnsi="Calibri" w:cs="Arial"/>
-          <w:b/>
-          <w:bCs/>
-          <w:color w:val="00B050"/>
-          <w:kern w:val="36"/>
-          <w:sz w:val="22"/>
-          <w:szCs w:val="48"/>
-          <w:lang w:val="x-none" w:eastAsia="es-VE"/>
-        </w:rPr>
-      </w:pPr>
-    </w:p>
-    <w:p>
-      <w:pPr>
         <w:pStyle w:val="Prrafodelista"/>
         <w:numPr>
           <w:ilvl w:val="0"/>
@@ -5395,7 +3843,7 @@
           <w:sz w:val="22"/>
           <w:szCs w:val="22"/>
         </w:rPr>
-        <w:t>La veterinaria Mr. Pet atiende a mascotas de distintos dueños. Cada atención genera información que debe conservarse: datos del dueño y de la mascota, vacunas, desparasitaciones, diagnósticos, tratamientos y citas. Se plantea que este registro se realiza de forma manual, mediante fichas en papel y cuadernos, lo que provoca información dispersa, datos duplicados, fichas deterioradas o extraviadas y citas que se cruzan.</w:t>
+        <w:t>La veterinaria Mr. Pet atiende a mascotas de distintos dueños y, con cada atención, genera información que debe conservarse: datos del dueño y de la mascota, vacunas, desparasitaciones, diagnósticos, tratamientos y citas. Para este proyecto se plantea como situación de partida que dicho registro se realiza de forma manual, mediante fichas en papel, cuadernos y agenda, sin un sistema que centralice los datos.</w:t>
       </w:r>
     </w:p>
     <w:p>
@@ -5418,13 +3866,13 @@
           <w:sz w:val="22"/>
           <w:szCs w:val="22"/>
         </w:rPr>
-        <w:t>Para ordenar las causas se elaboró un Diagrama de Ishikawa, que agrupa los factores en seis categorías: métodos, personas, materiales, tecnología, medición y entorno (Figura 1).</w:t>
+        <w:t>Este modo de trabajo expone a la veterinaria a la pérdida o el deterioro de las fichas, a datos duplicados o desactualizados, a citas que se cruzan y a demoras al buscar el historial de una mascota durante la consulta. Además, sin un registro ordenado resulta difícil hacer seguimiento de las vacunas próximas a vencer, lo que afecta la calidad del servicio al cliente.</w:t>
       </w:r>
     </w:p>
     <w:p>
       <w:pPr>
         <w:spacing w:before="240" w:after="240" w:line="360" w:lineRule="auto"/>
-        <w:jc w:val="center"/>
+        <w:jc w:val="both"/>
         <w:rPr>
           <w:rFonts w:ascii="Arial" w:hAnsi="Arial" w:cs="Arial"/>
           <w:i/>
@@ -5441,7 +3889,7 @@
           <w:sz w:val="22"/>
           <w:szCs w:val="22"/>
         </w:rPr>
-        <w:t>Figura 1. Diagrama de Ishikawa del problema en la veterinaria Mr. Pet</w:t>
+        <w:t>Para identificar el origen del problema se elaboró un Diagrama de Ishikawa, que agrupa las causas en seis categorías: métodos, personas, materiales, tecnología, medición y entorno (Figura 1).</w:t>
       </w:r>
     </w:p>
     <w:p>
@@ -5459,28 +3907,50 @@
       <w:r>
         <w:rPr>
           <w:rFonts w:ascii="Arial" w:hAnsi="Arial" w:cs="Arial"/>
-          <w:i w:val="0"/>
+          <w:color w:val="000000"/>
+          <w:sz w:val="22"/>
+          <w:szCs w:val="22"/>
+        </w:rPr>
+        <w:t>Figura 1. Diagrama de Ishikawa del problema en la veterinaria Mr. Pet</w:t>
+      </w:r>
+    </w:p>
+    <w:p>
+      <w:pPr>
+        <w:spacing w:before="240" w:after="240" w:line="360" w:lineRule="auto"/>
+        <w:jc w:val="center"/>
+        <w:rPr>
+          <w:rFonts w:ascii="Arial" w:hAnsi="Arial" w:cs="Arial"/>
+          <w:i/>
+          <w:color w:val="BFBFBF" w:themeColor="background1" w:themeShade="BF"/>
+          <w:sz w:val="22"/>
+          <w:szCs w:val="22"/>
+        </w:rPr>
+      </w:pPr>
+      <w:r>
+        <w:rPr>
+          <w:rFonts w:ascii="Arial" w:hAnsi="Arial" w:cs="Arial"/>
           <w:noProof/>
           <w:color w:val="000000"/>
           <w:sz w:val="22"/>
           <w:szCs w:val="22"/>
         </w:rPr>
         <w:drawing>
-          <wp:inline xmlns:a="http://schemas.openxmlformats.org/drawingml/2006/main" xmlns:pic="http://schemas.openxmlformats.org/drawingml/2006/picture">
+          <wp:inline distT="0" distB="0" distL="0" distR="0" wp14:anchorId="07948E42" wp14:editId="69222150">
             <wp:extent cx="5394960" cy="2502187"/>
+            <wp:effectExtent l="0" t="0" r="0" b="0"/>
             <wp:docPr id="1473879419" name="Picture 1473879419"/>
             <wp:cNvGraphicFramePr>
-              <a:graphicFrameLocks noChangeAspect="1"/>
+              <a:graphicFrameLocks xmlns:a="http://schemas.openxmlformats.org/drawingml/2006/main" noChangeAspect="1"/>
             </wp:cNvGraphicFramePr>
-            <a:graphic>
+            <a:graphic xmlns:a="http://schemas.openxmlformats.org/drawingml/2006/main">
               <a:graphicData uri="http://schemas.openxmlformats.org/drawingml/2006/picture">
-                <pic:pic>
+                <pic:pic xmlns:pic="http://schemas.openxmlformats.org/drawingml/2006/picture">
                   <pic:nvPicPr>
                     <pic:cNvPr id="0" name="ishikawa.png"/>
                     <pic:cNvPicPr/>
                   </pic:nvPicPr>
                   <pic:blipFill>
-                    <a:blip r:embed="rId16"/>
+                    <a:blip r:embed="rId9"/>
                     <a:stretch>
                       <a:fillRect/>
                     </a:stretch>
@@ -5490,7 +3960,9 @@
                       <a:off x="0" y="0"/>
                       <a:ext cx="5394960" cy="2502187"/>
                     </a:xfrm>
-                    <a:prstGeom prst="rect"/>
+                    <a:prstGeom prst="rect">
+                      <a:avLst/>
+                    </a:prstGeom>
                   </pic:spPr>
                 </pic:pic>
               </a:graphicData>
@@ -5502,7 +3974,7 @@
     <w:p>
       <w:pPr>
         <w:spacing w:before="240" w:after="240" w:line="360" w:lineRule="auto"/>
-        <w:jc w:val="center"/>
+        <w:jc w:val="both"/>
         <w:rPr>
           <w:rFonts w:ascii="Arial" w:hAnsi="Arial" w:cs="Arial"/>
           <w:i/>
@@ -5519,7 +3991,7 @@
           <w:sz w:val="22"/>
           <w:szCs w:val="22"/>
         </w:rPr>
-        <w:t>Fuente: elaboración propia</w:t>
+        <w:t>Del análisis se desprende que las causas principales son el uso de fichas en papel y de procesos sin un estándar de registro (métodos), la duplicación de datos entre los encargados (personas), el deterioro de los soportes físicos (materiales), la ausencia de un sistema informático (tecnología), la falta de reportes y de seguimiento de vacunas (medición) y el crecimiento de la cantidad de clientes y mascotas (entorno).</w:t>
       </w:r>
     </w:p>
     <w:p>
@@ -5542,7 +4014,7 @@
           <w:sz w:val="22"/>
           <w:szCs w:val="22"/>
         </w:rPr>
-        <w:t>En conclusión, el problema que abordará este trabajo es la falta de un sistema que registre de forma centralizada y ordenada a los dueños, las mascotas, sus fichas clínicas y las citas de la veterinaria Mr. Pet. Esta falta ocasiona pérdida de historiales, citas duplicadas y demora en la atención.</w:t>
+        <w:t>En conclusión, el problema que aborda este trabajo es la ausencia de un sistema que registre de forma centralizada y ordenada a los dueños, las mascotas, sus fichas clínicas y sus citas en la veterinaria Mr. Pet, lo que ocasiona pérdida de historiales, citas duplicadas y demora en la atención.</w:t>
       </w:r>
     </w:p>
     <w:p>
@@ -5612,7 +4084,7 @@
           <w:sz w:val="22"/>
           <w:szCs w:val="22"/>
         </w:rPr>
-        <w:t>Se revisaron trabajos que desarrollaron sistemas de gestión para clínicas veterinarias. Ambos abordan el reemplazo del registro en papel por un sistema informático.</w:t>
+        <w:t>Se revisaron tres trabajos que desarrollaron sistemas para la gestión de clínicas veterinarias y que reemplazan el registro manual por uno informático. Las referencias se presentan en orden alfabético.</w:t>
       </w:r>
     </w:p>
     <w:p>
@@ -5625,6 +4097,7 @@
           <w:color w:val="BFBFBF" w:themeColor="background1" w:themeShade="BF"/>
           <w:sz w:val="22"/>
           <w:szCs w:val="22"/>
+          <w:lang w:val="en-US"/>
         </w:rPr>
       </w:pPr>
       <w:r>
@@ -5634,8 +4107,9 @@
           <w:color w:val="000000"/>
           <w:sz w:val="22"/>
           <w:szCs w:val="22"/>
-        </w:rPr>
-        <w:t>Jaffar, N. B., &amp; Mohd Zin, N. A. (2021). The development of veterinary clinic management system using structured approach. Applied Information Technology and Computer Science, 2(2), 1555–1567. https://penerbit.uthm.edu.my/periodicals/index.php/aitcs/article/view/2339</w:t>
+          <w:lang w:val="en-US"/>
+        </w:rPr>
+        <w:t>Farfán Saavedra, J. M., &amp; Aliaga Coronado, C. Y. (2024). Aplicación web y su influencia en la gestión de historias clínicas en la veterinaria Doky Pets, Abancay - 2023 [Tesis de pregrado, Universidad Tecnológica de los Andes]. Repositorio institucional UTEA. https://repositorio.utea.edu.pe/server/api/core/bitstreams/77c7905a-1512-4aa2-82bd-5d0dfd89f0ea/content</w:t>
       </w:r>
     </w:p>
     <w:p>
@@ -5664,7 +4138,7 @@
     <w:p>
       <w:pPr>
         <w:spacing w:before="240" w:after="240" w:line="360" w:lineRule="auto"/>
-        <w:jc w:val="both"/>
+        <w:jc w:val="left"/>
         <w:rPr>
           <w:rFonts w:ascii="Arial" w:hAnsi="Arial" w:cs="Arial"/>
           <w:i/>
@@ -5681,7 +4155,53 @@
           <w:sz w:val="22"/>
           <w:szCs w:val="22"/>
         </w:rPr>
-        <w:t>El primer trabajo construyó un sistema web para una clínica animal con PHP y MySQL, que incluye reserva de citas y recordatorios para reducir el papeleo. El segundo presenta un sistema para controlar expedientes clínicos veterinarios y sustituir las fichas en papel. Ambos respaldan la propuesta para Mr. Pet.</w:t>
+        <w:t>Jaffar, N. B., &amp; Mohd Zin, N. A. (2021). The development of veterinary clinic management system using structured approach. Applied Information Technology and Computer Science, 2(2), 1555–1567. https://penerbit.uthm.edu.my/periodicals/index.php/aitcs/article/view/2339</w:t>
+      </w:r>
+    </w:p>
+    <w:p>
+      <w:pPr>
+        <w:spacing w:before="240" w:after="240" w:line="360" w:lineRule="auto"/>
+        <w:jc w:val="both"/>
+        <w:rPr>
+          <w:rFonts w:ascii="Arial" w:hAnsi="Arial" w:cs="Arial"/>
+          <w:i/>
+          <w:color w:val="BFBFBF" w:themeColor="background1" w:themeShade="BF"/>
+          <w:sz w:val="22"/>
+          <w:szCs w:val="22"/>
+        </w:rPr>
+      </w:pPr>
+      <w:r>
+        <w:rPr>
+          <w:rFonts w:ascii="Arial" w:hAnsi="Arial" w:cs="Arial"/>
+          <w:i w:val="0"/>
+          <w:color w:val="000000"/>
+          <w:sz w:val="22"/>
+          <w:szCs w:val="22"/>
+        </w:rPr>
+        <w:t>Farfán y Aliaga (2024) desarrollaron, con la metodología Extreme Programming, una aplicación web que digitaliza las historias clínicas de una veterinaria de Abancay (Perú); incluye acceso por roles, registro de dueños y mascotas, historia clínica y copias de respaldo. Jaffar y Mohd Zin (2021) construyeron con PHP y MySQL un sistema web para una clínica animal, con reserva de citas y recordatorios para reducir el papeleo. Hernández Pérez (s. f.) presenta un sistema de expedientes clínicos veterinarios que sustituye las fichas en papel y permite guardar y exportar reportes.</w:t>
+      </w:r>
+    </w:p>
+    <w:p>
+      <w:pPr>
+        <w:spacing w:before="240" w:after="240" w:line="360" w:lineRule="auto"/>
+        <w:jc w:val="both"/>
+        <w:rPr>
+          <w:rFonts w:ascii="Arial" w:hAnsi="Arial" w:cs="Arial"/>
+          <w:i/>
+          <w:color w:val="BFBFBF" w:themeColor="background1" w:themeShade="BF"/>
+          <w:sz w:val="22"/>
+          <w:szCs w:val="22"/>
+        </w:rPr>
+      </w:pPr>
+      <w:r>
+        <w:rPr>
+          <w:rFonts w:ascii="Arial" w:hAnsi="Arial" w:cs="Arial"/>
+          <w:i w:val="0"/>
+          <w:color w:val="000000"/>
+          <w:sz w:val="22"/>
+          <w:szCs w:val="22"/>
+        </w:rPr>
+        <w:t>Los tres antecedentes coinciden en que digitalizar el expediente clínico y las citas reduce el papeleo y facilita el acceso a la información. El presente proyecto retoma esas funciones (registro de dueños y mascotas, ficha clínica, citas y control de acceso) y las adapta a la realidad de Mr. Pet mediante una aplicación de escritorio en Java.</w:t>
       </w:r>
     </w:p>
     <w:p>
@@ -5826,7 +4346,277 @@
           <w:sz w:val="22"/>
           <w:szCs w:val="22"/>
         </w:rPr>
-        <w:t>Restricciones: el proyecto debe terminarse dentro del ciclo 2026-02 con entregas en las semanas 2, 4 y 7; se programa en Java, como exige el curso; no hay presupuesto para licencias, por lo que se usan herramientas gratuitas; y el equipo es de estudiantes, por lo que el alcance se limita al registro y las citas. Suposiciones: Mr. Pet registra hoy su información de forma manual, el personal está dispuesto a usar el sistema y se podrá contar con datos de ejemplo. Estos supuestos se validarán con el cliente.</w:t>
+        <w:t>Restricciones del proyecto:</w:t>
+      </w:r>
+    </w:p>
+    <w:p>
+      <w:pPr>
+        <w:pStyle w:val="Prrafodelista"/>
+        <w:numPr>
+          <w:ilvl w:val="0"/>
+          <w:numId w:val="48"/>
+        </w:numPr>
+        <w:spacing w:before="240" w:after="240" w:line="360" w:lineRule="auto"/>
+        <w:jc w:val="both"/>
+        <w:rPr>
+          <w:rFonts w:ascii="Arial" w:hAnsi="Arial" w:cs="Arial"/>
+          <w:i/>
+          <w:color w:val="BFBFBF" w:themeColor="background1" w:themeShade="BF"/>
+          <w:sz w:val="22"/>
+          <w:szCs w:val="22"/>
+        </w:rPr>
+      </w:pPr>
+      <w:r>
+        <w:rPr>
+          <w:rFonts w:ascii="Arial" w:hAnsi="Arial" w:cs="Arial"/>
+          <w:i w:val="0"/>
+          <w:color w:val="000000"/>
+          <w:sz w:val="22"/>
+          <w:szCs w:val="22"/>
+        </w:rPr>
+        <w:t>Tiempo: el proyecto debe terminarse dentro del ciclo 2026-02, con entregas en las semanas 2, 4 y 7.</w:t>
+      </w:r>
+    </w:p>
+    <w:p>
+      <w:pPr>
+        <w:pStyle w:val="Prrafodelista"/>
+        <w:numPr>
+          <w:ilvl w:val="0"/>
+          <w:numId w:val="48"/>
+        </w:numPr>
+        <w:spacing w:before="240" w:after="240" w:line="360" w:lineRule="auto"/>
+        <w:jc w:val="both"/>
+        <w:rPr>
+          <w:rFonts w:ascii="Arial" w:hAnsi="Arial" w:cs="Arial"/>
+          <w:i/>
+          <w:color w:val="BFBFBF" w:themeColor="background1" w:themeShade="BF"/>
+          <w:sz w:val="22"/>
+          <w:szCs w:val="22"/>
+        </w:rPr>
+      </w:pPr>
+      <w:r>
+        <w:rPr>
+          <w:rFonts w:ascii="Arial" w:hAnsi="Arial" w:cs="Arial"/>
+          <w:i w:val="0"/>
+          <w:color w:val="000000"/>
+          <w:sz w:val="22"/>
+          <w:szCs w:val="22"/>
+        </w:rPr>
+        <w:t>Tecnología: el software se programa en Java, como exige el curso.</w:t>
+      </w:r>
+    </w:p>
+    <w:p>
+      <w:pPr>
+        <w:pStyle w:val="Prrafodelista"/>
+        <w:numPr>
+          <w:ilvl w:val="0"/>
+          <w:numId w:val="48"/>
+        </w:numPr>
+        <w:spacing w:before="240" w:after="240" w:line="360" w:lineRule="auto"/>
+        <w:jc w:val="both"/>
+        <w:rPr>
+          <w:rFonts w:ascii="Arial" w:hAnsi="Arial" w:cs="Arial"/>
+          <w:i/>
+          <w:color w:val="BFBFBF" w:themeColor="background1" w:themeShade="BF"/>
+          <w:sz w:val="22"/>
+          <w:szCs w:val="22"/>
+        </w:rPr>
+      </w:pPr>
+      <w:r>
+        <w:rPr>
+          <w:rFonts w:ascii="Arial" w:hAnsi="Arial" w:cs="Arial"/>
+          <w:i w:val="0"/>
+          <w:color w:val="000000"/>
+          <w:sz w:val="22"/>
+          <w:szCs w:val="22"/>
+        </w:rPr>
+        <w:t>Económica: no hay presupuesto para licencias, por lo que se usan herramientas gratuitas.</w:t>
+      </w:r>
+    </w:p>
+    <w:p>
+      <w:pPr>
+        <w:pStyle w:val="Prrafodelista"/>
+        <w:numPr>
+          <w:ilvl w:val="0"/>
+          <w:numId w:val="48"/>
+        </w:numPr>
+        <w:spacing w:before="240" w:after="240" w:line="360" w:lineRule="auto"/>
+        <w:jc w:val="both"/>
+        <w:rPr>
+          <w:rFonts w:ascii="Arial" w:hAnsi="Arial" w:cs="Arial"/>
+          <w:i/>
+          <w:color w:val="BFBFBF" w:themeColor="background1" w:themeShade="BF"/>
+          <w:sz w:val="22"/>
+          <w:szCs w:val="22"/>
+        </w:rPr>
+      </w:pPr>
+      <w:r>
+        <w:rPr>
+          <w:rFonts w:ascii="Arial" w:hAnsi="Arial" w:cs="Arial"/>
+          <w:i w:val="0"/>
+          <w:color w:val="000000"/>
+          <w:sz w:val="22"/>
+          <w:szCs w:val="22"/>
+        </w:rPr>
+        <w:t>Recursos humanos: el equipo está formado por seis estudiantes con dedicación parcial, por lo que el alcance se limita al registro y las citas.</w:t>
+      </w:r>
+    </w:p>
+    <w:p>
+      <w:pPr>
+        <w:pStyle w:val="Prrafodelista"/>
+        <w:numPr>
+          <w:ilvl w:val="0"/>
+          <w:numId w:val="48"/>
+        </w:numPr>
+        <w:spacing w:before="240" w:after="240" w:line="360" w:lineRule="auto"/>
+        <w:jc w:val="both"/>
+        <w:rPr>
+          <w:rFonts w:ascii="Arial" w:hAnsi="Arial" w:cs="Arial"/>
+          <w:i/>
+          <w:color w:val="BFBFBF" w:themeColor="background1" w:themeShade="BF"/>
+          <w:sz w:val="22"/>
+          <w:szCs w:val="22"/>
+        </w:rPr>
+      </w:pPr>
+      <w:r>
+        <w:rPr>
+          <w:rFonts w:ascii="Arial" w:hAnsi="Arial" w:cs="Arial"/>
+          <w:i w:val="0"/>
+          <w:color w:val="000000"/>
+          <w:sz w:val="22"/>
+          <w:szCs w:val="22"/>
+        </w:rPr>
+        <w:t>Legal: los datos personales de los dueños deben protegerse según la Ley N.° 29733, Ley de Protección de Datos Personales.</w:t>
+      </w:r>
+    </w:p>
+    <w:p>
+      <w:pPr>
+        <w:spacing w:before="240" w:after="240" w:line="360" w:lineRule="auto"/>
+        <w:jc w:val="both"/>
+        <w:rPr>
+          <w:rFonts w:ascii="Arial" w:hAnsi="Arial" w:cs="Arial"/>
+          <w:i/>
+          <w:color w:val="BFBFBF" w:themeColor="background1" w:themeShade="BF"/>
+          <w:sz w:val="22"/>
+          <w:szCs w:val="22"/>
+        </w:rPr>
+      </w:pPr>
+      <w:r>
+        <w:rPr>
+          <w:rFonts w:ascii="Arial" w:hAnsi="Arial" w:cs="Arial"/>
+          <w:i w:val="0"/>
+          <w:color w:val="000000"/>
+          <w:sz w:val="22"/>
+          <w:szCs w:val="22"/>
+        </w:rPr>
+        <w:t>Suposiciones del proyecto:</w:t>
+      </w:r>
+    </w:p>
+    <w:p>
+      <w:pPr>
+        <w:pStyle w:val="Prrafodelista"/>
+        <w:numPr>
+          <w:ilvl w:val="0"/>
+          <w:numId w:val="48"/>
+        </w:numPr>
+        <w:spacing w:before="240" w:after="240" w:line="360" w:lineRule="auto"/>
+        <w:jc w:val="both"/>
+        <w:rPr>
+          <w:rFonts w:ascii="Arial" w:hAnsi="Arial" w:cs="Arial"/>
+          <w:i/>
+          <w:color w:val="BFBFBF" w:themeColor="background1" w:themeShade="BF"/>
+          <w:sz w:val="22"/>
+          <w:szCs w:val="22"/>
+        </w:rPr>
+      </w:pPr>
+      <w:r>
+        <w:rPr>
+          <w:rFonts w:ascii="Arial" w:hAnsi="Arial" w:cs="Arial"/>
+          <w:i w:val="0"/>
+          <w:color w:val="000000"/>
+          <w:sz w:val="22"/>
+          <w:szCs w:val="22"/>
+        </w:rPr>
+        <w:t>Mr. Pet registra hoy su información de forma manual.</w:t>
+      </w:r>
+    </w:p>
+    <w:p>
+      <w:pPr>
+        <w:pStyle w:val="Prrafodelista"/>
+        <w:numPr>
+          <w:ilvl w:val="0"/>
+          <w:numId w:val="48"/>
+        </w:numPr>
+        <w:spacing w:before="240" w:after="240" w:line="360" w:lineRule="auto"/>
+        <w:jc w:val="both"/>
+        <w:rPr>
+          <w:rFonts w:ascii="Arial" w:hAnsi="Arial" w:cs="Arial"/>
+          <w:i/>
+          <w:color w:val="BFBFBF" w:themeColor="background1" w:themeShade="BF"/>
+          <w:sz w:val="22"/>
+          <w:szCs w:val="22"/>
+        </w:rPr>
+      </w:pPr>
+      <w:r>
+        <w:rPr>
+          <w:rFonts w:ascii="Arial" w:hAnsi="Arial" w:cs="Arial"/>
+          <w:i w:val="0"/>
+          <w:color w:val="000000"/>
+          <w:sz w:val="22"/>
+          <w:szCs w:val="22"/>
+        </w:rPr>
+        <w:t>El personal está dispuesto a usar el sistema y recibirá una breve capacitación.</w:t>
+      </w:r>
+    </w:p>
+    <w:p>
+      <w:pPr>
+        <w:pStyle w:val="Prrafodelista"/>
+        <w:numPr>
+          <w:ilvl w:val="0"/>
+          <w:numId w:val="48"/>
+        </w:numPr>
+        <w:spacing w:before="240" w:after="240" w:line="360" w:lineRule="auto"/>
+        <w:jc w:val="both"/>
+        <w:rPr>
+          <w:rFonts w:ascii="Arial" w:hAnsi="Arial" w:cs="Arial"/>
+          <w:i/>
+          <w:color w:val="BFBFBF" w:themeColor="background1" w:themeShade="BF"/>
+          <w:sz w:val="22"/>
+          <w:szCs w:val="22"/>
+        </w:rPr>
+      </w:pPr>
+      <w:r>
+        <w:rPr>
+          <w:rFonts w:ascii="Arial" w:hAnsi="Arial" w:cs="Arial"/>
+          <w:i w:val="0"/>
+          <w:color w:val="000000"/>
+          <w:sz w:val="22"/>
+          <w:szCs w:val="22"/>
+        </w:rPr>
+        <w:t>Se contará con datos de ejemplo de dueños, mascotas y citas para las pruebas.</w:t>
+      </w:r>
+    </w:p>
+    <w:p>
+      <w:pPr>
+        <w:spacing w:before="240" w:after="240" w:line="360" w:lineRule="auto"/>
+        <w:jc w:val="both"/>
+        <w:rPr>
+          <w:rFonts w:ascii="Arial" w:hAnsi="Arial" w:cs="Arial"/>
+          <w:i/>
+          <w:color w:val="BFBFBF" w:themeColor="background1" w:themeShade="BF"/>
+          <w:sz w:val="22"/>
+          <w:szCs w:val="22"/>
+        </w:rPr>
+      </w:pPr>
+      <w:r>
+        <w:rPr>
+          <w:rFonts w:ascii="Arial" w:hAnsi="Arial" w:cs="Arial"/>
+          <w:i w:val="0"/>
+          <w:color w:val="000000"/>
+          <w:sz w:val="22"/>
+          <w:szCs w:val="22"/>
+        </w:rPr>
+        <w:t>Estas suposiciones se validarán con el cliente durante la recolección de requerimientos.</w:t>
       </w:r>
     </w:p>
     <w:p>
@@ -5891,9 +4681,326 @@
           <w:sz w:val="22"/>
           <w:szCs w:val="22"/>
         </w:rPr>
-        <w:t>Se analizaron tres alternativas. A: aplicación de escritorio en Java que guarda los datos en archivos, simple pero con búsquedas lentas. B: aplicación de escritorio en Java con base de datos, que ordena mejor los datos y permite consultas rápidas. C: aplicación web, que exige alojamiento y más tiempo de desarrollo.</w:t>
+        <w:t>Se analizaron tres alternativas de solución, que se resumen en la Tabla 1.</w:t>
       </w:r>
     </w:p>
+    <w:p>
+      <w:pPr>
+        <w:keepNext/>
+        <w:spacing w:before="240" w:after="240" w:line="360" w:lineRule="auto"/>
+        <w:jc w:val="center"/>
+        <w:rPr>
+          <w:rFonts w:ascii="Arial" w:hAnsi="Arial" w:cs="Arial"/>
+          <w:i/>
+          <w:color w:val="BFBFBF" w:themeColor="background1" w:themeShade="BF"/>
+          <w:sz w:val="22"/>
+          <w:szCs w:val="22"/>
+        </w:rPr>
+      </w:pPr>
+      <w:r>
+        <w:rPr>
+          <w:rFonts w:ascii="Arial" w:hAnsi="Arial" w:cs="Arial"/>
+          <w:i w:val="0"/>
+          <w:color w:val="000000"/>
+          <w:sz w:val="22"/>
+          <w:szCs w:val="22"/>
+        </w:rPr>
+        <w:t>Tabla 1. Alternativas de solución analizadas</w:t>
+      </w:r>
+    </w:p>
+    <w:tbl>
+      <w:tblPr>
+        <w:tblW w:type="auto" w:w="0"/>
+        <w:tblLayout w:type="fixed"/>
+        <w:tblLook w:firstColumn="1" w:firstRow="1" w:lastColumn="0" w:lastRow="0" w:noHBand="0" w:noVBand="1" w:val="04A0"/>
+        <w:tblBorders>
+          <w:top w:val="single" w:sz="4" w:space="0" w:color="000000"/>
+          <w:left w:val="single" w:sz="4" w:space="0" w:color="000000"/>
+          <w:bottom w:val="single" w:sz="4" w:space="0" w:color="000000"/>
+          <w:right w:val="single" w:sz="4" w:space="0" w:color="000000"/>
+          <w:insideH w:val="single" w:sz="4" w:space="0" w:color="000000"/>
+          <w:insideV w:val="single" w:sz="4" w:space="0" w:color="000000"/>
+        </w:tblBorders>
+      </w:tblPr>
+      <w:tblGrid>
+        <w:gridCol w:w="1152"/>
+        <w:gridCol w:w="2736"/>
+        <w:gridCol w:w="2448"/>
+        <w:gridCol w:w="2160"/>
+      </w:tblGrid>
+      <w:tr>
+        <w:tc>
+          <w:tcPr>
+            <w:tcW w:type="dxa" w:w="1152"/>
+            <w:shd w:val="clear" w:color="auto" w:fill="D9D9D9"/>
+          </w:tcPr>
+          <w:p>
+            <w:pPr>
+              <w:spacing w:after="40" w:before="40"/>
+            </w:pPr>
+            <w:r>
+              <w:rPr>
+                <w:b/>
+                <w:sz w:val="18"/>
+              </w:rPr>
+              <w:t>Alternativa</w:t>
+            </w:r>
+          </w:p>
+        </w:tc>
+        <w:tc>
+          <w:tcPr>
+            <w:tcW w:type="dxa" w:w="2736"/>
+            <w:shd w:val="clear" w:color="auto" w:fill="D9D9D9"/>
+          </w:tcPr>
+          <w:p>
+            <w:pPr>
+              <w:spacing w:after="40" w:before="40"/>
+            </w:pPr>
+            <w:r>
+              <w:rPr>
+                <w:b/>
+                <w:sz w:val="18"/>
+              </w:rPr>
+              <w:t>Descripción</w:t>
+            </w:r>
+          </w:p>
+        </w:tc>
+        <w:tc>
+          <w:tcPr>
+            <w:tcW w:type="dxa" w:w="2448"/>
+            <w:shd w:val="clear" w:color="auto" w:fill="D9D9D9"/>
+          </w:tcPr>
+          <w:p>
+            <w:pPr>
+              <w:spacing w:after="40" w:before="40"/>
+            </w:pPr>
+            <w:r>
+              <w:rPr>
+                <w:b/>
+                <w:sz w:val="18"/>
+              </w:rPr>
+              <w:t>Ventajas</w:t>
+            </w:r>
+          </w:p>
+        </w:tc>
+        <w:tc>
+          <w:tcPr>
+            <w:tcW w:type="dxa" w:w="2160"/>
+            <w:shd w:val="clear" w:color="auto" w:fill="D9D9D9"/>
+          </w:tcPr>
+          <w:p>
+            <w:pPr>
+              <w:spacing w:after="40" w:before="40"/>
+            </w:pPr>
+            <w:r>
+              <w:rPr>
+                <w:b/>
+                <w:sz w:val="18"/>
+              </w:rPr>
+              <w:t>Desventajas</w:t>
+            </w:r>
+          </w:p>
+        </w:tc>
+      </w:tr>
+      <w:tr>
+        <w:tc>
+          <w:tcPr>
+            <w:tcW w:type="dxa" w:w="1152"/>
+          </w:tcPr>
+          <w:p>
+            <w:pPr>
+              <w:spacing w:after="40" w:before="40"/>
+            </w:pPr>
+            <w:r>
+              <w:rPr>
+                <w:sz w:val="18"/>
+              </w:rPr>
+              <w:t>A</w:t>
+            </w:r>
+          </w:p>
+        </w:tc>
+        <w:tc>
+          <w:tcPr>
+            <w:tcW w:type="dxa" w:w="2736"/>
+          </w:tcPr>
+          <w:p>
+            <w:pPr>
+              <w:spacing w:after="40" w:before="40"/>
+            </w:pPr>
+            <w:r>
+              <w:rPr>
+                <w:sz w:val="18"/>
+              </w:rPr>
+              <w:t>Aplicación de escritorio en Java que guarda los datos en archivos</w:t>
+            </w:r>
+          </w:p>
+        </w:tc>
+        <w:tc>
+          <w:tcPr>
+            <w:tcW w:type="dxa" w:w="2448"/>
+          </w:tcPr>
+          <w:p>
+            <w:pPr>
+              <w:spacing w:after="40" w:before="40"/>
+            </w:pPr>
+            <w:r>
+              <w:rPr>
+                <w:sz w:val="18"/>
+              </w:rPr>
+              <w:t>Implementación muy simple; no requiere servidor</w:t>
+            </w:r>
+          </w:p>
+        </w:tc>
+        <w:tc>
+          <w:tcPr>
+            <w:tcW w:type="dxa" w:w="2160"/>
+          </w:tcPr>
+          <w:p>
+            <w:pPr>
+              <w:spacing w:after="40" w:before="40"/>
+            </w:pPr>
+            <w:r>
+              <w:rPr>
+                <w:sz w:val="18"/>
+              </w:rPr>
+              <w:t>Búsquedas lentas; difícil evitar datos duplicados; poca seguridad</w:t>
+            </w:r>
+          </w:p>
+        </w:tc>
+      </w:tr>
+      <w:tr>
+        <w:tc>
+          <w:tcPr>
+            <w:tcW w:type="dxa" w:w="1152"/>
+          </w:tcPr>
+          <w:p>
+            <w:pPr>
+              <w:spacing w:after="40" w:before="40"/>
+            </w:pPr>
+            <w:r>
+              <w:rPr>
+                <w:sz w:val="18"/>
+              </w:rPr>
+              <w:t>B</w:t>
+            </w:r>
+          </w:p>
+        </w:tc>
+        <w:tc>
+          <w:tcPr>
+            <w:tcW w:type="dxa" w:w="2736"/>
+          </w:tcPr>
+          <w:p>
+            <w:pPr>
+              <w:spacing w:after="40" w:before="40"/>
+            </w:pPr>
+            <w:r>
+              <w:rPr>
+                <w:sz w:val="18"/>
+              </w:rPr>
+              <w:t>Aplicación de escritorio en Java con base de datos MySQL</w:t>
+            </w:r>
+          </w:p>
+        </w:tc>
+        <w:tc>
+          <w:tcPr>
+            <w:tcW w:type="dxa" w:w="2448"/>
+          </w:tcPr>
+          <w:p>
+            <w:pPr>
+              <w:spacing w:after="40" w:before="40"/>
+            </w:pPr>
+            <w:r>
+              <w:rPr>
+                <w:sz w:val="18"/>
+              </w:rPr>
+              <w:t>Datos ordenados y consultas rápidas; acceso por usuario; herramientas gratuitas</w:t>
+            </w:r>
+          </w:p>
+        </w:tc>
+        <w:tc>
+          <w:tcPr>
+            <w:tcW w:type="dxa" w:w="2160"/>
+          </w:tcPr>
+          <w:p>
+            <w:pPr>
+              <w:spacing w:after="40" w:before="40"/>
+            </w:pPr>
+            <w:r>
+              <w:rPr>
+                <w:sz w:val="18"/>
+              </w:rPr>
+              <w:t>Requiere instalar y mantener la base de datos</w:t>
+            </w:r>
+          </w:p>
+        </w:tc>
+      </w:tr>
+      <w:tr>
+        <w:tc>
+          <w:tcPr>
+            <w:tcW w:type="dxa" w:w="1152"/>
+          </w:tcPr>
+          <w:p>
+            <w:pPr>
+              <w:spacing w:after="40" w:before="40"/>
+            </w:pPr>
+            <w:r>
+              <w:rPr>
+                <w:sz w:val="18"/>
+              </w:rPr>
+              <w:t>C</w:t>
+            </w:r>
+          </w:p>
+        </w:tc>
+        <w:tc>
+          <w:tcPr>
+            <w:tcW w:type="dxa" w:w="2736"/>
+          </w:tcPr>
+          <w:p>
+            <w:pPr>
+              <w:spacing w:after="40" w:before="40"/>
+            </w:pPr>
+            <w:r>
+              <w:rPr>
+                <w:sz w:val="18"/>
+              </w:rPr>
+              <w:t>Aplicación web</w:t>
+            </w:r>
+          </w:p>
+        </w:tc>
+        <w:tc>
+          <w:tcPr>
+            <w:tcW w:type="dxa" w:w="2448"/>
+          </w:tcPr>
+          <w:p>
+            <w:pPr>
+              <w:spacing w:after="40" w:before="40"/>
+            </w:pPr>
+            <w:r>
+              <w:rPr>
+                <w:sz w:val="18"/>
+              </w:rPr>
+              <w:t>Acceso desde cualquier dispositivo</w:t>
+            </w:r>
+          </w:p>
+        </w:tc>
+        <w:tc>
+          <w:tcPr>
+            <w:tcW w:type="dxa" w:w="2160"/>
+          </w:tcPr>
+          <w:p>
+            <w:pPr>
+              <w:spacing w:after="40" w:before="40"/>
+            </w:pPr>
+            <w:r>
+              <w:rPr>
+                <w:sz w:val="18"/>
+              </w:rPr>
+              <w:t>Exige alojamiento y más tiempo de desarrollo; riesgo para el plazo del ciclo</w:t>
+            </w:r>
+          </w:p>
+        </w:tc>
+      </w:tr>
+    </w:tbl>
     <w:p>
       <w:pPr>
         <w:pStyle w:val="Prrafodelista"/>
@@ -5974,7 +5081,701 @@
           <w:sz w:val="22"/>
           <w:szCs w:val="22"/>
         </w:rPr>
-        <w:t>Los criterios fueron: costo (sin licencias de pago), impacto ambiental (menos papel), impacto social (atención más rápida a los dueños), ética y seguridad (protección de los datos personales según la Ley N.° 29733 y acceso por usuario) y viabilidad técnica dentro del ciclo. Se selecciona la alternativa B, porque cumple los criterios con el menor riesgo para el cronograma.</w:t>
+        <w:t>Los criterios se definieron a partir de las restricciones del proyecto y se ponderaron según su importancia: costo (25 %), viabilidad técnica y de tiempo (25 %), seguridad de los datos personales, conforme a la Ley N.° 29733 (20 %), impacto social, por la rapidez de atención a los dueños (15 %) e impacto ambiental, por la reducción del uso de papel (15 %). Cada alternativa se calificó de 1 (bajo) a 5 (alto), como se muestra en la Tabla 2.</w:t>
+      </w:r>
+    </w:p>
+    <w:p>
+      <w:pPr>
+        <w:keepNext/>
+        <w:spacing w:before="240" w:after="240" w:line="360" w:lineRule="auto"/>
+        <w:jc w:val="center"/>
+        <w:rPr>
+          <w:rFonts w:ascii="Arial" w:hAnsi="Arial" w:cs="Arial"/>
+          <w:i/>
+          <w:color w:val="BFBFBF" w:themeColor="background1" w:themeShade="BF"/>
+          <w:sz w:val="22"/>
+          <w:szCs w:val="22"/>
+        </w:rPr>
+      </w:pPr>
+      <w:r>
+        <w:rPr>
+          <w:rFonts w:ascii="Arial" w:hAnsi="Arial" w:cs="Arial"/>
+          <w:i w:val="0"/>
+          <w:color w:val="000000"/>
+          <w:sz w:val="22"/>
+          <w:szCs w:val="22"/>
+        </w:rPr>
+        <w:t>Tabla 2. Matriz de selección de la solución</w:t>
+      </w:r>
+    </w:p>
+    <w:tbl>
+      <w:tblPr>
+        <w:tblW w:type="auto" w:w="0"/>
+        <w:tblLayout w:type="fixed"/>
+        <w:tblLook w:firstColumn="1" w:firstRow="1" w:lastColumn="0" w:lastRow="0" w:noHBand="0" w:noVBand="1" w:val="04A0"/>
+        <w:tblBorders>
+          <w:top w:val="single" w:sz="4" w:space="0" w:color="000000"/>
+          <w:left w:val="single" w:sz="4" w:space="0" w:color="000000"/>
+          <w:bottom w:val="single" w:sz="4" w:space="0" w:color="000000"/>
+          <w:right w:val="single" w:sz="4" w:space="0" w:color="000000"/>
+          <w:insideH w:val="single" w:sz="4" w:space="0" w:color="000000"/>
+          <w:insideV w:val="single" w:sz="4" w:space="0" w:color="000000"/>
+        </w:tblBorders>
+      </w:tblPr>
+      <w:tblGrid>
+        <w:gridCol w:w="3888"/>
+        <w:gridCol w:w="1152"/>
+        <w:gridCol w:w="1152"/>
+        <w:gridCol w:w="1152"/>
+        <w:gridCol w:w="1152"/>
+      </w:tblGrid>
+      <w:tr>
+        <w:tc>
+          <w:tcPr>
+            <w:tcW w:type="dxa" w:w="3888"/>
+            <w:shd w:val="clear" w:color="auto" w:fill="D9D9D9"/>
+          </w:tcPr>
+          <w:p>
+            <w:pPr>
+              <w:spacing w:after="40" w:before="40"/>
+            </w:pPr>
+            <w:r>
+              <w:rPr>
+                <w:b/>
+                <w:sz w:val="18"/>
+              </w:rPr>
+              <w:t>Criterio</w:t>
+            </w:r>
+          </w:p>
+        </w:tc>
+        <w:tc>
+          <w:tcPr>
+            <w:tcW w:type="dxa" w:w="1152"/>
+            <w:shd w:val="clear" w:color="auto" w:fill="D9D9D9"/>
+          </w:tcPr>
+          <w:p>
+            <w:pPr>
+              <w:spacing w:after="40" w:before="40"/>
+              <w:jc w:val="center"/>
+            </w:pPr>
+            <w:r>
+              <w:rPr>
+                <w:b/>
+                <w:sz w:val="18"/>
+              </w:rPr>
+              <w:t>Peso</w:t>
+            </w:r>
+          </w:p>
+        </w:tc>
+        <w:tc>
+          <w:tcPr>
+            <w:tcW w:type="dxa" w:w="1152"/>
+            <w:shd w:val="clear" w:color="auto" w:fill="D9D9D9"/>
+          </w:tcPr>
+          <w:p>
+            <w:pPr>
+              <w:spacing w:after="40" w:before="40"/>
+              <w:jc w:val="center"/>
+            </w:pPr>
+            <w:r>
+              <w:rPr>
+                <w:b/>
+                <w:sz w:val="18"/>
+              </w:rPr>
+              <w:t>A</w:t>
+            </w:r>
+          </w:p>
+        </w:tc>
+        <w:tc>
+          <w:tcPr>
+            <w:tcW w:type="dxa" w:w="1152"/>
+            <w:shd w:val="clear" w:color="auto" w:fill="D9D9D9"/>
+          </w:tcPr>
+          <w:p>
+            <w:pPr>
+              <w:spacing w:after="40" w:before="40"/>
+              <w:jc w:val="center"/>
+            </w:pPr>
+            <w:r>
+              <w:rPr>
+                <w:b/>
+                <w:sz w:val="18"/>
+              </w:rPr>
+              <w:t>B</w:t>
+            </w:r>
+          </w:p>
+        </w:tc>
+        <w:tc>
+          <w:tcPr>
+            <w:tcW w:type="dxa" w:w="1152"/>
+            <w:shd w:val="clear" w:color="auto" w:fill="D9D9D9"/>
+          </w:tcPr>
+          <w:p>
+            <w:pPr>
+              <w:spacing w:after="40" w:before="40"/>
+              <w:jc w:val="center"/>
+            </w:pPr>
+            <w:r>
+              <w:rPr>
+                <w:b/>
+                <w:sz w:val="18"/>
+              </w:rPr>
+              <w:t>C</w:t>
+            </w:r>
+          </w:p>
+        </w:tc>
+      </w:tr>
+      <w:tr>
+        <w:tc>
+          <w:tcPr>
+            <w:tcW w:type="dxa" w:w="3888"/>
+          </w:tcPr>
+          <w:p>
+            <w:pPr>
+              <w:spacing w:after="40" w:before="40"/>
+            </w:pPr>
+            <w:r>
+              <w:rPr>
+                <w:sz w:val="18"/>
+              </w:rPr>
+              <w:t>Costo</w:t>
+            </w:r>
+          </w:p>
+        </w:tc>
+        <w:tc>
+          <w:tcPr>
+            <w:tcW w:type="dxa" w:w="1152"/>
+          </w:tcPr>
+          <w:p>
+            <w:pPr>
+              <w:spacing w:after="40" w:before="40"/>
+              <w:jc w:val="center"/>
+            </w:pPr>
+            <w:r>
+              <w:rPr>
+                <w:sz w:val="18"/>
+              </w:rPr>
+              <w:t>25 %</w:t>
+            </w:r>
+          </w:p>
+        </w:tc>
+        <w:tc>
+          <w:tcPr>
+            <w:tcW w:type="dxa" w:w="1152"/>
+          </w:tcPr>
+          <w:p>
+            <w:pPr>
+              <w:spacing w:after="40" w:before="40"/>
+              <w:jc w:val="center"/>
+            </w:pPr>
+            <w:r>
+              <w:rPr>
+                <w:sz w:val="18"/>
+              </w:rPr>
+              <w:t>5</w:t>
+            </w:r>
+          </w:p>
+        </w:tc>
+        <w:tc>
+          <w:tcPr>
+            <w:tcW w:type="dxa" w:w="1152"/>
+          </w:tcPr>
+          <w:p>
+            <w:pPr>
+              <w:spacing w:after="40" w:before="40"/>
+              <w:jc w:val="center"/>
+            </w:pPr>
+            <w:r>
+              <w:rPr>
+                <w:sz w:val="18"/>
+              </w:rPr>
+              <w:t>5</w:t>
+            </w:r>
+          </w:p>
+        </w:tc>
+        <w:tc>
+          <w:tcPr>
+            <w:tcW w:type="dxa" w:w="1152"/>
+          </w:tcPr>
+          <w:p>
+            <w:pPr>
+              <w:spacing w:after="40" w:before="40"/>
+              <w:jc w:val="center"/>
+            </w:pPr>
+            <w:r>
+              <w:rPr>
+                <w:sz w:val="18"/>
+              </w:rPr>
+              <w:t>3</w:t>
+            </w:r>
+          </w:p>
+        </w:tc>
+      </w:tr>
+      <w:tr>
+        <w:tc>
+          <w:tcPr>
+            <w:tcW w:type="dxa" w:w="3888"/>
+          </w:tcPr>
+          <w:p>
+            <w:pPr>
+              <w:spacing w:after="40" w:before="40"/>
+            </w:pPr>
+            <w:r>
+              <w:rPr>
+                <w:sz w:val="18"/>
+              </w:rPr>
+              <w:t>Viabilidad técnica y de tiempo</w:t>
+            </w:r>
+          </w:p>
+        </w:tc>
+        <w:tc>
+          <w:tcPr>
+            <w:tcW w:type="dxa" w:w="1152"/>
+          </w:tcPr>
+          <w:p>
+            <w:pPr>
+              <w:spacing w:after="40" w:before="40"/>
+              <w:jc w:val="center"/>
+            </w:pPr>
+            <w:r>
+              <w:rPr>
+                <w:sz w:val="18"/>
+              </w:rPr>
+              <w:t>25 %</w:t>
+            </w:r>
+          </w:p>
+        </w:tc>
+        <w:tc>
+          <w:tcPr>
+            <w:tcW w:type="dxa" w:w="1152"/>
+          </w:tcPr>
+          <w:p>
+            <w:pPr>
+              <w:spacing w:after="40" w:before="40"/>
+              <w:jc w:val="center"/>
+            </w:pPr>
+            <w:r>
+              <w:rPr>
+                <w:sz w:val="18"/>
+              </w:rPr>
+              <w:t>4</w:t>
+            </w:r>
+          </w:p>
+        </w:tc>
+        <w:tc>
+          <w:tcPr>
+            <w:tcW w:type="dxa" w:w="1152"/>
+          </w:tcPr>
+          <w:p>
+            <w:pPr>
+              <w:spacing w:after="40" w:before="40"/>
+              <w:jc w:val="center"/>
+            </w:pPr>
+            <w:r>
+              <w:rPr>
+                <w:sz w:val="18"/>
+              </w:rPr>
+              <w:t>4</w:t>
+            </w:r>
+          </w:p>
+        </w:tc>
+        <w:tc>
+          <w:tcPr>
+            <w:tcW w:type="dxa" w:w="1152"/>
+          </w:tcPr>
+          <w:p>
+            <w:pPr>
+              <w:spacing w:after="40" w:before="40"/>
+              <w:jc w:val="center"/>
+            </w:pPr>
+            <w:r>
+              <w:rPr>
+                <w:sz w:val="18"/>
+              </w:rPr>
+              <w:t>2</w:t>
+            </w:r>
+          </w:p>
+        </w:tc>
+      </w:tr>
+      <w:tr>
+        <w:tc>
+          <w:tcPr>
+            <w:tcW w:type="dxa" w:w="3888"/>
+          </w:tcPr>
+          <w:p>
+            <w:pPr>
+              <w:spacing w:after="40" w:before="40"/>
+            </w:pPr>
+            <w:r>
+              <w:rPr>
+                <w:sz w:val="18"/>
+              </w:rPr>
+              <w:t>Seguridad de los datos</w:t>
+            </w:r>
+          </w:p>
+        </w:tc>
+        <w:tc>
+          <w:tcPr>
+            <w:tcW w:type="dxa" w:w="1152"/>
+          </w:tcPr>
+          <w:p>
+            <w:pPr>
+              <w:spacing w:after="40" w:before="40"/>
+              <w:jc w:val="center"/>
+            </w:pPr>
+            <w:r>
+              <w:rPr>
+                <w:sz w:val="18"/>
+              </w:rPr>
+              <w:t>20 %</w:t>
+            </w:r>
+          </w:p>
+        </w:tc>
+        <w:tc>
+          <w:tcPr>
+            <w:tcW w:type="dxa" w:w="1152"/>
+          </w:tcPr>
+          <w:p>
+            <w:pPr>
+              <w:spacing w:after="40" w:before="40"/>
+              <w:jc w:val="center"/>
+            </w:pPr>
+            <w:r>
+              <w:rPr>
+                <w:sz w:val="18"/>
+              </w:rPr>
+              <w:t>2</w:t>
+            </w:r>
+          </w:p>
+        </w:tc>
+        <w:tc>
+          <w:tcPr>
+            <w:tcW w:type="dxa" w:w="1152"/>
+          </w:tcPr>
+          <w:p>
+            <w:pPr>
+              <w:spacing w:after="40" w:before="40"/>
+              <w:jc w:val="center"/>
+            </w:pPr>
+            <w:r>
+              <w:rPr>
+                <w:sz w:val="18"/>
+              </w:rPr>
+              <w:t>4</w:t>
+            </w:r>
+          </w:p>
+        </w:tc>
+        <w:tc>
+          <w:tcPr>
+            <w:tcW w:type="dxa" w:w="1152"/>
+          </w:tcPr>
+          <w:p>
+            <w:pPr>
+              <w:spacing w:after="40" w:before="40"/>
+              <w:jc w:val="center"/>
+            </w:pPr>
+            <w:r>
+              <w:rPr>
+                <w:sz w:val="18"/>
+              </w:rPr>
+              <w:t>4</w:t>
+            </w:r>
+          </w:p>
+        </w:tc>
+      </w:tr>
+      <w:tr>
+        <w:tc>
+          <w:tcPr>
+            <w:tcW w:type="dxa" w:w="3888"/>
+          </w:tcPr>
+          <w:p>
+            <w:pPr>
+              <w:spacing w:after="40" w:before="40"/>
+            </w:pPr>
+            <w:r>
+              <w:rPr>
+                <w:sz w:val="18"/>
+              </w:rPr>
+              <w:t>Impacto social</w:t>
+            </w:r>
+          </w:p>
+        </w:tc>
+        <w:tc>
+          <w:tcPr>
+            <w:tcW w:type="dxa" w:w="1152"/>
+          </w:tcPr>
+          <w:p>
+            <w:pPr>
+              <w:spacing w:after="40" w:before="40"/>
+              <w:jc w:val="center"/>
+            </w:pPr>
+            <w:r>
+              <w:rPr>
+                <w:sz w:val="18"/>
+              </w:rPr>
+              <w:t>15 %</w:t>
+            </w:r>
+          </w:p>
+        </w:tc>
+        <w:tc>
+          <w:tcPr>
+            <w:tcW w:type="dxa" w:w="1152"/>
+          </w:tcPr>
+          <w:p>
+            <w:pPr>
+              <w:spacing w:after="40" w:before="40"/>
+              <w:jc w:val="center"/>
+            </w:pPr>
+            <w:r>
+              <w:rPr>
+                <w:sz w:val="18"/>
+              </w:rPr>
+              <w:t>3</w:t>
+            </w:r>
+          </w:p>
+        </w:tc>
+        <w:tc>
+          <w:tcPr>
+            <w:tcW w:type="dxa" w:w="1152"/>
+          </w:tcPr>
+          <w:p>
+            <w:pPr>
+              <w:spacing w:after="40" w:before="40"/>
+              <w:jc w:val="center"/>
+            </w:pPr>
+            <w:r>
+              <w:rPr>
+                <w:sz w:val="18"/>
+              </w:rPr>
+              <w:t>4</w:t>
+            </w:r>
+          </w:p>
+        </w:tc>
+        <w:tc>
+          <w:tcPr>
+            <w:tcW w:type="dxa" w:w="1152"/>
+          </w:tcPr>
+          <w:p>
+            <w:pPr>
+              <w:spacing w:after="40" w:before="40"/>
+              <w:jc w:val="center"/>
+            </w:pPr>
+            <w:r>
+              <w:rPr>
+                <w:sz w:val="18"/>
+              </w:rPr>
+              <w:t>5</w:t>
+            </w:r>
+          </w:p>
+        </w:tc>
+      </w:tr>
+      <w:tr>
+        <w:tc>
+          <w:tcPr>
+            <w:tcW w:type="dxa" w:w="3888"/>
+          </w:tcPr>
+          <w:p>
+            <w:pPr>
+              <w:spacing w:after="40" w:before="40"/>
+            </w:pPr>
+            <w:r>
+              <w:rPr>
+                <w:sz w:val="18"/>
+              </w:rPr>
+              <w:t>Impacto ambiental</w:t>
+            </w:r>
+          </w:p>
+        </w:tc>
+        <w:tc>
+          <w:tcPr>
+            <w:tcW w:type="dxa" w:w="1152"/>
+          </w:tcPr>
+          <w:p>
+            <w:pPr>
+              <w:spacing w:after="40" w:before="40"/>
+              <w:jc w:val="center"/>
+            </w:pPr>
+            <w:r>
+              <w:rPr>
+                <w:sz w:val="18"/>
+              </w:rPr>
+              <w:t>15 %</w:t>
+            </w:r>
+          </w:p>
+        </w:tc>
+        <w:tc>
+          <w:tcPr>
+            <w:tcW w:type="dxa" w:w="1152"/>
+          </w:tcPr>
+          <w:p>
+            <w:pPr>
+              <w:spacing w:after="40" w:before="40"/>
+              <w:jc w:val="center"/>
+            </w:pPr>
+            <w:r>
+              <w:rPr>
+                <w:sz w:val="18"/>
+              </w:rPr>
+              <w:t>4</w:t>
+            </w:r>
+          </w:p>
+        </w:tc>
+        <w:tc>
+          <w:tcPr>
+            <w:tcW w:type="dxa" w:w="1152"/>
+          </w:tcPr>
+          <w:p>
+            <w:pPr>
+              <w:spacing w:after="40" w:before="40"/>
+              <w:jc w:val="center"/>
+            </w:pPr>
+            <w:r>
+              <w:rPr>
+                <w:sz w:val="18"/>
+              </w:rPr>
+              <w:t>4</w:t>
+            </w:r>
+          </w:p>
+        </w:tc>
+        <w:tc>
+          <w:tcPr>
+            <w:tcW w:type="dxa" w:w="1152"/>
+          </w:tcPr>
+          <w:p>
+            <w:pPr>
+              <w:spacing w:after="40" w:before="40"/>
+              <w:jc w:val="center"/>
+            </w:pPr>
+            <w:r>
+              <w:rPr>
+                <w:sz w:val="18"/>
+              </w:rPr>
+              <w:t>4</w:t>
+            </w:r>
+          </w:p>
+        </w:tc>
+      </w:tr>
+      <w:tr>
+        <w:tc>
+          <w:tcPr>
+            <w:tcW w:type="dxa" w:w="3888"/>
+          </w:tcPr>
+          <w:p>
+            <w:pPr>
+              <w:spacing w:after="40" w:before="40"/>
+            </w:pPr>
+            <w:r>
+              <w:rPr>
+                <w:b/>
+                <w:sz w:val="18"/>
+              </w:rPr>
+              <w:t>Puntaje ponderado</w:t>
+            </w:r>
+          </w:p>
+        </w:tc>
+        <w:tc>
+          <w:tcPr>
+            <w:tcW w:type="dxa" w:w="1152"/>
+          </w:tcPr>
+          <w:p>
+            <w:pPr>
+              <w:spacing w:after="40" w:before="40"/>
+              <w:jc w:val="center"/>
+            </w:pPr>
+            <w:r>
+              <w:rPr>
+                <w:b/>
+                <w:sz w:val="18"/>
+              </w:rPr>
+              <w:t>100 %</w:t>
+            </w:r>
+          </w:p>
+        </w:tc>
+        <w:tc>
+          <w:tcPr>
+            <w:tcW w:type="dxa" w:w="1152"/>
+          </w:tcPr>
+          <w:p>
+            <w:pPr>
+              <w:spacing w:after="40" w:before="40"/>
+              <w:jc w:val="center"/>
+            </w:pPr>
+            <w:r>
+              <w:rPr>
+                <w:b/>
+                <w:sz w:val="18"/>
+              </w:rPr>
+              <w:t>3,70</w:t>
+            </w:r>
+          </w:p>
+        </w:tc>
+        <w:tc>
+          <w:tcPr>
+            <w:tcW w:type="dxa" w:w="1152"/>
+          </w:tcPr>
+          <w:p>
+            <w:pPr>
+              <w:spacing w:after="40" w:before="40"/>
+              <w:jc w:val="center"/>
+            </w:pPr>
+            <w:r>
+              <w:rPr>
+                <w:b/>
+                <w:sz w:val="18"/>
+              </w:rPr>
+              <w:t>4,25</w:t>
+            </w:r>
+          </w:p>
+        </w:tc>
+        <w:tc>
+          <w:tcPr>
+            <w:tcW w:type="dxa" w:w="1152"/>
+          </w:tcPr>
+          <w:p>
+            <w:pPr>
+              <w:spacing w:after="40" w:before="40"/>
+              <w:jc w:val="center"/>
+            </w:pPr>
+            <w:r>
+              <w:rPr>
+                <w:b/>
+                <w:sz w:val="18"/>
+              </w:rPr>
+              <w:t>3,40</w:t>
+            </w:r>
+          </w:p>
+        </w:tc>
+      </w:tr>
+    </w:tbl>
+    <w:p>
+      <w:r>
+        <w:rPr>
+          <w:sz w:val="18"/>
+        </w:rPr>
+        <w:t>Nota. Calificación del equipo de trabajo.</w:t>
+      </w:r>
+    </w:p>
+    <w:p>
+      <w:pPr>
+        <w:spacing w:before="240" w:after="240" w:line="360" w:lineRule="auto"/>
+        <w:jc w:val="both"/>
+        <w:rPr>
+          <w:rFonts w:ascii="Arial" w:hAnsi="Arial" w:cs="Arial"/>
+          <w:i/>
+          <w:color w:val="BFBFBF" w:themeColor="background1" w:themeShade="BF"/>
+          <w:sz w:val="22"/>
+          <w:szCs w:val="22"/>
+        </w:rPr>
+      </w:pPr>
+      <w:r>
+        <w:rPr>
+          <w:rFonts w:ascii="Arial" w:hAnsi="Arial" w:cs="Arial"/>
+          <w:i w:val="0"/>
+          <w:color w:val="000000"/>
+          <w:sz w:val="22"/>
+          <w:szCs w:val="22"/>
+        </w:rPr>
+        <w:t>Se selecciona la alternativa B, que obtiene el mayor puntaje (4,25), porque cumple los criterios con el menor riesgo para el cronograma y permite ordenar y proteger mejor los datos.</w:t>
       </w:r>
     </w:p>
     <w:p>
@@ -5997,6 +5798,7 @@
     <w:p>
       <w:pPr>
         <w:pStyle w:val="Prrafodelista"/>
+        <w:keepNext/>
         <w:numPr>
           <w:ilvl w:val="0"/>
           <w:numId w:val="47"/>
@@ -6055,7 +5857,7 @@
           <w:sz w:val="22"/>
           <w:szCs w:val="22"/>
         </w:rPr>
-        <w:t>El software permitirá registrar y consultar la información de los dueños, las mascotas, sus fichas clínicas y las citas de la veterinaria Mr. Pet.</w:t>
+        <w:t>El software, una aplicación de escritorio desarrollada en Java, permitirá a la veterinaria Mr. Pet registrar y consultar la información de los dueños, las mascotas, sus fichas clínicas y sus citas.</w:t>
       </w:r>
     </w:p>
     <w:p>
@@ -6111,7 +5913,63 @@
           <w:sz w:val="22"/>
           <w:szCs w:val="22"/>
         </w:rPr>
-        <w:t>Beneficios: recuperar el historial de cada mascota en segundos, evitar citas duplicadas, hacer seguimiento de vacunas y reducir el uso de papel.</w:t>
+        <w:t>Beneficios: consultar el historial de cada mascota en pocos segundos, evitar citas duplicadas, hacer seguimiento de las vacunas y reducir el uso de papel.</w:t>
+      </w:r>
+    </w:p>
+    <w:p>
+      <w:pPr>
+        <w:pStyle w:val="Prrafodelista"/>
+        <w:numPr>
+          <w:ilvl w:val="0"/>
+          <w:numId w:val="48"/>
+        </w:numPr>
+        <w:spacing w:before="240" w:after="240" w:line="360" w:lineRule="auto"/>
+        <w:jc w:val="both"/>
+        <w:rPr>
+          <w:rFonts w:ascii="Arial" w:hAnsi="Arial" w:cs="Arial"/>
+          <w:i/>
+          <w:color w:val="BFBFBF" w:themeColor="background1" w:themeShade="BF"/>
+          <w:sz w:val="22"/>
+          <w:szCs w:val="22"/>
+        </w:rPr>
+      </w:pPr>
+      <w:r>
+        <w:rPr>
+          <w:rFonts w:ascii="Arial" w:hAnsi="Arial" w:cs="Arial"/>
+          <w:i w:val="0"/>
+          <w:color w:val="000000"/>
+          <w:sz w:val="22"/>
+          <w:szCs w:val="22"/>
+        </w:rPr>
+        <w:t>Objetivos y metas: apoyar el objetivo de la veterinaria de brindar una atención más rápida y ordenada a sus clientes; como meta, que no existan dos citas para un mismo veterinario, fecha y hora.</w:t>
+      </w:r>
+    </w:p>
+    <w:p>
+      <w:pPr>
+        <w:pStyle w:val="Prrafodelista"/>
+        <w:numPr>
+          <w:ilvl w:val="0"/>
+          <w:numId w:val="48"/>
+        </w:numPr>
+        <w:spacing w:before="240" w:after="240" w:line="360" w:lineRule="auto"/>
+        <w:jc w:val="both"/>
+        <w:rPr>
+          <w:rFonts w:ascii="Arial" w:hAnsi="Arial" w:cs="Arial"/>
+          <w:i/>
+          <w:color w:val="BFBFBF" w:themeColor="background1" w:themeShade="BF"/>
+          <w:sz w:val="22"/>
+          <w:szCs w:val="22"/>
+        </w:rPr>
+      </w:pPr>
+      <w:r>
+        <w:rPr>
+          <w:rFonts w:ascii="Arial" w:hAnsi="Arial" w:cs="Arial"/>
+          <w:i w:val="0"/>
+          <w:color w:val="000000"/>
+          <w:sz w:val="22"/>
+          <w:szCs w:val="22"/>
+        </w:rPr>
+        <w:t>Usuarios previstos: recepcionista, médico veterinario y administrador (por validar con el cliente).</w:t>
       </w:r>
     </w:p>
     <w:p>
@@ -6229,7 +6087,7 @@
           <w:sz w:val="22"/>
           <w:szCs w:val="22"/>
         </w:rPr>
-        <w:t>Desarrollar un software de registro de mascotas y atenciones para la veterinaria Mr. Pet, que permita mejorar la gestión de su información.</w:t>
+        <w:t>Desarrollar un software de escritorio en Java para el registro de mascotas, fichas clínicas y citas de la veterinaria Mr. Pet, a fin de centralizar y mejorar la gestión de su información.</w:t>
       </w:r>
     </w:p>
     <w:p>
@@ -6291,7 +6149,7 @@
           <w:sz w:val="22"/>
           <w:szCs w:val="22"/>
         </w:rPr>
-        <w:t>Recopilar y analizar información sobre el proceso de registro de dueños, mascotas, fichas clínicas y citas de la veterinaria Mr. Pet.</w:t>
+        <w:t>Analizar el proceso actual de registro de dueños, mascotas, fichas clínicas y citas, y documentar al menos 40 requerimientos funcionales con sus historias de usuario.</w:t>
       </w:r>
     </w:p>
     <w:p>
@@ -6320,7 +6178,7 @@
           <w:sz w:val="22"/>
           <w:szCs w:val="22"/>
         </w:rPr>
-        <w:t>Elaborar el diagrama de clases y el modelo de datos del registro y la atención de mascotas.</w:t>
+        <w:t>Elaborar el diagrama de clases y el modelo de datos relacional (MySQL) del registro y la atención de mascotas.</w:t>
       </w:r>
     </w:p>
     <w:p>
@@ -6349,7 +6207,7 @@
           <w:sz w:val="22"/>
           <w:szCs w:val="22"/>
         </w:rPr>
-        <w:t>Programar el software en Java aplicando los conceptos de programación orientada a objetos.</w:t>
+        <w:t>Programar el software en Java aplicando los principios de la programación orientada a objetos: encapsulamiento, herencia, polimorfismo y colecciones.</w:t>
       </w:r>
     </w:p>
     <w:p>
@@ -6363,607 +6221,21 @@
         <w:jc w:val="both"/>
         <w:rPr>
           <w:rFonts w:ascii="Arial" w:hAnsi="Arial" w:cs="Arial"/>
-          <w:iCs/>
-          <w:color w:val="BFBFBF" w:themeColor="background1" w:themeShade="BF"/>
-          <w:sz w:val="22"/>
-          <w:szCs w:val="22"/>
-        </w:rPr>
-      </w:pPr>
-      <w:r>
-        <w:rPr>
-          <w:rFonts w:ascii="Arial" w:hAnsi="Arial" w:cs="Arial"/>
-          <w:i w:val="0"/>
-          <w:iCs/>
-          <w:color w:val="000000"/>
-          <w:sz w:val="22"/>
-          <w:szCs w:val="22"/>
-        </w:rPr>
-        <w:t>Realizar pruebas para asegurar la calidad y el funcionamiento del software.</w:t>
-      </w:r>
-    </w:p>
-    <w:p>
-      <w:pPr>
-        <w:pStyle w:val="Prrafodelista"/>
-        <w:spacing w:before="240" w:after="240" w:line="360" w:lineRule="auto"/>
-        <w:ind w:left="720"/>
-        <w:jc w:val="both"/>
-        <w:rPr>
-          <w:rFonts w:ascii="Arial" w:hAnsi="Arial" w:cs="Arial"/>
           <w:i/>
           <w:color w:val="BFBFBF" w:themeColor="background1" w:themeShade="BF"/>
           <w:sz w:val="22"/>
           <w:szCs w:val="22"/>
         </w:rPr>
       </w:pPr>
-    </w:p>
-    <w:p>
-      <w:pPr>
-        <w:pStyle w:val="Prrafodelista"/>
-        <w:spacing w:before="240" w:after="240" w:line="360" w:lineRule="auto"/>
-        <w:ind w:left="720"/>
-        <w:jc w:val="both"/>
+      <w:r>
         <w:rPr>
           <w:rFonts w:ascii="Arial" w:hAnsi="Arial" w:cs="Arial"/>
-          <w:i/>
-          <w:color w:val="BFBFBF" w:themeColor="background1" w:themeShade="BF"/>
+          <w:i w:val="0"/>
+          <w:color w:val="000000"/>
           <w:sz w:val="22"/>
           <w:szCs w:val="22"/>
         </w:rPr>
-      </w:pPr>
-    </w:p>
-    <w:p>
-      <w:pPr>
-        <w:pStyle w:val="Prrafodelista"/>
-        <w:spacing w:before="240" w:after="240" w:line="360" w:lineRule="auto"/>
-        <w:ind w:left="720"/>
-        <w:jc w:val="both"/>
-        <w:rPr>
-          <w:rFonts w:ascii="Arial" w:hAnsi="Arial" w:cs="Arial"/>
-          <w:i/>
-          <w:color w:val="BFBFBF" w:themeColor="background1" w:themeShade="BF"/>
-          <w:sz w:val="22"/>
-          <w:szCs w:val="22"/>
-        </w:rPr>
-      </w:pPr>
-    </w:p>
-    <w:p>
-      <w:pPr>
-        <w:pStyle w:val="Prrafodelista"/>
-        <w:spacing w:before="240" w:after="240" w:line="360" w:lineRule="auto"/>
-        <w:ind w:left="720"/>
-        <w:jc w:val="both"/>
-        <w:rPr>
-          <w:rFonts w:ascii="Arial" w:hAnsi="Arial" w:cs="Arial"/>
-          <w:i/>
-          <w:color w:val="BFBFBF" w:themeColor="background1" w:themeShade="BF"/>
-          <w:sz w:val="22"/>
-          <w:szCs w:val="22"/>
-        </w:rPr>
-      </w:pPr>
-    </w:p>
-    <w:p>
-      <w:pPr>
-        <w:pStyle w:val="Prrafodelista"/>
-        <w:spacing w:before="240" w:after="240" w:line="360" w:lineRule="auto"/>
-        <w:ind w:left="720"/>
-        <w:jc w:val="both"/>
-        <w:rPr>
-          <w:rFonts w:ascii="Arial" w:hAnsi="Arial" w:cs="Arial"/>
-          <w:i/>
-          <w:color w:val="BFBFBF" w:themeColor="background1" w:themeShade="BF"/>
-          <w:sz w:val="22"/>
-          <w:szCs w:val="22"/>
-        </w:rPr>
-      </w:pPr>
-    </w:p>
-    <w:p>
-      <w:pPr>
-        <w:pStyle w:val="Prrafodelista"/>
-        <w:spacing w:before="240" w:after="240" w:line="360" w:lineRule="auto"/>
-        <w:ind w:left="720"/>
-        <w:jc w:val="both"/>
-        <w:rPr>
-          <w:rFonts w:ascii="Arial" w:hAnsi="Arial" w:cs="Arial"/>
-          <w:i/>
-          <w:color w:val="BFBFBF" w:themeColor="background1" w:themeShade="BF"/>
-          <w:sz w:val="22"/>
-          <w:szCs w:val="22"/>
-        </w:rPr>
-      </w:pPr>
-    </w:p>
-    <w:p>
-      <w:pPr>
-        <w:pStyle w:val="Prrafodelista"/>
-        <w:numPr>
-          <w:ilvl w:val="0"/>
-          <w:numId w:val="47"/>
-        </w:numPr>
-        <w:spacing w:before="240" w:after="240" w:line="360" w:lineRule="auto"/>
-        <w:jc w:val="both"/>
-        <w:outlineLvl w:val="1"/>
-        <w:rPr>
-          <w:rFonts w:ascii="Arial" w:hAnsi="Arial" w:cs="Arial"/>
-          <w:b/>
-          <w:sz w:val="22"/>
-          <w:szCs w:val="22"/>
-        </w:rPr>
-      </w:pPr>
-      <w:bookmarkStart w:id="47" w:name="_Toc145067946"/>
-      <w:bookmarkStart w:id="48" w:name="_Toc183440612"/>
-      <w:r>
-        <w:rPr>
-          <w:rFonts w:ascii="Arial" w:hAnsi="Arial" w:cs="Arial"/>
-          <w:b/>
-          <w:sz w:val="22"/>
-          <w:szCs w:val="22"/>
-        </w:rPr>
-        <w:t>Estructuras de desglose del proyecto</w:t>
-      </w:r>
-      <w:bookmarkEnd w:id="47"/>
-      <w:bookmarkEnd w:id="48"/>
-    </w:p>
-    <w:p>
-      <w:pPr>
-        <w:spacing w:before="240" w:after="240" w:line="360" w:lineRule="auto"/>
-        <w:jc w:val="center"/>
-        <w:rPr>
-          <w:rFonts w:ascii="Arial" w:hAnsi="Arial" w:cs="Arial"/>
-          <w:i/>
-          <w:color w:val="BFBFBF" w:themeColor="background1" w:themeShade="BF"/>
-          <w:sz w:val="22"/>
-          <w:szCs w:val="22"/>
-        </w:rPr>
-      </w:pPr>
-      <w:r>
-        <w:rPr>
-          <w:rFonts w:ascii="Arial" w:hAnsi="Arial" w:cs="Arial"/>
-          <w:i/>
-          <w:color w:val="BFBFBF" w:themeColor="background1" w:themeShade="BF"/>
-          <w:sz w:val="22"/>
-          <w:szCs w:val="22"/>
-        </w:rPr>
-        <w:t>Figura X. Estructura de desglose del proyecto</w:t>
-      </w:r>
-    </w:p>
-    <w:p>
-      <w:pPr>
-        <w:spacing w:before="240" w:after="240" w:line="360" w:lineRule="auto"/>
-        <w:jc w:val="center"/>
-        <w:rPr>
-          <w:rFonts w:ascii="Arial" w:hAnsi="Arial" w:cs="Arial"/>
-          <w:i/>
-          <w:color w:val="BFBFBF" w:themeColor="background1" w:themeShade="BF"/>
-          <w:sz w:val="22"/>
-          <w:szCs w:val="22"/>
-        </w:rPr>
-      </w:pPr>
-      <w:r>
-        <w:rPr>
-          <w:rFonts w:ascii="Arial" w:hAnsi="Arial" w:cs="Arial"/>
-          <w:i/>
-          <w:noProof/>
-          <w:color w:val="BFBFBF" w:themeColor="background1" w:themeShade="BF"/>
-          <w:sz w:val="22"/>
-          <w:szCs w:val="22"/>
-        </w:rPr>
-        <w:drawing>
-          <wp:inline distT="0" distB="0" distL="0" distR="0" wp14:anchorId="3823D721" wp14:editId="5ED27925">
-            <wp:extent cx="5401310" cy="3846830"/>
-            <wp:effectExtent l="0" t="0" r="8890" b="1270"/>
-            <wp:docPr id="1473879418" name="Imagen 4"/>
-            <wp:cNvGraphicFramePr>
-              <a:graphicFrameLocks xmlns:a="http://schemas.openxmlformats.org/drawingml/2006/main" noChangeAspect="1"/>
-            </wp:cNvGraphicFramePr>
-            <a:graphic xmlns:a="http://schemas.openxmlformats.org/drawingml/2006/main">
-              <a:graphicData uri="http://schemas.openxmlformats.org/drawingml/2006/picture">
-                <pic:pic xmlns:pic="http://schemas.openxmlformats.org/drawingml/2006/picture">
-                  <pic:nvPicPr>
-                    <pic:cNvPr id="0" name="Picture 2"/>
-                    <pic:cNvPicPr>
-                      <a:picLocks noChangeAspect="1" noChangeArrowheads="1"/>
-                    </pic:cNvPicPr>
-                  </pic:nvPicPr>
-                  <pic:blipFill>
-                    <a:blip r:embed="rId9">
-                      <a:alphaModFix amt="20000"/>
-                      <a:extLst>
-                        <a:ext uri="{28A0092B-C50C-407E-A947-70E740481C1C}">
-                          <a14:useLocalDpi xmlns:a14="http://schemas.microsoft.com/office/drawing/2010/main" val="0"/>
-                        </a:ext>
-                      </a:extLst>
-                    </a:blip>
-                    <a:srcRect/>
-                    <a:stretch>
-                      <a:fillRect/>
-                    </a:stretch>
-                  </pic:blipFill>
-                  <pic:spPr bwMode="auto">
-                    <a:xfrm>
-                      <a:off x="0" y="0"/>
-                      <a:ext cx="5401310" cy="3846830"/>
-                    </a:xfrm>
-                    <a:prstGeom prst="rect">
-                      <a:avLst/>
-                    </a:prstGeom>
-                    <a:noFill/>
-                  </pic:spPr>
-                </pic:pic>
-              </a:graphicData>
-            </a:graphic>
-          </wp:inline>
-        </w:drawing>
-      </w:r>
-    </w:p>
-    <w:p>
-      <w:pPr>
-        <w:spacing w:before="240" w:after="240" w:line="360" w:lineRule="auto"/>
-        <w:jc w:val="center"/>
-        <w:rPr>
-          <w:rFonts w:ascii="Arial" w:hAnsi="Arial" w:cs="Arial"/>
-          <w:i/>
-          <w:color w:val="BFBFBF" w:themeColor="background1" w:themeShade="BF"/>
-          <w:sz w:val="22"/>
-          <w:szCs w:val="22"/>
-        </w:rPr>
-      </w:pPr>
-      <w:r>
-        <w:rPr>
-          <w:rFonts w:ascii="Arial" w:hAnsi="Arial" w:cs="Arial"/>
-          <w:i/>
-          <w:color w:val="BFBFBF" w:themeColor="background1" w:themeShade="BF"/>
-          <w:sz w:val="22"/>
-          <w:szCs w:val="22"/>
-        </w:rPr>
-        <w:t>Fuente: elaboración propia</w:t>
-      </w:r>
-    </w:p>
-    <w:p>
-      <w:pPr>
-        <w:pStyle w:val="Prrafodelista"/>
-        <w:numPr>
-          <w:ilvl w:val="0"/>
-          <w:numId w:val="47"/>
-        </w:numPr>
-        <w:spacing w:before="240" w:after="240" w:line="360" w:lineRule="auto"/>
-        <w:jc w:val="both"/>
-        <w:outlineLvl w:val="1"/>
-        <w:rPr>
-          <w:rFonts w:ascii="Arial" w:hAnsi="Arial" w:cs="Arial"/>
-          <w:b/>
-          <w:sz w:val="22"/>
-          <w:szCs w:val="22"/>
-        </w:rPr>
-      </w:pPr>
-      <w:bookmarkStart w:id="49" w:name="_Toc145067947"/>
-      <w:bookmarkStart w:id="50" w:name="_Toc183440613"/>
-      <w:r>
-        <w:rPr>
-          <w:rFonts w:ascii="Arial" w:hAnsi="Arial" w:cs="Arial"/>
-          <w:b/>
-          <w:sz w:val="22"/>
-          <w:szCs w:val="22"/>
-        </w:rPr>
-        <w:t>Herramientas y tecnología utilizada</w:t>
-      </w:r>
-      <w:bookmarkEnd w:id="49"/>
-      <w:bookmarkEnd w:id="50"/>
-    </w:p>
-    <w:p>
-      <w:pPr>
-        <w:spacing w:before="240" w:after="240" w:line="360" w:lineRule="auto"/>
-        <w:jc w:val="both"/>
-        <w:rPr>
-          <w:rFonts w:ascii="Arial" w:hAnsi="Arial" w:cs="Arial"/>
-          <w:b/>
-          <w:bCs/>
-          <w:iCs/>
-          <w:sz w:val="22"/>
-          <w:szCs w:val="22"/>
-        </w:rPr>
-      </w:pPr>
-      <w:r>
-        <w:rPr>
-          <w:rFonts w:ascii="Arial" w:hAnsi="Arial" w:cs="Arial"/>
-          <w:b/>
-          <w:bCs/>
-          <w:iCs/>
-          <w:sz w:val="22"/>
-          <w:szCs w:val="22"/>
-        </w:rPr>
-        <w:t>Metodologías consideradas:</w:t>
-      </w:r>
-    </w:p>
-    <w:p>
-      <w:pPr>
-        <w:spacing w:before="240" w:after="240" w:line="360" w:lineRule="auto"/>
-        <w:ind w:left="720" w:hanging="720"/>
-        <w:jc w:val="both"/>
-        <w:rPr>
-          <w:rFonts w:ascii="Arial" w:hAnsi="Arial" w:cs="Arial"/>
-          <w:iCs/>
-          <w:sz w:val="22"/>
-          <w:szCs w:val="22"/>
-        </w:rPr>
-      </w:pPr>
-      <w:r>
-        <w:rPr>
-          <w:rFonts w:ascii="Arial" w:hAnsi="Arial" w:cs="Arial"/>
-          <w:iCs/>
-          <w:sz w:val="22"/>
-          <w:szCs w:val="22"/>
-        </w:rPr>
-        <w:t>•</w:t>
-      </w:r>
-      <w:r>
-        <w:rPr>
-          <w:rFonts w:ascii="Arial" w:hAnsi="Arial" w:cs="Arial"/>
-          <w:iCs/>
-          <w:sz w:val="22"/>
-          <w:szCs w:val="22"/>
-        </w:rPr>
-        <w:tab/>
-      </w:r>
-      <w:r>
-        <w:rPr>
-          <w:rFonts w:ascii="Arial" w:hAnsi="Arial" w:cs="Arial"/>
-          <w:b/>
-          <w:bCs/>
-          <w:iCs/>
-          <w:sz w:val="22"/>
-          <w:szCs w:val="22"/>
-        </w:rPr>
-        <w:t>Modelo en Cascada:</w:t>
-      </w:r>
-      <w:r>
-        <w:rPr>
-          <w:rFonts w:ascii="Arial" w:hAnsi="Arial" w:cs="Arial"/>
-          <w:iCs/>
-          <w:sz w:val="22"/>
-          <w:szCs w:val="22"/>
-        </w:rPr>
-        <w:t xml:space="preserve"> El modelo en cascada se caracteriza por su enfoque secuencial y estructurado, adecuado para proyectos con requisitos estables y bien definidos desde el principio. Sin embargo, su rigidez puede dificultar la adaptación a cambios en los requerimientos.</w:t>
-      </w:r>
-    </w:p>
-    <w:p>
-      <w:pPr>
-        <w:spacing w:before="240" w:after="240" w:line="360" w:lineRule="auto"/>
-        <w:ind w:left="720" w:hanging="720"/>
-        <w:jc w:val="both"/>
-        <w:rPr>
-          <w:rFonts w:ascii="Arial" w:hAnsi="Arial" w:cs="Arial"/>
-          <w:iCs/>
-          <w:sz w:val="22"/>
-          <w:szCs w:val="22"/>
-        </w:rPr>
-      </w:pPr>
-      <w:r>
-        <w:rPr>
-          <w:rFonts w:ascii="Arial" w:hAnsi="Arial" w:cs="Arial"/>
-          <w:iCs/>
-          <w:sz w:val="22"/>
-          <w:szCs w:val="22"/>
-        </w:rPr>
-        <w:t>•</w:t>
-      </w:r>
-      <w:r>
-        <w:rPr>
-          <w:rFonts w:ascii="Arial" w:hAnsi="Arial" w:cs="Arial"/>
-          <w:iCs/>
-          <w:sz w:val="22"/>
-          <w:szCs w:val="22"/>
-        </w:rPr>
-        <w:tab/>
-      </w:r>
-      <w:r>
-        <w:rPr>
-          <w:rFonts w:ascii="Arial" w:hAnsi="Arial" w:cs="Arial"/>
-          <w:b/>
-          <w:bCs/>
-          <w:iCs/>
-          <w:sz w:val="22"/>
-          <w:szCs w:val="22"/>
-        </w:rPr>
-        <w:t>Metodología Ágil (Scrum):</w:t>
-      </w:r>
-      <w:r>
-        <w:rPr>
-          <w:rFonts w:ascii="Arial" w:hAnsi="Arial" w:cs="Arial"/>
-          <w:iCs/>
-          <w:sz w:val="22"/>
-          <w:szCs w:val="22"/>
-        </w:rPr>
-        <w:t xml:space="preserve"> Scrum es una metodología ágil que se enfoca en entregas iterativas y rápidas, lo que permite adaptarse a cambios durante el desarrollo. Dado que el proyecto implica la implementación de una base de datos </w:t>
-      </w:r>
-      <w:r>
-        <w:rPr>
-          <w:rFonts w:ascii="Arial" w:hAnsi="Arial" w:cs="Arial"/>
-          <w:iCs/>
-          <w:sz w:val="22"/>
-          <w:szCs w:val="22"/>
-        </w:rPr>
-        <w:lastRenderedPageBreak/>
-        <w:t xml:space="preserve">en un entorno dinámico como </w:t>
-      </w:r>
-      <w:proofErr w:type="spellStart"/>
-      <w:r>
-        <w:rPr>
-          <w:rFonts w:ascii="Arial" w:hAnsi="Arial" w:cs="Arial"/>
-          <w:iCs/>
-          <w:sz w:val="22"/>
-          <w:szCs w:val="22"/>
-        </w:rPr>
-        <w:t>Sercoplus</w:t>
-      </w:r>
-      <w:proofErr w:type="spellEnd"/>
-      <w:r>
-        <w:rPr>
-          <w:rFonts w:ascii="Arial" w:hAnsi="Arial" w:cs="Arial"/>
-          <w:iCs/>
-          <w:sz w:val="22"/>
-          <w:szCs w:val="22"/>
-        </w:rPr>
-        <w:t>, Scrum resulta más apropiado para gestionar las diversas etapas y requerimientos del proyecto.</w:t>
-      </w:r>
-    </w:p>
-    <w:p>
-      <w:pPr>
-        <w:spacing w:before="240" w:after="240" w:line="360" w:lineRule="auto"/>
-        <w:jc w:val="both"/>
-        <w:rPr>
-          <w:rFonts w:ascii="Arial" w:hAnsi="Arial" w:cs="Arial"/>
-          <w:b/>
-          <w:bCs/>
-          <w:iCs/>
-          <w:sz w:val="22"/>
-          <w:szCs w:val="22"/>
-        </w:rPr>
-      </w:pPr>
-      <w:r>
-        <w:rPr>
-          <w:rFonts w:ascii="Arial" w:hAnsi="Arial" w:cs="Arial"/>
-          <w:iCs/>
-          <w:sz w:val="22"/>
-          <w:szCs w:val="22"/>
-        </w:rPr>
-        <w:t>•</w:t>
-      </w:r>
-      <w:r>
-        <w:rPr>
-          <w:rFonts w:ascii="Arial" w:hAnsi="Arial" w:cs="Arial"/>
-          <w:iCs/>
-          <w:sz w:val="22"/>
-          <w:szCs w:val="22"/>
-        </w:rPr>
-        <w:tab/>
-      </w:r>
-      <w:r>
-        <w:rPr>
-          <w:rFonts w:ascii="Arial" w:hAnsi="Arial" w:cs="Arial"/>
-          <w:b/>
-          <w:bCs/>
-          <w:iCs/>
-          <w:sz w:val="22"/>
-          <w:szCs w:val="22"/>
-        </w:rPr>
-        <w:t xml:space="preserve">Metodología </w:t>
-      </w:r>
-      <w:proofErr w:type="gramStart"/>
-      <w:r>
-        <w:rPr>
-          <w:rFonts w:ascii="Arial" w:hAnsi="Arial" w:cs="Arial"/>
-          <w:b/>
-          <w:bCs/>
-          <w:iCs/>
-          <w:sz w:val="22"/>
-          <w:szCs w:val="22"/>
-        </w:rPr>
-        <w:t>RUP: ..</w:t>
-      </w:r>
-      <w:proofErr w:type="gramEnd"/>
-    </w:p>
-    <w:p>
-      <w:pPr>
-        <w:spacing w:before="240" w:after="240" w:line="360" w:lineRule="auto"/>
-        <w:jc w:val="both"/>
-        <w:rPr>
-          <w:rFonts w:ascii="Arial" w:hAnsi="Arial" w:cs="Arial"/>
-          <w:b/>
-          <w:bCs/>
-          <w:iCs/>
-          <w:sz w:val="22"/>
-          <w:szCs w:val="22"/>
-        </w:rPr>
-      </w:pPr>
-      <w:r>
-        <w:rPr>
-          <w:rFonts w:ascii="Arial" w:hAnsi="Arial" w:cs="Arial"/>
-          <w:iCs/>
-          <w:sz w:val="22"/>
-          <w:szCs w:val="22"/>
-        </w:rPr>
-        <w:t>•</w:t>
-      </w:r>
-      <w:r>
-        <w:rPr>
-          <w:rFonts w:ascii="Arial" w:hAnsi="Arial" w:cs="Arial"/>
-          <w:iCs/>
-          <w:sz w:val="22"/>
-          <w:szCs w:val="22"/>
-        </w:rPr>
-        <w:tab/>
-      </w:r>
-      <w:r>
-        <w:rPr>
-          <w:rFonts w:ascii="Arial" w:hAnsi="Arial" w:cs="Arial"/>
-          <w:b/>
-          <w:bCs/>
-          <w:iCs/>
-          <w:sz w:val="22"/>
-          <w:szCs w:val="22"/>
-        </w:rPr>
-        <w:t>Metodología XP: ...</w:t>
-      </w:r>
-    </w:p>
-    <w:p>
-      <w:pPr>
-        <w:spacing w:before="240" w:after="240" w:line="360" w:lineRule="auto"/>
-        <w:jc w:val="both"/>
-        <w:rPr>
-          <w:rFonts w:ascii="Arial" w:hAnsi="Arial" w:cs="Arial"/>
-          <w:iCs/>
-          <w:sz w:val="22"/>
-          <w:szCs w:val="22"/>
-        </w:rPr>
-      </w:pPr>
-    </w:p>
-    <w:p>
-      <w:pPr>
-        <w:spacing w:before="240" w:after="240" w:line="360" w:lineRule="auto"/>
-        <w:jc w:val="both"/>
-        <w:rPr>
-          <w:rFonts w:ascii="Arial" w:hAnsi="Arial" w:cs="Arial"/>
-          <w:iCs/>
-          <w:color w:val="000000" w:themeColor="text1"/>
-          <w:sz w:val="22"/>
-          <w:szCs w:val="22"/>
-        </w:rPr>
-      </w:pPr>
-      <w:r>
-        <w:rPr>
-          <w:rFonts w:ascii="Arial" w:hAnsi="Arial" w:cs="Arial"/>
-          <w:iCs/>
-          <w:color w:val="000000" w:themeColor="text1"/>
-          <w:sz w:val="22"/>
-          <w:szCs w:val="22"/>
-        </w:rPr>
-        <w:t>Se selecciona la metodología ágil Scrum debido a su capacidad para adaptarse a cambios, su enfoque en entregas incrementales y su capacidad para mantener la transparencia y la colaboración en equipos multidisciplinarios.</w:t>
-      </w:r>
-    </w:p>
-    <w:p>
-      <w:pPr>
-        <w:spacing w:before="240" w:after="240" w:line="360" w:lineRule="auto"/>
-        <w:jc w:val="both"/>
-        <w:rPr>
-          <w:rFonts w:ascii="Arial" w:hAnsi="Arial" w:cs="Arial"/>
-          <w:b/>
-          <w:bCs/>
-          <w:i/>
-          <w:color w:val="000000" w:themeColor="text1"/>
-          <w:sz w:val="22"/>
-          <w:szCs w:val="22"/>
-        </w:rPr>
-      </w:pPr>
-      <w:r>
-        <w:rPr>
-          <w:rFonts w:ascii="Arial" w:hAnsi="Arial" w:cs="Arial"/>
-          <w:b/>
-          <w:bCs/>
-          <w:i/>
-          <w:color w:val="000000" w:themeColor="text1"/>
-          <w:sz w:val="22"/>
-          <w:szCs w:val="22"/>
-        </w:rPr>
-        <w:t>Herramientas Hardware:</w:t>
+        <w:t>Gestionar el código y los entregables del equipo en un repositorio compartido de GitHub, mediante ramas y Pull Requests revisados.</w:t>
       </w:r>
     </w:p>
     <w:p>
@@ -6977,7 +6249,7 @@
         <w:jc w:val="both"/>
         <w:rPr>
           <w:rFonts w:ascii="Arial" w:hAnsi="Arial" w:cs="Arial"/>
-          <w:i/>
+          <w:iCs/>
           <w:color w:val="BFBFBF" w:themeColor="background1" w:themeShade="BF"/>
           <w:sz w:val="22"/>
           <w:szCs w:val="22"/>
@@ -6986,3366 +6258,18 @@
       <w:r>
         <w:rPr>
           <w:rFonts w:ascii="Arial" w:hAnsi="Arial" w:cs="Arial"/>
-          <w:i/>
-          <w:color w:val="BFBFBF" w:themeColor="background1" w:themeShade="BF"/>
+          <w:i w:val="0"/>
+          <w:iCs/>
+          <w:color w:val="000000"/>
           <w:sz w:val="22"/>
           <w:szCs w:val="22"/>
         </w:rPr>
-        <w:t xml:space="preserve">Servidor HP </w:t>
-      </w:r>
-      <w:proofErr w:type="spellStart"/>
-      <w:r>
-        <w:rPr>
-          <w:rFonts w:ascii="Arial" w:hAnsi="Arial" w:cs="Arial"/>
-          <w:i/>
-          <w:color w:val="BFBFBF" w:themeColor="background1" w:themeShade="BF"/>
-          <w:sz w:val="22"/>
-          <w:szCs w:val="22"/>
-        </w:rPr>
-        <w:t>ProLiant</w:t>
-      </w:r>
-      <w:proofErr w:type="spellEnd"/>
-      <w:r>
-        <w:rPr>
-          <w:rFonts w:ascii="Arial" w:hAnsi="Arial" w:cs="Arial"/>
-          <w:i/>
-          <w:color w:val="BFBFBF" w:themeColor="background1" w:themeShade="BF"/>
-          <w:sz w:val="22"/>
-          <w:szCs w:val="22"/>
-        </w:rPr>
-        <w:t xml:space="preserve"> ML110, con las siguientes características: </w:t>
+        <w:t>Realizar pruebas para asegurar la calidad y el funcionamiento del software.</w:t>
       </w:r>
     </w:p>
-    <w:p>
-      <w:pPr>
-        <w:pStyle w:val="Prrafodelista"/>
-        <w:numPr>
-          <w:ilvl w:val="1"/>
-          <w:numId w:val="48"/>
-        </w:numPr>
-        <w:spacing w:before="240" w:after="240" w:line="360" w:lineRule="auto"/>
-        <w:jc w:val="both"/>
-        <w:rPr>
-          <w:rFonts w:ascii="Arial" w:hAnsi="Arial" w:cs="Arial"/>
-          <w:i/>
-          <w:color w:val="BFBFBF" w:themeColor="background1" w:themeShade="BF"/>
-          <w:sz w:val="22"/>
-          <w:szCs w:val="22"/>
-          <w:lang w:val="pt-PT"/>
-        </w:rPr>
-      </w:pPr>
-      <w:r>
-        <w:rPr>
-          <w:rFonts w:ascii="Arial" w:hAnsi="Arial" w:cs="Arial"/>
-          <w:i/>
-          <w:color w:val="BFBFBF" w:themeColor="background1" w:themeShade="BF"/>
-          <w:sz w:val="22"/>
-          <w:szCs w:val="22"/>
-          <w:lang w:val="pt-PT"/>
-        </w:rPr>
-        <w:t xml:space="preserve">Procesador Intel Xeon-B 3204 6-Core (1.90GHz 8.25MB L3 Cache) </w:t>
-      </w:r>
-    </w:p>
-    <w:p>
-      <w:pPr>
-        <w:pStyle w:val="Prrafodelista"/>
-        <w:numPr>
-          <w:ilvl w:val="1"/>
-          <w:numId w:val="48"/>
-        </w:numPr>
-        <w:spacing w:before="240" w:after="240" w:line="360" w:lineRule="auto"/>
-        <w:jc w:val="both"/>
-        <w:rPr>
-          <w:rFonts w:ascii="Arial" w:hAnsi="Arial" w:cs="Arial"/>
-          <w:i/>
-          <w:color w:val="BFBFBF" w:themeColor="background1" w:themeShade="BF"/>
-          <w:sz w:val="22"/>
-          <w:szCs w:val="22"/>
-          <w:lang w:val="pt-PT"/>
-        </w:rPr>
-      </w:pPr>
-      <w:r>
-        <w:rPr>
-          <w:rFonts w:ascii="Arial" w:hAnsi="Arial" w:cs="Arial"/>
-          <w:i/>
-          <w:color w:val="BFBFBF" w:themeColor="background1" w:themeShade="BF"/>
-          <w:sz w:val="22"/>
-          <w:szCs w:val="22"/>
-          <w:lang w:val="pt-PT"/>
-        </w:rPr>
-        <w:t>Memoria RAM: 32GB DDR4 RDIMM / 192GB (máximo)</w:t>
-      </w:r>
-    </w:p>
-    <w:p>
-      <w:pPr>
-        <w:pStyle w:val="Prrafodelista"/>
-        <w:numPr>
-          <w:ilvl w:val="1"/>
-          <w:numId w:val="48"/>
-        </w:numPr>
-        <w:spacing w:before="240" w:after="240" w:line="360" w:lineRule="auto"/>
-        <w:jc w:val="both"/>
-        <w:rPr>
-          <w:rFonts w:ascii="Arial" w:hAnsi="Arial" w:cs="Arial"/>
-          <w:i/>
-          <w:color w:val="BFBFBF" w:themeColor="background1" w:themeShade="BF"/>
-          <w:sz w:val="22"/>
-          <w:szCs w:val="22"/>
-        </w:rPr>
-      </w:pPr>
-      <w:r>
-        <w:rPr>
-          <w:rFonts w:ascii="Arial" w:hAnsi="Arial" w:cs="Arial"/>
-          <w:i/>
-          <w:color w:val="BFBFBF" w:themeColor="background1" w:themeShade="BF"/>
-          <w:sz w:val="22"/>
-          <w:szCs w:val="22"/>
-        </w:rPr>
-        <w:t>Disco Duro: HDD 4TB 6G SATA 7.2k</w:t>
-      </w:r>
-    </w:p>
-    <w:p>
-      <w:pPr>
-        <w:pStyle w:val="Prrafodelista"/>
-        <w:numPr>
-          <w:ilvl w:val="0"/>
-          <w:numId w:val="48"/>
-        </w:numPr>
-        <w:spacing w:before="240" w:after="240" w:line="360" w:lineRule="auto"/>
-        <w:jc w:val="both"/>
-        <w:rPr>
-          <w:rFonts w:ascii="Arial" w:hAnsi="Arial" w:cs="Arial"/>
-          <w:i/>
-          <w:color w:val="BFBFBF" w:themeColor="background1" w:themeShade="BF"/>
-          <w:sz w:val="22"/>
-          <w:szCs w:val="22"/>
-        </w:rPr>
-      </w:pPr>
-      <w:r>
-        <w:rPr>
-          <w:rFonts w:ascii="Arial" w:hAnsi="Arial" w:cs="Arial"/>
-          <w:i/>
-          <w:color w:val="BFBFBF" w:themeColor="background1" w:themeShade="BF"/>
-          <w:sz w:val="22"/>
-          <w:szCs w:val="22"/>
-        </w:rPr>
-        <w:t>Agregar Otro servidos</w:t>
-      </w:r>
-    </w:p>
-    <w:p>
-      <w:pPr>
-        <w:spacing w:before="240" w:after="240" w:line="360" w:lineRule="auto"/>
-        <w:jc w:val="both"/>
-        <w:rPr>
-          <w:rFonts w:ascii="Arial" w:hAnsi="Arial" w:cs="Arial"/>
-          <w:iCs/>
-          <w:color w:val="000000" w:themeColor="text1"/>
-          <w:sz w:val="22"/>
-          <w:szCs w:val="22"/>
-        </w:rPr>
-      </w:pPr>
-      <w:r>
-        <w:rPr>
-          <w:rFonts w:ascii="Arial" w:hAnsi="Arial" w:cs="Arial"/>
-          <w:iCs/>
-          <w:color w:val="000000" w:themeColor="text1"/>
-          <w:sz w:val="22"/>
-          <w:szCs w:val="22"/>
-        </w:rPr>
-        <w:t xml:space="preserve">Se recomienda el servidor …………………………… </w:t>
-      </w:r>
-    </w:p>
-    <w:p>
-      <w:pPr>
-        <w:spacing w:before="240" w:after="240" w:line="360" w:lineRule="auto"/>
-        <w:jc w:val="both"/>
-        <w:rPr>
-          <w:rFonts w:ascii="Arial" w:hAnsi="Arial" w:cs="Arial"/>
-          <w:b/>
-          <w:bCs/>
-          <w:iCs/>
-          <w:color w:val="000000" w:themeColor="text1"/>
-          <w:sz w:val="22"/>
-          <w:szCs w:val="22"/>
-        </w:rPr>
-      </w:pPr>
-      <w:r>
-        <w:rPr>
-          <w:rFonts w:ascii="Arial" w:hAnsi="Arial" w:cs="Arial"/>
-          <w:b/>
-          <w:bCs/>
-          <w:iCs/>
-          <w:color w:val="000000" w:themeColor="text1"/>
-          <w:sz w:val="22"/>
-          <w:szCs w:val="22"/>
-        </w:rPr>
-        <w:t>Herramientas Software:</w:t>
-      </w:r>
-    </w:p>
-    <w:p>
-      <w:pPr>
-        <w:pStyle w:val="Prrafodelista"/>
-        <w:numPr>
-          <w:ilvl w:val="0"/>
-          <w:numId w:val="48"/>
-        </w:numPr>
-        <w:spacing w:before="240" w:after="240" w:line="360" w:lineRule="auto"/>
-        <w:jc w:val="both"/>
-        <w:rPr>
-          <w:rFonts w:ascii="Arial" w:hAnsi="Arial" w:cs="Arial"/>
-          <w:iCs/>
-          <w:color w:val="000000" w:themeColor="text1"/>
-          <w:sz w:val="22"/>
-          <w:szCs w:val="22"/>
-        </w:rPr>
-      </w:pPr>
-      <w:r>
-        <w:rPr>
-          <w:rFonts w:ascii="Arial" w:hAnsi="Arial" w:cs="Arial"/>
-          <w:iCs/>
-          <w:color w:val="000000" w:themeColor="text1"/>
-          <w:sz w:val="22"/>
-          <w:szCs w:val="22"/>
-        </w:rPr>
-        <w:t>Sistema de gestión de bases de datos (SGBD):</w:t>
-      </w:r>
-    </w:p>
-    <w:p>
-      <w:pPr>
-        <w:pStyle w:val="Prrafodelista"/>
-        <w:numPr>
-          <w:ilvl w:val="1"/>
-          <w:numId w:val="48"/>
-        </w:numPr>
-        <w:spacing w:before="240" w:after="240" w:line="360" w:lineRule="auto"/>
-        <w:jc w:val="both"/>
-        <w:rPr>
-          <w:rFonts w:ascii="Arial" w:hAnsi="Arial" w:cs="Arial"/>
-          <w:i/>
-          <w:color w:val="BFBFBF" w:themeColor="background1" w:themeShade="BF"/>
-          <w:sz w:val="22"/>
-          <w:szCs w:val="22"/>
-        </w:rPr>
-      </w:pPr>
-      <w:r>
-        <w:rPr>
-          <w:rFonts w:ascii="Arial" w:hAnsi="Arial" w:cs="Arial"/>
-          <w:i/>
-          <w:color w:val="BFBFBF" w:themeColor="background1" w:themeShade="BF"/>
-          <w:sz w:val="22"/>
-          <w:szCs w:val="22"/>
-        </w:rPr>
-        <w:t>MYSQL Server 8</w:t>
-      </w:r>
-      <w:r>
-        <w:rPr>
-          <w:rFonts w:ascii="Arial" w:hAnsi="Arial" w:cs="Arial"/>
-          <w:i/>
-          <w:color w:val="BFBFBF" w:themeColor="background1" w:themeShade="BF"/>
-          <w:sz w:val="22"/>
-          <w:szCs w:val="22"/>
-        </w:rPr>
-        <w:t>. Ha</w:t>
-      </w:r>
-      <w:bookmarkStart w:id="51" w:name="_Hlk183439306"/>
-      <w:r>
-        <w:rPr>
-          <w:rFonts w:ascii="Arial" w:hAnsi="Arial" w:cs="Arial"/>
-          <w:i/>
-          <w:color w:val="BFBFBF" w:themeColor="background1" w:themeShade="BF"/>
-          <w:sz w:val="22"/>
-          <w:szCs w:val="22"/>
-        </w:rPr>
-        <w:t xml:space="preserve">cer </w:t>
-      </w:r>
-      <w:r>
-        <w:rPr>
-          <w:rFonts w:ascii="Arial" w:hAnsi="Arial" w:cs="Arial"/>
-          <w:i/>
-          <w:color w:val="BFBFBF" w:themeColor="background1" w:themeShade="BF"/>
-          <w:sz w:val="22"/>
-          <w:szCs w:val="22"/>
-        </w:rPr>
-        <w:t xml:space="preserve">una breve descripción </w:t>
-      </w:r>
-      <w:bookmarkEnd w:id="51"/>
-    </w:p>
-    <w:p>
-      <w:pPr>
-        <w:pStyle w:val="Prrafodelista"/>
-        <w:numPr>
-          <w:ilvl w:val="1"/>
-          <w:numId w:val="48"/>
-        </w:numPr>
-        <w:spacing w:before="240" w:after="240" w:line="360" w:lineRule="auto"/>
-        <w:jc w:val="both"/>
-        <w:rPr>
-          <w:rFonts w:ascii="Arial" w:hAnsi="Arial" w:cs="Arial"/>
-          <w:i/>
-          <w:color w:val="BFBFBF" w:themeColor="background1" w:themeShade="BF"/>
-          <w:sz w:val="22"/>
-          <w:szCs w:val="22"/>
-        </w:rPr>
-      </w:pPr>
-      <w:r>
-        <w:rPr>
-          <w:rFonts w:ascii="Arial" w:hAnsi="Arial" w:cs="Arial"/>
-          <w:i/>
-          <w:color w:val="BFBFBF" w:themeColor="background1" w:themeShade="BF"/>
-          <w:sz w:val="22"/>
-          <w:szCs w:val="22"/>
-        </w:rPr>
-        <w:t>Microsoft SQL Server 2020</w:t>
-      </w:r>
-      <w:r>
-        <w:rPr>
-          <w:rFonts w:ascii="Arial" w:hAnsi="Arial" w:cs="Arial"/>
-          <w:i/>
-          <w:color w:val="BFBFBF" w:themeColor="background1" w:themeShade="BF"/>
-          <w:sz w:val="22"/>
-          <w:szCs w:val="22"/>
-        </w:rPr>
-        <w:t xml:space="preserve">. Hacer una breve descripción </w:t>
-      </w:r>
-    </w:p>
-    <w:p>
-      <w:pPr>
-        <w:pStyle w:val="Prrafodelista"/>
-        <w:numPr>
-          <w:ilvl w:val="1"/>
-          <w:numId w:val="48"/>
-        </w:numPr>
-        <w:spacing w:before="240" w:after="240" w:line="360" w:lineRule="auto"/>
-        <w:jc w:val="both"/>
-        <w:rPr>
-          <w:rFonts w:ascii="Arial" w:hAnsi="Arial" w:cs="Arial"/>
-          <w:i/>
-          <w:color w:val="BFBFBF" w:themeColor="background1" w:themeShade="BF"/>
-          <w:sz w:val="22"/>
-          <w:szCs w:val="22"/>
-        </w:rPr>
-      </w:pPr>
-      <w:r>
-        <w:rPr>
-          <w:rFonts w:ascii="Arial" w:hAnsi="Arial" w:cs="Arial"/>
-          <w:i/>
-          <w:color w:val="BFBFBF" w:themeColor="background1" w:themeShade="BF"/>
-          <w:sz w:val="22"/>
-          <w:szCs w:val="22"/>
-        </w:rPr>
-        <w:t>Oracle 19C</w:t>
-      </w:r>
-      <w:r>
-        <w:rPr>
-          <w:rFonts w:ascii="Arial" w:hAnsi="Arial" w:cs="Arial"/>
-          <w:i/>
-          <w:color w:val="BFBFBF" w:themeColor="background1" w:themeShade="BF"/>
-          <w:sz w:val="22"/>
-          <w:szCs w:val="22"/>
-        </w:rPr>
-        <w:t xml:space="preserve">. Hacer una breve descripción </w:t>
-      </w:r>
-    </w:p>
-    <w:p>
-      <w:pPr>
-        <w:pStyle w:val="Prrafodelista"/>
-        <w:numPr>
-          <w:ilvl w:val="0"/>
-          <w:numId w:val="48"/>
-        </w:numPr>
-        <w:spacing w:before="240" w:after="240" w:line="360" w:lineRule="auto"/>
-        <w:jc w:val="both"/>
-        <w:rPr>
-          <w:rFonts w:ascii="Arial" w:hAnsi="Arial" w:cs="Arial"/>
-          <w:i/>
-          <w:color w:val="000000" w:themeColor="text1"/>
-          <w:sz w:val="22"/>
-          <w:szCs w:val="22"/>
-        </w:rPr>
-      </w:pPr>
-      <w:r>
-        <w:rPr>
-          <w:rFonts w:ascii="Arial" w:hAnsi="Arial" w:cs="Arial"/>
-          <w:iCs/>
-          <w:color w:val="000000" w:themeColor="text1"/>
-          <w:sz w:val="22"/>
-          <w:szCs w:val="22"/>
-        </w:rPr>
-        <w:t>Lenguaje de Programación:</w:t>
-      </w:r>
-    </w:p>
-    <w:p>
-      <w:pPr>
-        <w:pStyle w:val="Prrafodelista"/>
-        <w:numPr>
-          <w:ilvl w:val="1"/>
-          <w:numId w:val="48"/>
-        </w:numPr>
-        <w:spacing w:before="240" w:after="240" w:line="360" w:lineRule="auto"/>
-        <w:jc w:val="both"/>
-        <w:rPr>
-          <w:rFonts w:ascii="Arial" w:hAnsi="Arial" w:cs="Arial"/>
-          <w:i/>
-          <w:color w:val="BFBFBF" w:themeColor="background1" w:themeShade="BF"/>
-          <w:sz w:val="22"/>
-          <w:szCs w:val="22"/>
-        </w:rPr>
-      </w:pPr>
-      <w:r>
-        <w:rPr>
-          <w:rFonts w:ascii="Arial" w:hAnsi="Arial" w:cs="Arial"/>
-          <w:i/>
-          <w:color w:val="BFBFBF" w:themeColor="background1" w:themeShade="BF"/>
-          <w:sz w:val="22"/>
-          <w:szCs w:val="22"/>
-        </w:rPr>
-        <w:t>C#</w:t>
-      </w:r>
-      <w:r>
-        <w:rPr>
-          <w:rFonts w:ascii="Arial" w:hAnsi="Arial" w:cs="Arial"/>
-          <w:i/>
-          <w:color w:val="BFBFBF" w:themeColor="background1" w:themeShade="BF"/>
-          <w:sz w:val="22"/>
-          <w:szCs w:val="22"/>
-        </w:rPr>
-        <w:t xml:space="preserve">. Hacer una breve descripción </w:t>
-      </w:r>
-    </w:p>
-    <w:p>
-      <w:pPr>
-        <w:pStyle w:val="Prrafodelista"/>
-        <w:numPr>
-          <w:ilvl w:val="1"/>
-          <w:numId w:val="48"/>
-        </w:numPr>
-        <w:spacing w:before="240" w:after="240" w:line="360" w:lineRule="auto"/>
-        <w:jc w:val="both"/>
-        <w:rPr>
-          <w:rFonts w:ascii="Arial" w:hAnsi="Arial" w:cs="Arial"/>
-          <w:i/>
-          <w:color w:val="BFBFBF" w:themeColor="background1" w:themeShade="BF"/>
-          <w:sz w:val="22"/>
-          <w:szCs w:val="22"/>
-        </w:rPr>
-      </w:pPr>
-      <w:r>
-        <w:rPr>
-          <w:rFonts w:ascii="Arial" w:hAnsi="Arial" w:cs="Arial"/>
-          <w:i/>
-          <w:color w:val="BFBFBF" w:themeColor="background1" w:themeShade="BF"/>
-          <w:sz w:val="22"/>
-          <w:szCs w:val="22"/>
-        </w:rPr>
-        <w:t>Java</w:t>
-      </w:r>
-      <w:r>
-        <w:rPr>
-          <w:rFonts w:ascii="Arial" w:hAnsi="Arial" w:cs="Arial"/>
-          <w:i/>
-          <w:color w:val="BFBFBF" w:themeColor="background1" w:themeShade="BF"/>
-          <w:sz w:val="22"/>
-          <w:szCs w:val="22"/>
-        </w:rPr>
-        <w:t xml:space="preserve">. Hacer una breve descripción (indicar el uso del </w:t>
-      </w:r>
-      <w:proofErr w:type="spellStart"/>
-      <w:r>
-        <w:rPr>
-          <w:rFonts w:ascii="Arial" w:hAnsi="Arial" w:cs="Arial"/>
-          <w:i/>
-          <w:color w:val="BFBFBF" w:themeColor="background1" w:themeShade="BF"/>
-          <w:sz w:val="22"/>
-          <w:szCs w:val="22"/>
-        </w:rPr>
-        <w:t>framework</w:t>
-      </w:r>
-      <w:proofErr w:type="spellEnd"/>
-      <w:r>
-        <w:rPr>
-          <w:rFonts w:ascii="Arial" w:hAnsi="Arial" w:cs="Arial"/>
-          <w:i/>
-          <w:color w:val="BFBFBF" w:themeColor="background1" w:themeShade="BF"/>
-          <w:sz w:val="22"/>
-          <w:szCs w:val="22"/>
-        </w:rPr>
-        <w:t xml:space="preserve"> Spring </w:t>
-      </w:r>
-      <w:proofErr w:type="spellStart"/>
-      <w:r>
-        <w:rPr>
-          <w:rFonts w:ascii="Arial" w:hAnsi="Arial" w:cs="Arial"/>
-          <w:i/>
-          <w:color w:val="BFBFBF" w:themeColor="background1" w:themeShade="BF"/>
-          <w:sz w:val="22"/>
-          <w:szCs w:val="22"/>
-        </w:rPr>
-        <w:t>Boot</w:t>
-      </w:r>
-      <w:proofErr w:type="spellEnd"/>
-      <w:r>
-        <w:rPr>
-          <w:rFonts w:ascii="Arial" w:hAnsi="Arial" w:cs="Arial"/>
-          <w:i/>
-          <w:color w:val="BFBFBF" w:themeColor="background1" w:themeShade="BF"/>
-          <w:sz w:val="22"/>
-          <w:szCs w:val="22"/>
-        </w:rPr>
-        <w:t>)</w:t>
-      </w:r>
-    </w:p>
-    <w:p>
-      <w:pPr>
-        <w:pStyle w:val="Prrafodelista"/>
-        <w:numPr>
-          <w:ilvl w:val="1"/>
-          <w:numId w:val="48"/>
-        </w:numPr>
-        <w:spacing w:before="240" w:after="240" w:line="360" w:lineRule="auto"/>
-        <w:jc w:val="both"/>
-        <w:rPr>
-          <w:rFonts w:ascii="Arial" w:hAnsi="Arial" w:cs="Arial"/>
-          <w:i/>
-          <w:color w:val="BFBFBF" w:themeColor="background1" w:themeShade="BF"/>
-          <w:sz w:val="22"/>
-          <w:szCs w:val="22"/>
-        </w:rPr>
-      </w:pPr>
-      <w:proofErr w:type="spellStart"/>
-      <w:r>
-        <w:rPr>
-          <w:rFonts w:ascii="Arial" w:hAnsi="Arial" w:cs="Arial"/>
-          <w:i/>
-          <w:color w:val="BFBFBF" w:themeColor="background1" w:themeShade="BF"/>
-          <w:sz w:val="22"/>
-          <w:szCs w:val="22"/>
-        </w:rPr>
-        <w:lastRenderedPageBreak/>
-        <w:t>Php</w:t>
-      </w:r>
-      <w:proofErr w:type="spellEnd"/>
-      <w:r>
-        <w:rPr>
-          <w:rFonts w:ascii="Arial" w:hAnsi="Arial" w:cs="Arial"/>
-          <w:i/>
-          <w:color w:val="BFBFBF" w:themeColor="background1" w:themeShade="BF"/>
-          <w:sz w:val="22"/>
-          <w:szCs w:val="22"/>
-        </w:rPr>
-        <w:t>.</w:t>
-      </w:r>
-    </w:p>
-    <w:p>
-      <w:pPr>
-        <w:pStyle w:val="Prrafodelista"/>
-        <w:numPr>
-          <w:ilvl w:val="1"/>
-          <w:numId w:val="48"/>
-        </w:numPr>
-        <w:spacing w:before="240" w:after="240" w:line="360" w:lineRule="auto"/>
-        <w:jc w:val="both"/>
-        <w:rPr>
-          <w:rFonts w:ascii="Arial" w:hAnsi="Arial" w:cs="Arial"/>
-          <w:i/>
-          <w:color w:val="BFBFBF" w:themeColor="background1" w:themeShade="BF"/>
-          <w:sz w:val="22"/>
-          <w:szCs w:val="22"/>
-        </w:rPr>
-      </w:pPr>
-      <w:r>
-        <w:rPr>
-          <w:rFonts w:ascii="Arial" w:hAnsi="Arial" w:cs="Arial"/>
-          <w:i/>
-          <w:color w:val="BFBFBF" w:themeColor="background1" w:themeShade="BF"/>
-          <w:sz w:val="22"/>
-          <w:szCs w:val="22"/>
-        </w:rPr>
-        <w:t>JavaScript</w:t>
-      </w:r>
-      <w:r>
-        <w:rPr>
-          <w:rFonts w:ascii="Arial" w:hAnsi="Arial" w:cs="Arial"/>
-          <w:i/>
-          <w:color w:val="BFBFBF" w:themeColor="background1" w:themeShade="BF"/>
-          <w:sz w:val="22"/>
-          <w:szCs w:val="22"/>
-        </w:rPr>
-        <w:t xml:space="preserve">. Hacer una breve descripción (indicar el uso del </w:t>
-      </w:r>
-      <w:proofErr w:type="spellStart"/>
-      <w:r>
-        <w:rPr>
-          <w:rFonts w:ascii="Arial" w:hAnsi="Arial" w:cs="Arial"/>
-          <w:i/>
-          <w:color w:val="BFBFBF" w:themeColor="background1" w:themeShade="BF"/>
-          <w:sz w:val="22"/>
-          <w:szCs w:val="22"/>
-        </w:rPr>
-        <w:t>framework</w:t>
-      </w:r>
-      <w:proofErr w:type="spellEnd"/>
-      <w:r>
-        <w:rPr>
-          <w:rFonts w:ascii="Arial" w:hAnsi="Arial" w:cs="Arial"/>
-          <w:i/>
-          <w:color w:val="BFBFBF" w:themeColor="background1" w:themeShade="BF"/>
-          <w:sz w:val="22"/>
-          <w:szCs w:val="22"/>
-        </w:rPr>
-        <w:t xml:space="preserve"> </w:t>
-      </w:r>
-      <w:proofErr w:type="spellStart"/>
-      <w:r>
-        <w:rPr>
-          <w:rFonts w:ascii="Arial" w:hAnsi="Arial" w:cs="Arial"/>
-          <w:i/>
-          <w:color w:val="BFBFBF" w:themeColor="background1" w:themeShade="BF"/>
-          <w:sz w:val="22"/>
-          <w:szCs w:val="22"/>
-        </w:rPr>
-        <w:t>Jquery</w:t>
-      </w:r>
-      <w:proofErr w:type="spellEnd"/>
-      <w:r>
-        <w:rPr>
-          <w:rFonts w:ascii="Arial" w:hAnsi="Arial" w:cs="Arial"/>
-          <w:i/>
-          <w:color w:val="BFBFBF" w:themeColor="background1" w:themeShade="BF"/>
-          <w:sz w:val="22"/>
-          <w:szCs w:val="22"/>
-        </w:rPr>
-        <w:t>)</w:t>
-      </w:r>
-    </w:p>
-    <w:p>
-      <w:pPr>
-        <w:pStyle w:val="Prrafodelista"/>
-        <w:numPr>
-          <w:ilvl w:val="0"/>
-          <w:numId w:val="48"/>
-        </w:numPr>
-        <w:spacing w:before="240" w:after="240" w:line="360" w:lineRule="auto"/>
-        <w:jc w:val="both"/>
-        <w:rPr>
-          <w:rFonts w:ascii="Arial" w:hAnsi="Arial" w:cs="Arial"/>
-          <w:iCs/>
-          <w:color w:val="000000" w:themeColor="text1"/>
-          <w:sz w:val="22"/>
-          <w:szCs w:val="22"/>
-        </w:rPr>
-      </w:pPr>
-      <w:r>
-        <w:rPr>
-          <w:rFonts w:ascii="Arial" w:hAnsi="Arial" w:cs="Arial"/>
-          <w:iCs/>
-          <w:color w:val="000000" w:themeColor="text1"/>
-          <w:sz w:val="22"/>
-          <w:szCs w:val="22"/>
-        </w:rPr>
-        <w:t>Entorno de desarrollo integrado (IDE)</w:t>
-      </w:r>
-    </w:p>
-    <w:p>
-      <w:pPr>
-        <w:pStyle w:val="Prrafodelista"/>
-        <w:numPr>
-          <w:ilvl w:val="1"/>
-          <w:numId w:val="48"/>
-        </w:numPr>
-        <w:spacing w:before="240" w:after="240" w:line="360" w:lineRule="auto"/>
-        <w:jc w:val="both"/>
-        <w:rPr>
-          <w:rFonts w:ascii="Arial" w:hAnsi="Arial" w:cs="Arial"/>
-          <w:i/>
-          <w:color w:val="BFBFBF" w:themeColor="background1" w:themeShade="BF"/>
-          <w:sz w:val="22"/>
-          <w:szCs w:val="22"/>
-        </w:rPr>
-      </w:pPr>
-      <w:r>
-        <w:rPr>
-          <w:rFonts w:ascii="Arial" w:hAnsi="Arial" w:cs="Arial"/>
-          <w:i/>
-          <w:color w:val="BFBFBF" w:themeColor="background1" w:themeShade="BF"/>
-          <w:sz w:val="22"/>
-          <w:szCs w:val="22"/>
-        </w:rPr>
-        <w:t>Visual Studio</w:t>
-      </w:r>
-      <w:r>
-        <w:rPr>
-          <w:rFonts w:ascii="Arial" w:hAnsi="Arial" w:cs="Arial"/>
-          <w:i/>
-          <w:color w:val="BFBFBF" w:themeColor="background1" w:themeShade="BF"/>
-          <w:sz w:val="22"/>
-          <w:szCs w:val="22"/>
-        </w:rPr>
-        <w:t xml:space="preserve"> </w:t>
-      </w:r>
-      <w:proofErr w:type="spellStart"/>
-      <w:r>
-        <w:rPr>
-          <w:rFonts w:ascii="Arial" w:hAnsi="Arial" w:cs="Arial"/>
-          <w:i/>
-          <w:color w:val="BFBFBF" w:themeColor="background1" w:themeShade="BF"/>
-          <w:sz w:val="22"/>
-          <w:szCs w:val="22"/>
-        </w:rPr>
-        <w:t>Code</w:t>
-      </w:r>
-      <w:proofErr w:type="spellEnd"/>
-    </w:p>
-    <w:p>
-      <w:pPr>
-        <w:pStyle w:val="Prrafodelista"/>
-        <w:numPr>
-          <w:ilvl w:val="1"/>
-          <w:numId w:val="48"/>
-        </w:numPr>
-        <w:spacing w:before="240" w:after="240" w:line="360" w:lineRule="auto"/>
-        <w:jc w:val="both"/>
-        <w:rPr>
-          <w:rFonts w:ascii="Arial" w:hAnsi="Arial" w:cs="Arial"/>
-          <w:i/>
-          <w:color w:val="BFBFBF" w:themeColor="background1" w:themeShade="BF"/>
-          <w:sz w:val="22"/>
-          <w:szCs w:val="22"/>
-        </w:rPr>
-      </w:pPr>
-      <w:proofErr w:type="spellStart"/>
-      <w:r>
-        <w:rPr>
-          <w:rFonts w:ascii="Arial" w:hAnsi="Arial" w:cs="Arial"/>
-          <w:i/>
-          <w:color w:val="BFBFBF" w:themeColor="background1" w:themeShade="BF"/>
-          <w:sz w:val="22"/>
-          <w:szCs w:val="22"/>
-        </w:rPr>
-        <w:t>Netbeans</w:t>
-      </w:r>
-      <w:proofErr w:type="spellEnd"/>
-    </w:p>
-    <w:p>
-      <w:pPr>
-        <w:pStyle w:val="Prrafodelista"/>
-        <w:numPr>
-          <w:ilvl w:val="1"/>
-          <w:numId w:val="48"/>
-        </w:numPr>
-        <w:spacing w:before="240" w:after="240" w:line="360" w:lineRule="auto"/>
-        <w:jc w:val="both"/>
-        <w:rPr>
-          <w:rFonts w:ascii="Arial" w:hAnsi="Arial" w:cs="Arial"/>
-          <w:i/>
-          <w:color w:val="BFBFBF" w:themeColor="background1" w:themeShade="BF"/>
-          <w:sz w:val="22"/>
-          <w:szCs w:val="22"/>
-        </w:rPr>
-      </w:pPr>
-      <w:r>
-        <w:rPr>
-          <w:rFonts w:ascii="Arial" w:hAnsi="Arial" w:cs="Arial"/>
-          <w:i/>
-          <w:color w:val="BFBFBF" w:themeColor="background1" w:themeShade="BF"/>
-          <w:sz w:val="22"/>
-          <w:szCs w:val="22"/>
-        </w:rPr>
-        <w:t>S</w:t>
-      </w:r>
-      <w:r>
-        <w:rPr>
-          <w:rFonts w:ascii="Arial" w:hAnsi="Arial" w:cs="Arial"/>
-          <w:i/>
-          <w:color w:val="BFBFBF" w:themeColor="background1" w:themeShade="BF"/>
-          <w:sz w:val="22"/>
-          <w:szCs w:val="22"/>
-        </w:rPr>
-        <w:t>pring Tool Suite</w:t>
-      </w:r>
-    </w:p>
-    <w:p>
-      <w:pPr>
-        <w:spacing w:before="240" w:after="240" w:line="360" w:lineRule="auto"/>
-        <w:jc w:val="both"/>
-        <w:rPr>
-          <w:rFonts w:ascii="Arial" w:hAnsi="Arial" w:cs="Arial"/>
-          <w:iCs/>
-          <w:color w:val="000000" w:themeColor="text1"/>
-          <w:sz w:val="22"/>
-          <w:szCs w:val="22"/>
-        </w:rPr>
-      </w:pPr>
-      <w:r>
-        <w:rPr>
-          <w:rFonts w:ascii="Arial" w:hAnsi="Arial" w:cs="Arial"/>
-          <w:iCs/>
-          <w:color w:val="000000" w:themeColor="text1"/>
-          <w:sz w:val="22"/>
-          <w:szCs w:val="22"/>
-        </w:rPr>
-        <w:t xml:space="preserve">Se selecciona el lenguaje de programación </w:t>
-      </w:r>
-      <w:r>
-        <w:rPr>
-          <w:rFonts w:ascii="Arial" w:hAnsi="Arial" w:cs="Arial"/>
-          <w:iCs/>
-          <w:color w:val="000000" w:themeColor="text1"/>
-          <w:sz w:val="22"/>
-          <w:szCs w:val="22"/>
-        </w:rPr>
-        <w:t>Java</w:t>
-      </w:r>
-      <w:r>
-        <w:rPr>
-          <w:rFonts w:ascii="Arial" w:hAnsi="Arial" w:cs="Arial"/>
-          <w:iCs/>
-          <w:color w:val="000000" w:themeColor="text1"/>
-          <w:sz w:val="22"/>
-          <w:szCs w:val="22"/>
-        </w:rPr>
-        <w:t xml:space="preserve"> con el IDE </w:t>
-      </w:r>
-      <w:r>
-        <w:rPr>
-          <w:rFonts w:ascii="Arial" w:hAnsi="Arial" w:cs="Arial"/>
-          <w:iCs/>
-          <w:color w:val="000000" w:themeColor="text1"/>
-          <w:sz w:val="22"/>
-          <w:szCs w:val="22"/>
-        </w:rPr>
-        <w:t xml:space="preserve">Spring Tool Suite que tiene incluido el servidor aplicaciones web Apache Tomcat, </w:t>
-      </w:r>
-      <w:r>
-        <w:rPr>
-          <w:rFonts w:ascii="Arial" w:hAnsi="Arial" w:cs="Arial"/>
-          <w:iCs/>
-          <w:color w:val="000000" w:themeColor="text1"/>
-          <w:sz w:val="22"/>
-          <w:szCs w:val="22"/>
-        </w:rPr>
-        <w:t xml:space="preserve">y </w:t>
-      </w:r>
-      <w:proofErr w:type="gramStart"/>
-      <w:r>
-        <w:rPr>
-          <w:rFonts w:ascii="Arial" w:hAnsi="Arial" w:cs="Arial"/>
-          <w:iCs/>
-          <w:color w:val="000000" w:themeColor="text1"/>
-          <w:sz w:val="22"/>
-          <w:szCs w:val="22"/>
-        </w:rPr>
-        <w:t>también  sistema</w:t>
-      </w:r>
-      <w:proofErr w:type="gramEnd"/>
-      <w:r>
-        <w:rPr>
-          <w:rFonts w:ascii="Arial" w:hAnsi="Arial" w:cs="Arial"/>
-          <w:iCs/>
-          <w:color w:val="000000" w:themeColor="text1"/>
-          <w:sz w:val="22"/>
-          <w:szCs w:val="22"/>
-        </w:rPr>
-        <w:t xml:space="preserve"> de gestión de base de datos o M</w:t>
-      </w:r>
-      <w:r>
-        <w:rPr>
-          <w:rFonts w:ascii="Arial" w:hAnsi="Arial" w:cs="Arial"/>
-          <w:iCs/>
-          <w:color w:val="000000" w:themeColor="text1"/>
-          <w:sz w:val="22"/>
-          <w:szCs w:val="22"/>
-        </w:rPr>
-        <w:t>ySQL Server 8</w:t>
-      </w:r>
-      <w:r>
-        <w:rPr>
-          <w:rFonts w:ascii="Arial" w:hAnsi="Arial" w:cs="Arial"/>
-          <w:iCs/>
-          <w:color w:val="000000" w:themeColor="text1"/>
-          <w:sz w:val="22"/>
-          <w:szCs w:val="22"/>
-        </w:rPr>
-        <w:t>.</w:t>
-      </w:r>
-    </w:p>
-    <w:p>
-      <w:pPr>
-        <w:pStyle w:val="Prrafodelista"/>
-        <w:numPr>
-          <w:ilvl w:val="0"/>
-          <w:numId w:val="47"/>
-        </w:numPr>
-        <w:spacing w:before="240" w:after="240" w:line="360" w:lineRule="auto"/>
-        <w:jc w:val="both"/>
-        <w:outlineLvl w:val="1"/>
-        <w:rPr>
-          <w:rFonts w:ascii="Arial" w:hAnsi="Arial" w:cs="Arial"/>
-          <w:b/>
-          <w:sz w:val="22"/>
-          <w:szCs w:val="22"/>
-        </w:rPr>
-      </w:pPr>
-      <w:bookmarkStart w:id="52" w:name="_Toc40564623"/>
-      <w:bookmarkStart w:id="53" w:name="_Toc145067953"/>
-      <w:bookmarkStart w:id="54" w:name="_Toc183440614"/>
-      <w:r>
-        <w:rPr>
-          <w:rFonts w:ascii="Arial" w:hAnsi="Arial" w:cs="Arial"/>
-          <w:b/>
-          <w:sz w:val="22"/>
-          <w:szCs w:val="22"/>
-        </w:rPr>
-        <w:t>Funcionalidades del producto</w:t>
-      </w:r>
-      <w:bookmarkEnd w:id="52"/>
-      <w:bookmarkEnd w:id="53"/>
-      <w:bookmarkEnd w:id="54"/>
-    </w:p>
-    <w:p>
-      <w:pPr>
-        <w:spacing w:before="240" w:after="240" w:line="360" w:lineRule="auto"/>
-        <w:jc w:val="both"/>
-        <w:rPr>
-          <w:rFonts w:ascii="Arial" w:hAnsi="Arial" w:cs="Arial"/>
-          <w:i/>
-          <w:color w:val="BFBFBF" w:themeColor="background1" w:themeShade="BF"/>
-          <w:sz w:val="22"/>
-          <w:szCs w:val="22"/>
-        </w:rPr>
-      </w:pPr>
-      <w:r>
-        <w:rPr>
-          <w:rFonts w:ascii="Arial" w:hAnsi="Arial" w:cs="Arial"/>
-          <w:i/>
-          <w:color w:val="BFBFBF" w:themeColor="background1" w:themeShade="BF"/>
-          <w:sz w:val="22"/>
-          <w:szCs w:val="22"/>
-        </w:rPr>
-        <w:t>Lista de las funcionalidades del software que se están especificando en el documento de requerimientos. Cada funcionalidad puede estar compuesta por uno o varios requerimientos funcionales de software.</w:t>
-      </w:r>
-    </w:p>
-    <w:p>
-      <w:pPr>
-        <w:spacing w:before="240" w:after="240" w:line="360" w:lineRule="auto"/>
-        <w:jc w:val="both"/>
-        <w:rPr>
-          <w:rFonts w:ascii="Arial" w:hAnsi="Arial" w:cs="Arial"/>
-          <w:i/>
-          <w:color w:val="BFBFBF" w:themeColor="background1" w:themeShade="BF"/>
-          <w:sz w:val="22"/>
-          <w:szCs w:val="22"/>
-        </w:rPr>
-      </w:pPr>
-      <w:r>
-        <w:rPr>
-          <w:rFonts w:ascii="Arial" w:hAnsi="Arial" w:cs="Arial"/>
-          <w:i/>
-          <w:color w:val="BFBFBF" w:themeColor="background1" w:themeShade="BF"/>
-          <w:sz w:val="22"/>
-          <w:szCs w:val="22"/>
-        </w:rPr>
-        <w:t>Aquí solo se incluye una lista numerada de las principales funcionalidades, la información detallada de requerimientos funcionales se documenta en la sección 10 de este documento.</w:t>
-      </w:r>
-    </w:p>
-    <w:p>
-      <w:pPr>
-        <w:shd w:val="clear" w:color="auto" w:fill="FFFFFF"/>
-        <w:spacing w:line="276" w:lineRule="auto"/>
-        <w:rPr>
-          <w:rFonts w:ascii="Calibri" w:hAnsi="Calibri" w:cs="Arial"/>
-          <w:color w:val="00B050"/>
-          <w:sz w:val="22"/>
-          <w:szCs w:val="22"/>
-          <w:lang w:val="es-VE" w:eastAsia="es-VE"/>
-        </w:rPr>
-      </w:pPr>
-    </w:p>
-    <w:p>
-      <w:pPr>
-        <w:shd w:val="clear" w:color="auto" w:fill="FFFFFF"/>
-        <w:spacing w:line="276" w:lineRule="auto"/>
-        <w:rPr>
-          <w:rFonts w:ascii="Calibri" w:hAnsi="Calibri" w:cs="Arial"/>
-          <w:color w:val="00B050"/>
-          <w:sz w:val="22"/>
-          <w:szCs w:val="22"/>
-          <w:lang w:val="es-VE" w:eastAsia="es-VE"/>
-        </w:rPr>
-      </w:pPr>
-    </w:p>
-    <w:p>
-      <w:pPr>
-        <w:shd w:val="clear" w:color="auto" w:fill="FFFFFF"/>
-        <w:spacing w:line="276" w:lineRule="auto"/>
-        <w:rPr>
-          <w:rFonts w:ascii="Calibri" w:hAnsi="Calibri" w:cs="Arial"/>
-          <w:color w:val="00B050"/>
-          <w:sz w:val="22"/>
-          <w:szCs w:val="22"/>
-          <w:lang w:val="es-VE" w:eastAsia="es-VE"/>
-        </w:rPr>
-      </w:pPr>
-    </w:p>
-    <w:p>
-      <w:pPr>
-        <w:shd w:val="clear" w:color="auto" w:fill="FFFFFF"/>
-        <w:spacing w:line="276" w:lineRule="auto"/>
-        <w:rPr>
-          <w:rFonts w:ascii="Calibri" w:hAnsi="Calibri" w:cs="Arial"/>
-          <w:color w:val="00B050"/>
-          <w:sz w:val="22"/>
-          <w:szCs w:val="22"/>
-          <w:lang w:val="es-VE" w:eastAsia="es-VE"/>
-        </w:rPr>
-      </w:pPr>
-    </w:p>
-    <w:p>
-      <w:pPr>
-        <w:shd w:val="clear" w:color="auto" w:fill="FFFFFF"/>
-        <w:spacing w:line="276" w:lineRule="auto"/>
-        <w:rPr>
-          <w:rFonts w:ascii="Calibri" w:hAnsi="Calibri" w:cs="Arial"/>
-          <w:color w:val="00B050"/>
-          <w:sz w:val="22"/>
-          <w:szCs w:val="22"/>
-          <w:lang w:val="es-VE" w:eastAsia="es-VE"/>
-        </w:rPr>
-      </w:pPr>
-    </w:p>
-    <w:p>
-      <w:pPr>
-        <w:shd w:val="clear" w:color="auto" w:fill="FFFFFF"/>
-        <w:spacing w:line="276" w:lineRule="auto"/>
-        <w:rPr>
-          <w:rFonts w:ascii="Calibri" w:hAnsi="Calibri" w:cs="Arial"/>
-          <w:color w:val="00B050"/>
-          <w:sz w:val="22"/>
-          <w:szCs w:val="22"/>
-          <w:lang w:val="es-VE" w:eastAsia="es-VE"/>
-        </w:rPr>
-      </w:pPr>
-    </w:p>
-    <w:p>
-      <w:pPr>
-        <w:shd w:val="clear" w:color="auto" w:fill="FFFFFF"/>
-        <w:spacing w:line="276" w:lineRule="auto"/>
-        <w:rPr>
-          <w:rFonts w:ascii="Calibri" w:hAnsi="Calibri" w:cs="Arial"/>
-          <w:color w:val="00B050"/>
-          <w:sz w:val="22"/>
-          <w:szCs w:val="22"/>
-          <w:lang w:val="es-VE" w:eastAsia="es-VE"/>
-        </w:rPr>
-      </w:pPr>
-    </w:p>
-    <w:p>
-      <w:pPr>
-        <w:shd w:val="clear" w:color="auto" w:fill="FFFFFF"/>
-        <w:spacing w:line="276" w:lineRule="auto"/>
-        <w:rPr>
-          <w:rFonts w:ascii="Calibri" w:hAnsi="Calibri" w:cs="Arial"/>
-          <w:color w:val="00B050"/>
-          <w:sz w:val="22"/>
-          <w:szCs w:val="22"/>
-          <w:lang w:val="es-VE" w:eastAsia="es-VE"/>
-        </w:rPr>
-      </w:pPr>
-    </w:p>
-    <w:p>
-      <w:pPr>
-        <w:shd w:val="clear" w:color="auto" w:fill="FFFFFF"/>
-        <w:spacing w:line="276" w:lineRule="auto"/>
-        <w:rPr>
-          <w:rFonts w:ascii="Calibri" w:hAnsi="Calibri" w:cs="Arial"/>
-          <w:color w:val="00B050"/>
-          <w:sz w:val="22"/>
-          <w:szCs w:val="22"/>
-          <w:lang w:val="es-VE" w:eastAsia="es-VE"/>
-        </w:rPr>
-      </w:pPr>
-    </w:p>
-    <w:p>
-      <w:pPr>
-        <w:shd w:val="clear" w:color="auto" w:fill="FFFFFF"/>
-        <w:spacing w:line="276" w:lineRule="auto"/>
-        <w:rPr>
-          <w:rFonts w:ascii="Calibri" w:hAnsi="Calibri" w:cs="Arial"/>
-          <w:color w:val="00B050"/>
-          <w:sz w:val="22"/>
-          <w:szCs w:val="22"/>
-          <w:lang w:val="es-VE" w:eastAsia="es-VE"/>
-        </w:rPr>
-      </w:pPr>
-    </w:p>
-    <w:p>
-      <w:pPr>
-        <w:shd w:val="clear" w:color="auto" w:fill="FFFFFF"/>
-        <w:spacing w:line="276" w:lineRule="auto"/>
-        <w:rPr>
-          <w:rFonts w:ascii="Calibri" w:hAnsi="Calibri" w:cs="Arial"/>
-          <w:color w:val="00B050"/>
-          <w:sz w:val="22"/>
-          <w:szCs w:val="22"/>
-          <w:lang w:val="es-VE" w:eastAsia="es-VE"/>
-        </w:rPr>
-      </w:pPr>
-    </w:p>
-    <w:p>
-      <w:pPr>
-        <w:shd w:val="clear" w:color="auto" w:fill="FFFFFF"/>
-        <w:spacing w:line="276" w:lineRule="auto"/>
-        <w:rPr>
-          <w:rFonts w:ascii="Calibri" w:hAnsi="Calibri" w:cs="Arial"/>
-          <w:color w:val="00B050"/>
-          <w:sz w:val="22"/>
-          <w:szCs w:val="22"/>
-          <w:lang w:val="es-VE" w:eastAsia="es-VE"/>
-        </w:rPr>
-      </w:pPr>
-    </w:p>
-    <w:p>
-      <w:pPr>
-        <w:shd w:val="clear" w:color="auto" w:fill="FFFFFF"/>
-        <w:spacing w:line="276" w:lineRule="auto"/>
-        <w:rPr>
-          <w:rFonts w:ascii="Calibri" w:hAnsi="Calibri" w:cs="Arial"/>
-          <w:color w:val="00B050"/>
-          <w:sz w:val="22"/>
-          <w:szCs w:val="22"/>
-          <w:lang w:val="es-VE" w:eastAsia="es-VE"/>
-        </w:rPr>
-      </w:pPr>
-    </w:p>
-    <w:p>
-      <w:pPr>
-        <w:shd w:val="clear" w:color="auto" w:fill="FFFFFF"/>
-        <w:spacing w:line="276" w:lineRule="auto"/>
-        <w:rPr>
-          <w:rFonts w:ascii="Calibri" w:hAnsi="Calibri" w:cs="Arial"/>
-          <w:color w:val="00B050"/>
-          <w:sz w:val="22"/>
-          <w:szCs w:val="22"/>
-          <w:lang w:val="es-VE" w:eastAsia="es-VE"/>
-        </w:rPr>
-      </w:pPr>
-    </w:p>
-    <w:p>
-      <w:pPr>
-        <w:shd w:val="clear" w:color="auto" w:fill="FFFFFF"/>
-        <w:spacing w:line="276" w:lineRule="auto"/>
-        <w:rPr>
-          <w:rFonts w:ascii="Calibri" w:hAnsi="Calibri" w:cs="Arial"/>
-          <w:color w:val="00B050"/>
-          <w:sz w:val="22"/>
-          <w:szCs w:val="22"/>
-          <w:lang w:val="es-VE" w:eastAsia="es-VE"/>
-        </w:rPr>
-      </w:pPr>
-    </w:p>
-    <w:p>
-      <w:pPr>
-        <w:shd w:val="clear" w:color="auto" w:fill="FFFFFF"/>
-        <w:spacing w:line="276" w:lineRule="auto"/>
-        <w:rPr>
-          <w:rFonts w:ascii="Calibri" w:hAnsi="Calibri" w:cs="Arial"/>
-          <w:color w:val="00B050"/>
-          <w:sz w:val="22"/>
-          <w:szCs w:val="22"/>
-          <w:lang w:val="es-VE" w:eastAsia="es-VE"/>
-        </w:rPr>
-      </w:pPr>
-    </w:p>
-    <w:p>
-      <w:pPr>
-        <w:shd w:val="clear" w:color="auto" w:fill="FFFFFF"/>
-        <w:spacing w:line="276" w:lineRule="auto"/>
-        <w:rPr>
-          <w:rFonts w:ascii="Calibri" w:hAnsi="Calibri" w:cs="Arial"/>
-          <w:color w:val="00B050"/>
-          <w:sz w:val="22"/>
-          <w:szCs w:val="22"/>
-          <w:lang w:val="es-VE" w:eastAsia="es-VE"/>
-        </w:rPr>
-      </w:pPr>
-    </w:p>
-    <w:p>
-      <w:pPr>
-        <w:shd w:val="clear" w:color="auto" w:fill="FFFFFF"/>
-        <w:spacing w:line="276" w:lineRule="auto"/>
-        <w:rPr>
-          <w:rFonts w:ascii="Calibri" w:hAnsi="Calibri" w:cs="Arial"/>
-          <w:color w:val="00B050"/>
-          <w:sz w:val="22"/>
-          <w:szCs w:val="22"/>
-          <w:lang w:val="es-VE" w:eastAsia="es-VE"/>
-        </w:rPr>
-      </w:pPr>
-    </w:p>
-    <w:p>
-      <w:pPr>
-        <w:shd w:val="clear" w:color="auto" w:fill="FFFFFF"/>
-        <w:spacing w:line="276" w:lineRule="auto"/>
-        <w:rPr>
-          <w:rFonts w:ascii="Calibri" w:hAnsi="Calibri" w:cs="Arial"/>
-          <w:color w:val="00B050"/>
-          <w:sz w:val="22"/>
-          <w:szCs w:val="22"/>
-          <w:lang w:val="es-VE" w:eastAsia="es-VE"/>
-        </w:rPr>
-      </w:pPr>
-    </w:p>
-    <w:p>
-      <w:pPr>
-        <w:shd w:val="clear" w:color="auto" w:fill="FFFFFF"/>
-        <w:spacing w:line="276" w:lineRule="auto"/>
-        <w:rPr>
-          <w:rFonts w:ascii="Calibri" w:hAnsi="Calibri" w:cs="Arial"/>
-          <w:color w:val="00B050"/>
-          <w:sz w:val="22"/>
-          <w:szCs w:val="22"/>
-          <w:lang w:val="es-VE" w:eastAsia="es-VE"/>
-        </w:rPr>
-      </w:pPr>
-    </w:p>
-    <w:p>
-      <w:pPr>
-        <w:pStyle w:val="Prrafodelista"/>
-        <w:numPr>
-          <w:ilvl w:val="0"/>
-          <w:numId w:val="47"/>
-        </w:numPr>
-        <w:spacing w:before="240" w:after="240" w:line="360" w:lineRule="auto"/>
-        <w:jc w:val="both"/>
-        <w:outlineLvl w:val="1"/>
-        <w:rPr>
-          <w:rFonts w:ascii="Arial" w:hAnsi="Arial" w:cs="Arial"/>
-          <w:b/>
-          <w:sz w:val="22"/>
-          <w:szCs w:val="22"/>
-        </w:rPr>
-        <w:sectPr>
-          <w:headerReference w:type="default" r:id="rId10"/>
-          <w:footerReference w:type="default" r:id="rId11"/>
-          <w:pgSz w:w="11907" w:h="16839" w:code="9"/>
-          <w:pgMar w:top="1418" w:right="1701" w:bottom="1418" w:left="1701" w:header="709" w:footer="592" w:gutter="0"/>
-          <w:cols w:space="708"/>
-          <w:titlePg/>
-          <w:docGrid w:linePitch="360"/>
-        </w:sectPr>
-      </w:pPr>
-      <w:bookmarkStart w:id="55" w:name="_Toc40564624"/>
-      <w:bookmarkStart w:id="56" w:name="_Toc145067954"/>
-    </w:p>
-    <w:p>
-      <w:pPr>
-        <w:pStyle w:val="Prrafodelista"/>
-        <w:numPr>
-          <w:ilvl w:val="0"/>
-          <w:numId w:val="47"/>
-        </w:numPr>
-        <w:spacing w:before="240" w:after="240" w:line="360" w:lineRule="auto"/>
-        <w:jc w:val="both"/>
-        <w:outlineLvl w:val="1"/>
-        <w:rPr>
-          <w:rFonts w:ascii="Arial" w:hAnsi="Arial" w:cs="Arial"/>
-          <w:b/>
-          <w:sz w:val="22"/>
-          <w:szCs w:val="22"/>
-        </w:rPr>
-      </w:pPr>
-      <w:bookmarkStart w:id="57" w:name="_Toc183440615"/>
-      <w:r>
-        <w:rPr>
-          <w:rFonts w:ascii="Arial" w:hAnsi="Arial" w:cs="Arial"/>
-          <w:b/>
-          <w:sz w:val="22"/>
-          <w:szCs w:val="22"/>
-        </w:rPr>
-        <w:lastRenderedPageBreak/>
-        <w:t>Diagrama de clases y relaciones</w:t>
-      </w:r>
-      <w:bookmarkEnd w:id="55"/>
-      <w:bookmarkEnd w:id="56"/>
-      <w:bookmarkEnd w:id="57"/>
-    </w:p>
-    <w:p>
-      <w:pPr>
-        <w:spacing w:before="240" w:after="240" w:line="360" w:lineRule="auto"/>
-        <w:jc w:val="center"/>
-        <w:rPr>
-          <w:rFonts w:ascii="Arial" w:hAnsi="Arial" w:cs="Arial"/>
-          <w:i/>
-          <w:color w:val="BFBFBF" w:themeColor="background1" w:themeShade="BF"/>
-          <w:sz w:val="22"/>
-          <w:szCs w:val="22"/>
-        </w:rPr>
-      </w:pPr>
-      <w:r>
-        <w:rPr>
-          <w:rFonts w:ascii="Arial" w:hAnsi="Arial" w:cs="Arial"/>
-          <w:i/>
-          <w:color w:val="BFBFBF" w:themeColor="background1" w:themeShade="BF"/>
-          <w:sz w:val="22"/>
-          <w:szCs w:val="22"/>
-        </w:rPr>
-        <w:t>Figura X. Diagrama de clases</w:t>
-      </w:r>
-    </w:p>
-    <w:p>
-      <w:pPr>
-        <w:shd w:val="clear" w:color="auto" w:fill="FFFFFF"/>
-        <w:spacing w:line="276" w:lineRule="auto"/>
-        <w:jc w:val="center"/>
-        <w:rPr>
-          <w:rFonts w:ascii="Calibri" w:hAnsi="Calibri" w:cs="Arial"/>
-          <w:color w:val="00B050"/>
-          <w:sz w:val="22"/>
-          <w:szCs w:val="22"/>
-          <w:lang w:val="es-VE" w:eastAsia="es-VE"/>
-        </w:rPr>
-      </w:pPr>
-      <w:r>
-        <w:rPr>
-          <w:rFonts w:ascii="Calibri" w:hAnsi="Calibri" w:cs="Arial"/>
-          <w:noProof/>
-          <w:color w:val="00B050"/>
-          <w:sz w:val="22"/>
-          <w:szCs w:val="22"/>
-          <w:lang w:val="es-VE" w:eastAsia="es-VE"/>
-        </w:rPr>
-        <w:drawing>
-          <wp:inline distT="0" distB="0" distL="0" distR="0" wp14:anchorId="7D14DB14" wp14:editId="5197535D">
-            <wp:extent cx="7673644" cy="4345241"/>
-            <wp:effectExtent l="0" t="0" r="3810" b="0"/>
-            <wp:docPr id="175202854" name="Imagen 1" descr="Diagrama&#10;&#10;Descripción generada automáticamente"/>
-            <wp:cNvGraphicFramePr>
-              <a:graphicFrameLocks xmlns:a="http://schemas.openxmlformats.org/drawingml/2006/main" noChangeAspect="1"/>
-            </wp:cNvGraphicFramePr>
-            <a:graphic xmlns:a="http://schemas.openxmlformats.org/drawingml/2006/main">
-              <a:graphicData uri="http://schemas.openxmlformats.org/drawingml/2006/picture">
-                <pic:pic xmlns:pic="http://schemas.openxmlformats.org/drawingml/2006/picture">
-                  <pic:nvPicPr>
-                    <pic:cNvPr id="175202854" name="Imagen 1" descr="Diagrama&#10;&#10;Descripción generada automáticamente"/>
-                    <pic:cNvPicPr/>
-                  </pic:nvPicPr>
-                  <pic:blipFill>
-                    <a:blip r:embed="rId12"/>
-                    <a:stretch>
-                      <a:fillRect/>
-                    </a:stretch>
-                  </pic:blipFill>
-                  <pic:spPr>
-                    <a:xfrm>
-                      <a:off x="0" y="0"/>
-                      <a:ext cx="7706766" cy="4363996"/>
-                    </a:xfrm>
-                    <a:prstGeom prst="rect">
-                      <a:avLst/>
-                    </a:prstGeom>
-                  </pic:spPr>
-                </pic:pic>
-              </a:graphicData>
-            </a:graphic>
-          </wp:inline>
-        </w:drawing>
-      </w:r>
-    </w:p>
-    <w:p>
-      <w:pPr>
-        <w:shd w:val="clear" w:color="auto" w:fill="FFFFFF"/>
-        <w:spacing w:line="276" w:lineRule="auto"/>
-        <w:jc w:val="center"/>
-        <w:rPr>
-          <w:rFonts w:ascii="Calibri" w:hAnsi="Calibri" w:cs="Arial"/>
-          <w:color w:val="000000" w:themeColor="text1"/>
-          <w:sz w:val="22"/>
-          <w:szCs w:val="22"/>
-          <w:lang w:val="es-VE" w:eastAsia="es-VE"/>
-        </w:rPr>
-      </w:pPr>
-      <w:r>
-        <w:rPr>
-          <w:rFonts w:ascii="Calibri" w:hAnsi="Calibri" w:cs="Arial"/>
-          <w:color w:val="000000" w:themeColor="text1"/>
-          <w:sz w:val="22"/>
-          <w:szCs w:val="22"/>
-          <w:lang w:val="es-VE" w:eastAsia="es-VE"/>
-        </w:rPr>
-        <w:t>Fuente: elaboración propia</w:t>
-      </w:r>
-    </w:p>
-    <w:p>
-      <w:pPr>
-        <w:pStyle w:val="Prrafodelista"/>
-        <w:numPr>
-          <w:ilvl w:val="0"/>
-          <w:numId w:val="47"/>
-        </w:numPr>
-        <w:spacing w:before="240" w:after="240" w:line="360" w:lineRule="auto"/>
-        <w:jc w:val="both"/>
-        <w:outlineLvl w:val="1"/>
-        <w:rPr>
-          <w:rFonts w:ascii="Arial" w:hAnsi="Arial" w:cs="Arial"/>
-          <w:b/>
-          <w:sz w:val="22"/>
-          <w:szCs w:val="22"/>
-          <w:highlight w:val="yellow"/>
-        </w:rPr>
-        <w:sectPr>
-          <w:pgSz w:w="16839" w:h="11907" w:orient="landscape" w:code="9"/>
-          <w:pgMar w:top="1701" w:right="1418" w:bottom="1701" w:left="1418" w:header="709" w:footer="590" w:gutter="0"/>
-          <w:cols w:space="708"/>
-          <w:titlePg/>
-          <w:docGrid w:linePitch="360"/>
-        </w:sectPr>
-      </w:pPr>
-    </w:p>
-    <w:p>
-      <w:pPr>
-        <w:pStyle w:val="Prrafodelista"/>
-        <w:numPr>
-          <w:ilvl w:val="0"/>
-          <w:numId w:val="47"/>
-        </w:numPr>
-        <w:spacing w:before="240" w:after="240" w:line="360" w:lineRule="auto"/>
-        <w:jc w:val="both"/>
-        <w:outlineLvl w:val="1"/>
-        <w:rPr>
-          <w:rFonts w:ascii="Arial" w:hAnsi="Arial" w:cs="Arial"/>
-          <w:b/>
-          <w:sz w:val="22"/>
-          <w:szCs w:val="22"/>
-        </w:rPr>
-      </w:pPr>
-      <w:bookmarkStart w:id="58" w:name="_Toc183440616"/>
-      <w:r>
-        <w:rPr>
-          <w:rFonts w:ascii="Arial" w:hAnsi="Arial" w:cs="Arial"/>
-          <w:b/>
-          <w:sz w:val="22"/>
-          <w:szCs w:val="22"/>
-        </w:rPr>
-        <w:lastRenderedPageBreak/>
-        <w:t>Diccionario de clases</w:t>
-      </w:r>
-      <w:bookmarkEnd w:id="58"/>
-    </w:p>
-    <w:p>
-      <w:pPr>
-        <w:spacing w:before="240" w:after="240" w:line="360" w:lineRule="auto"/>
-        <w:jc w:val="both"/>
-        <w:rPr>
-          <w:rFonts w:ascii="Arial" w:hAnsi="Arial" w:cs="Arial"/>
-          <w:i/>
-          <w:color w:val="BFBFBF" w:themeColor="background1" w:themeShade="BF"/>
-          <w:sz w:val="22"/>
-          <w:szCs w:val="22"/>
-        </w:rPr>
-      </w:pPr>
-      <w:r>
-        <w:rPr>
-          <w:rFonts w:ascii="Arial" w:hAnsi="Arial" w:cs="Arial"/>
-          <w:i/>
-          <w:color w:val="BFBFBF" w:themeColor="background1" w:themeShade="BF"/>
-          <w:sz w:val="22"/>
-          <w:szCs w:val="22"/>
-        </w:rPr>
-        <w:t xml:space="preserve">En esta sección se elabora un diccionario de clases y se mencionan particularidades de los atributos. </w:t>
-      </w:r>
-    </w:p>
-    <w:p>
-      <w:pPr>
-        <w:spacing w:before="240" w:after="240" w:line="360" w:lineRule="auto"/>
-        <w:jc w:val="center"/>
-        <w:rPr>
-          <w:rFonts w:ascii="Arial" w:hAnsi="Arial" w:cs="Arial"/>
-          <w:i/>
-          <w:color w:val="BFBFBF" w:themeColor="background1" w:themeShade="BF"/>
-          <w:sz w:val="22"/>
-          <w:szCs w:val="22"/>
-        </w:rPr>
-      </w:pPr>
-      <w:r>
-        <w:rPr>
-          <w:rFonts w:ascii="Arial" w:hAnsi="Arial" w:cs="Arial"/>
-          <w:i/>
-          <w:color w:val="BFBFBF" w:themeColor="background1" w:themeShade="BF"/>
-          <w:sz w:val="22"/>
-          <w:szCs w:val="22"/>
-        </w:rPr>
-        <w:t>Tabla X. Clases Empleado</w:t>
-      </w:r>
-    </w:p>
-    <w:tbl>
-      <w:tblPr>
-        <w:tblW w:w="0" w:type="auto"/>
-        <w:tblBorders>
-          <w:top w:val="single" w:sz="4" w:space="0" w:color="000000"/>
-          <w:left w:val="single" w:sz="4" w:space="0" w:color="000000"/>
-          <w:bottom w:val="single" w:sz="4" w:space="0" w:color="000000"/>
-          <w:right w:val="single" w:sz="4" w:space="0" w:color="000000"/>
-          <w:insideH w:val="single" w:sz="4" w:space="0" w:color="000000"/>
-          <w:insideV w:val="single" w:sz="4" w:space="0" w:color="000000"/>
-        </w:tblBorders>
-        <w:tblLook w:val="04A0" w:firstRow="1" w:lastRow="0" w:firstColumn="1" w:lastColumn="0" w:noHBand="0" w:noVBand="1"/>
-      </w:tblPr>
-      <w:tblGrid>
-        <w:gridCol w:w="1712"/>
-        <w:gridCol w:w="2120"/>
-        <w:gridCol w:w="1433"/>
-        <w:gridCol w:w="3230"/>
-      </w:tblGrid>
-      <w:tr>
-        <w:trPr>
-          <w:tblHeader/>
-        </w:trPr>
-        <w:tc>
-          <w:tcPr>
-            <w:tcW w:w="1712" w:type="dxa"/>
-            <w:shd w:val="clear" w:color="auto" w:fill="auto"/>
-            <w:vAlign w:val="center"/>
-          </w:tcPr>
-          <w:p>
-            <w:pPr>
-              <w:rPr>
-                <w:rFonts w:ascii="Calibri" w:hAnsi="Calibri" w:cs="Arial"/>
-                <w:b/>
-                <w:color w:val="000000"/>
-                <w:sz w:val="22"/>
-                <w:lang w:eastAsia="es-VE"/>
-              </w:rPr>
-            </w:pPr>
-            <w:r>
-              <w:rPr>
-                <w:rFonts w:ascii="Calibri" w:hAnsi="Calibri" w:cs="Arial"/>
-                <w:b/>
-                <w:color w:val="000000"/>
-                <w:sz w:val="22"/>
-                <w:lang w:eastAsia="es-VE"/>
-              </w:rPr>
-              <w:t>Clase</w:t>
-            </w:r>
-          </w:p>
-        </w:tc>
-        <w:tc>
-          <w:tcPr>
-            <w:tcW w:w="6783" w:type="dxa"/>
-            <w:gridSpan w:val="3"/>
-            <w:shd w:val="clear" w:color="auto" w:fill="auto"/>
-            <w:vAlign w:val="center"/>
-          </w:tcPr>
-          <w:p>
-            <w:pPr>
-              <w:rPr>
-                <w:rFonts w:ascii="Calibri" w:hAnsi="Calibri" w:cs="Arial"/>
-                <w:color w:val="000000"/>
-                <w:sz w:val="22"/>
-                <w:lang w:eastAsia="es-VE"/>
-              </w:rPr>
-            </w:pPr>
-            <w:r>
-              <w:rPr>
-                <w:rFonts w:ascii="Calibri" w:hAnsi="Calibri" w:cs="Arial"/>
-                <w:color w:val="000000"/>
-                <w:sz w:val="22"/>
-                <w:lang w:eastAsia="es-VE"/>
-              </w:rPr>
-              <w:t>Empleado</w:t>
-            </w:r>
-          </w:p>
-        </w:tc>
-      </w:tr>
-      <w:tr>
-        <w:trPr>
-          <w:tblHeader/>
-        </w:trPr>
-        <w:tc>
-          <w:tcPr>
-            <w:tcW w:w="1712" w:type="dxa"/>
-            <w:shd w:val="clear" w:color="auto" w:fill="auto"/>
-            <w:vAlign w:val="center"/>
-          </w:tcPr>
-          <w:p>
-            <w:pPr>
-              <w:rPr>
-                <w:rFonts w:ascii="Calibri" w:hAnsi="Calibri" w:cs="Arial"/>
-                <w:b/>
-                <w:color w:val="000000"/>
-                <w:sz w:val="22"/>
-                <w:lang w:eastAsia="es-VE"/>
-              </w:rPr>
-            </w:pPr>
-            <w:r>
-              <w:rPr>
-                <w:rFonts w:ascii="Calibri" w:hAnsi="Calibri" w:cs="Arial"/>
-                <w:b/>
-                <w:color w:val="000000"/>
-                <w:sz w:val="22"/>
-                <w:lang w:eastAsia="es-VE"/>
-              </w:rPr>
-              <w:t>Atributos</w:t>
-            </w:r>
-          </w:p>
-        </w:tc>
-        <w:tc>
-          <w:tcPr>
-            <w:tcW w:w="2120" w:type="dxa"/>
-            <w:shd w:val="clear" w:color="auto" w:fill="auto"/>
-            <w:vAlign w:val="center"/>
-          </w:tcPr>
-          <w:p>
-            <w:pPr>
-              <w:rPr>
-                <w:rFonts w:ascii="Calibri" w:hAnsi="Calibri" w:cs="Arial"/>
-                <w:b/>
-                <w:color w:val="000000"/>
-                <w:sz w:val="22"/>
-                <w:lang w:eastAsia="es-VE"/>
-              </w:rPr>
-            </w:pPr>
-            <w:r>
-              <w:rPr>
-                <w:rFonts w:ascii="Calibri" w:hAnsi="Calibri" w:cs="Arial"/>
-                <w:b/>
-                <w:color w:val="000000"/>
-                <w:sz w:val="22"/>
-                <w:lang w:eastAsia="es-VE"/>
-              </w:rPr>
-              <w:t>Tipo de Dato</w:t>
-            </w:r>
-          </w:p>
-        </w:tc>
-        <w:tc>
-          <w:tcPr>
-            <w:tcW w:w="1433" w:type="dxa"/>
-            <w:shd w:val="clear" w:color="auto" w:fill="auto"/>
-            <w:vAlign w:val="center"/>
-          </w:tcPr>
-          <w:p>
-            <w:pPr>
-              <w:rPr>
-                <w:rFonts w:ascii="Calibri" w:hAnsi="Calibri" w:cs="Arial"/>
-                <w:b/>
-                <w:color w:val="000000"/>
-                <w:sz w:val="22"/>
-                <w:lang w:eastAsia="es-VE"/>
-              </w:rPr>
-            </w:pPr>
-            <w:r>
-              <w:rPr>
-                <w:rFonts w:ascii="Calibri" w:hAnsi="Calibri" w:cs="Arial"/>
-                <w:b/>
-                <w:color w:val="000000"/>
-                <w:sz w:val="22"/>
-                <w:lang w:eastAsia="es-VE"/>
-              </w:rPr>
-              <w:t>Multiplicidad</w:t>
-            </w:r>
-          </w:p>
-        </w:tc>
-        <w:tc>
-          <w:tcPr>
-            <w:tcW w:w="3230" w:type="dxa"/>
-            <w:shd w:val="clear" w:color="auto" w:fill="auto"/>
-            <w:vAlign w:val="center"/>
-          </w:tcPr>
-          <w:p>
-            <w:pPr>
-              <w:rPr>
-                <w:rFonts w:ascii="Calibri" w:hAnsi="Calibri" w:cs="Arial"/>
-                <w:b/>
-                <w:color w:val="000000"/>
-                <w:sz w:val="22"/>
-                <w:lang w:eastAsia="es-VE"/>
-              </w:rPr>
-            </w:pPr>
-            <w:r>
-              <w:rPr>
-                <w:rFonts w:ascii="Calibri" w:hAnsi="Calibri" w:cs="Arial"/>
-                <w:b/>
-                <w:color w:val="000000"/>
-                <w:sz w:val="22"/>
-                <w:lang w:eastAsia="es-VE"/>
-              </w:rPr>
-              <w:t>Significado del atributo</w:t>
-            </w:r>
-          </w:p>
-        </w:tc>
-      </w:tr>
-      <w:tr>
-        <w:tc>
-          <w:tcPr>
-            <w:tcW w:w="1712" w:type="dxa"/>
-            <w:shd w:val="clear" w:color="auto" w:fill="auto"/>
-            <w:vAlign w:val="center"/>
-          </w:tcPr>
-          <w:p>
-            <w:pPr>
-              <w:rPr>
-                <w:rFonts w:ascii="Calibri" w:hAnsi="Calibri" w:cs="Arial"/>
-                <w:color w:val="000000"/>
-                <w:sz w:val="22"/>
-                <w:lang w:eastAsia="es-VE"/>
-              </w:rPr>
-            </w:pPr>
-            <w:r>
-              <w:rPr>
-                <w:rFonts w:ascii="Calibri" w:hAnsi="Calibri" w:cs="Arial"/>
-                <w:color w:val="000000"/>
-                <w:sz w:val="22"/>
-                <w:lang w:eastAsia="es-VE"/>
-              </w:rPr>
-              <w:t>jefe</w:t>
-            </w:r>
-          </w:p>
-        </w:tc>
-        <w:tc>
-          <w:tcPr>
-            <w:tcW w:w="2120" w:type="dxa"/>
-            <w:shd w:val="clear" w:color="auto" w:fill="auto"/>
-            <w:vAlign w:val="center"/>
-          </w:tcPr>
-          <w:p>
-            <w:pPr>
-              <w:jc w:val="center"/>
-              <w:rPr>
-                <w:rFonts w:ascii="Calibri" w:hAnsi="Calibri" w:cs="Arial"/>
-                <w:color w:val="000000"/>
-                <w:sz w:val="22"/>
-                <w:lang w:eastAsia="es-VE"/>
-              </w:rPr>
-            </w:pPr>
-            <w:r>
-              <w:rPr>
-                <w:rFonts w:ascii="Calibri" w:hAnsi="Calibri" w:cs="Arial"/>
-                <w:color w:val="000000"/>
-                <w:sz w:val="22"/>
-                <w:lang w:eastAsia="es-VE"/>
-              </w:rPr>
-              <w:t>Empleado</w:t>
-            </w:r>
-          </w:p>
-        </w:tc>
-        <w:tc>
-          <w:tcPr>
-            <w:tcW w:w="1433" w:type="dxa"/>
-            <w:shd w:val="clear" w:color="auto" w:fill="auto"/>
-            <w:vAlign w:val="center"/>
-          </w:tcPr>
-          <w:p>
-            <w:pPr>
-              <w:jc w:val="center"/>
-              <w:rPr>
-                <w:rFonts w:ascii="Calibri" w:hAnsi="Calibri" w:cs="Arial"/>
-                <w:color w:val="000000"/>
-                <w:sz w:val="22"/>
-                <w:lang w:eastAsia="es-VE"/>
-              </w:rPr>
-            </w:pPr>
-            <w:r>
-              <w:rPr>
-                <w:rFonts w:ascii="Calibri" w:hAnsi="Calibri" w:cs="Arial"/>
-                <w:color w:val="000000"/>
-                <w:sz w:val="22"/>
-                <w:lang w:eastAsia="es-VE"/>
-              </w:rPr>
-              <w:t>0</w:t>
-            </w:r>
-            <w:proofErr w:type="gramStart"/>
-            <w:r>
-              <w:rPr>
-                <w:rFonts w:ascii="Calibri" w:hAnsi="Calibri" w:cs="Arial"/>
-                <w:color w:val="000000"/>
-                <w:sz w:val="22"/>
-                <w:lang w:eastAsia="es-VE"/>
-              </w:rPr>
-              <w:t xml:space="preserve"> ..</w:t>
-            </w:r>
-            <w:proofErr w:type="gramEnd"/>
-            <w:r>
-              <w:rPr>
-                <w:rFonts w:ascii="Calibri" w:hAnsi="Calibri" w:cs="Arial"/>
-                <w:color w:val="000000"/>
-                <w:sz w:val="22"/>
-                <w:lang w:eastAsia="es-VE"/>
-              </w:rPr>
-              <w:t xml:space="preserve"> 1</w:t>
-            </w:r>
-          </w:p>
-        </w:tc>
-        <w:tc>
-          <w:tcPr>
-            <w:tcW w:w="3230" w:type="dxa"/>
-            <w:shd w:val="clear" w:color="auto" w:fill="auto"/>
-            <w:vAlign w:val="center"/>
-          </w:tcPr>
-          <w:p>
-            <w:pPr>
-              <w:jc w:val="both"/>
-              <w:rPr>
-                <w:rFonts w:ascii="Calibri" w:hAnsi="Calibri" w:cs="Arial"/>
-                <w:color w:val="000000"/>
-                <w:sz w:val="22"/>
-                <w:lang w:eastAsia="es-VE"/>
-              </w:rPr>
-            </w:pPr>
-            <w:r>
-              <w:rPr>
-                <w:rFonts w:ascii="Calibri" w:hAnsi="Calibri" w:cs="Arial"/>
-                <w:color w:val="000000"/>
-                <w:sz w:val="22"/>
-                <w:lang w:eastAsia="es-VE"/>
-              </w:rPr>
-              <w:t>Permite almacenar el jefe de un empleado</w:t>
-            </w:r>
-          </w:p>
-        </w:tc>
-      </w:tr>
-      <w:tr>
-        <w:tc>
-          <w:tcPr>
-            <w:tcW w:w="1712" w:type="dxa"/>
-            <w:shd w:val="clear" w:color="auto" w:fill="auto"/>
-            <w:vAlign w:val="center"/>
-          </w:tcPr>
-          <w:p>
-            <w:pPr>
-              <w:rPr>
-                <w:rFonts w:ascii="Calibri" w:hAnsi="Calibri" w:cs="Arial"/>
-                <w:color w:val="000000"/>
-                <w:sz w:val="22"/>
-                <w:lang w:eastAsia="es-VE"/>
-              </w:rPr>
-            </w:pPr>
-            <w:r>
-              <w:rPr>
-                <w:rFonts w:ascii="Calibri" w:hAnsi="Calibri" w:cs="Arial"/>
-                <w:color w:val="000000"/>
-                <w:sz w:val="22"/>
-                <w:lang w:eastAsia="es-VE"/>
-              </w:rPr>
-              <w:t>sexo</w:t>
-            </w:r>
-          </w:p>
-        </w:tc>
-        <w:tc>
-          <w:tcPr>
-            <w:tcW w:w="2120" w:type="dxa"/>
-            <w:shd w:val="clear" w:color="auto" w:fill="auto"/>
-            <w:vAlign w:val="center"/>
-          </w:tcPr>
-          <w:p>
-            <w:pPr>
-              <w:jc w:val="center"/>
-              <w:rPr>
-                <w:rFonts w:ascii="Calibri" w:hAnsi="Calibri" w:cs="Arial"/>
-                <w:color w:val="000000"/>
-                <w:sz w:val="22"/>
-                <w:lang w:eastAsia="es-VE"/>
-              </w:rPr>
-            </w:pPr>
-            <w:proofErr w:type="spellStart"/>
-            <w:r>
-              <w:rPr>
-                <w:rFonts w:ascii="Calibri" w:hAnsi="Calibri" w:cs="Arial"/>
-                <w:color w:val="000000"/>
-                <w:sz w:val="22"/>
-                <w:lang w:eastAsia="es-VE"/>
-              </w:rPr>
-              <w:t>int</w:t>
-            </w:r>
-            <w:proofErr w:type="spellEnd"/>
-          </w:p>
-        </w:tc>
-        <w:tc>
-          <w:tcPr>
-            <w:tcW w:w="1433" w:type="dxa"/>
-            <w:shd w:val="clear" w:color="auto" w:fill="auto"/>
-            <w:vAlign w:val="center"/>
-          </w:tcPr>
-          <w:p>
-            <w:pPr>
-              <w:jc w:val="center"/>
-              <w:rPr>
-                <w:rFonts w:ascii="Calibri" w:hAnsi="Calibri" w:cs="Arial"/>
-                <w:color w:val="000000"/>
-                <w:sz w:val="22"/>
-                <w:lang w:eastAsia="es-VE"/>
-              </w:rPr>
-            </w:pPr>
-            <w:r>
-              <w:rPr>
-                <w:rFonts w:ascii="Calibri" w:hAnsi="Calibri" w:cs="Arial"/>
-                <w:color w:val="000000"/>
-                <w:sz w:val="22"/>
-                <w:lang w:eastAsia="es-VE"/>
-              </w:rPr>
-              <w:t>1</w:t>
-            </w:r>
-          </w:p>
-        </w:tc>
-        <w:tc>
-          <w:tcPr>
-            <w:tcW w:w="3230" w:type="dxa"/>
-            <w:shd w:val="clear" w:color="auto" w:fill="auto"/>
-            <w:vAlign w:val="center"/>
-          </w:tcPr>
-          <w:p>
-            <w:pPr>
-              <w:jc w:val="both"/>
-              <w:rPr>
-                <w:rFonts w:ascii="Calibri" w:hAnsi="Calibri" w:cs="Arial"/>
-                <w:color w:val="000000"/>
-                <w:sz w:val="22"/>
-                <w:lang w:eastAsia="es-VE"/>
-              </w:rPr>
-            </w:pPr>
-            <w:r>
-              <w:rPr>
-                <w:rFonts w:ascii="Calibri" w:hAnsi="Calibri" w:cs="Arial"/>
-                <w:color w:val="000000"/>
-                <w:sz w:val="22"/>
-                <w:lang w:eastAsia="es-VE"/>
-              </w:rPr>
-              <w:t>Almacena el género o sexo de los empleados. Interpretaremos los valores de la siguiente manera.</w:t>
-            </w:r>
-          </w:p>
-          <w:p>
-            <w:pPr>
-              <w:jc w:val="both"/>
-              <w:rPr>
-                <w:rFonts w:ascii="Calibri" w:hAnsi="Calibri" w:cs="Arial"/>
-                <w:color w:val="000000"/>
-                <w:sz w:val="22"/>
-                <w:lang w:eastAsia="es-VE"/>
-              </w:rPr>
-            </w:pPr>
-            <w:r>
-              <w:rPr>
-                <w:rFonts w:ascii="Calibri" w:hAnsi="Calibri" w:cs="Arial"/>
-                <w:color w:val="000000"/>
-                <w:sz w:val="22"/>
-                <w:lang w:eastAsia="es-VE"/>
-              </w:rPr>
-              <w:t>0: Masculino</w:t>
-            </w:r>
-          </w:p>
-          <w:p>
-            <w:pPr>
-              <w:jc w:val="both"/>
-              <w:rPr>
-                <w:rFonts w:ascii="Calibri" w:hAnsi="Calibri" w:cs="Arial"/>
-                <w:color w:val="000000"/>
-                <w:sz w:val="22"/>
-                <w:lang w:eastAsia="es-VE"/>
-              </w:rPr>
-            </w:pPr>
-            <w:r>
-              <w:rPr>
-                <w:rFonts w:ascii="Calibri" w:hAnsi="Calibri" w:cs="Arial"/>
-                <w:color w:val="000000"/>
-                <w:sz w:val="22"/>
-                <w:lang w:eastAsia="es-VE"/>
-              </w:rPr>
-              <w:t>1: Femenino</w:t>
-            </w:r>
-          </w:p>
-          <w:p>
-            <w:pPr>
-              <w:jc w:val="both"/>
-              <w:rPr>
-                <w:rFonts w:ascii="Calibri" w:hAnsi="Calibri" w:cs="Arial"/>
-                <w:color w:val="000000"/>
-                <w:sz w:val="22"/>
-                <w:lang w:eastAsia="es-VE"/>
-              </w:rPr>
-            </w:pPr>
-            <w:r>
-              <w:rPr>
-                <w:rFonts w:ascii="Calibri" w:hAnsi="Calibri" w:cs="Arial"/>
-                <w:color w:val="000000"/>
-                <w:sz w:val="22"/>
-                <w:lang w:eastAsia="es-VE"/>
-              </w:rPr>
-              <w:t>-1: Indeterminado</w:t>
-            </w:r>
-          </w:p>
-        </w:tc>
-      </w:tr>
-      <w:tr>
-        <w:tc>
-          <w:tcPr>
-            <w:tcW w:w="1712" w:type="dxa"/>
-            <w:shd w:val="clear" w:color="auto" w:fill="auto"/>
-            <w:vAlign w:val="center"/>
-          </w:tcPr>
-          <w:p>
-            <w:pPr>
-              <w:rPr>
-                <w:rFonts w:ascii="Calibri" w:hAnsi="Calibri" w:cs="Arial"/>
-                <w:color w:val="000000"/>
-                <w:sz w:val="22"/>
-                <w:lang w:eastAsia="es-VE"/>
-              </w:rPr>
-            </w:pPr>
-            <w:r>
-              <w:rPr>
-                <w:rFonts w:ascii="Calibri" w:hAnsi="Calibri" w:cs="Arial"/>
-                <w:color w:val="000000"/>
-                <w:sz w:val="22"/>
-                <w:lang w:eastAsia="es-VE"/>
-              </w:rPr>
-              <w:t>subordinados</w:t>
-            </w:r>
-          </w:p>
-        </w:tc>
-        <w:tc>
-          <w:tcPr>
-            <w:tcW w:w="2120" w:type="dxa"/>
-            <w:shd w:val="clear" w:color="auto" w:fill="auto"/>
-            <w:vAlign w:val="center"/>
-          </w:tcPr>
-          <w:p>
-            <w:pPr>
-              <w:jc w:val="center"/>
-              <w:rPr>
-                <w:rFonts w:ascii="Calibri" w:hAnsi="Calibri" w:cs="Arial"/>
-                <w:color w:val="000000"/>
-                <w:sz w:val="22"/>
-                <w:lang w:eastAsia="es-VE"/>
-              </w:rPr>
-            </w:pPr>
-            <w:r>
-              <w:rPr>
-                <w:rFonts w:ascii="Calibri" w:hAnsi="Calibri" w:cs="Arial"/>
-                <w:color w:val="000000"/>
-                <w:sz w:val="22"/>
-                <w:lang w:eastAsia="es-VE"/>
-              </w:rPr>
-              <w:t>ArrayList&lt;Empleado&gt;</w:t>
-            </w:r>
-          </w:p>
-        </w:tc>
-        <w:tc>
-          <w:tcPr>
-            <w:tcW w:w="1433" w:type="dxa"/>
-            <w:shd w:val="clear" w:color="auto" w:fill="auto"/>
-            <w:vAlign w:val="center"/>
-          </w:tcPr>
-          <w:p>
-            <w:pPr>
-              <w:jc w:val="center"/>
-              <w:rPr>
-                <w:rFonts w:ascii="Calibri" w:hAnsi="Calibri" w:cs="Arial"/>
-                <w:color w:val="000000"/>
-                <w:sz w:val="22"/>
-                <w:lang w:eastAsia="es-VE"/>
-              </w:rPr>
-            </w:pPr>
-            <w:r>
-              <w:rPr>
-                <w:rFonts w:ascii="Calibri" w:hAnsi="Calibri" w:cs="Arial"/>
-                <w:color w:val="000000"/>
-                <w:sz w:val="22"/>
-                <w:lang w:eastAsia="es-VE"/>
-              </w:rPr>
-              <w:t>0..n</w:t>
-            </w:r>
-          </w:p>
-        </w:tc>
-        <w:tc>
-          <w:tcPr>
-            <w:tcW w:w="3230" w:type="dxa"/>
-            <w:shd w:val="clear" w:color="auto" w:fill="auto"/>
-            <w:vAlign w:val="center"/>
-          </w:tcPr>
-          <w:p>
-            <w:pPr>
-              <w:jc w:val="both"/>
-              <w:rPr>
-                <w:rFonts w:ascii="Calibri" w:hAnsi="Calibri" w:cs="Arial"/>
-                <w:color w:val="000000"/>
-                <w:sz w:val="22"/>
-                <w:lang w:eastAsia="es-VE"/>
-              </w:rPr>
-            </w:pPr>
-            <w:r>
-              <w:rPr>
-                <w:rFonts w:ascii="Calibri" w:hAnsi="Calibri" w:cs="Arial"/>
-                <w:color w:val="000000"/>
-                <w:sz w:val="22"/>
-                <w:lang w:eastAsia="es-VE"/>
-              </w:rPr>
-              <w:t>Almacena el conjunto de empleados que tiene a cargo un empleado de tipo jefe. Si el atributo tiene tamaño cero, indica que no tiene subordinados.</w:t>
-            </w:r>
-          </w:p>
-        </w:tc>
-      </w:tr>
-    </w:tbl>
-    <w:p>
-      <w:pPr>
-        <w:shd w:val="clear" w:color="auto" w:fill="FFFFFF"/>
-        <w:spacing w:line="276" w:lineRule="auto"/>
-        <w:jc w:val="center"/>
-        <w:rPr>
-          <w:rFonts w:ascii="Calibri" w:hAnsi="Calibri" w:cs="Arial"/>
-          <w:color w:val="000000" w:themeColor="text1"/>
-          <w:sz w:val="22"/>
-          <w:szCs w:val="22"/>
-          <w:lang w:val="es-VE" w:eastAsia="es-VE"/>
-        </w:rPr>
-      </w:pPr>
-      <w:r>
-        <w:rPr>
-          <w:rFonts w:ascii="Calibri" w:hAnsi="Calibri" w:cs="Arial"/>
-          <w:b/>
-          <w:bCs/>
-          <w:color w:val="000000" w:themeColor="text1"/>
-          <w:sz w:val="22"/>
-          <w:szCs w:val="22"/>
-          <w:lang w:val="es-VE" w:eastAsia="es-VE"/>
-        </w:rPr>
-        <w:t>Fuente:</w:t>
-      </w:r>
-      <w:r>
-        <w:rPr>
-          <w:rFonts w:ascii="Calibri" w:hAnsi="Calibri" w:cs="Arial"/>
-          <w:color w:val="000000" w:themeColor="text1"/>
-          <w:sz w:val="22"/>
-          <w:szCs w:val="22"/>
-          <w:lang w:val="es-VE" w:eastAsia="es-VE"/>
-        </w:rPr>
-        <w:t xml:space="preserve"> elaboración propia</w:t>
-      </w:r>
-    </w:p>
-    <w:p>
-      <w:pPr>
-        <w:spacing w:before="240" w:after="240" w:line="360" w:lineRule="auto"/>
-        <w:jc w:val="both"/>
-        <w:rPr>
-          <w:rFonts w:ascii="Arial" w:hAnsi="Arial" w:cs="Arial"/>
-          <w:i/>
-          <w:color w:val="BFBFBF" w:themeColor="background1" w:themeShade="BF"/>
-          <w:sz w:val="22"/>
-          <w:szCs w:val="22"/>
-        </w:rPr>
-      </w:pPr>
-    </w:p>
-    <w:p>
-      <w:pPr>
-        <w:spacing w:before="240" w:after="240" w:line="360" w:lineRule="auto"/>
-        <w:jc w:val="both"/>
-        <w:rPr>
-          <w:rFonts w:ascii="Arial" w:hAnsi="Arial" w:cs="Arial"/>
-          <w:i/>
-          <w:color w:val="BFBFBF" w:themeColor="background1" w:themeShade="BF"/>
-          <w:sz w:val="22"/>
-          <w:szCs w:val="22"/>
-        </w:rPr>
-      </w:pPr>
-      <w:r>
-        <w:rPr>
-          <w:rFonts w:ascii="Arial" w:hAnsi="Arial" w:cs="Arial"/>
-          <w:i/>
-          <w:color w:val="BFBFBF" w:themeColor="background1" w:themeShade="BF"/>
-          <w:sz w:val="22"/>
-          <w:szCs w:val="22"/>
-        </w:rPr>
-        <w:t>En esta sección se clasifican los usuarios que utilizarán el producto. La clasificación puede ser en función a la frecuencia de uso, grupo de funcionalidades utilizadas, privilegios de seguridad, nivel de experiencia y otros parámetros.</w:t>
-      </w:r>
-    </w:p>
-    <w:p>
-      <w:pPr>
-        <w:spacing w:before="240" w:after="240" w:line="360" w:lineRule="auto"/>
-        <w:jc w:val="both"/>
-        <w:rPr>
-          <w:rFonts w:ascii="Arial" w:hAnsi="Arial" w:cs="Arial"/>
-          <w:i/>
-          <w:color w:val="BFBFBF" w:themeColor="background1" w:themeShade="BF"/>
-          <w:sz w:val="22"/>
-          <w:szCs w:val="22"/>
-        </w:rPr>
-      </w:pPr>
-      <w:r>
-        <w:rPr>
-          <w:rFonts w:ascii="Arial" w:hAnsi="Arial" w:cs="Arial"/>
-          <w:i/>
-          <w:color w:val="BFBFBF" w:themeColor="background1" w:themeShade="BF"/>
-          <w:sz w:val="22"/>
-          <w:szCs w:val="22"/>
-        </w:rPr>
-        <w:t>Se puede usar una lista para enumerar los usuarios tipo que utilizarán el software, describiendo las características de cada uno.</w:t>
-      </w:r>
-    </w:p>
-    <w:p>
-      <w:pPr>
-        <w:shd w:val="clear" w:color="auto" w:fill="FFFFFF"/>
-        <w:rPr>
-          <w:rFonts w:ascii="Calibri" w:hAnsi="Calibri" w:cs="Arial"/>
-          <w:color w:val="00B050"/>
-          <w:sz w:val="22"/>
-          <w:lang w:eastAsia="es-VE"/>
-        </w:rPr>
-      </w:pPr>
-    </w:p>
-    <w:p>
-      <w:pPr>
-        <w:pStyle w:val="Prrafodelista"/>
-        <w:numPr>
-          <w:ilvl w:val="0"/>
-          <w:numId w:val="47"/>
-        </w:numPr>
-        <w:spacing w:before="240" w:after="240" w:line="360" w:lineRule="auto"/>
-        <w:jc w:val="both"/>
-        <w:outlineLvl w:val="1"/>
-        <w:rPr>
-          <w:rFonts w:ascii="Arial" w:hAnsi="Arial" w:cs="Arial"/>
-          <w:b/>
-          <w:sz w:val="22"/>
-          <w:szCs w:val="22"/>
-        </w:rPr>
-      </w:pPr>
-      <w:bookmarkStart w:id="59" w:name="_Toc40564627"/>
-      <w:bookmarkStart w:id="60" w:name="_Toc145067956"/>
-      <w:bookmarkStart w:id="61" w:name="_Toc183440617"/>
-      <w:r>
-        <w:rPr>
-          <w:rFonts w:ascii="Arial" w:hAnsi="Arial" w:cs="Arial"/>
-          <w:b/>
-          <w:sz w:val="22"/>
-          <w:szCs w:val="22"/>
-        </w:rPr>
-        <w:t>Requerimientos funcionales</w:t>
-      </w:r>
-      <w:bookmarkEnd w:id="59"/>
-      <w:bookmarkEnd w:id="60"/>
-      <w:bookmarkEnd w:id="61"/>
-      <w:r>
-        <w:rPr>
-          <w:rFonts w:ascii="Arial" w:hAnsi="Arial" w:cs="Arial"/>
-          <w:b/>
-          <w:sz w:val="22"/>
-          <w:szCs w:val="22"/>
-        </w:rPr>
-        <w:t xml:space="preserve"> </w:t>
-      </w:r>
-    </w:p>
-    <w:p>
-      <w:pPr>
-        <w:spacing w:before="240" w:after="240" w:line="360" w:lineRule="auto"/>
-        <w:jc w:val="both"/>
-        <w:rPr>
-          <w:rFonts w:ascii="Arial" w:hAnsi="Arial" w:cs="Arial"/>
-          <w:i/>
-          <w:color w:val="BFBFBF" w:themeColor="background1" w:themeShade="BF"/>
-          <w:sz w:val="22"/>
-          <w:szCs w:val="22"/>
-        </w:rPr>
-      </w:pPr>
-      <w:r>
-        <w:rPr>
-          <w:rFonts w:ascii="Arial" w:hAnsi="Arial" w:cs="Arial"/>
-          <w:i/>
-          <w:color w:val="BFBFBF" w:themeColor="background1" w:themeShade="BF"/>
-          <w:sz w:val="22"/>
-          <w:szCs w:val="22"/>
-        </w:rPr>
-        <w:t>Los requerimientos funcionales de un sistema, son aquellos que describen cualquier actividad que este deba realizar, en otras palabras, el comportamiento o función particular de un sistema o software cuando se cumplen ciertas condiciones.</w:t>
-      </w:r>
-    </w:p>
-    <w:p>
-      <w:pPr>
-        <w:spacing w:before="240" w:after="240" w:line="360" w:lineRule="auto"/>
-        <w:jc w:val="both"/>
-        <w:rPr>
-          <w:rFonts w:ascii="Arial" w:hAnsi="Arial" w:cs="Arial"/>
-          <w:i/>
-          <w:color w:val="BFBFBF" w:themeColor="background1" w:themeShade="BF"/>
-          <w:sz w:val="22"/>
-          <w:szCs w:val="22"/>
-        </w:rPr>
-      </w:pPr>
-      <w:r>
-        <w:rPr>
-          <w:rFonts w:ascii="Arial" w:hAnsi="Arial" w:cs="Arial"/>
-          <w:i/>
-          <w:color w:val="BFBFBF" w:themeColor="background1" w:themeShade="BF"/>
-          <w:sz w:val="22"/>
-          <w:szCs w:val="22"/>
-        </w:rPr>
-        <w:t>En esta sección de la plantilla, ilustramos como organizar los requerimientos funcionales de software por funcionalidad de producto o sistema. Aquí se listan las funcionalidades y para cada una a su vez se listan los requerimientos funcionales.</w:t>
-      </w:r>
-    </w:p>
-    <w:p>
-      <w:pPr>
-        <w:spacing w:before="240" w:after="240" w:line="360" w:lineRule="auto"/>
-        <w:jc w:val="both"/>
-        <w:rPr>
-          <w:rFonts w:ascii="Arial" w:hAnsi="Arial" w:cs="Arial"/>
-          <w:i/>
-          <w:color w:val="BFBFBF" w:themeColor="background1" w:themeShade="BF"/>
-          <w:sz w:val="22"/>
-          <w:szCs w:val="22"/>
-        </w:rPr>
-      </w:pPr>
-    </w:p>
-    <w:p>
-      <w:pPr>
-        <w:spacing w:before="240" w:after="240" w:line="360" w:lineRule="auto"/>
-        <w:jc w:val="both"/>
-        <w:rPr>
-          <w:rFonts w:ascii="Arial" w:hAnsi="Arial" w:cs="Arial"/>
-          <w:i/>
-          <w:color w:val="BFBFBF" w:themeColor="background1" w:themeShade="BF"/>
-          <w:sz w:val="22"/>
-          <w:szCs w:val="22"/>
-        </w:rPr>
-      </w:pPr>
-      <w:r>
-        <w:rPr>
-          <w:rFonts w:ascii="Arial" w:hAnsi="Arial" w:cs="Arial"/>
-          <w:i/>
-          <w:color w:val="BFBFBF" w:themeColor="background1" w:themeShade="BF"/>
-          <w:sz w:val="22"/>
-          <w:szCs w:val="22"/>
-        </w:rPr>
-        <w:t xml:space="preserve">Los requerimientos funcionales se deben documentar en una matriz de trazabilidad de requerimientos. </w:t>
-      </w:r>
-    </w:p>
-    <w:p>
-      <w:pPr>
-        <w:spacing w:before="240" w:after="240" w:line="360" w:lineRule="auto"/>
-        <w:jc w:val="both"/>
-        <w:rPr>
-          <w:rFonts w:ascii="Arial" w:hAnsi="Arial" w:cs="Arial"/>
-          <w:i/>
-          <w:color w:val="BFBFBF" w:themeColor="background1" w:themeShade="BF"/>
-          <w:sz w:val="22"/>
-          <w:szCs w:val="22"/>
-        </w:rPr>
-      </w:pPr>
-      <w:r>
-        <w:rPr>
-          <w:rFonts w:ascii="Arial" w:hAnsi="Arial" w:cs="Arial"/>
-          <w:i/>
-          <w:color w:val="BFBFBF" w:themeColor="background1" w:themeShade="BF"/>
-          <w:sz w:val="22"/>
-          <w:szCs w:val="22"/>
-        </w:rPr>
-        <w:t>A continuación, se muestra como documentar cada funcionalidad:</w:t>
-      </w:r>
-    </w:p>
-    <w:p>
-      <w:pPr>
-        <w:pStyle w:val="Prrafodelista"/>
-        <w:numPr>
-          <w:ilvl w:val="1"/>
-          <w:numId w:val="47"/>
-        </w:numPr>
-        <w:spacing w:before="240" w:after="240" w:line="360" w:lineRule="auto"/>
-        <w:jc w:val="both"/>
-        <w:outlineLvl w:val="1"/>
-        <w:rPr>
-          <w:rFonts w:ascii="Calibri" w:hAnsi="Calibri"/>
-          <w:sz w:val="22"/>
-          <w:szCs w:val="22"/>
-        </w:rPr>
-      </w:pPr>
-      <w:bookmarkStart w:id="62" w:name="_Toc40564628"/>
-      <w:bookmarkStart w:id="63" w:name="_Toc145067957"/>
-      <w:bookmarkStart w:id="64" w:name="_Toc183440618"/>
-      <w:r>
-        <w:rPr>
-          <w:rFonts w:ascii="Calibri" w:hAnsi="Calibri"/>
-          <w:sz w:val="22"/>
-          <w:szCs w:val="22"/>
-          <w:lang w:val="es-VE"/>
-        </w:rPr>
-        <w:t>(Nombre de la funcionalidad 1)</w:t>
-      </w:r>
-      <w:bookmarkEnd w:id="62"/>
-      <w:bookmarkEnd w:id="63"/>
-      <w:bookmarkEnd w:id="64"/>
-    </w:p>
-    <w:p>
-      <w:pPr>
-        <w:spacing w:before="240" w:after="240" w:line="360" w:lineRule="auto"/>
-        <w:jc w:val="both"/>
-        <w:rPr>
-          <w:rFonts w:ascii="Arial" w:hAnsi="Arial" w:cs="Arial"/>
-          <w:i/>
-          <w:color w:val="BFBFBF" w:themeColor="background1" w:themeShade="BF"/>
-          <w:sz w:val="22"/>
-          <w:szCs w:val="22"/>
-        </w:rPr>
-      </w:pPr>
-      <w:r>
-        <w:rPr>
-          <w:rFonts w:ascii="Arial" w:hAnsi="Arial" w:cs="Arial"/>
-          <w:i/>
-          <w:color w:val="BFBFBF" w:themeColor="background1" w:themeShade="BF"/>
-          <w:sz w:val="22"/>
-          <w:szCs w:val="22"/>
-        </w:rPr>
-        <w:t>En el título de la funcionalidad, se recomienda utilizar nombres lo más descriptivo posible para cada funcionalidad. No limitarse a nombrarlas “Funcionalidad 1”. Un buen ejemplo podría ser “Autorización de pedido de compra”.</w:t>
-      </w:r>
-    </w:p>
-    <w:p>
-      <w:pPr>
-        <w:spacing w:before="240" w:after="240" w:line="360" w:lineRule="auto"/>
-        <w:jc w:val="both"/>
-        <w:rPr>
-          <w:rFonts w:ascii="Arial" w:hAnsi="Arial" w:cs="Arial"/>
-          <w:i/>
-          <w:color w:val="BFBFBF" w:themeColor="background1" w:themeShade="BF"/>
-          <w:sz w:val="22"/>
-          <w:szCs w:val="22"/>
-        </w:rPr>
-      </w:pPr>
-      <w:r>
-        <w:rPr>
-          <w:rFonts w:ascii="Arial" w:hAnsi="Arial" w:cs="Arial"/>
-          <w:i/>
-          <w:color w:val="BFBFBF" w:themeColor="background1" w:themeShade="BF"/>
-          <w:sz w:val="22"/>
-          <w:szCs w:val="22"/>
-        </w:rPr>
-        <w:t>Descripción: Descripción corta de la funcionalidad.</w:t>
-      </w:r>
-    </w:p>
-    <w:p>
-      <w:pPr>
-        <w:spacing w:before="240" w:after="240" w:line="360" w:lineRule="auto"/>
-        <w:jc w:val="both"/>
-        <w:rPr>
-          <w:rFonts w:ascii="Arial" w:hAnsi="Arial" w:cs="Arial"/>
-          <w:i/>
-          <w:color w:val="BFBFBF" w:themeColor="background1" w:themeShade="BF"/>
-          <w:sz w:val="22"/>
-          <w:szCs w:val="22"/>
-        </w:rPr>
-      </w:pPr>
-      <w:r>
-        <w:rPr>
-          <w:rFonts w:ascii="Arial" w:hAnsi="Arial" w:cs="Arial"/>
-          <w:i/>
-          <w:color w:val="BFBFBF" w:themeColor="background1" w:themeShade="BF"/>
-          <w:sz w:val="22"/>
-          <w:szCs w:val="22"/>
-        </w:rPr>
-        <w:t>Prioridad: Nivel bajo, medio o alto de prioridad. Esta debe ser establecida por el área funcional.</w:t>
-      </w:r>
-    </w:p>
-    <w:p>
-      <w:pPr>
-        <w:spacing w:before="240" w:after="240" w:line="360" w:lineRule="auto"/>
-        <w:jc w:val="both"/>
-        <w:rPr>
-          <w:rFonts w:ascii="Arial" w:hAnsi="Arial" w:cs="Arial"/>
-          <w:i/>
-          <w:color w:val="BFBFBF" w:themeColor="background1" w:themeShade="BF"/>
-          <w:sz w:val="22"/>
-          <w:szCs w:val="22"/>
-        </w:rPr>
-      </w:pPr>
-      <w:r>
-        <w:rPr>
-          <w:rFonts w:ascii="Arial" w:hAnsi="Arial" w:cs="Arial"/>
-          <w:i/>
-          <w:color w:val="BFBFBF" w:themeColor="background1" w:themeShade="BF"/>
-          <w:sz w:val="22"/>
-          <w:szCs w:val="22"/>
-        </w:rPr>
-        <w:t>Acciones iniciadoras y comportamiento esperado: Secuencia de acciones de usuario y respuestas esperadas del sistema para esta funcionalidad.</w:t>
-      </w:r>
-    </w:p>
-    <w:p>
-      <w:pPr>
-        <w:spacing w:before="240" w:after="240" w:line="360" w:lineRule="auto"/>
-        <w:jc w:val="both"/>
-        <w:rPr>
-          <w:rFonts w:ascii="Arial" w:hAnsi="Arial" w:cs="Arial"/>
-          <w:i/>
-          <w:color w:val="BFBFBF" w:themeColor="background1" w:themeShade="BF"/>
-          <w:sz w:val="22"/>
-          <w:szCs w:val="22"/>
-        </w:rPr>
-      </w:pPr>
-      <w:r>
-        <w:rPr>
-          <w:rFonts w:ascii="Arial" w:hAnsi="Arial" w:cs="Arial"/>
-          <w:i/>
-          <w:color w:val="BFBFBF" w:themeColor="background1" w:themeShade="BF"/>
-          <w:sz w:val="22"/>
-          <w:szCs w:val="22"/>
-        </w:rPr>
-        <w:t xml:space="preserve">Requerimientos funcionales: Lista detallada de los requerimientos funcionales asociados a esta funcionalidad. </w:t>
-      </w:r>
-    </w:p>
-    <w:p>
-      <w:pPr>
-        <w:spacing w:before="240" w:after="240" w:line="360" w:lineRule="auto"/>
-        <w:jc w:val="both"/>
-        <w:rPr>
-          <w:rFonts w:ascii="Arial" w:hAnsi="Arial" w:cs="Arial"/>
-          <w:i/>
-          <w:color w:val="BFBFBF" w:themeColor="background1" w:themeShade="BF"/>
-          <w:sz w:val="22"/>
-          <w:szCs w:val="22"/>
-        </w:rPr>
-      </w:pPr>
-      <w:r>
-        <w:rPr>
-          <w:rFonts w:ascii="Arial" w:hAnsi="Arial" w:cs="Arial"/>
-          <w:i/>
-          <w:color w:val="BFBFBF" w:themeColor="background1" w:themeShade="BF"/>
-          <w:sz w:val="22"/>
-          <w:szCs w:val="22"/>
-        </w:rPr>
-        <w:t>Para cada requerimiento funcional se establece como debe mostrarse el software y cuales comportamientos debe desempeñar para que el usuario pueda realizar la función que necesita.</w:t>
-      </w:r>
-    </w:p>
-    <w:p>
-      <w:pPr>
-        <w:spacing w:before="240" w:after="240" w:line="360" w:lineRule="auto"/>
-        <w:jc w:val="both"/>
-        <w:rPr>
-          <w:rFonts w:ascii="Arial" w:hAnsi="Arial" w:cs="Arial"/>
-          <w:i/>
-          <w:color w:val="BFBFBF" w:themeColor="background1" w:themeShade="BF"/>
-          <w:sz w:val="22"/>
-          <w:szCs w:val="22"/>
-        </w:rPr>
-      </w:pPr>
-      <w:r>
-        <w:rPr>
-          <w:rFonts w:ascii="Arial" w:hAnsi="Arial" w:cs="Arial"/>
-          <w:i/>
-          <w:color w:val="BFBFBF" w:themeColor="background1" w:themeShade="BF"/>
-          <w:sz w:val="22"/>
-          <w:szCs w:val="22"/>
-        </w:rPr>
-        <w:t>Es recomendable incluir como el software debe responder a condiciones de error y entradas de datos inválidas.</w:t>
-      </w:r>
-    </w:p>
-    <w:p>
-      <w:pPr>
-        <w:spacing w:before="240" w:after="240" w:line="360" w:lineRule="auto"/>
-        <w:jc w:val="both"/>
-        <w:rPr>
-          <w:rFonts w:ascii="Arial" w:hAnsi="Arial" w:cs="Arial"/>
-          <w:i/>
-          <w:color w:val="BFBFBF" w:themeColor="background1" w:themeShade="BF"/>
-          <w:sz w:val="22"/>
-          <w:szCs w:val="22"/>
-        </w:rPr>
-      </w:pPr>
-      <w:r>
-        <w:rPr>
-          <w:rFonts w:ascii="Arial" w:hAnsi="Arial" w:cs="Arial"/>
-          <w:i/>
-          <w:color w:val="BFBFBF" w:themeColor="background1" w:themeShade="BF"/>
-          <w:sz w:val="22"/>
-          <w:szCs w:val="22"/>
-        </w:rPr>
-        <w:t>Cada requerimiento debe ser identificado unívocamente, para lo cual se recomienda usar un número de secuencia, que tenga algún significado y de formato común a toda la organización. Por ejemplo:</w:t>
-      </w:r>
-    </w:p>
-    <w:p>
-      <w:pPr>
-        <w:spacing w:before="240" w:after="240" w:line="360" w:lineRule="auto"/>
-        <w:jc w:val="both"/>
-        <w:rPr>
-          <w:rFonts w:ascii="Arial" w:hAnsi="Arial" w:cs="Arial"/>
-          <w:i/>
-          <w:color w:val="BFBFBF" w:themeColor="background1" w:themeShade="BF"/>
-          <w:sz w:val="22"/>
-          <w:szCs w:val="22"/>
-        </w:rPr>
-      </w:pPr>
-      <w:r>
-        <w:rPr>
-          <w:rFonts w:ascii="Arial" w:hAnsi="Arial" w:cs="Arial"/>
-          <w:i/>
-          <w:color w:val="BFBFBF" w:themeColor="background1" w:themeShade="BF"/>
-          <w:sz w:val="22"/>
-          <w:szCs w:val="22"/>
-        </w:rPr>
-        <w:t>REQ-1:</w:t>
-      </w:r>
-    </w:p>
-    <w:p>
-      <w:pPr>
-        <w:spacing w:before="240" w:after="240" w:line="360" w:lineRule="auto"/>
-        <w:jc w:val="both"/>
-        <w:rPr>
-          <w:rFonts w:ascii="Arial" w:hAnsi="Arial" w:cs="Arial"/>
-          <w:i/>
-          <w:color w:val="BFBFBF" w:themeColor="background1" w:themeShade="BF"/>
-          <w:sz w:val="22"/>
-          <w:szCs w:val="22"/>
-        </w:rPr>
-      </w:pPr>
-      <w:r>
-        <w:rPr>
-          <w:rFonts w:ascii="Arial" w:hAnsi="Arial" w:cs="Arial"/>
-          <w:i/>
-          <w:color w:val="BFBFBF" w:themeColor="background1" w:themeShade="BF"/>
-          <w:sz w:val="22"/>
-          <w:szCs w:val="22"/>
-        </w:rPr>
-        <w:t>REQ-2:</w:t>
-      </w:r>
-    </w:p>
-    <w:p>
-      <w:pPr>
-        <w:spacing w:before="240" w:after="240" w:line="360" w:lineRule="auto"/>
-        <w:jc w:val="both"/>
-        <w:rPr>
-          <w:rFonts w:ascii="Arial" w:hAnsi="Arial" w:cs="Arial"/>
-          <w:i/>
-          <w:color w:val="BFBFBF" w:themeColor="background1" w:themeShade="BF"/>
-          <w:sz w:val="22"/>
-          <w:szCs w:val="22"/>
-        </w:rPr>
-      </w:pPr>
-      <w:r>
-        <w:rPr>
-          <w:rFonts w:ascii="Arial" w:hAnsi="Arial" w:cs="Arial"/>
-          <w:i/>
-          <w:color w:val="BFBFBF" w:themeColor="background1" w:themeShade="BF"/>
-          <w:sz w:val="22"/>
-          <w:szCs w:val="22"/>
-        </w:rPr>
-        <w:t>REQ-3:</w:t>
-      </w:r>
-    </w:p>
-    <w:p>
-      <w:pPr>
-        <w:shd w:val="clear" w:color="auto" w:fill="FFFFFF"/>
-        <w:rPr>
-          <w:rFonts w:ascii="Calibri" w:hAnsi="Calibri"/>
-          <w:sz w:val="22"/>
-        </w:rPr>
-      </w:pPr>
-    </w:p>
-    <w:p>
-      <w:pPr>
-        <w:shd w:val="clear" w:color="auto" w:fill="FFFFFF"/>
-        <w:rPr>
-          <w:rFonts w:ascii="Calibri" w:hAnsi="Calibri"/>
-          <w:sz w:val="22"/>
-        </w:rPr>
-      </w:pPr>
-    </w:p>
-    <w:p>
-      <w:pPr>
-        <w:shd w:val="clear" w:color="auto" w:fill="FFFFFF"/>
-        <w:rPr>
-          <w:rFonts w:ascii="Calibri" w:hAnsi="Calibri"/>
-          <w:sz w:val="22"/>
-        </w:rPr>
-      </w:pPr>
-    </w:p>
-    <w:p>
-      <w:pPr>
-        <w:pStyle w:val="Prrafodelista"/>
-        <w:numPr>
-          <w:ilvl w:val="1"/>
-          <w:numId w:val="47"/>
-        </w:numPr>
-        <w:spacing w:before="240" w:after="240" w:line="360" w:lineRule="auto"/>
-        <w:jc w:val="both"/>
-        <w:outlineLvl w:val="1"/>
-        <w:rPr>
-          <w:rFonts w:ascii="Calibri" w:hAnsi="Calibri"/>
-          <w:sz w:val="22"/>
-          <w:szCs w:val="22"/>
-          <w:lang w:val="es-VE"/>
-        </w:rPr>
-      </w:pPr>
-      <w:r>
-        <w:rPr>
-          <w:rFonts w:ascii="Calibri" w:hAnsi="Calibri"/>
-          <w:sz w:val="22"/>
-          <w:szCs w:val="22"/>
-          <w:lang w:val="es-VE"/>
-        </w:rPr>
-        <w:t xml:space="preserve"> </w:t>
-      </w:r>
-      <w:bookmarkStart w:id="65" w:name="_Toc40564629"/>
-      <w:bookmarkStart w:id="66" w:name="_Toc145067958"/>
-      <w:bookmarkStart w:id="67" w:name="_Toc183440619"/>
-      <w:r>
-        <w:rPr>
-          <w:rFonts w:ascii="Calibri" w:hAnsi="Calibri"/>
-          <w:sz w:val="22"/>
-          <w:szCs w:val="22"/>
-          <w:lang w:val="es-VE"/>
-        </w:rPr>
-        <w:t>(Nombre de la funcionalidad 2)</w:t>
-      </w:r>
-      <w:bookmarkEnd w:id="65"/>
-      <w:bookmarkEnd w:id="66"/>
-      <w:bookmarkEnd w:id="67"/>
-    </w:p>
-    <w:p>
-      <w:pPr>
-        <w:spacing w:before="240" w:after="240" w:line="360" w:lineRule="auto"/>
-        <w:jc w:val="both"/>
-        <w:rPr>
-          <w:rFonts w:ascii="Arial" w:hAnsi="Arial" w:cs="Arial"/>
-          <w:i/>
-          <w:color w:val="BFBFBF" w:themeColor="background1" w:themeShade="BF"/>
-          <w:sz w:val="22"/>
-          <w:szCs w:val="22"/>
-        </w:rPr>
-      </w:pPr>
-      <w:r>
-        <w:rPr>
-          <w:rFonts w:ascii="Arial" w:hAnsi="Arial" w:cs="Arial"/>
-          <w:i/>
-          <w:color w:val="BFBFBF" w:themeColor="background1" w:themeShade="BF"/>
-          <w:sz w:val="22"/>
-          <w:szCs w:val="22"/>
-        </w:rPr>
-        <w:t>Seguir los mismos lineamientos de la funcionalidad 1 para tantas funcionalidades tenga el sistema.</w:t>
-      </w:r>
-    </w:p>
-    <w:p>
-      <w:pPr>
-        <w:rPr>
-          <w:rFonts w:ascii="Calibri" w:hAnsi="Calibri"/>
-          <w:sz w:val="22"/>
-        </w:rPr>
-      </w:pPr>
-    </w:p>
-    <w:p>
-      <w:pPr>
-        <w:pStyle w:val="Prrafodelista"/>
-        <w:numPr>
-          <w:ilvl w:val="1"/>
-          <w:numId w:val="47"/>
-        </w:numPr>
-        <w:spacing w:before="240" w:after="240" w:line="360" w:lineRule="auto"/>
-        <w:jc w:val="both"/>
-        <w:outlineLvl w:val="1"/>
-        <w:rPr>
-          <w:rFonts w:ascii="Calibri" w:hAnsi="Calibri"/>
-          <w:sz w:val="22"/>
-          <w:szCs w:val="22"/>
-          <w:lang w:val="es-VE"/>
-        </w:rPr>
-      </w:pPr>
-      <w:bookmarkStart w:id="68" w:name="_Toc40564630"/>
-      <w:bookmarkStart w:id="69" w:name="_Toc145067959"/>
-      <w:bookmarkStart w:id="70" w:name="_Toc183440620"/>
-      <w:r>
-        <w:rPr>
-          <w:rFonts w:ascii="Calibri" w:hAnsi="Calibri"/>
-          <w:sz w:val="22"/>
-          <w:szCs w:val="22"/>
-          <w:lang w:val="es-VE"/>
-        </w:rPr>
-        <w:t>(Nombre de la funcionalidad N)</w:t>
-      </w:r>
-      <w:bookmarkEnd w:id="68"/>
-      <w:bookmarkEnd w:id="69"/>
-      <w:bookmarkEnd w:id="70"/>
-    </w:p>
-    <w:p>
-      <w:pPr>
-        <w:spacing w:before="240" w:after="240" w:line="360" w:lineRule="auto"/>
-        <w:jc w:val="both"/>
-        <w:rPr>
-          <w:rFonts w:ascii="Arial" w:hAnsi="Arial" w:cs="Arial"/>
-          <w:i/>
-          <w:color w:val="BFBFBF" w:themeColor="background1" w:themeShade="BF"/>
-          <w:sz w:val="22"/>
-          <w:szCs w:val="22"/>
-        </w:rPr>
-      </w:pPr>
-      <w:r>
-        <w:rPr>
-          <w:rFonts w:ascii="Arial" w:hAnsi="Arial" w:cs="Arial"/>
-          <w:i/>
-          <w:color w:val="BFBFBF" w:themeColor="background1" w:themeShade="BF"/>
-          <w:sz w:val="22"/>
-          <w:szCs w:val="22"/>
-        </w:rPr>
-        <w:t>Seguir los mismos lineamientos de la funcionalidad 1 para tantas funcionalidades tenga el sistema.</w:t>
-      </w:r>
-    </w:p>
-    <w:p>
-      <w:pPr>
-        <w:pStyle w:val="Prrafodelista"/>
-        <w:numPr>
-          <w:ilvl w:val="0"/>
-          <w:numId w:val="47"/>
-        </w:numPr>
-        <w:spacing w:before="240" w:after="240" w:line="360" w:lineRule="auto"/>
-        <w:jc w:val="both"/>
-        <w:outlineLvl w:val="1"/>
-        <w:rPr>
-          <w:rFonts w:ascii="Arial" w:hAnsi="Arial" w:cs="Arial"/>
-          <w:b/>
-          <w:sz w:val="22"/>
-          <w:szCs w:val="22"/>
-        </w:rPr>
-      </w:pPr>
-      <w:bookmarkStart w:id="71" w:name="_Toc40564631"/>
-      <w:bookmarkStart w:id="72" w:name="_Toc145067960"/>
-      <w:bookmarkStart w:id="73" w:name="_Toc183440621"/>
-      <w:r>
-        <w:rPr>
-          <w:rFonts w:ascii="Arial" w:hAnsi="Arial" w:cs="Arial"/>
-          <w:b/>
-          <w:sz w:val="22"/>
-          <w:szCs w:val="22"/>
-        </w:rPr>
-        <w:t>Reglas de negocio</w:t>
-      </w:r>
-      <w:bookmarkEnd w:id="71"/>
-      <w:bookmarkEnd w:id="72"/>
-      <w:bookmarkEnd w:id="73"/>
-    </w:p>
-    <w:p>
-      <w:pPr>
-        <w:spacing w:before="240" w:after="240" w:line="360" w:lineRule="auto"/>
-        <w:jc w:val="both"/>
-        <w:rPr>
-          <w:rFonts w:ascii="Arial" w:hAnsi="Arial" w:cs="Arial"/>
-          <w:i/>
-          <w:color w:val="BFBFBF" w:themeColor="background1" w:themeShade="BF"/>
-          <w:sz w:val="22"/>
-          <w:szCs w:val="22"/>
-        </w:rPr>
-      </w:pPr>
-      <w:r>
-        <w:rPr>
-          <w:rFonts w:ascii="Arial" w:hAnsi="Arial" w:cs="Arial"/>
-          <w:i/>
-          <w:color w:val="BFBFBF" w:themeColor="background1" w:themeShade="BF"/>
-          <w:sz w:val="22"/>
-          <w:szCs w:val="22"/>
-        </w:rPr>
-        <w:t>Listado de reglas y principios que aplican a todo el conjunto de requerimientos de software contenidos en el documento. Un ejemplo es cuales individuos o roles pueden desempeñar cierta función bajo ciertas circunstancias.</w:t>
-      </w:r>
-    </w:p>
-    <w:p>
-      <w:pPr>
-        <w:spacing w:before="240" w:after="240" w:line="360" w:lineRule="auto"/>
-        <w:jc w:val="both"/>
-        <w:rPr>
-          <w:rFonts w:ascii="Arial" w:hAnsi="Arial" w:cs="Arial"/>
-          <w:i/>
-          <w:color w:val="BFBFBF" w:themeColor="background1" w:themeShade="BF"/>
-          <w:sz w:val="22"/>
-          <w:szCs w:val="22"/>
-        </w:rPr>
-      </w:pPr>
-      <w:r>
-        <w:rPr>
-          <w:rFonts w:ascii="Arial" w:hAnsi="Arial" w:cs="Arial"/>
-          <w:i/>
-          <w:color w:val="BFBFBF" w:themeColor="background1" w:themeShade="BF"/>
-          <w:sz w:val="22"/>
-          <w:szCs w:val="22"/>
-        </w:rPr>
-        <w:t>Para hacer cumplir las reglas de negocio, podría ser necesaria la definición de requerimientos funcionales que aplican a todo el sistema, no a una funcionalidad especifica.</w:t>
-      </w:r>
-    </w:p>
-    <w:p>
-      <w:pPr>
-        <w:pStyle w:val="Prrafodelista"/>
-        <w:numPr>
-          <w:ilvl w:val="0"/>
-          <w:numId w:val="47"/>
-        </w:numPr>
-        <w:spacing w:before="240" w:after="240" w:line="360" w:lineRule="auto"/>
-        <w:jc w:val="both"/>
-        <w:outlineLvl w:val="1"/>
-        <w:rPr>
-          <w:rFonts w:ascii="Arial" w:hAnsi="Arial" w:cs="Arial"/>
-          <w:b/>
-          <w:sz w:val="22"/>
-          <w:szCs w:val="22"/>
-        </w:rPr>
-      </w:pPr>
-      <w:bookmarkStart w:id="74" w:name="_Toc40564632"/>
-      <w:bookmarkStart w:id="75" w:name="_Toc145067961"/>
-      <w:bookmarkStart w:id="76" w:name="_Toc183440622"/>
-      <w:r>
-        <w:rPr>
-          <w:rFonts w:ascii="Arial" w:hAnsi="Arial" w:cs="Arial"/>
-          <w:b/>
-          <w:sz w:val="22"/>
-          <w:szCs w:val="22"/>
-        </w:rPr>
-        <w:t>Requerimientos de interfaces externas</w:t>
-      </w:r>
-      <w:bookmarkEnd w:id="74"/>
-      <w:bookmarkEnd w:id="75"/>
-      <w:bookmarkEnd w:id="76"/>
-    </w:p>
-    <w:p>
-      <w:pPr>
-        <w:pStyle w:val="Prrafodelista"/>
-        <w:numPr>
-          <w:ilvl w:val="1"/>
-          <w:numId w:val="47"/>
-        </w:numPr>
-        <w:spacing w:before="240" w:after="240" w:line="360" w:lineRule="auto"/>
-        <w:jc w:val="both"/>
-        <w:outlineLvl w:val="1"/>
-        <w:rPr>
-          <w:rFonts w:ascii="Arial" w:hAnsi="Arial" w:cs="Arial"/>
-          <w:b/>
-          <w:sz w:val="22"/>
-          <w:szCs w:val="22"/>
-        </w:rPr>
-      </w:pPr>
-      <w:bookmarkStart w:id="77" w:name="_Toc40564633"/>
-      <w:bookmarkStart w:id="78" w:name="_Toc145067962"/>
-      <w:bookmarkStart w:id="79" w:name="_Toc183440623"/>
-      <w:r>
-        <w:rPr>
-          <w:rFonts w:ascii="Arial" w:hAnsi="Arial" w:cs="Arial"/>
-          <w:b/>
-          <w:sz w:val="22"/>
-          <w:szCs w:val="22"/>
-        </w:rPr>
-        <w:t>Interfaces de usuario</w:t>
-      </w:r>
-      <w:bookmarkEnd w:id="77"/>
-      <w:bookmarkEnd w:id="78"/>
-      <w:bookmarkEnd w:id="79"/>
-    </w:p>
-    <w:p>
-      <w:pPr>
-        <w:spacing w:before="240" w:after="240" w:line="360" w:lineRule="auto"/>
-        <w:jc w:val="both"/>
-        <w:rPr>
-          <w:rFonts w:ascii="Arial" w:hAnsi="Arial" w:cs="Arial"/>
-          <w:i/>
-          <w:color w:val="BFBFBF" w:themeColor="background1" w:themeShade="BF"/>
-          <w:sz w:val="22"/>
-          <w:szCs w:val="22"/>
-        </w:rPr>
-      </w:pPr>
-      <w:r>
-        <w:rPr>
-          <w:rFonts w:ascii="Arial" w:hAnsi="Arial" w:cs="Arial"/>
-          <w:i/>
-          <w:color w:val="BFBFBF" w:themeColor="background1" w:themeShade="BF"/>
-          <w:sz w:val="22"/>
-          <w:szCs w:val="22"/>
-        </w:rPr>
-        <w:t xml:space="preserve">Aquí se describen las características de cada interfaz con el usuario. </w:t>
-      </w:r>
-    </w:p>
-    <w:p>
-      <w:pPr>
-        <w:pStyle w:val="Prrafodelista"/>
-        <w:numPr>
-          <w:ilvl w:val="0"/>
-          <w:numId w:val="48"/>
-        </w:numPr>
-        <w:spacing w:before="240" w:after="240" w:line="360" w:lineRule="auto"/>
-        <w:jc w:val="both"/>
-        <w:rPr>
-          <w:rFonts w:ascii="Arial" w:hAnsi="Arial" w:cs="Arial"/>
-          <w:i/>
-          <w:color w:val="BFBFBF" w:themeColor="background1" w:themeShade="BF"/>
-          <w:sz w:val="22"/>
-          <w:szCs w:val="22"/>
-        </w:rPr>
-      </w:pPr>
-      <w:r>
-        <w:rPr>
-          <w:rFonts w:ascii="Arial" w:hAnsi="Arial" w:cs="Arial"/>
-          <w:i/>
-          <w:color w:val="BFBFBF" w:themeColor="background1" w:themeShade="BF"/>
-          <w:sz w:val="22"/>
-          <w:szCs w:val="22"/>
-        </w:rPr>
-        <w:t>Se pueden clasificar por tipos o áreas del sistema con interfaz distinta.</w:t>
-      </w:r>
-    </w:p>
-    <w:p>
-      <w:pPr>
-        <w:pStyle w:val="Prrafodelista"/>
-        <w:numPr>
-          <w:ilvl w:val="0"/>
-          <w:numId w:val="48"/>
-        </w:numPr>
-        <w:spacing w:before="240" w:after="240" w:line="360" w:lineRule="auto"/>
-        <w:jc w:val="both"/>
-        <w:rPr>
-          <w:rFonts w:ascii="Arial" w:hAnsi="Arial" w:cs="Arial"/>
-          <w:i/>
-          <w:color w:val="BFBFBF" w:themeColor="background1" w:themeShade="BF"/>
-          <w:sz w:val="22"/>
-          <w:szCs w:val="22"/>
-        </w:rPr>
-      </w:pPr>
-      <w:r>
-        <w:rPr>
-          <w:rFonts w:ascii="Arial" w:hAnsi="Arial" w:cs="Arial"/>
-          <w:i/>
-          <w:color w:val="BFBFBF" w:themeColor="background1" w:themeShade="BF"/>
-          <w:sz w:val="22"/>
-          <w:szCs w:val="22"/>
-        </w:rPr>
-        <w:t>Pueden incluirse ejemplos de pantallas.</w:t>
-      </w:r>
-    </w:p>
-    <w:p>
-      <w:pPr>
-        <w:pStyle w:val="Prrafodelista"/>
-        <w:numPr>
-          <w:ilvl w:val="0"/>
-          <w:numId w:val="48"/>
-        </w:numPr>
-        <w:spacing w:before="240" w:after="240" w:line="360" w:lineRule="auto"/>
-        <w:jc w:val="both"/>
-        <w:rPr>
-          <w:rFonts w:ascii="Arial" w:hAnsi="Arial" w:cs="Arial"/>
-          <w:i/>
-          <w:color w:val="BFBFBF" w:themeColor="background1" w:themeShade="BF"/>
-          <w:sz w:val="22"/>
-          <w:szCs w:val="22"/>
-        </w:rPr>
-      </w:pPr>
-      <w:r>
-        <w:rPr>
-          <w:rFonts w:ascii="Arial" w:hAnsi="Arial" w:cs="Arial"/>
-          <w:i/>
-          <w:color w:val="BFBFBF" w:themeColor="background1" w:themeShade="BF"/>
-          <w:sz w:val="22"/>
-          <w:szCs w:val="22"/>
-        </w:rPr>
-        <w:t>Describir los estándares de interfaz gráfica (GUI).</w:t>
-      </w:r>
-    </w:p>
-    <w:p>
-      <w:pPr>
-        <w:pStyle w:val="Prrafodelista"/>
-        <w:numPr>
-          <w:ilvl w:val="0"/>
-          <w:numId w:val="48"/>
-        </w:numPr>
-        <w:spacing w:before="240" w:after="240" w:line="360" w:lineRule="auto"/>
-        <w:jc w:val="both"/>
-        <w:rPr>
-          <w:rFonts w:ascii="Arial" w:hAnsi="Arial" w:cs="Arial"/>
-          <w:i/>
-          <w:color w:val="BFBFBF" w:themeColor="background1" w:themeShade="BF"/>
-          <w:sz w:val="22"/>
-          <w:szCs w:val="22"/>
-        </w:rPr>
-      </w:pPr>
-      <w:r>
-        <w:rPr>
-          <w:rFonts w:ascii="Arial" w:hAnsi="Arial" w:cs="Arial"/>
-          <w:i/>
-          <w:color w:val="BFBFBF" w:themeColor="background1" w:themeShade="BF"/>
-          <w:sz w:val="22"/>
-          <w:szCs w:val="22"/>
-        </w:rPr>
-        <w:t>Guías de estilo sobre organización de pantalla, estándares para botones, funciones que se mostrarán en todas las pantallas.</w:t>
-      </w:r>
-    </w:p>
-    <w:p>
-      <w:pPr>
-        <w:spacing w:before="240" w:after="240" w:line="360" w:lineRule="auto"/>
-        <w:jc w:val="both"/>
-        <w:rPr>
-          <w:rFonts w:ascii="Arial" w:hAnsi="Arial" w:cs="Arial"/>
-          <w:i/>
-          <w:color w:val="BFBFBF" w:themeColor="background1" w:themeShade="BF"/>
-          <w:sz w:val="22"/>
-          <w:szCs w:val="22"/>
-        </w:rPr>
-      </w:pPr>
-    </w:p>
-    <w:p>
-      <w:pPr>
-        <w:spacing w:before="240" w:after="240" w:line="360" w:lineRule="auto"/>
-        <w:jc w:val="both"/>
-        <w:rPr>
-          <w:rFonts w:ascii="Arial" w:hAnsi="Arial" w:cs="Arial"/>
-          <w:i/>
-          <w:color w:val="BFBFBF" w:themeColor="background1" w:themeShade="BF"/>
-          <w:sz w:val="22"/>
-          <w:szCs w:val="22"/>
-        </w:rPr>
-      </w:pPr>
-    </w:p>
-    <w:p>
-      <w:pPr>
-        <w:pStyle w:val="Prrafodelista"/>
-        <w:numPr>
-          <w:ilvl w:val="0"/>
-          <w:numId w:val="47"/>
-        </w:numPr>
-        <w:spacing w:before="240" w:after="240" w:line="360" w:lineRule="auto"/>
-        <w:jc w:val="both"/>
-        <w:outlineLvl w:val="1"/>
-        <w:rPr>
-          <w:rFonts w:ascii="Arial" w:hAnsi="Arial" w:cs="Arial"/>
-          <w:b/>
-          <w:sz w:val="22"/>
-          <w:szCs w:val="22"/>
-        </w:rPr>
-      </w:pPr>
-      <w:bookmarkStart w:id="80" w:name="_Toc40564636"/>
-      <w:bookmarkStart w:id="81" w:name="_Toc145067963"/>
-      <w:bookmarkStart w:id="82" w:name="_Toc183440624"/>
-      <w:r>
-        <w:rPr>
-          <w:rFonts w:ascii="Arial" w:hAnsi="Arial" w:cs="Arial"/>
-          <w:b/>
-          <w:sz w:val="22"/>
-          <w:szCs w:val="22"/>
-        </w:rPr>
-        <w:t>Requerimientos no funcionales</w:t>
-      </w:r>
-      <w:bookmarkEnd w:id="80"/>
-      <w:bookmarkEnd w:id="81"/>
-      <w:bookmarkEnd w:id="82"/>
-    </w:p>
-    <w:p>
-      <w:pPr>
-        <w:spacing w:before="240" w:after="240" w:line="360" w:lineRule="auto"/>
-        <w:jc w:val="both"/>
-        <w:rPr>
-          <w:rFonts w:ascii="Arial" w:hAnsi="Arial" w:cs="Arial"/>
-          <w:i/>
-          <w:color w:val="BFBFBF" w:themeColor="background1" w:themeShade="BF"/>
-          <w:sz w:val="22"/>
-          <w:szCs w:val="22"/>
-        </w:rPr>
-      </w:pPr>
-      <w:r>
-        <w:rPr>
-          <w:rFonts w:ascii="Arial" w:hAnsi="Arial" w:cs="Arial"/>
-          <w:i/>
-          <w:color w:val="BFBFBF" w:themeColor="background1" w:themeShade="BF"/>
-          <w:sz w:val="22"/>
-          <w:szCs w:val="22"/>
-        </w:rPr>
-        <w:t>Los requerimientos no funcionales son los que especifican criterios para evaluar la operación de un servicio de tecnología de información, en contraste con los requerimientos funcionales que especifican los comportamientos específicos.</w:t>
-      </w:r>
-    </w:p>
-    <w:p>
-      <w:pPr>
-        <w:spacing w:before="240" w:after="240" w:line="360" w:lineRule="auto"/>
-        <w:jc w:val="both"/>
-        <w:rPr>
-          <w:rFonts w:ascii="Arial" w:hAnsi="Arial" w:cs="Arial"/>
-          <w:i/>
-          <w:color w:val="BFBFBF" w:themeColor="background1" w:themeShade="BF"/>
-          <w:sz w:val="22"/>
-          <w:szCs w:val="22"/>
-        </w:rPr>
-      </w:pPr>
-      <w:r>
-        <w:rPr>
-          <w:rFonts w:ascii="Arial" w:hAnsi="Arial" w:cs="Arial"/>
-          <w:i/>
-          <w:color w:val="BFBFBF" w:themeColor="background1" w:themeShade="BF"/>
-          <w:sz w:val="22"/>
-          <w:szCs w:val="22"/>
-        </w:rPr>
-        <w:t>Para ver algunos ejemplos de cómo se redactan los requerimientos no funcionales, te recomendamos el siguiente enlace:</w:t>
-      </w:r>
-    </w:p>
-    <w:p>
-      <w:pPr>
-        <w:shd w:val="clear" w:color="auto" w:fill="FFFFFF"/>
-        <w:jc w:val="both"/>
-        <w:rPr>
-          <w:rFonts w:ascii="Calibri" w:hAnsi="Calibri" w:cs="Arial"/>
-          <w:color w:val="000000"/>
-          <w:sz w:val="22"/>
-          <w:lang w:eastAsia="es-VE"/>
-        </w:rPr>
-      </w:pPr>
-      <w:r>
-        <w:rPr>
-          <w:rFonts w:ascii="Calibri" w:hAnsi="Calibri" w:cs="Arial"/>
-          <w:color w:val="000000"/>
-          <w:sz w:val="22"/>
-          <w:lang w:eastAsia="es-VE"/>
-        </w:rPr>
-        <w:t xml:space="preserve">&gt; </w:t>
-      </w:r>
-      <w:hyperlink r:id="rId13" w:history="1">
-        <w:r>
-          <w:rPr>
-            <w:rStyle w:val="Hipervnculo"/>
-            <w:rFonts w:ascii="Calibri" w:hAnsi="Calibri" w:cs="Arial"/>
-            <w:sz w:val="22"/>
-            <w:lang w:eastAsia="es-VE"/>
-          </w:rPr>
-          <w:t>Ejemplos de requerimientos no funcionales de software</w:t>
-        </w:r>
-      </w:hyperlink>
-    </w:p>
-    <w:p>
-      <w:pPr>
-        <w:rPr>
-          <w:rFonts w:ascii="Calibri" w:hAnsi="Calibri"/>
-          <w:color w:val="00B050"/>
-          <w:sz w:val="22"/>
-        </w:rPr>
-      </w:pPr>
-    </w:p>
-    <w:p>
-      <w:pPr>
-        <w:spacing w:before="240" w:after="240" w:line="360" w:lineRule="auto"/>
-        <w:jc w:val="both"/>
-        <w:rPr>
-          <w:rFonts w:ascii="Calibri" w:hAnsi="Calibri" w:cs="Calibri"/>
-          <w:sz w:val="22"/>
-          <w:szCs w:val="22"/>
-        </w:rPr>
-      </w:pPr>
-      <w:bookmarkStart w:id="83" w:name="_Toc40564638"/>
-    </w:p>
-    <w:p>
-      <w:pPr>
-        <w:pStyle w:val="Prrafodelista"/>
-        <w:numPr>
-          <w:ilvl w:val="0"/>
-          <w:numId w:val="47"/>
-        </w:numPr>
-        <w:spacing w:before="240" w:after="240" w:line="360" w:lineRule="auto"/>
-        <w:jc w:val="both"/>
-        <w:outlineLvl w:val="1"/>
-        <w:rPr>
-          <w:rFonts w:ascii="Arial" w:hAnsi="Arial" w:cs="Arial"/>
-          <w:b/>
-          <w:sz w:val="22"/>
-          <w:szCs w:val="22"/>
-        </w:rPr>
-      </w:pPr>
-      <w:bookmarkStart w:id="84" w:name="_Toc145067964"/>
-      <w:bookmarkStart w:id="85" w:name="_Toc183440625"/>
-      <w:r>
-        <w:rPr>
-          <w:rFonts w:ascii="Arial" w:hAnsi="Arial" w:cs="Arial"/>
-          <w:b/>
-          <w:sz w:val="22"/>
-          <w:szCs w:val="22"/>
-        </w:rPr>
-        <w:t>Glosario</w:t>
-      </w:r>
-      <w:bookmarkEnd w:id="83"/>
-      <w:bookmarkEnd w:id="84"/>
-      <w:bookmarkEnd w:id="85"/>
-    </w:p>
-    <w:p>
-      <w:pPr>
-        <w:spacing w:before="240" w:after="240" w:line="360" w:lineRule="auto"/>
-        <w:jc w:val="both"/>
-        <w:rPr>
-          <w:rFonts w:ascii="Calibri" w:hAnsi="Calibri" w:cs="Calibri"/>
-          <w:sz w:val="22"/>
-          <w:szCs w:val="22"/>
-        </w:rPr>
-      </w:pPr>
-      <w:r>
-        <w:rPr>
-          <w:rFonts w:ascii="Calibri" w:hAnsi="Calibri" w:cs="Calibri"/>
-          <w:sz w:val="22"/>
-          <w:szCs w:val="22"/>
-        </w:rPr>
-        <w:t>Descripción de términos y siglas necesarias para el entendimiento del documento de requerimientos de software.</w:t>
-      </w:r>
-    </w:p>
-    <w:p>
-      <w:pPr>
-        <w:pStyle w:val="Prrafodelista"/>
-        <w:numPr>
-          <w:ilvl w:val="0"/>
-          <w:numId w:val="47"/>
-        </w:numPr>
-        <w:spacing w:before="240" w:after="240" w:line="360" w:lineRule="auto"/>
-        <w:jc w:val="both"/>
-        <w:outlineLvl w:val="1"/>
-        <w:rPr>
-          <w:rFonts w:ascii="Arial" w:hAnsi="Arial" w:cs="Arial"/>
-          <w:b/>
-          <w:sz w:val="22"/>
-          <w:szCs w:val="22"/>
-        </w:rPr>
-      </w:pPr>
-      <w:bookmarkStart w:id="86" w:name="_Toc40564639"/>
-      <w:bookmarkStart w:id="87" w:name="_Toc145067965"/>
-      <w:bookmarkStart w:id="88" w:name="_Toc183440626"/>
-      <w:r>
-        <w:rPr>
-          <w:rFonts w:ascii="Arial" w:hAnsi="Arial" w:cs="Arial"/>
-          <w:b/>
-          <w:sz w:val="22"/>
-          <w:szCs w:val="22"/>
-        </w:rPr>
-        <w:t>Bibliografía</w:t>
-      </w:r>
-      <w:bookmarkEnd w:id="86"/>
-      <w:bookmarkEnd w:id="87"/>
-      <w:bookmarkEnd w:id="88"/>
-    </w:p>
-    <w:p>
-      <w:pPr>
-        <w:spacing w:before="240" w:after="240" w:line="360" w:lineRule="auto"/>
-        <w:jc w:val="both"/>
-        <w:rPr>
-          <w:rFonts w:ascii="Calibri" w:hAnsi="Calibri" w:cs="Calibri"/>
-          <w:sz w:val="22"/>
-          <w:szCs w:val="22"/>
-        </w:rPr>
-      </w:pPr>
-      <w:bookmarkStart w:id="89" w:name="_Toc145067966"/>
-      <w:r>
-        <w:rPr>
-          <w:rFonts w:ascii="Calibri" w:hAnsi="Calibri" w:cs="Calibri"/>
-          <w:sz w:val="22"/>
-          <w:szCs w:val="22"/>
-        </w:rPr>
-        <w:t>Bibliografía</w:t>
-      </w:r>
-      <w:bookmarkEnd w:id="89"/>
-    </w:p>
-    <w:p>
-      <w:pPr>
-        <w:spacing w:before="240" w:after="240" w:line="360" w:lineRule="auto"/>
-        <w:jc w:val="both"/>
-        <w:rPr>
-          <w:rFonts w:ascii="Calibri" w:hAnsi="Calibri" w:cs="Calibri"/>
-          <w:sz w:val="22"/>
-          <w:szCs w:val="22"/>
-        </w:rPr>
-      </w:pPr>
-      <w:r>
-        <w:rPr>
-          <w:rFonts w:ascii="Calibri" w:hAnsi="Calibri" w:cs="Calibri"/>
-          <w:sz w:val="22"/>
-          <w:szCs w:val="22"/>
-        </w:rPr>
-        <w:t>Vargas, J. (2018). Técnicas de programación. Barcelona.</w:t>
-      </w:r>
-    </w:p>
-    <w:p>
-      <w:pPr>
-        <w:rPr>
-          <w:lang w:val="es-ES"/>
-        </w:rPr>
-      </w:pPr>
-    </w:p>
     <w:sectPr>
+      <w:headerReference w:type="default" r:id="rId11"/>
+      <w:footerReference w:type="default" r:id="rId12"/>
       <w:pgSz w:w="11907" w:h="16839" w:code="9"/>
       <w:pgMar w:top="1418" w:right="1701" w:bottom="1418" w:left="1701" w:header="709" w:footer="592" w:gutter="0"/>
       <w:cols w:space="708"/>
@@ -10357,7 +6281,7 @@
 </file>
 
 <file path=word/endnotes.xml><?xml version="1.0" encoding="utf-8"?>
-<w:endnotes xmlns:wpc="http://schemas.microsoft.com/office/word/2010/wordprocessingCanvas" xmlns:cx="http://schemas.microsoft.com/office/drawing/2014/chartex" xmlns:cx1="http://schemas.microsoft.com/office/drawing/2015/9/8/chartex" xmlns:cx2="http://schemas.microsoft.com/office/drawing/2015/10/21/chartex" xmlns:cx3="http://schemas.microsoft.com/office/drawing/2016/5/9/chartex" xmlns:cx4="http://schemas.microsoft.com/office/drawing/2016/5/10/chartex" xmlns:cx5="http://schemas.microsoft.com/office/drawing/2016/5/11/chartex" xmlns:cx6="http://schemas.microsoft.com/office/drawing/2016/5/12/chartex" xmlns:cx7="http://schemas.microsoft.com/office/drawing/2016/5/13/chartex" xmlns:cx8="http://schemas.microsoft.com/office/drawing/2016/5/14/chartex" xmlns:mc="http://schemas.openxmlformats.org/markup-compatibility/2006" xmlns:aink="http://schemas.microsoft.com/office/drawing/2016/ink" xmlns:am3d="http://schemas.microsoft.com/office/drawing/2017/model3d" xmlns:o="urn:schemas-microsoft-com:office:office" xmlns:r="http://schemas.openxmlformats.org/officeDocument/2006/relationships" xmlns:m="http://schemas.openxmlformats.org/officeDocument/2006/math" xmlns:v="urn:schemas-microsoft-com:vml" xmlns:wp14="http://schemas.microsoft.com/office/word/2010/wordprocessingDrawing" xmlns:wp="http://schemas.openxmlformats.org/drawingml/2006/wordprocessingDrawing" xmlns:w10="urn:schemas-microsoft-com:office:word" xmlns:w="http://schemas.openxmlformats.org/wordprocessingml/2006/main" xmlns:w14="http://schemas.microsoft.com/office/word/2010/wordml" xmlns:w15="http://schemas.microsoft.com/office/word/2012/wordml" xmlns:w16cex="http://schemas.microsoft.com/office/word/2018/wordml/cex" xmlns:w16cid="http://schemas.microsoft.com/office/word/2016/wordml/cid" xmlns:w16="http://schemas.microsoft.com/office/word/2018/wordml" xmlns:w16sdtdh="http://schemas.microsoft.com/office/word/2020/wordml/sdtdatahash" xmlns:w16se="http://schemas.microsoft.com/office/word/2015/wordml/symex" xmlns:wpg="http://schemas.microsoft.com/office/word/2010/wordprocessingGroup" xmlns:wpi="http://schemas.microsoft.com/office/word/2010/wordprocessingInk" xmlns:wne="http://schemas.microsoft.com/office/word/2006/wordml" xmlns:wps="http://schemas.microsoft.com/office/word/2010/wordprocessingShape" mc:Ignorable="w14 w15 w16se w16cid w16 w16cex w16sdtdh wp14">
+<w:endnotes xmlns:wpc="http://schemas.microsoft.com/office/word/2010/wordprocessingCanvas" xmlns:cx="http://schemas.microsoft.com/office/drawing/2014/chartex" xmlns:cx1="http://schemas.microsoft.com/office/drawing/2015/9/8/chartex" xmlns:cx2="http://schemas.microsoft.com/office/drawing/2015/10/21/chartex" xmlns:cx3="http://schemas.microsoft.com/office/drawing/2016/5/9/chartex" xmlns:cx4="http://schemas.microsoft.com/office/drawing/2016/5/10/chartex" xmlns:cx5="http://schemas.microsoft.com/office/drawing/2016/5/11/chartex" xmlns:cx6="http://schemas.microsoft.com/office/drawing/2016/5/12/chartex" xmlns:cx7="http://schemas.microsoft.com/office/drawing/2016/5/13/chartex" xmlns:cx8="http://schemas.microsoft.com/office/drawing/2016/5/14/chartex" xmlns:mc="http://schemas.openxmlformats.org/markup-compatibility/2006" xmlns:aink="http://schemas.microsoft.com/office/drawing/2016/ink" xmlns:am3d="http://schemas.microsoft.com/office/drawing/2017/model3d" xmlns:o="urn:schemas-microsoft-com:office:office" xmlns:oel="http://schemas.microsoft.com/office/2019/extlst" xmlns:r="http://schemas.openxmlformats.org/officeDocument/2006/relationships" xmlns:m="http://schemas.openxmlformats.org/officeDocument/2006/math" xmlns:v="urn:schemas-microsoft-com:vml" xmlns:wp14="http://schemas.microsoft.com/office/word/2010/wordprocessingDrawing" xmlns:wp="http://schemas.openxmlformats.org/drawingml/2006/wordprocessingDrawing" xmlns:w10="urn:schemas-microsoft-com:office:word" xmlns:w="http://schemas.openxmlformats.org/wordprocessingml/2006/main" xmlns:w14="http://schemas.microsoft.com/office/word/2010/wordml" xmlns:w15="http://schemas.microsoft.com/office/word/2012/wordml" xmlns:w16cex="http://schemas.microsoft.com/office/word/2018/wordml/cex" xmlns:w16cid="http://schemas.microsoft.com/office/word/2016/wordml/cid" xmlns:w16="http://schemas.microsoft.com/office/word/2018/wordml" xmlns:w16du="http://schemas.microsoft.com/office/word/2023/wordml/word16du" xmlns:w16sdtdh="http://schemas.microsoft.com/office/word/2020/wordml/sdtdatahash" xmlns:w16sdtfl="http://schemas.microsoft.com/office/word/2024/wordml/sdtformatlock" xmlns:w16se="http://schemas.microsoft.com/office/word/2015/wordml/symex" xmlns:wpg="http://schemas.microsoft.com/office/word/2010/wordprocessingGroup" xmlns:wpi="http://schemas.microsoft.com/office/word/2010/wordprocessingInk" xmlns:wne="http://schemas.microsoft.com/office/word/2006/wordml" xmlns:wps="http://schemas.microsoft.com/office/word/2010/wordprocessingShape" mc:Ignorable="w14 w15 w16se w16cid w16 w16cex w16sdtdh w16sdtfl w16du wp14">
   <w:endnote w:type="separator" w:id="-1">
     <w:p>
       <w:r>
@@ -10376,7 +6300,7 @@
 </file>
 
 <file path=word/footer1.xml><?xml version="1.0" encoding="utf-8"?>
-<w:ftr xmlns:wpc="http://schemas.microsoft.com/office/word/2010/wordprocessingCanvas" xmlns:cx="http://schemas.microsoft.com/office/drawing/2014/chartex" xmlns:cx1="http://schemas.microsoft.com/office/drawing/2015/9/8/chartex" xmlns:cx2="http://schemas.microsoft.com/office/drawing/2015/10/21/chartex" xmlns:cx3="http://schemas.microsoft.com/office/drawing/2016/5/9/chartex" xmlns:cx4="http://schemas.microsoft.com/office/drawing/2016/5/10/chartex" xmlns:cx5="http://schemas.microsoft.com/office/drawing/2016/5/11/chartex" xmlns:cx6="http://schemas.microsoft.com/office/drawing/2016/5/12/chartex" xmlns:cx7="http://schemas.microsoft.com/office/drawing/2016/5/13/chartex" xmlns:cx8="http://schemas.microsoft.com/office/drawing/2016/5/14/chartex" xmlns:mc="http://schemas.openxmlformats.org/markup-compatibility/2006" xmlns:aink="http://schemas.microsoft.com/office/drawing/2016/ink" xmlns:am3d="http://schemas.microsoft.com/office/drawing/2017/model3d" xmlns:o="urn:schemas-microsoft-com:office:office" xmlns:r="http://schemas.openxmlformats.org/officeDocument/2006/relationships" xmlns:m="http://schemas.openxmlformats.org/officeDocument/2006/math" xmlns:v="urn:schemas-microsoft-com:vml" xmlns:wp14="http://schemas.microsoft.com/office/word/2010/wordprocessingDrawing" xmlns:wp="http://schemas.openxmlformats.org/drawingml/2006/wordprocessingDrawing" xmlns:w10="urn:schemas-microsoft-com:office:word" xmlns:w="http://schemas.openxmlformats.org/wordprocessingml/2006/main" xmlns:w14="http://schemas.microsoft.com/office/word/2010/wordml" xmlns:w15="http://schemas.microsoft.com/office/word/2012/wordml" xmlns:w16cex="http://schemas.microsoft.com/office/word/2018/wordml/cex" xmlns:w16cid="http://schemas.microsoft.com/office/word/2016/wordml/cid" xmlns:w16="http://schemas.microsoft.com/office/word/2018/wordml" xmlns:w16sdtdh="http://schemas.microsoft.com/office/word/2020/wordml/sdtdatahash" xmlns:w16se="http://schemas.microsoft.com/office/word/2015/wordml/symex" xmlns:wpg="http://schemas.microsoft.com/office/word/2010/wordprocessingGroup" xmlns:wpi="http://schemas.microsoft.com/office/word/2010/wordprocessingInk" xmlns:wne="http://schemas.microsoft.com/office/word/2006/wordml" xmlns:wps="http://schemas.microsoft.com/office/word/2010/wordprocessingShape" mc:Ignorable="w14 w15 w16se w16cid w16 w16cex w16sdtdh wp14">
+<w:ftr xmlns:wpc="http://schemas.microsoft.com/office/word/2010/wordprocessingCanvas" xmlns:cx="http://schemas.microsoft.com/office/drawing/2014/chartex" xmlns:cx1="http://schemas.microsoft.com/office/drawing/2015/9/8/chartex" xmlns:cx2="http://schemas.microsoft.com/office/drawing/2015/10/21/chartex" xmlns:cx3="http://schemas.microsoft.com/office/drawing/2016/5/9/chartex" xmlns:cx4="http://schemas.microsoft.com/office/drawing/2016/5/10/chartex" xmlns:cx5="http://schemas.microsoft.com/office/drawing/2016/5/11/chartex" xmlns:cx6="http://schemas.microsoft.com/office/drawing/2016/5/12/chartex" xmlns:cx7="http://schemas.microsoft.com/office/drawing/2016/5/13/chartex" xmlns:cx8="http://schemas.microsoft.com/office/drawing/2016/5/14/chartex" xmlns:mc="http://schemas.openxmlformats.org/markup-compatibility/2006" xmlns:aink="http://schemas.microsoft.com/office/drawing/2016/ink" xmlns:am3d="http://schemas.microsoft.com/office/drawing/2017/model3d" xmlns:o="urn:schemas-microsoft-com:office:office" xmlns:oel="http://schemas.microsoft.com/office/2019/extlst" xmlns:r="http://schemas.openxmlformats.org/officeDocument/2006/relationships" xmlns:m="http://schemas.openxmlformats.org/officeDocument/2006/math" xmlns:v="urn:schemas-microsoft-com:vml" xmlns:wp14="http://schemas.microsoft.com/office/word/2010/wordprocessingDrawing" xmlns:wp="http://schemas.openxmlformats.org/drawingml/2006/wordprocessingDrawing" xmlns:w10="urn:schemas-microsoft-com:office:word" xmlns:w="http://schemas.openxmlformats.org/wordprocessingml/2006/main" xmlns:w14="http://schemas.microsoft.com/office/word/2010/wordml" xmlns:w15="http://schemas.microsoft.com/office/word/2012/wordml" xmlns:w16cex="http://schemas.microsoft.com/office/word/2018/wordml/cex" xmlns:w16cid="http://schemas.microsoft.com/office/word/2016/wordml/cid" xmlns:w16="http://schemas.microsoft.com/office/word/2018/wordml" xmlns:w16du="http://schemas.microsoft.com/office/word/2023/wordml/word16du" xmlns:w16sdtdh="http://schemas.microsoft.com/office/word/2020/wordml/sdtdatahash" xmlns:w16sdtfl="http://schemas.microsoft.com/office/word/2024/wordml/sdtformatlock" xmlns:w16se="http://schemas.microsoft.com/office/word/2015/wordml/symex" xmlns:wpg="http://schemas.microsoft.com/office/word/2010/wordprocessingGroup" xmlns:wpi="http://schemas.microsoft.com/office/word/2010/wordprocessingInk" xmlns:wne="http://schemas.microsoft.com/office/word/2006/wordml" xmlns:wps="http://schemas.microsoft.com/office/word/2010/wordprocessingShape" mc:Ignorable="w14 w15 w16se w16cid w16 w16cex w16sdtdh w16sdtfl w16du wp14">
   <w:p>
     <w:pPr>
       <w:jc w:val="both"/>
@@ -10396,7 +6320,7 @@
       <mc:AlternateContent>
         <mc:Choice Requires="wps">
           <w:drawing>
-            <wp:anchor distT="0" distB="0" distL="114300" distR="114300" simplePos="0" relativeHeight="251660288" behindDoc="0" locked="0" layoutInCell="1" allowOverlap="1" wp14:anchorId="58DF8119" wp14:editId="116883F0">
+            <wp:anchor distT="0" distB="0" distL="114300" distR="114300" simplePos="0" relativeHeight="251660288" behindDoc="0" locked="0" layoutInCell="1" allowOverlap="1" wp14:anchorId="5821388E" wp14:editId="0D839560">
               <wp:simplePos x="0" y="0"/>
               <wp:positionH relativeFrom="column">
                 <wp:posOffset>-356235</wp:posOffset>
@@ -10455,7 +6379,7 @@
             </wp:anchor>
           </w:drawing>
         </mc:Choice>
-        <mc:Fallback xmlns:a="http://schemas.openxmlformats.org/drawingml/2006/main" xmlns:a14="http://schemas.microsoft.com/office/drawing/2010/main" xmlns:w16du="http://schemas.microsoft.com/office/word/2023/wordml/word16du" xmlns:oel="http://schemas.microsoft.com/office/2019/extlst">
+        <mc:Fallback xmlns:a14="http://schemas.microsoft.com/office/drawing/2010/main" xmlns:a="http://schemas.openxmlformats.org/drawingml/2006/main">
           <w:pict w14:anchorId="2FD907C1">
             <v:shapetype id="_x0000_t32" coordsize="21600,21600" o:oned="t" filled="f" o:spt="32" path="m,l21600,21600e" w14:anchorId="73AD7D0B">
               <v:path fillok="f" arrowok="t" o:connecttype="none"/>
@@ -10474,7 +6398,7 @@
       <mc:AlternateContent>
         <mc:Choice Requires="wps">
           <w:drawing>
-            <wp:anchor distT="4294967295" distB="4294967295" distL="114300" distR="114300" simplePos="0" relativeHeight="251659264" behindDoc="0" locked="0" layoutInCell="1" allowOverlap="1" wp14:anchorId="719A3838" wp14:editId="446BB8BA">
+            <wp:anchor distT="4294967295" distB="4294967295" distL="114300" distR="114300" simplePos="0" relativeHeight="251659264" behindDoc="0" locked="0" layoutInCell="1" allowOverlap="1" wp14:anchorId="0C064C09" wp14:editId="689FA5AC">
               <wp:simplePos x="0" y="0"/>
               <wp:positionH relativeFrom="column">
                 <wp:posOffset>1028700</wp:posOffset>
@@ -10526,7 +6450,7 @@
             </wp:anchor>
           </w:drawing>
         </mc:Choice>
-        <mc:Fallback xmlns:a="http://schemas.openxmlformats.org/drawingml/2006/main" xmlns:a14="http://schemas.microsoft.com/office/drawing/2010/main" xmlns:w16du="http://schemas.microsoft.com/office/word/2023/wordml/word16du" xmlns:oel="http://schemas.microsoft.com/office/2019/extlst">
+        <mc:Fallback xmlns:a14="http://schemas.microsoft.com/office/drawing/2010/main" xmlns:a="http://schemas.openxmlformats.org/drawingml/2006/main">
           <w:pict w14:anchorId="4CB6A45B">
             <v:line id="Conector recto 7" style="position:absolute;z-index:251659264;visibility:visible;mso-wrap-style:square;mso-width-percent:0;mso-height-percent:0;mso-wrap-distance-left:9pt;mso-wrap-distance-top:-3e-5mm;mso-wrap-distance-right:9pt;mso-wrap-distance-bottom:-3e-5mm;mso-position-horizontal:absolute;mso-position-horizontal-relative:text;mso-position-vertical:absolute;mso-position-vertical-relative:text;mso-width-percent:0;mso-height-percent:0;mso-width-relative:page;mso-height-relative:page" o:spid="_x0000_s1026" strokecolor="windowText" strokeweight="1.5pt" from="81pt,756pt" to="507.75pt,756pt" w14:anchorId="595F5E3D" o:gfxdata="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">
               <v:stroke joinstyle="miter"/>
@@ -10539,20 +6463,12 @@
     <w:r>
       <w:rPr>
         <w:rFonts w:ascii="Arial" w:hAnsi="Arial" w:cs="Arial"/>
-        <w:sz w:val="20"/>
-        <w:szCs w:val="20"/>
-      </w:rPr>
-      <w:t/>
-    </w:r>
-    <w:r>
-      <w:rPr>
-        <w:rFonts w:ascii="Arial" w:hAnsi="Arial" w:cs="Arial"/>
         <w:i/>
         <w:iCs/>
         <w:sz w:val="16"/>
         <w:szCs w:val="16"/>
       </w:rPr>
-      <w:t xml:space="preserve">Calderón, C.; Carranza, S.; Galas, E.; García, C.; Julca, G.; Minaya, E.</w:t>
+      <w:t>Calderón, C.; Carranza, S.; Galas, E.; García, C.; Julca, G.; Minaya, E.</w:t>
     </w:r>
   </w:p>
   <w:p>
@@ -10562,24 +6478,6 @@
     <w:r>
       <w:rPr>
         <w:rFonts w:ascii="Arial" w:hAnsi="Arial" w:cs="Arial"/>
-        <w:i/>
-        <w:iCs/>
-        <w:sz w:val="16"/>
-        <w:szCs w:val="16"/>
-      </w:rPr>
-      <w:t/>
-    </w:r>
-    <w:r>
-      <w:rPr>
-        <w:rFonts w:ascii="Arial" w:hAnsi="Arial" w:cs="Arial"/>
-        <w:sz w:val="18"/>
-        <w:szCs w:val="18"/>
-      </w:rPr>
-      <w:t/>
-    </w:r>
-    <w:r>
-      <w:rPr>
-        <w:rFonts w:ascii="Arial" w:hAnsi="Arial" w:cs="Arial"/>
         <w:sz w:val="18"/>
         <w:szCs w:val="18"/>
       </w:rPr>
@@ -10691,7 +6589,7 @@
 </file>
 
 <file path=word/footnotes.xml><?xml version="1.0" encoding="utf-8"?>
-<w:footnotes xmlns:wpc="http://schemas.microsoft.com/office/word/2010/wordprocessingCanvas" xmlns:cx="http://schemas.microsoft.com/office/drawing/2014/chartex" xmlns:cx1="http://schemas.microsoft.com/office/drawing/2015/9/8/chartex" xmlns:cx2="http://schemas.microsoft.com/office/drawing/2015/10/21/chartex" xmlns:cx3="http://schemas.microsoft.com/office/drawing/2016/5/9/chartex" xmlns:cx4="http://schemas.microsoft.com/office/drawing/2016/5/10/chartex" xmlns:cx5="http://schemas.microsoft.com/office/drawing/2016/5/11/chartex" xmlns:cx6="http://schemas.microsoft.com/office/drawing/2016/5/12/chartex" xmlns:cx7="http://schemas.microsoft.com/office/drawing/2016/5/13/chartex" xmlns:cx8="http://schemas.microsoft.com/office/drawing/2016/5/14/chartex" xmlns:mc="http://schemas.openxmlformats.org/markup-compatibility/2006" xmlns:aink="http://schemas.microsoft.com/office/drawing/2016/ink" xmlns:am3d="http://schemas.microsoft.com/office/drawing/2017/model3d" xmlns:o="urn:schemas-microsoft-com:office:office" xmlns:r="http://schemas.openxmlformats.org/officeDocument/2006/relationships" xmlns:m="http://schemas.openxmlformats.org/officeDocument/2006/math" xmlns:v="urn:schemas-microsoft-com:vml" xmlns:wp14="http://schemas.microsoft.com/office/word/2010/wordprocessingDrawing" xmlns:wp="http://schemas.openxmlformats.org/drawingml/2006/wordprocessingDrawing" xmlns:w10="urn:schemas-microsoft-com:office:word" xmlns:w="http://schemas.openxmlformats.org/wordprocessingml/2006/main" xmlns:w14="http://schemas.microsoft.com/office/word/2010/wordml" xmlns:w15="http://schemas.microsoft.com/office/word/2012/wordml" xmlns:w16cex="http://schemas.microsoft.com/office/word/2018/wordml/cex" xmlns:w16cid="http://schemas.microsoft.com/office/word/2016/wordml/cid" xmlns:w16="http://schemas.microsoft.com/office/word/2018/wordml" xmlns:w16sdtdh="http://schemas.microsoft.com/office/word/2020/wordml/sdtdatahash" xmlns:w16se="http://schemas.microsoft.com/office/word/2015/wordml/symex" xmlns:wpg="http://schemas.microsoft.com/office/word/2010/wordprocessingGroup" xmlns:wpi="http://schemas.microsoft.com/office/word/2010/wordprocessingInk" xmlns:wne="http://schemas.microsoft.com/office/word/2006/wordml" xmlns:wps="http://schemas.microsoft.com/office/word/2010/wordprocessingShape" mc:Ignorable="w14 w15 w16se w16cid w16 w16cex w16sdtdh wp14">
+<w:footnotes xmlns:wpc="http://schemas.microsoft.com/office/word/2010/wordprocessingCanvas" xmlns:cx="http://schemas.microsoft.com/office/drawing/2014/chartex" xmlns:cx1="http://schemas.microsoft.com/office/drawing/2015/9/8/chartex" xmlns:cx2="http://schemas.microsoft.com/office/drawing/2015/10/21/chartex" xmlns:cx3="http://schemas.microsoft.com/office/drawing/2016/5/9/chartex" xmlns:cx4="http://schemas.microsoft.com/office/drawing/2016/5/10/chartex" xmlns:cx5="http://schemas.microsoft.com/office/drawing/2016/5/11/chartex" xmlns:cx6="http://schemas.microsoft.com/office/drawing/2016/5/12/chartex" xmlns:cx7="http://schemas.microsoft.com/office/drawing/2016/5/13/chartex" xmlns:cx8="http://schemas.microsoft.com/office/drawing/2016/5/14/chartex" xmlns:mc="http://schemas.openxmlformats.org/markup-compatibility/2006" xmlns:aink="http://schemas.microsoft.com/office/drawing/2016/ink" xmlns:am3d="http://schemas.microsoft.com/office/drawing/2017/model3d" xmlns:o="urn:schemas-microsoft-com:office:office" xmlns:oel="http://schemas.microsoft.com/office/2019/extlst" xmlns:r="http://schemas.openxmlformats.org/officeDocument/2006/relationships" xmlns:m="http://schemas.openxmlformats.org/officeDocument/2006/math" xmlns:v="urn:schemas-microsoft-com:vml" xmlns:wp14="http://schemas.microsoft.com/office/word/2010/wordprocessingDrawing" xmlns:wp="http://schemas.openxmlformats.org/drawingml/2006/wordprocessingDrawing" xmlns:w10="urn:schemas-microsoft-com:office:word" xmlns:w="http://schemas.openxmlformats.org/wordprocessingml/2006/main" xmlns:w14="http://schemas.microsoft.com/office/word/2010/wordml" xmlns:w15="http://schemas.microsoft.com/office/word/2012/wordml" xmlns:w16cex="http://schemas.microsoft.com/office/word/2018/wordml/cex" xmlns:w16cid="http://schemas.microsoft.com/office/word/2016/wordml/cid" xmlns:w16="http://schemas.microsoft.com/office/word/2018/wordml" xmlns:w16du="http://schemas.microsoft.com/office/word/2023/wordml/word16du" xmlns:w16sdtdh="http://schemas.microsoft.com/office/word/2020/wordml/sdtdatahash" xmlns:w16sdtfl="http://schemas.microsoft.com/office/word/2024/wordml/sdtformatlock" xmlns:w16se="http://schemas.microsoft.com/office/word/2015/wordml/symex" xmlns:wpg="http://schemas.microsoft.com/office/word/2010/wordprocessingGroup" xmlns:wpi="http://schemas.microsoft.com/office/word/2010/wordprocessingInk" xmlns:wne="http://schemas.microsoft.com/office/word/2006/wordml" xmlns:wps="http://schemas.microsoft.com/office/word/2010/wordprocessingShape" mc:Ignorable="w14 w15 w16se w16cid w16 w16cex w16sdtdh w16sdtfl w16du wp14">
   <w:footnote w:type="separator" w:id="-1">
     <w:p>
       <w:r>
@@ -10710,7 +6608,7 @@
 </file>
 
 <file path=word/header1.xml><?xml version="1.0" encoding="utf-8"?>
-<w:hdr xmlns:wpc="http://schemas.microsoft.com/office/word/2010/wordprocessingCanvas" xmlns:cx="http://schemas.microsoft.com/office/drawing/2014/chartex" xmlns:cx1="http://schemas.microsoft.com/office/drawing/2015/9/8/chartex" xmlns:cx2="http://schemas.microsoft.com/office/drawing/2015/10/21/chartex" xmlns:cx3="http://schemas.microsoft.com/office/drawing/2016/5/9/chartex" xmlns:cx4="http://schemas.microsoft.com/office/drawing/2016/5/10/chartex" xmlns:cx5="http://schemas.microsoft.com/office/drawing/2016/5/11/chartex" xmlns:cx6="http://schemas.microsoft.com/office/drawing/2016/5/12/chartex" xmlns:cx7="http://schemas.microsoft.com/office/drawing/2016/5/13/chartex" xmlns:cx8="http://schemas.microsoft.com/office/drawing/2016/5/14/chartex" xmlns:mc="http://schemas.openxmlformats.org/markup-compatibility/2006" xmlns:aink="http://schemas.microsoft.com/office/drawing/2016/ink" xmlns:am3d="http://schemas.microsoft.com/office/drawing/2017/model3d" xmlns:o="urn:schemas-microsoft-com:office:office" xmlns:r="http://schemas.openxmlformats.org/officeDocument/2006/relationships" xmlns:m="http://schemas.openxmlformats.org/officeDocument/2006/math" xmlns:v="urn:schemas-microsoft-com:vml" xmlns:wp14="http://schemas.microsoft.com/office/word/2010/wordprocessingDrawing" xmlns:wp="http://schemas.openxmlformats.org/drawingml/2006/wordprocessingDrawing" xmlns:w10="urn:schemas-microsoft-com:office:word" xmlns:w="http://schemas.openxmlformats.org/wordprocessingml/2006/main" xmlns:w14="http://schemas.microsoft.com/office/word/2010/wordml" xmlns:w15="http://schemas.microsoft.com/office/word/2012/wordml" xmlns:w16cex="http://schemas.microsoft.com/office/word/2018/wordml/cex" xmlns:w16cid="http://schemas.microsoft.com/office/word/2016/wordml/cid" xmlns:w16="http://schemas.microsoft.com/office/word/2018/wordml" xmlns:w16sdtdh="http://schemas.microsoft.com/office/word/2020/wordml/sdtdatahash" xmlns:w16se="http://schemas.microsoft.com/office/word/2015/wordml/symex" xmlns:wpg="http://schemas.microsoft.com/office/word/2010/wordprocessingGroup" xmlns:wpi="http://schemas.microsoft.com/office/word/2010/wordprocessingInk" xmlns:wne="http://schemas.microsoft.com/office/word/2006/wordml" xmlns:wps="http://schemas.microsoft.com/office/word/2010/wordprocessingShape" mc:Ignorable="w14 w15 w16se w16cid w16 w16cex w16sdtdh wp14">
+<w:hdr xmlns:wpc="http://schemas.microsoft.com/office/word/2010/wordprocessingCanvas" xmlns:cx="http://schemas.microsoft.com/office/drawing/2014/chartex" xmlns:cx1="http://schemas.microsoft.com/office/drawing/2015/9/8/chartex" xmlns:cx2="http://schemas.microsoft.com/office/drawing/2015/10/21/chartex" xmlns:cx3="http://schemas.microsoft.com/office/drawing/2016/5/9/chartex" xmlns:cx4="http://schemas.microsoft.com/office/drawing/2016/5/10/chartex" xmlns:cx5="http://schemas.microsoft.com/office/drawing/2016/5/11/chartex" xmlns:cx6="http://schemas.microsoft.com/office/drawing/2016/5/12/chartex" xmlns:cx7="http://schemas.microsoft.com/office/drawing/2016/5/13/chartex" xmlns:cx8="http://schemas.microsoft.com/office/drawing/2016/5/14/chartex" xmlns:mc="http://schemas.openxmlformats.org/markup-compatibility/2006" xmlns:aink="http://schemas.microsoft.com/office/drawing/2016/ink" xmlns:am3d="http://schemas.microsoft.com/office/drawing/2017/model3d" xmlns:o="urn:schemas-microsoft-com:office:office" xmlns:oel="http://schemas.microsoft.com/office/2019/extlst" xmlns:r="http://schemas.openxmlformats.org/officeDocument/2006/relationships" xmlns:m="http://schemas.openxmlformats.org/officeDocument/2006/math" xmlns:v="urn:schemas-microsoft-com:vml" xmlns:wp14="http://schemas.microsoft.com/office/word/2010/wordprocessingDrawing" xmlns:wp="http://schemas.openxmlformats.org/drawingml/2006/wordprocessingDrawing" xmlns:w10="urn:schemas-microsoft-com:office:word" xmlns:w="http://schemas.openxmlformats.org/wordprocessingml/2006/main" xmlns:w14="http://schemas.microsoft.com/office/word/2010/wordml" xmlns:w15="http://schemas.microsoft.com/office/word/2012/wordml" xmlns:w16cex="http://schemas.microsoft.com/office/word/2018/wordml/cex" xmlns:w16cid="http://schemas.microsoft.com/office/word/2016/wordml/cid" xmlns:w16="http://schemas.microsoft.com/office/word/2018/wordml" xmlns:w16du="http://schemas.microsoft.com/office/word/2023/wordml/word16du" xmlns:w16sdtdh="http://schemas.microsoft.com/office/word/2020/wordml/sdtdatahash" xmlns:w16sdtfl="http://schemas.microsoft.com/office/word/2024/wordml/sdtformatlock" xmlns:w16se="http://schemas.microsoft.com/office/word/2015/wordml/symex" xmlns:wpg="http://schemas.microsoft.com/office/word/2010/wordprocessingGroup" xmlns:wpi="http://schemas.microsoft.com/office/word/2010/wordprocessingInk" xmlns:wne="http://schemas.microsoft.com/office/word/2006/wordml" xmlns:wps="http://schemas.microsoft.com/office/word/2010/wordprocessingShape" mc:Ignorable="w14 w15 w16se w16cid w16 w16cex w16sdtdh w16sdtfl w16du wp14">
   <w:p>
     <w:pPr>
       <w:pStyle w:val="Encabezado"/>
@@ -10725,7 +6623,7 @@
         <w:lang w:val="en-US" w:eastAsia="en-US"/>
       </w:rPr>
       <w:drawing>
-        <wp:inline distT="0" distB="0" distL="0" distR="0" wp14:anchorId="4C5716D3" wp14:editId="03B37E6E">
+        <wp:inline distT="0" distB="0" distL="0" distR="0" wp14:anchorId="4381511B" wp14:editId="53114216">
           <wp:extent cx="781050" cy="452075"/>
           <wp:effectExtent l="0" t="0" r="0" b="5715"/>
           <wp:docPr id="11" name="Imagen 11" descr="Trabajando en Universidad Privada del Norte (UPN) | Great ..."/>
@@ -10778,18 +6676,23 @@
     </w:r>
     <w:r>
       <w:tab/>
-      <w:t xml:space="preserve"/>
     </w:r>
     <w:r>
       <w:rPr>
         <w:i/>
         <w:iCs/>
       </w:rPr>
-      <w:t>Veterinaria Mr. Pet</w:t>
+      <w:t xml:space="preserve">Veterinaria Mr. </w:t>
     </w:r>
+    <w:proofErr w:type="spellStart"/>
     <w:r>
-      <w:t/>
+      <w:rPr>
+        <w:i/>
+        <w:iCs/>
+      </w:rPr>
+      <w:t>Pet</w:t>
     </w:r>
+    <w:proofErr w:type="spellEnd"/>
   </w:p>
   <w:p>
     <w:pPr>
@@ -10804,7 +6707,7 @@
 </file>
 
 <file path=word/numbering.xml><?xml version="1.0" encoding="utf-8"?>
-<w:numbering xmlns:wpc="http://schemas.microsoft.com/office/word/2010/wordprocessingCanvas" xmlns:cx="http://schemas.microsoft.com/office/drawing/2014/chartex" xmlns:cx1="http://schemas.microsoft.com/office/drawing/2015/9/8/chartex" xmlns:cx2="http://schemas.microsoft.com/office/drawing/2015/10/21/chartex" xmlns:cx3="http://schemas.microsoft.com/office/drawing/2016/5/9/chartex" xmlns:cx4="http://schemas.microsoft.com/office/drawing/2016/5/10/chartex" xmlns:cx5="http://schemas.microsoft.com/office/drawing/2016/5/11/chartex" xmlns:cx6="http://schemas.microsoft.com/office/drawing/2016/5/12/chartex" xmlns:cx7="http://schemas.microsoft.com/office/drawing/2016/5/13/chartex" xmlns:cx8="http://schemas.microsoft.com/office/drawing/2016/5/14/chartex" xmlns:mc="http://schemas.openxmlformats.org/markup-compatibility/2006" xmlns:aink="http://schemas.microsoft.com/office/drawing/2016/ink" xmlns:am3d="http://schemas.microsoft.com/office/drawing/2017/model3d" xmlns:o="urn:schemas-microsoft-com:office:office" xmlns:r="http://schemas.openxmlformats.org/officeDocument/2006/relationships" xmlns:m="http://schemas.openxmlformats.org/officeDocument/2006/math" xmlns:v="urn:schemas-microsoft-com:vml" xmlns:wp14="http://schemas.microsoft.com/office/word/2010/wordprocessingDrawing" xmlns:wp="http://schemas.openxmlformats.org/drawingml/2006/wordprocessingDrawing" xmlns:w10="urn:schemas-microsoft-com:office:word" xmlns:w="http://schemas.openxmlformats.org/wordprocessingml/2006/main" xmlns:w14="http://schemas.microsoft.com/office/word/2010/wordml" xmlns:w15="http://schemas.microsoft.com/office/word/2012/wordml" xmlns:w16cex="http://schemas.microsoft.com/office/word/2018/wordml/cex" xmlns:w16cid="http://schemas.microsoft.com/office/word/2016/wordml/cid" xmlns:w16="http://schemas.microsoft.com/office/word/2018/wordml" xmlns:w16sdtdh="http://schemas.microsoft.com/office/word/2020/wordml/sdtdatahash" xmlns:w16se="http://schemas.microsoft.com/office/word/2015/wordml/symex" xmlns:wpg="http://schemas.microsoft.com/office/word/2010/wordprocessingGroup" xmlns:wpi="http://schemas.microsoft.com/office/word/2010/wordprocessingInk" xmlns:wne="http://schemas.microsoft.com/office/word/2006/wordml" xmlns:wps="http://schemas.microsoft.com/office/word/2010/wordprocessingShape" mc:Ignorable="w14 w15 w16se w16cid w16 w16cex w16sdtdh wp14">
+<w:numbering xmlns:wpc="http://schemas.microsoft.com/office/word/2010/wordprocessingCanvas" xmlns:cx="http://schemas.microsoft.com/office/drawing/2014/chartex" xmlns:cx1="http://schemas.microsoft.com/office/drawing/2015/9/8/chartex" xmlns:cx2="http://schemas.microsoft.com/office/drawing/2015/10/21/chartex" xmlns:cx3="http://schemas.microsoft.com/office/drawing/2016/5/9/chartex" xmlns:cx4="http://schemas.microsoft.com/office/drawing/2016/5/10/chartex" xmlns:cx5="http://schemas.microsoft.com/office/drawing/2016/5/11/chartex" xmlns:cx6="http://schemas.microsoft.com/office/drawing/2016/5/12/chartex" xmlns:cx7="http://schemas.microsoft.com/office/drawing/2016/5/13/chartex" xmlns:cx8="http://schemas.microsoft.com/office/drawing/2016/5/14/chartex" xmlns:mc="http://schemas.openxmlformats.org/markup-compatibility/2006" xmlns:aink="http://schemas.microsoft.com/office/drawing/2016/ink" xmlns:am3d="http://schemas.microsoft.com/office/drawing/2017/model3d" xmlns:o="urn:schemas-microsoft-com:office:office" xmlns:oel="http://schemas.microsoft.com/office/2019/extlst" xmlns:r="http://schemas.openxmlformats.org/officeDocument/2006/relationships" xmlns:m="http://schemas.openxmlformats.org/officeDocument/2006/math" xmlns:v="urn:schemas-microsoft-com:vml" xmlns:wp14="http://schemas.microsoft.com/office/word/2010/wordprocessingDrawing" xmlns:wp="http://schemas.openxmlformats.org/drawingml/2006/wordprocessingDrawing" xmlns:w10="urn:schemas-microsoft-com:office:word" xmlns:w="http://schemas.openxmlformats.org/wordprocessingml/2006/main" xmlns:w14="http://schemas.microsoft.com/office/word/2010/wordml" xmlns:w15="http://schemas.microsoft.com/office/word/2012/wordml" xmlns:w16cex="http://schemas.microsoft.com/office/word/2018/wordml/cex" xmlns:w16cid="http://schemas.microsoft.com/office/word/2016/wordml/cid" xmlns:w16="http://schemas.microsoft.com/office/word/2018/wordml" xmlns:w16du="http://schemas.microsoft.com/office/word/2023/wordml/word16du" xmlns:w16sdtdh="http://schemas.microsoft.com/office/word/2020/wordml/sdtdatahash" xmlns:w16sdtfl="http://schemas.microsoft.com/office/word/2024/wordml/sdtformatlock" xmlns:w16se="http://schemas.microsoft.com/office/word/2015/wordml/symex" xmlns:wpg="http://schemas.microsoft.com/office/word/2010/wordprocessingGroup" xmlns:wpi="http://schemas.microsoft.com/office/word/2010/wordprocessingInk" xmlns:wne="http://schemas.microsoft.com/office/word/2006/wordml" xmlns:wps="http://schemas.microsoft.com/office/word/2010/wordprocessingShape" mc:Ignorable="w14 w15 w16se w16cid w16 w16cex w16sdtdh w16sdtfl w16du wp14">
   <w:abstractNum w:abstractNumId="0" w15:restartNumberingAfterBreak="0">
     <w:nsid w:val="02883BE3"/>
     <w:multiLevelType w:val="hybridMultilevel"/>
@@ -16159,158 +12062,158 @@
       </w:pPr>
     </w:lvl>
   </w:abstractNum>
-  <w:num w:numId="1">
+  <w:num w:numId="1" w16cid:durableId="647561767">
     <w:abstractNumId w:val="38"/>
   </w:num>
-  <w:num w:numId="2">
+  <w:num w:numId="2" w16cid:durableId="637541002">
     <w:abstractNumId w:val="33"/>
   </w:num>
-  <w:num w:numId="3">
+  <w:num w:numId="3" w16cid:durableId="718632611">
     <w:abstractNumId w:val="42"/>
   </w:num>
-  <w:num w:numId="4">
+  <w:num w:numId="4" w16cid:durableId="1309286583">
     <w:abstractNumId w:val="21"/>
   </w:num>
-  <w:num w:numId="5">
+  <w:num w:numId="5" w16cid:durableId="1963219170">
     <w:abstractNumId w:val="5"/>
   </w:num>
-  <w:num w:numId="6">
+  <w:num w:numId="6" w16cid:durableId="1762295378">
     <w:abstractNumId w:val="37"/>
   </w:num>
-  <w:num w:numId="7">
+  <w:num w:numId="7" w16cid:durableId="1309894717">
     <w:abstractNumId w:val="10"/>
   </w:num>
-  <w:num w:numId="8">
+  <w:num w:numId="8" w16cid:durableId="1567884736">
     <w:abstractNumId w:val="34"/>
   </w:num>
-  <w:num w:numId="9">
+  <w:num w:numId="9" w16cid:durableId="2082169247">
     <w:abstractNumId w:val="47"/>
   </w:num>
-  <w:num w:numId="10">
+  <w:num w:numId="10" w16cid:durableId="1368681484">
     <w:abstractNumId w:val="36"/>
   </w:num>
-  <w:num w:numId="11">
+  <w:num w:numId="11" w16cid:durableId="499199820">
     <w:abstractNumId w:val="24"/>
   </w:num>
-  <w:num w:numId="12">
+  <w:num w:numId="12" w16cid:durableId="1220558778">
     <w:abstractNumId w:val="0"/>
   </w:num>
-  <w:num w:numId="13">
+  <w:num w:numId="13" w16cid:durableId="89008009">
     <w:abstractNumId w:val="19"/>
   </w:num>
-  <w:num w:numId="14">
+  <w:num w:numId="14" w16cid:durableId="2097096430">
     <w:abstractNumId w:val="31"/>
   </w:num>
-  <w:num w:numId="15">
+  <w:num w:numId="15" w16cid:durableId="216168988">
     <w:abstractNumId w:val="20"/>
   </w:num>
-  <w:num w:numId="16">
+  <w:num w:numId="16" w16cid:durableId="1571113745">
     <w:abstractNumId w:val="13"/>
   </w:num>
-  <w:num w:numId="17">
+  <w:num w:numId="17" w16cid:durableId="384107766">
     <w:abstractNumId w:val="45"/>
   </w:num>
-  <w:num w:numId="18">
+  <w:num w:numId="18" w16cid:durableId="1226377861">
     <w:abstractNumId w:val="22"/>
   </w:num>
-  <w:num w:numId="19">
+  <w:num w:numId="19" w16cid:durableId="1044795349">
     <w:abstractNumId w:val="4"/>
   </w:num>
-  <w:num w:numId="20">
+  <w:num w:numId="20" w16cid:durableId="1732923468">
     <w:abstractNumId w:val="11"/>
   </w:num>
-  <w:num w:numId="21">
+  <w:num w:numId="21" w16cid:durableId="461273460">
     <w:abstractNumId w:val="39"/>
   </w:num>
-  <w:num w:numId="22">
+  <w:num w:numId="22" w16cid:durableId="1059590488">
     <w:abstractNumId w:val="35"/>
   </w:num>
-  <w:num w:numId="23">
+  <w:num w:numId="23" w16cid:durableId="774325165">
     <w:abstractNumId w:val="6"/>
   </w:num>
-  <w:num w:numId="24">
+  <w:num w:numId="24" w16cid:durableId="1523932161">
     <w:abstractNumId w:val="18"/>
   </w:num>
-  <w:num w:numId="25">
+  <w:num w:numId="25" w16cid:durableId="702905572">
     <w:abstractNumId w:val="44"/>
   </w:num>
-  <w:num w:numId="26">
+  <w:num w:numId="26" w16cid:durableId="1077752694">
     <w:abstractNumId w:val="16"/>
   </w:num>
-  <w:num w:numId="27">
+  <w:num w:numId="27" w16cid:durableId="1275869140">
     <w:abstractNumId w:val="32"/>
   </w:num>
-  <w:num w:numId="28">
+  <w:num w:numId="28" w16cid:durableId="1322998959">
     <w:abstractNumId w:val="7"/>
   </w:num>
-  <w:num w:numId="29">
+  <w:num w:numId="29" w16cid:durableId="1731230197">
     <w:abstractNumId w:val="25"/>
   </w:num>
-  <w:num w:numId="30">
+  <w:num w:numId="30" w16cid:durableId="474447032">
     <w:abstractNumId w:val="15"/>
   </w:num>
-  <w:num w:numId="31">
+  <w:num w:numId="31" w16cid:durableId="530260911">
     <w:abstractNumId w:val="26"/>
   </w:num>
-  <w:num w:numId="32">
+  <w:num w:numId="32" w16cid:durableId="8027695">
     <w:abstractNumId w:val="48"/>
   </w:num>
-  <w:num w:numId="33">
+  <w:num w:numId="33" w16cid:durableId="787510113">
     <w:abstractNumId w:val="2"/>
   </w:num>
-  <w:num w:numId="34">
+  <w:num w:numId="34" w16cid:durableId="38475776">
     <w:abstractNumId w:val="12"/>
   </w:num>
-  <w:num w:numId="35">
+  <w:num w:numId="35" w16cid:durableId="1558200039">
     <w:abstractNumId w:val="14"/>
   </w:num>
-  <w:num w:numId="36">
+  <w:num w:numId="36" w16cid:durableId="1218127681">
     <w:abstractNumId w:val="40"/>
   </w:num>
-  <w:num w:numId="37">
+  <w:num w:numId="37" w16cid:durableId="2110932736">
     <w:abstractNumId w:val="1"/>
   </w:num>
-  <w:num w:numId="38">
+  <w:num w:numId="38" w16cid:durableId="268971894">
     <w:abstractNumId w:val="41"/>
   </w:num>
-  <w:num w:numId="39">
+  <w:num w:numId="39" w16cid:durableId="1488673192">
     <w:abstractNumId w:val="28"/>
   </w:num>
-  <w:num w:numId="40">
+  <w:num w:numId="40" w16cid:durableId="213929926">
     <w:abstractNumId w:val="46"/>
   </w:num>
-  <w:num w:numId="41">
+  <w:num w:numId="41" w16cid:durableId="212425166">
     <w:abstractNumId w:val="17"/>
   </w:num>
-  <w:num w:numId="42">
+  <w:num w:numId="42" w16cid:durableId="67658453">
     <w:abstractNumId w:val="27"/>
   </w:num>
-  <w:num w:numId="43">
+  <w:num w:numId="43" w16cid:durableId="728722986">
     <w:abstractNumId w:val="3"/>
   </w:num>
-  <w:num w:numId="44">
+  <w:num w:numId="44" w16cid:durableId="1978410086">
     <w:abstractNumId w:val="29"/>
   </w:num>
-  <w:num w:numId="45">
+  <w:num w:numId="45" w16cid:durableId="662389106">
     <w:abstractNumId w:val="43"/>
   </w:num>
-  <w:num w:numId="46">
+  <w:num w:numId="46" w16cid:durableId="1802839261">
     <w:abstractNumId w:val="30"/>
   </w:num>
-  <w:num w:numId="47">
+  <w:num w:numId="47" w16cid:durableId="820315405">
     <w:abstractNumId w:val="23"/>
   </w:num>
-  <w:num w:numId="48">
+  <w:num w:numId="48" w16cid:durableId="1738937589">
     <w:abstractNumId w:val="9"/>
   </w:num>
-  <w:num w:numId="49">
+  <w:num w:numId="49" w16cid:durableId="182717943">
     <w:abstractNumId w:val="8"/>
   </w:num>
 </w:numbering>
 </file>
 
 <file path=word/styles.xml><?xml version="1.0" encoding="utf-8"?>
-<w:styles xmlns:mc="http://schemas.openxmlformats.org/markup-compatibility/2006" xmlns:r="http://schemas.openxmlformats.org/officeDocument/2006/relationships" xmlns:w="http://schemas.openxmlformats.org/wordprocessingml/2006/main" xmlns:w14="http://schemas.microsoft.com/office/word/2010/wordml" xmlns:w15="http://schemas.microsoft.com/office/word/2012/wordml" xmlns:w16cex="http://schemas.microsoft.com/office/word/2018/wordml/cex" xmlns:w16cid="http://schemas.microsoft.com/office/word/2016/wordml/cid" xmlns:w16="http://schemas.microsoft.com/office/word/2018/wordml" xmlns:w16sdtdh="http://schemas.microsoft.com/office/word/2020/wordml/sdtdatahash" xmlns:w16se="http://schemas.microsoft.com/office/word/2015/wordml/symex" mc:Ignorable="w14 w15 w16se w16cid w16 w16cex w16sdtdh">
+<w:styles xmlns:mc="http://schemas.openxmlformats.org/markup-compatibility/2006" xmlns:r="http://schemas.openxmlformats.org/officeDocument/2006/relationships" xmlns:w="http://schemas.openxmlformats.org/wordprocessingml/2006/main" xmlns:w14="http://schemas.microsoft.com/office/word/2010/wordml" xmlns:w15="http://schemas.microsoft.com/office/word/2012/wordml" xmlns:w16cex="http://schemas.microsoft.com/office/word/2018/wordml/cex" xmlns:w16cid="http://schemas.microsoft.com/office/word/2016/wordml/cid" xmlns:w16="http://schemas.microsoft.com/office/word/2018/wordml" xmlns:w16du="http://schemas.microsoft.com/office/word/2023/wordml/word16du" xmlns:w16sdtdh="http://schemas.microsoft.com/office/word/2020/wordml/sdtdatahash" xmlns:w16sdtfl="http://schemas.microsoft.com/office/word/2024/wordml/sdtformatlock" xmlns:w16se="http://schemas.microsoft.com/office/word/2015/wordml/symex" mc:Ignorable="w14 w15 w16se w16cid w16 w16cex w16sdtdh w16sdtfl w16du">
   <w:docDefaults>
     <w:rPrDefault>
       <w:rPr>
